--- a/BoneSparrow-assessment-response.docx
+++ b/BoneSparrow-assessment-response.docx
@@ -867,12 +867,12 @@
         </w:tblBorders>
       </w:tblPr>
       <w:tblGrid>
-        <w:gridCol w:w="3400"/>
-        <w:gridCol w:w="2399"/>
-        <w:gridCol w:w="2399"/>
-        <w:gridCol w:w="2399"/>
-        <w:gridCol w:w="2399"/>
-        <w:gridCol w:w="2399"/>
+        <w:gridCol w:w="3000"/>
+        <w:gridCol w:w="2479"/>
+        <w:gridCol w:w="2479"/>
+        <w:gridCol w:w="2479"/>
+        <w:gridCol w:w="2479"/>
+        <w:gridCol w:w="2479"/>
       </w:tblGrid>
       <w:tr>
         <w:trPr>
@@ -880,7 +880,7 @@
         </w:trPr>
         <w:tc>
           <w:tcPr>
-            <w:tcW w:type="dxa" w:w="3400"/>
+            <w:tcW w:type="dxa" w:w="3000"/>
             <w:shd w:fill="D9D9D9" w:color="auto" w:val="clear"/>
             <w:tcMar>
               <w:top w:type="dxa" w:w="60"/>
@@ -907,7 +907,7 @@
         </w:tc>
         <w:tc>
           <w:tcPr>
-            <w:tcW w:type="dxa" w:w="2399"/>
+            <w:tcW w:type="dxa" w:w="2479"/>
             <w:shd w:fill="D9D9D9" w:color="auto" w:val="clear"/>
             <w:tcMar>
               <w:top w:type="dxa" w:w="60"/>
@@ -928,9 +928,35 @@
                 <w:sz w:val="18"/>
                 <w:szCs w:val="18"/>
               </w:rPr>
+              <w:t xml:space="preserve">Level 5</w:t>
+            </w:r>
+          </w:p>
+          <w:p>
+            <w:pPr>
+              <w:spacing w:after="0"/>
+            </w:pPr>
+            <w:r>
+              <w:rPr>
+                <w:rFonts w:ascii="Arial" w:cs="Arial" w:eastAsia="Arial" w:hAnsi="Arial"/>
+                <w:color w:val="595959"/>
+                <w:sz w:val="15"/>
+                <w:szCs w:val="15"/>
+              </w:rPr>
               <w:t xml:space="preserve">Emerging</w:t>
             </w:r>
           </w:p>
+        </w:tc>
+        <w:tc>
+          <w:tcPr>
+            <w:tcW w:type="dxa" w:w="2479"/>
+            <w:shd w:fill="D9D9D9" w:color="auto" w:val="clear"/>
+            <w:tcMar>
+              <w:top w:type="dxa" w:w="60"/>
+              <w:left w:type="dxa" w:w="90"/>
+              <w:bottom w:type="dxa" w:w="60"/>
+              <w:right w:type="dxa" w:w="90"/>
+            </w:tcMar>
+          </w:tcPr>
           <w:p>
             <w:pPr>
               <w:spacing w:after="0"/>
@@ -943,14 +969,28 @@
                 <w:sz w:val="18"/>
                 <w:szCs w:val="18"/>
               </w:rPr>
-              <w:t xml:space="preserve">(6.0)</w:t>
-            </w:r>
-          </w:p>
-        </w:tc>
-        <w:tc>
-          <w:tcPr>
-            <w:tcW w:type="dxa" w:w="2399"/>
-            <w:shd w:fill="D9D9D9" w:color="auto" w:val="clear"/>
+              <w:t xml:space="preserve">Level 6</w:t>
+            </w:r>
+          </w:p>
+          <w:p>
+            <w:pPr>
+              <w:spacing w:after="0"/>
+            </w:pPr>
+            <w:r>
+              <w:rPr>
+                <w:rFonts w:ascii="Arial" w:cs="Arial" w:eastAsia="Arial" w:hAnsi="Arial"/>
+                <w:color w:val="595959"/>
+                <w:sz w:val="15"/>
+                <w:szCs w:val="15"/>
+              </w:rPr>
+              <w:t xml:space="preserve">Working towards</w:t>
+            </w:r>
+          </w:p>
+        </w:tc>
+        <w:tc>
+          <w:tcPr>
+            <w:tcW w:type="dxa" w:w="2479"/>
+            <w:shd w:fill="E7E6E6" w:color="auto" w:val="clear"/>
             <w:tcMar>
               <w:top w:type="dxa" w:w="60"/>
               <w:left w:type="dxa" w:w="90"/>
@@ -970,9 +1010,35 @@
                 <w:sz w:val="18"/>
                 <w:szCs w:val="18"/>
               </w:rPr>
-              <w:t xml:space="preserve">Working Towards the Standard</w:t>
-            </w:r>
-          </w:p>
+              <w:t xml:space="preserve">Level 7 · expected at Year 7</w:t>
+            </w:r>
+          </w:p>
+          <w:p>
+            <w:pPr>
+              <w:spacing w:after="0"/>
+            </w:pPr>
+            <w:r>
+              <w:rPr>
+                <w:rFonts w:ascii="Arial" w:cs="Arial" w:eastAsia="Arial" w:hAnsi="Arial"/>
+                <w:color w:val="595959"/>
+                <w:sz w:val="15"/>
+                <w:szCs w:val="15"/>
+              </w:rPr>
+              <w:t xml:space="preserve">At the standard</w:t>
+            </w:r>
+          </w:p>
+        </w:tc>
+        <w:tc>
+          <w:tcPr>
+            <w:tcW w:type="dxa" w:w="2479"/>
+            <w:shd w:fill="D9D9D9" w:color="auto" w:val="clear"/>
+            <w:tcMar>
+              <w:top w:type="dxa" w:w="60"/>
+              <w:left w:type="dxa" w:w="90"/>
+              <w:bottom w:type="dxa" w:w="60"/>
+              <w:right w:type="dxa" w:w="90"/>
+            </w:tcMar>
+          </w:tcPr>
           <w:p>
             <w:pPr>
               <w:spacing w:after="0"/>
@@ -985,14 +1051,28 @@
                 <w:sz w:val="18"/>
                 <w:szCs w:val="18"/>
               </w:rPr>
-              <w:t xml:space="preserve">(6.5)</w:t>
-            </w:r>
-          </w:p>
-        </w:tc>
-        <w:tc>
-          <w:tcPr>
-            <w:tcW w:type="dxa" w:w="2399"/>
-            <w:shd w:fill="E7E6E6" w:color="auto" w:val="clear"/>
+              <w:t xml:space="preserve">Level 8</w:t>
+            </w:r>
+          </w:p>
+          <w:p>
+            <w:pPr>
+              <w:spacing w:after="0"/>
+            </w:pPr>
+            <w:r>
+              <w:rPr>
+                <w:rFonts w:ascii="Arial" w:cs="Arial" w:eastAsia="Arial" w:hAnsi="Arial"/>
+                <w:color w:val="595959"/>
+                <w:sz w:val="15"/>
+                <w:szCs w:val="15"/>
+              </w:rPr>
+              <w:t xml:space="preserve">Above</w:t>
+            </w:r>
+          </w:p>
+        </w:tc>
+        <w:tc>
+          <w:tcPr>
+            <w:tcW w:type="dxa" w:w="2479"/>
+            <w:shd w:fill="D9D9D9" w:color="auto" w:val="clear"/>
             <w:tcMar>
               <w:top w:type="dxa" w:w="60"/>
               <w:left w:type="dxa" w:w="90"/>
@@ -1012,106 +1092,21 @@
                 <w:sz w:val="18"/>
                 <w:szCs w:val="18"/>
               </w:rPr>
-              <w:t xml:space="preserve">At the Standard</w:t>
-            </w:r>
-          </w:p>
-          <w:p>
-            <w:pPr>
-              <w:spacing w:after="0"/>
-            </w:pPr>
-            <w:r>
-              <w:rPr>
-                <w:rFonts w:ascii="Arial" w:cs="Arial" w:eastAsia="Arial" w:hAnsi="Arial"/>
-                <w:b/>
-                <w:bCs/>
-                <w:sz w:val="18"/>
-                <w:szCs w:val="18"/>
-              </w:rPr>
-              <w:t xml:space="preserve">(7.0)</w:t>
-            </w:r>
-          </w:p>
-        </w:tc>
-        <w:tc>
-          <w:tcPr>
-            <w:tcW w:type="dxa" w:w="2399"/>
-            <w:shd w:fill="D9D9D9" w:color="auto" w:val="clear"/>
-            <w:tcMar>
-              <w:top w:type="dxa" w:w="60"/>
-              <w:left w:type="dxa" w:w="90"/>
-              <w:bottom w:type="dxa" w:w="60"/>
-              <w:right w:type="dxa" w:w="90"/>
-            </w:tcMar>
-          </w:tcPr>
-          <w:p>
-            <w:pPr>
-              <w:spacing w:after="0"/>
-            </w:pPr>
-            <w:r>
-              <w:rPr>
-                <w:rFonts w:ascii="Arial" w:cs="Arial" w:eastAsia="Arial" w:hAnsi="Arial"/>
-                <w:b/>
-                <w:bCs/>
-                <w:sz w:val="18"/>
-                <w:szCs w:val="18"/>
-              </w:rPr>
-              <w:t xml:space="preserve">Above the Standard</w:t>
-            </w:r>
-          </w:p>
-          <w:p>
-            <w:pPr>
-              <w:spacing w:after="0"/>
-            </w:pPr>
-            <w:r>
-              <w:rPr>
-                <w:rFonts w:ascii="Arial" w:cs="Arial" w:eastAsia="Arial" w:hAnsi="Arial"/>
-                <w:b/>
-                <w:bCs/>
-                <w:sz w:val="18"/>
-                <w:szCs w:val="18"/>
-              </w:rPr>
-              <w:t xml:space="preserve">(7.5)</w:t>
-            </w:r>
-          </w:p>
-        </w:tc>
-        <w:tc>
-          <w:tcPr>
-            <w:tcW w:type="dxa" w:w="2399"/>
-            <w:shd w:fill="D9D9D9" w:color="auto" w:val="clear"/>
-            <w:tcMar>
-              <w:top w:type="dxa" w:w="60"/>
-              <w:left w:type="dxa" w:w="90"/>
-              <w:bottom w:type="dxa" w:w="60"/>
-              <w:right w:type="dxa" w:w="90"/>
-            </w:tcMar>
-          </w:tcPr>
-          <w:p>
-            <w:pPr>
-              <w:spacing w:after="0"/>
-            </w:pPr>
-            <w:r>
-              <w:rPr>
-                <w:rFonts w:ascii="Arial" w:cs="Arial" w:eastAsia="Arial" w:hAnsi="Arial"/>
-                <w:b/>
-                <w:bCs/>
-                <w:sz w:val="18"/>
-                <w:szCs w:val="18"/>
-              </w:rPr>
-              <w:t xml:space="preserve">Well Above the Standard</w:t>
-            </w:r>
-          </w:p>
-          <w:p>
-            <w:pPr>
-              <w:spacing w:after="0"/>
-            </w:pPr>
-            <w:r>
-              <w:rPr>
-                <w:rFonts w:ascii="Arial" w:cs="Arial" w:eastAsia="Arial" w:hAnsi="Arial"/>
-                <w:b/>
-                <w:bCs/>
-                <w:sz w:val="18"/>
-                <w:szCs w:val="18"/>
-              </w:rPr>
-              <w:t xml:space="preserve">(8.0)</w:t>
+              <w:t xml:space="preserve">Level 9</w:t>
+            </w:r>
+          </w:p>
+          <w:p>
+            <w:pPr>
+              <w:spacing w:after="0"/>
+            </w:pPr>
+            <w:r>
+              <w:rPr>
+                <w:rFonts w:ascii="Arial" w:cs="Arial" w:eastAsia="Arial" w:hAnsi="Arial"/>
+                <w:color w:val="595959"/>
+                <w:sz w:val="15"/>
+                <w:szCs w:val="15"/>
+              </w:rPr>
+              <w:t xml:space="preserve">Well above</w:t>
             </w:r>
           </w:p>
         </w:tc>
@@ -1119,7 +1114,7 @@
       <w:tr>
         <w:tc>
           <w:tcPr>
-            <w:tcW w:type="dxa" w:w="3400"/>
+            <w:tcW w:type="dxa" w:w="3000"/>
             <w:tcMar>
               <w:top w:type="dxa" w:w="60"/>
               <w:left w:type="dxa" w:w="90"/>
@@ -1139,61 +1134,89 @@
                 <w:sz w:val="17"/>
                 <w:szCs w:val="17"/>
               </w:rPr>
-              <w:t xml:space="preserve">Content – the idea about the novel, explored beyond the events of the story.</w:t>
-            </w:r>
-          </w:p>
-        </w:tc>
-        <w:tc>
-          <w:tcPr>
-            <w:tcW w:type="dxa" w:w="2399"/>
-            <w:tcMar>
-              <w:top w:type="dxa" w:w="60"/>
-              <w:left w:type="dxa" w:w="90"/>
-              <w:bottom w:type="dxa" w:w="60"/>
-              <w:right w:type="dxa" w:w="90"/>
-            </w:tcMar>
-          </w:tcPr>
-          <w:p>
-            <w:pPr>
-              <w:spacing w:after="0"/>
-            </w:pPr>
-            <w:r>
-              <w:rPr>
-                <w:rFonts w:ascii="Arial" w:cs="Arial" w:eastAsia="Arial" w:hAnsi="Arial"/>
-                <w:sz w:val="17"/>
-                <w:szCs w:val="17"/>
-              </w:rPr>
-              <w:t xml:space="preserve">Retold what happens in the novel, with little sense of an idea behind it.</w:t>
-            </w:r>
-          </w:p>
-        </w:tc>
-        <w:tc>
-          <w:tcPr>
-            <w:tcW w:type="dxa" w:w="2399"/>
-            <w:tcMar>
-              <w:top w:type="dxa" w:w="60"/>
-              <w:left w:type="dxa" w:w="90"/>
-              <w:bottom w:type="dxa" w:w="60"/>
-              <w:right w:type="dxa" w:w="90"/>
-            </w:tcMar>
-          </w:tcPr>
-          <w:p>
-            <w:pPr>
-              <w:spacing w:after="0"/>
-            </w:pPr>
-            <w:r>
-              <w:rPr>
-                <w:rFonts w:ascii="Arial" w:cs="Arial" w:eastAsia="Arial" w:hAnsi="Arial"/>
-                <w:sz w:val="17"/>
-                <w:szCs w:val="17"/>
-              </w:rPr>
-              <w:t xml:space="preserve">Named an idea from the novel, but drifted into retelling the story.</w:t>
-            </w:r>
-          </w:p>
-        </w:tc>
-        <w:tc>
-          <w:tcPr>
-            <w:tcW w:type="dxa" w:w="2399"/>
+              <w:t xml:space="preserve">Interpreting texts</w:t>
+            </w:r>
+          </w:p>
+          <w:p>
+            <w:pPr>
+              <w:spacing w:after="0"/>
+            </w:pPr>
+            <w:r>
+              <w:rPr>
+                <w:rFonts w:ascii="Arial" w:cs="Arial" w:eastAsia="Arial" w:hAnsi="Arial"/>
+                <w:color w:val="595959"/>
+                <w:sz w:val="15"/>
+                <w:szCs w:val="15"/>
+              </w:rPr>
+              <w:t xml:space="preserve">the idea about the novel</w:t>
+            </w:r>
+          </w:p>
+          <w:p>
+            <w:pPr>
+              <w:spacing w:after="0"/>
+            </w:pPr>
+            <w:r>
+              <w:rPr>
+                <w:rFonts w:ascii="Arial" w:cs="Arial" w:eastAsia="Arial" w:hAnsi="Arial"/>
+                <w:color w:val="808080"/>
+                <w:sz w:val="14"/>
+                <w:szCs w:val="14"/>
+              </w:rPr>
+              <w:t xml:space="preserve">Reading and Viewing</w:t>
+            </w:r>
+          </w:p>
+        </w:tc>
+        <w:tc>
+          <w:tcPr>
+            <w:tcW w:type="dxa" w:w="2479"/>
+            <w:tcMar>
+              <w:top w:type="dxa" w:w="60"/>
+              <w:left w:type="dxa" w:w="90"/>
+              <w:bottom w:type="dxa" w:w="60"/>
+              <w:right w:type="dxa" w:w="90"/>
+            </w:tcMar>
+          </w:tcPr>
+          <w:p>
+            <w:pPr>
+              <w:spacing w:after="0"/>
+            </w:pPr>
+            <w:r>
+              <w:rPr>
+                <w:rFonts w:ascii="Arial" w:cs="Arial" w:eastAsia="Arial" w:hAnsi="Arial"/>
+                <w:sz w:val="16"/>
+                <w:szCs w:val="16"/>
+              </w:rPr>
+              <w:t xml:space="preserve">I can describe the purpose of different text types</w:t>
+            </w:r>
+          </w:p>
+        </w:tc>
+        <w:tc>
+          <w:tcPr>
+            <w:tcW w:type="dxa" w:w="2479"/>
+            <w:tcMar>
+              <w:top w:type="dxa" w:w="60"/>
+              <w:left w:type="dxa" w:w="90"/>
+              <w:bottom w:type="dxa" w:w="60"/>
+              <w:right w:type="dxa" w:w="90"/>
+            </w:tcMar>
+          </w:tcPr>
+          <w:p>
+            <w:pPr>
+              <w:spacing w:after="0"/>
+            </w:pPr>
+            <w:r>
+              <w:rPr>
+                <w:rFonts w:ascii="Arial" w:cs="Arial" w:eastAsia="Arial" w:hAnsi="Arial"/>
+                <w:sz w:val="16"/>
+                <w:szCs w:val="16"/>
+              </w:rPr>
+              <w:t xml:space="preserve">I can describe the way authors try to influence their audience</w:t>
+            </w:r>
+          </w:p>
+        </w:tc>
+        <w:tc>
+          <w:tcPr>
+            <w:tcW w:type="dxa" w:w="2479"/>
             <w:shd w:fill="F2F2F2" w:color="auto" w:val="clear"/>
             <w:tcMar>
               <w:top w:type="dxa" w:w="60"/>
@@ -1209,58 +1232,58 @@
             <w:r>
               <w:rPr>
                 <w:rFonts w:ascii="Arial" w:cs="Arial" w:eastAsia="Arial" w:hAnsi="Arial"/>
-                <w:sz w:val="17"/>
-                <w:szCs w:val="17"/>
-              </w:rPr>
-              <w:t xml:space="preserve">Stated a clear idea about the novel in a topic sentence and stayed with that idea for the whole paragraph.</w:t>
-            </w:r>
-          </w:p>
-        </w:tc>
-        <w:tc>
-          <w:tcPr>
-            <w:tcW w:type="dxa" w:w="2399"/>
-            <w:tcMar>
-              <w:top w:type="dxa" w:w="60"/>
-              <w:left w:type="dxa" w:w="90"/>
-              <w:bottom w:type="dxa" w:w="60"/>
-              <w:right w:type="dxa" w:w="90"/>
-            </w:tcMar>
-          </w:tcPr>
-          <w:p>
-            <w:pPr>
-              <w:spacing w:after="0"/>
-            </w:pPr>
-            <w:r>
-              <w:rPr>
-                <w:rFonts w:ascii="Arial" w:cs="Arial" w:eastAsia="Arial" w:hAnsi="Arial"/>
-                <w:sz w:val="17"/>
-                <w:szCs w:val="17"/>
-              </w:rPr>
-              <w:t xml:space="preserve">Stated a precise idea and developed it, showing how the novel builds that idea across more than one moment.</w:t>
-            </w:r>
-          </w:p>
-        </w:tc>
-        <w:tc>
-          <w:tcPr>
-            <w:tcW w:type="dxa" w:w="2399"/>
-            <w:tcMar>
-              <w:top w:type="dxa" w:w="60"/>
-              <w:left w:type="dxa" w:w="90"/>
-              <w:bottom w:type="dxa" w:w="60"/>
-              <w:right w:type="dxa" w:w="90"/>
-            </w:tcMar>
-          </w:tcPr>
-          <w:p>
-            <w:pPr>
-              <w:spacing w:after="0"/>
-            </w:pPr>
-            <w:r>
-              <w:rPr>
-                <w:rFonts w:ascii="Arial" w:cs="Arial" w:eastAsia="Arial" w:hAnsi="Arial"/>
-                <w:sz w:val="17"/>
-                <w:szCs w:val="17"/>
-              </w:rPr>
-              <w:t xml:space="preserve">Stated a precise and original idea and sustained it, treating the idea as an issue the novel raises rather than a theme it contains.</w:t>
+                <w:sz w:val="16"/>
+                <w:szCs w:val="16"/>
+              </w:rPr>
+              <w:t xml:space="preserve">I can explain how the structure and language used in a text helps influence the audience</w:t>
+            </w:r>
+          </w:p>
+        </w:tc>
+        <w:tc>
+          <w:tcPr>
+            <w:tcW w:type="dxa" w:w="2479"/>
+            <w:tcMar>
+              <w:top w:type="dxa" w:w="60"/>
+              <w:left w:type="dxa" w:w="90"/>
+              <w:bottom w:type="dxa" w:w="60"/>
+              <w:right w:type="dxa" w:w="90"/>
+            </w:tcMar>
+          </w:tcPr>
+          <w:p>
+            <w:pPr>
+              <w:spacing w:after="0"/>
+            </w:pPr>
+            <w:r>
+              <w:rPr>
+                <w:rFonts w:ascii="Arial" w:cs="Arial" w:eastAsia="Arial" w:hAnsi="Arial"/>
+                <w:sz w:val="16"/>
+                <w:szCs w:val="16"/>
+              </w:rPr>
+              <w:t xml:space="preserve">I can find the author’s point of view in a text and evaluate how credible the text is</w:t>
+            </w:r>
+          </w:p>
+        </w:tc>
+        <w:tc>
+          <w:tcPr>
+            <w:tcW w:type="dxa" w:w="2479"/>
+            <w:tcMar>
+              <w:top w:type="dxa" w:w="60"/>
+              <w:left w:type="dxa" w:w="90"/>
+              <w:bottom w:type="dxa" w:w="60"/>
+              <w:right w:type="dxa" w:w="90"/>
+            </w:tcMar>
+          </w:tcPr>
+          <w:p>
+            <w:pPr>
+              <w:spacing w:after="0"/>
+            </w:pPr>
+            <w:r>
+              <w:rPr>
+                <w:rFonts w:ascii="Arial" w:cs="Arial" w:eastAsia="Arial" w:hAnsi="Arial"/>
+                <w:sz w:val="16"/>
+                <w:szCs w:val="16"/>
+              </w:rPr>
+              <w:t xml:space="preserve">I can compare the way people and issues are represented in different texts</w:t>
             </w:r>
           </w:p>
         </w:tc>
@@ -1268,7 +1291,7 @@
       <w:tr>
         <w:tc>
           <w:tcPr>
-            <w:tcW w:type="dxa" w:w="3400"/>
+            <w:tcW w:type="dxa" w:w="3000"/>
             <w:tcMar>
               <w:top w:type="dxa" w:w="60"/>
               <w:left w:type="dxa" w:w="90"/>
@@ -1288,61 +1311,89 @@
                 <w:sz w:val="17"/>
                 <w:szCs w:val="17"/>
               </w:rPr>
-              <w:t xml:space="preserve">Evidence – quotations chosen from the text and embedded in the writing.</w:t>
-            </w:r>
-          </w:p>
-        </w:tc>
-        <w:tc>
-          <w:tcPr>
-            <w:tcW w:type="dxa" w:w="2399"/>
-            <w:tcMar>
-              <w:top w:type="dxa" w:w="60"/>
-              <w:left w:type="dxa" w:w="90"/>
-              <w:bottom w:type="dxa" w:w="60"/>
-              <w:right w:type="dxa" w:w="90"/>
-            </w:tcMar>
-          </w:tcPr>
-          <w:p>
-            <w:pPr>
-              <w:spacing w:after="0"/>
-            </w:pPr>
-            <w:r>
-              <w:rPr>
-                <w:rFonts w:ascii="Arial" w:cs="Arial" w:eastAsia="Arial" w:hAnsi="Arial"/>
-                <w:sz w:val="17"/>
-                <w:szCs w:val="17"/>
-              </w:rPr>
-              <w:t xml:space="preserve">Included little evidence from the novel, or quoted without connecting the quote to an idea.</w:t>
-            </w:r>
-          </w:p>
-        </w:tc>
-        <w:tc>
-          <w:tcPr>
-            <w:tcW w:type="dxa" w:w="2399"/>
-            <w:tcMar>
-              <w:top w:type="dxa" w:w="60"/>
-              <w:left w:type="dxa" w:w="90"/>
-              <w:bottom w:type="dxa" w:w="60"/>
-              <w:right w:type="dxa" w:w="90"/>
-            </w:tcMar>
-          </w:tcPr>
-          <w:p>
-            <w:pPr>
-              <w:spacing w:after="0"/>
-            </w:pPr>
-            <w:r>
-              <w:rPr>
-                <w:rFonts w:ascii="Arial" w:cs="Arial" w:eastAsia="Arial" w:hAnsi="Arial"/>
-                <w:sz w:val="17"/>
-                <w:szCs w:val="17"/>
-              </w:rPr>
-              <w:t xml:space="preserve">Included a quotation, sometimes placed in the paragraph on its own without explanation.</w:t>
-            </w:r>
-          </w:p>
-        </w:tc>
-        <w:tc>
-          <w:tcPr>
-            <w:tcW w:type="dxa" w:w="2399"/>
+              <w:t xml:space="preserve">Using evidence</w:t>
+            </w:r>
+          </w:p>
+          <w:p>
+            <w:pPr>
+              <w:spacing w:after="0"/>
+            </w:pPr>
+            <w:r>
+              <w:rPr>
+                <w:rFonts w:ascii="Arial" w:cs="Arial" w:eastAsia="Arial" w:hAnsi="Arial"/>
+                <w:color w:val="595959"/>
+                <w:sz w:val="15"/>
+                <w:szCs w:val="15"/>
+              </w:rPr>
+              <w:t xml:space="preserve">choosing the quote</w:t>
+            </w:r>
+          </w:p>
+          <w:p>
+            <w:pPr>
+              <w:spacing w:after="0"/>
+            </w:pPr>
+            <w:r>
+              <w:rPr>
+                <w:rFonts w:ascii="Arial" w:cs="Arial" w:eastAsia="Arial" w:hAnsi="Arial"/>
+                <w:color w:val="808080"/>
+                <w:sz w:val="14"/>
+                <w:szCs w:val="14"/>
+              </w:rPr>
+              <w:t xml:space="preserve">Reading and Viewing</w:t>
+            </w:r>
+          </w:p>
+        </w:tc>
+        <w:tc>
+          <w:tcPr>
+            <w:tcW w:type="dxa" w:w="2479"/>
+            <w:tcMar>
+              <w:top w:type="dxa" w:w="60"/>
+              <w:left w:type="dxa" w:w="90"/>
+              <w:bottom w:type="dxa" w:w="60"/>
+              <w:right w:type="dxa" w:w="90"/>
+            </w:tcMar>
+          </w:tcPr>
+          <w:p>
+            <w:pPr>
+              <w:spacing w:after="0"/>
+            </w:pPr>
+            <w:r>
+              <w:rPr>
+                <w:rFonts w:ascii="Arial" w:cs="Arial" w:eastAsia="Arial" w:hAnsi="Arial"/>
+                <w:sz w:val="16"/>
+                <w:szCs w:val="16"/>
+              </w:rPr>
+              <w:t xml:space="preserve">I can describe the depiction of events, characters and settings in texts and explain my responses to them</w:t>
+            </w:r>
+          </w:p>
+        </w:tc>
+        <w:tc>
+          <w:tcPr>
+            <w:tcW w:type="dxa" w:w="2479"/>
+            <w:tcMar>
+              <w:top w:type="dxa" w:w="60"/>
+              <w:left w:type="dxa" w:w="90"/>
+              <w:bottom w:type="dxa" w:w="60"/>
+              <w:right w:type="dxa" w:w="90"/>
+            </w:tcMar>
+          </w:tcPr>
+          <w:p>
+            <w:pPr>
+              <w:spacing w:after="0"/>
+            </w:pPr>
+            <w:r>
+              <w:rPr>
+                <w:rFonts w:ascii="Arial" w:cs="Arial" w:eastAsia="Arial" w:hAnsi="Arial"/>
+                <w:sz w:val="16"/>
+                <w:szCs w:val="16"/>
+              </w:rPr>
+              <w:t xml:space="preserve">I can select specific details from texts to develop and explain my own responses</w:t>
+            </w:r>
+          </w:p>
+        </w:tc>
+        <w:tc>
+          <w:tcPr>
+            <w:tcW w:type="dxa" w:w="2479"/>
             <w:shd w:fill="F2F2F2" w:color="auto" w:val="clear"/>
             <w:tcMar>
               <w:top w:type="dxa" w:w="60"/>
@@ -1358,58 +1409,58 @@
             <w:r>
               <w:rPr>
                 <w:rFonts w:ascii="Arial" w:cs="Arial" w:eastAsia="Arial" w:hAnsi="Arial"/>
-                <w:sz w:val="17"/>
-                <w:szCs w:val="17"/>
-              </w:rPr>
-              <w:t xml:space="preserve">Chose a relevant quotation and explained its relevance to the idea.</w:t>
-            </w:r>
-          </w:p>
-        </w:tc>
-        <w:tc>
-          <w:tcPr>
-            <w:tcW w:type="dxa" w:w="2399"/>
-            <w:tcMar>
-              <w:top w:type="dxa" w:w="60"/>
-              <w:left w:type="dxa" w:w="90"/>
-              <w:bottom w:type="dxa" w:w="60"/>
-              <w:right w:type="dxa" w:w="90"/>
-            </w:tcMar>
-          </w:tcPr>
-          <w:p>
-            <w:pPr>
-              <w:spacing w:after="0"/>
-            </w:pPr>
-            <w:r>
-              <w:rPr>
-                <w:rFonts w:ascii="Arial" w:cs="Arial" w:eastAsia="Arial" w:hAnsi="Arial"/>
-                <w:sz w:val="17"/>
-                <w:szCs w:val="17"/>
-              </w:rPr>
-              <w:t xml:space="preserve">Chose well-suited quotations and embedded them inside sentences of their own writing.</w:t>
-            </w:r>
-          </w:p>
-        </w:tc>
-        <w:tc>
-          <w:tcPr>
-            <w:tcW w:type="dxa" w:w="2399"/>
-            <w:tcMar>
-              <w:top w:type="dxa" w:w="60"/>
-              <w:left w:type="dxa" w:w="90"/>
-              <w:bottom w:type="dxa" w:w="60"/>
-              <w:right w:type="dxa" w:w="90"/>
-            </w:tcMar>
-          </w:tcPr>
-          <w:p>
-            <w:pPr>
-              <w:spacing w:after="0"/>
-            </w:pPr>
-            <w:r>
-              <w:rPr>
-                <w:rFonts w:ascii="Arial" w:cs="Arial" w:eastAsia="Arial" w:hAnsi="Arial"/>
-                <w:sz w:val="17"/>
-                <w:szCs w:val="17"/>
-              </w:rPr>
-              <w:t xml:space="preserve">Embedded several well-chosen quotations fluently, selecting the words that carry the writing rather than the plot.</w:t>
+                <w:sz w:val="16"/>
+                <w:szCs w:val="16"/>
+              </w:rPr>
+              <w:t xml:space="preserve">I can select and use evidence from texts to explain my response to it, recognising that texts reflect different viewpoints</w:t>
+            </w:r>
+          </w:p>
+        </w:tc>
+        <w:tc>
+          <w:tcPr>
+            <w:tcW w:type="dxa" w:w="2479"/>
+            <w:tcMar>
+              <w:top w:type="dxa" w:w="60"/>
+              <w:left w:type="dxa" w:w="90"/>
+              <w:bottom w:type="dxa" w:w="60"/>
+              <w:right w:type="dxa" w:w="90"/>
+            </w:tcMar>
+          </w:tcPr>
+          <w:p>
+            <w:pPr>
+              <w:spacing w:after="0"/>
+            </w:pPr>
+            <w:r>
+              <w:rPr>
+                <w:rFonts w:ascii="Arial" w:cs="Arial" w:eastAsia="Arial" w:hAnsi="Arial"/>
+                <w:sz w:val="16"/>
+                <w:szCs w:val="16"/>
+              </w:rPr>
+              <w:t xml:space="preserve">I can select evidence from texts to describe how authors depict events, situations, and people from different viewpoints</w:t>
+            </w:r>
+          </w:p>
+        </w:tc>
+        <w:tc>
+          <w:tcPr>
+            <w:tcW w:type="dxa" w:w="2479"/>
+            <w:tcMar>
+              <w:top w:type="dxa" w:w="60"/>
+              <w:left w:type="dxa" w:w="90"/>
+              <w:bottom w:type="dxa" w:w="60"/>
+              <w:right w:type="dxa" w:w="90"/>
+            </w:tcMar>
+          </w:tcPr>
+          <w:p>
+            <w:pPr>
+              <w:spacing w:after="0"/>
+            </w:pPr>
+            <w:r>
+              <w:rPr>
+                <w:rFonts w:ascii="Arial" w:cs="Arial" w:eastAsia="Arial" w:hAnsi="Arial"/>
+                <w:sz w:val="16"/>
+                <w:szCs w:val="16"/>
+              </w:rPr>
+              <w:t xml:space="preserve">I can select evidence from texts to explain how language choices influence an audience</w:t>
             </w:r>
           </w:p>
         </w:tc>
@@ -1417,7 +1468,7 @@
       <w:tr>
         <w:tc>
           <w:tcPr>
-            <w:tcW w:type="dxa" w:w="3400"/>
+            <w:tcW w:type="dxa" w:w="3000"/>
             <w:tcMar>
               <w:top w:type="dxa" w:w="60"/>
               <w:left w:type="dxa" w:w="90"/>
@@ -1437,61 +1488,89 @@
                 <w:sz w:val="17"/>
                 <w:szCs w:val="17"/>
               </w:rPr>
-              <w:t xml:space="preserve">Explanation – what the writing does to the reader, expressed with analytical verbs.</w:t>
-            </w:r>
-          </w:p>
-        </w:tc>
-        <w:tc>
-          <w:tcPr>
-            <w:tcW w:type="dxa" w:w="2399"/>
-            <w:tcMar>
-              <w:top w:type="dxa" w:w="60"/>
-              <w:left w:type="dxa" w:w="90"/>
-              <w:bottom w:type="dxa" w:w="60"/>
-              <w:right w:type="dxa" w:w="90"/>
-            </w:tcMar>
-          </w:tcPr>
-          <w:p>
-            <w:pPr>
-              <w:spacing w:after="0"/>
-            </w:pPr>
-            <w:r>
-              <w:rPr>
-                <w:rFonts w:ascii="Arial" w:cs="Arial" w:eastAsia="Arial" w:hAnsi="Arial"/>
-                <w:sz w:val="17"/>
-                <w:szCs w:val="17"/>
-              </w:rPr>
-              <w:t xml:space="preserve">Explained what happened in the story rather than what the writing does.</w:t>
-            </w:r>
-          </w:p>
-        </w:tc>
-        <w:tc>
-          <w:tcPr>
-            <w:tcW w:type="dxa" w:w="2399"/>
-            <w:tcMar>
-              <w:top w:type="dxa" w:w="60"/>
-              <w:left w:type="dxa" w:w="90"/>
-              <w:bottom w:type="dxa" w:w="60"/>
-              <w:right w:type="dxa" w:w="90"/>
-            </w:tcMar>
-          </w:tcPr>
-          <w:p>
-            <w:pPr>
-              <w:spacing w:after="0"/>
-            </w:pPr>
-            <w:r>
-              <w:rPr>
-                <w:rFonts w:ascii="Arial" w:cs="Arial" w:eastAsia="Arial" w:hAnsi="Arial"/>
-                <w:sz w:val="17"/>
-                <w:szCs w:val="17"/>
-              </w:rPr>
-              <w:t xml:space="preserve">Described how the writing made the reader feel, in general terms.</w:t>
-            </w:r>
-          </w:p>
-        </w:tc>
-        <w:tc>
-          <w:tcPr>
-            <w:tcW w:type="dxa" w:w="2399"/>
+              <w:t xml:space="preserve">Use of evidence</w:t>
+            </w:r>
+          </w:p>
+          <w:p>
+            <w:pPr>
+              <w:spacing w:after="0"/>
+            </w:pPr>
+            <w:r>
+              <w:rPr>
+                <w:rFonts w:ascii="Arial" w:cs="Arial" w:eastAsia="Arial" w:hAnsi="Arial"/>
+                <w:color w:val="595959"/>
+                <w:sz w:val="15"/>
+                <w:szCs w:val="15"/>
+              </w:rPr>
+              <w:t xml:space="preserve">putting the quote in the sentence</w:t>
+            </w:r>
+          </w:p>
+          <w:p>
+            <w:pPr>
+              <w:spacing w:after="0"/>
+            </w:pPr>
+            <w:r>
+              <w:rPr>
+                <w:rFonts w:ascii="Arial" w:cs="Arial" w:eastAsia="Arial" w:hAnsi="Arial"/>
+                <w:color w:val="808080"/>
+                <w:sz w:val="14"/>
+                <w:szCs w:val="14"/>
+              </w:rPr>
+              <w:t xml:space="preserve">Writing</w:t>
+            </w:r>
+          </w:p>
+        </w:tc>
+        <w:tc>
+          <w:tcPr>
+            <w:tcW w:type="dxa" w:w="2479"/>
+            <w:tcMar>
+              <w:top w:type="dxa" w:w="60"/>
+              <w:left w:type="dxa" w:w="90"/>
+              <w:bottom w:type="dxa" w:w="60"/>
+              <w:right w:type="dxa" w:w="90"/>
+            </w:tcMar>
+          </w:tcPr>
+          <w:p>
+            <w:pPr>
+              <w:spacing w:after="0"/>
+            </w:pPr>
+            <w:r>
+              <w:rPr>
+                <w:rFonts w:ascii="Arial" w:cs="Arial" w:eastAsia="Arial" w:hAnsi="Arial"/>
+                <w:sz w:val="16"/>
+                <w:szCs w:val="16"/>
+              </w:rPr>
+              <w:t xml:space="preserve">Not on the continuum at this level</w:t>
+            </w:r>
+          </w:p>
+        </w:tc>
+        <w:tc>
+          <w:tcPr>
+            <w:tcW w:type="dxa" w:w="2479"/>
+            <w:tcMar>
+              <w:top w:type="dxa" w:w="60"/>
+              <w:left w:type="dxa" w:w="90"/>
+              <w:bottom w:type="dxa" w:w="60"/>
+              <w:right w:type="dxa" w:w="90"/>
+            </w:tcMar>
+          </w:tcPr>
+          <w:p>
+            <w:pPr>
+              <w:spacing w:after="0"/>
+            </w:pPr>
+            <w:r>
+              <w:rPr>
+                <w:rFonts w:ascii="Arial" w:cs="Arial" w:eastAsia="Arial" w:hAnsi="Arial"/>
+                <w:sz w:val="16"/>
+                <w:szCs w:val="16"/>
+              </w:rPr>
+              <w:t xml:space="preserve">I can include quotes in an explanation with teacher guidance</w:t>
+            </w:r>
+          </w:p>
+        </w:tc>
+        <w:tc>
+          <w:tcPr>
+            <w:tcW w:type="dxa" w:w="2479"/>
             <w:shd w:fill="F2F2F2" w:color="auto" w:val="clear"/>
             <w:tcMar>
               <w:top w:type="dxa" w:w="60"/>
@@ -1507,58 +1586,58 @@
             <w:r>
               <w:rPr>
                 <w:rFonts w:ascii="Arial" w:cs="Arial" w:eastAsia="Arial" w:hAnsi="Arial"/>
-                <w:sz w:val="17"/>
-                <w:szCs w:val="17"/>
-              </w:rPr>
-              <w:t xml:space="preserve">Used an analytical verb to explain the effect of Fraillon’s writing on the reader.</w:t>
-            </w:r>
-          </w:p>
-        </w:tc>
-        <w:tc>
-          <w:tcPr>
-            <w:tcW w:type="dxa" w:w="2399"/>
-            <w:tcMar>
-              <w:top w:type="dxa" w:w="60"/>
-              <w:left w:type="dxa" w:w="90"/>
-              <w:bottom w:type="dxa" w:w="60"/>
-              <w:right w:type="dxa" w:w="90"/>
-            </w:tcMar>
-          </w:tcPr>
-          <w:p>
-            <w:pPr>
-              <w:spacing w:after="0"/>
-            </w:pPr>
-            <w:r>
-              <w:rPr>
-                <w:rFonts w:ascii="Arial" w:cs="Arial" w:eastAsia="Arial" w:hAnsi="Arial"/>
-                <w:sz w:val="17"/>
-                <w:szCs w:val="17"/>
-              </w:rPr>
-              <w:t xml:space="preserve">Explained the effect precisely, naming the language feature that creates it.</w:t>
-            </w:r>
-          </w:p>
-        </w:tc>
-        <w:tc>
-          <w:tcPr>
-            <w:tcW w:type="dxa" w:w="2399"/>
-            <w:tcMar>
-              <w:top w:type="dxa" w:w="60"/>
-              <w:left w:type="dxa" w:w="90"/>
-              <w:bottom w:type="dxa" w:w="60"/>
-              <w:right w:type="dxa" w:w="90"/>
-            </w:tcMar>
-          </w:tcPr>
-          <w:p>
-            <w:pPr>
-              <w:spacing w:after="0"/>
-            </w:pPr>
-            <w:r>
-              <w:rPr>
-                <w:rFonts w:ascii="Arial" w:cs="Arial" w:eastAsia="Arial" w:hAnsi="Arial"/>
-                <w:sz w:val="17"/>
-                <w:szCs w:val="17"/>
-              </w:rPr>
-              <w:t xml:space="preserve">Explained how the writer’s choice works on the reader, including what the writing implies or withholds.</w:t>
+                <w:sz w:val="16"/>
+                <w:szCs w:val="16"/>
+              </w:rPr>
+              <w:t xml:space="preserve">I can explain the relevance of a quote</w:t>
+            </w:r>
+          </w:p>
+        </w:tc>
+        <w:tc>
+          <w:tcPr>
+            <w:tcW w:type="dxa" w:w="2479"/>
+            <w:tcMar>
+              <w:top w:type="dxa" w:w="60"/>
+              <w:left w:type="dxa" w:w="90"/>
+              <w:bottom w:type="dxa" w:w="60"/>
+              <w:right w:type="dxa" w:w="90"/>
+            </w:tcMar>
+          </w:tcPr>
+          <w:p>
+            <w:pPr>
+              <w:spacing w:after="0"/>
+            </w:pPr>
+            <w:r>
+              <w:rPr>
+                <w:rFonts w:ascii="Arial" w:cs="Arial" w:eastAsia="Arial" w:hAnsi="Arial"/>
+                <w:sz w:val="16"/>
+                <w:szCs w:val="16"/>
+              </w:rPr>
+              <w:t xml:space="preserve">I can embed quotes into sentences</w:t>
+            </w:r>
+          </w:p>
+        </w:tc>
+        <w:tc>
+          <w:tcPr>
+            <w:tcW w:type="dxa" w:w="2479"/>
+            <w:tcMar>
+              <w:top w:type="dxa" w:w="60"/>
+              <w:left w:type="dxa" w:w="90"/>
+              <w:bottom w:type="dxa" w:w="60"/>
+              <w:right w:type="dxa" w:w="90"/>
+            </w:tcMar>
+          </w:tcPr>
+          <w:p>
+            <w:pPr>
+              <w:spacing w:after="0"/>
+            </w:pPr>
+            <w:r>
+              <w:rPr>
+                <w:rFonts w:ascii="Arial" w:cs="Arial" w:eastAsia="Arial" w:hAnsi="Arial"/>
+                <w:sz w:val="16"/>
+                <w:szCs w:val="16"/>
+              </w:rPr>
+              <w:t xml:space="preserve">I can correctly embed quotes within an explanation sentence</w:t>
             </w:r>
           </w:p>
         </w:tc>
@@ -1566,7 +1645,7 @@
       <w:tr>
         <w:tc>
           <w:tcPr>
-            <w:tcW w:type="dxa" w:w="3400"/>
+            <w:tcW w:type="dxa" w:w="3000"/>
             <w:tcMar>
               <w:top w:type="dxa" w:w="60"/>
               <w:left w:type="dxa" w:w="90"/>
@@ -1586,61 +1665,89 @@
                 <w:sz w:val="17"/>
                 <w:szCs w:val="17"/>
               </w:rPr>
-              <w:t xml:space="preserve">Structure – the shape of the paragraph: topic sentence, evidence, explanation, link.</w:t>
-            </w:r>
-          </w:p>
-        </w:tc>
-        <w:tc>
-          <w:tcPr>
-            <w:tcW w:type="dxa" w:w="2399"/>
-            <w:tcMar>
-              <w:top w:type="dxa" w:w="60"/>
-              <w:left w:type="dxa" w:w="90"/>
-              <w:bottom w:type="dxa" w:w="60"/>
-              <w:right w:type="dxa" w:w="90"/>
-            </w:tcMar>
-          </w:tcPr>
-          <w:p>
-            <w:pPr>
-              <w:spacing w:after="0"/>
-            </w:pPr>
-            <w:r>
-              <w:rPr>
-                <w:rFonts w:ascii="Arial" w:cs="Arial" w:eastAsia="Arial" w:hAnsi="Arial"/>
-                <w:sz w:val="17"/>
-                <w:szCs w:val="17"/>
-              </w:rPr>
-              <w:t xml:space="preserve">The paragraph lacked a clear topic sentence, or ran several ideas together.</w:t>
-            </w:r>
-          </w:p>
-        </w:tc>
-        <w:tc>
-          <w:tcPr>
-            <w:tcW w:type="dxa" w:w="2399"/>
-            <w:tcMar>
-              <w:top w:type="dxa" w:w="60"/>
-              <w:left w:type="dxa" w:w="90"/>
-              <w:bottom w:type="dxa" w:w="60"/>
-              <w:right w:type="dxa" w:w="90"/>
-            </w:tcMar>
-          </w:tcPr>
-          <w:p>
-            <w:pPr>
-              <w:spacing w:after="0"/>
-            </w:pPr>
-            <w:r>
-              <w:rPr>
-                <w:rFonts w:ascii="Arial" w:cs="Arial" w:eastAsia="Arial" w:hAnsi="Arial"/>
-                <w:sz w:val="17"/>
-                <w:szCs w:val="17"/>
-              </w:rPr>
-              <w:t xml:space="preserve">Some elements of TEEL were used; the link sentence was missing, or repeated the topic sentence.</w:t>
-            </w:r>
-          </w:p>
-        </w:tc>
-        <w:tc>
-          <w:tcPr>
-            <w:tcW w:type="dxa" w:w="2399"/>
+              <w:t xml:space="preserve">Evaluating texts</w:t>
+            </w:r>
+          </w:p>
+          <w:p>
+            <w:pPr>
+              <w:spacing w:after="0"/>
+            </w:pPr>
+            <w:r>
+              <w:rPr>
+                <w:rFonts w:ascii="Arial" w:cs="Arial" w:eastAsia="Arial" w:hAnsi="Arial"/>
+                <w:color w:val="595959"/>
+                <w:sz w:val="15"/>
+                <w:szCs w:val="15"/>
+              </w:rPr>
+              <w:t xml:space="preserve">the effect on the reader</w:t>
+            </w:r>
+          </w:p>
+          <w:p>
+            <w:pPr>
+              <w:spacing w:after="0"/>
+            </w:pPr>
+            <w:r>
+              <w:rPr>
+                <w:rFonts w:ascii="Arial" w:cs="Arial" w:eastAsia="Arial" w:hAnsi="Arial"/>
+                <w:color w:val="808080"/>
+                <w:sz w:val="14"/>
+                <w:szCs w:val="14"/>
+              </w:rPr>
+              <w:t xml:space="preserve">Reading and Viewing</w:t>
+            </w:r>
+          </w:p>
+        </w:tc>
+        <w:tc>
+          <w:tcPr>
+            <w:tcW w:type="dxa" w:w="2479"/>
+            <w:tcMar>
+              <w:top w:type="dxa" w:w="60"/>
+              <w:left w:type="dxa" w:w="90"/>
+              <w:bottom w:type="dxa" w:w="60"/>
+              <w:right w:type="dxa" w:w="90"/>
+            </w:tcMar>
+          </w:tcPr>
+          <w:p>
+            <w:pPr>
+              <w:spacing w:after="0"/>
+            </w:pPr>
+            <w:r>
+              <w:rPr>
+                <w:rFonts w:ascii="Arial" w:cs="Arial" w:eastAsia="Arial" w:hAnsi="Arial"/>
+                <w:sz w:val="16"/>
+                <w:szCs w:val="16"/>
+              </w:rPr>
+              <w:t xml:space="preserve">I can use metalanguage to discuss the effect of texts on the reader</w:t>
+            </w:r>
+          </w:p>
+        </w:tc>
+        <w:tc>
+          <w:tcPr>
+            <w:tcW w:type="dxa" w:w="2479"/>
+            <w:tcMar>
+              <w:top w:type="dxa" w:w="60"/>
+              <w:left w:type="dxa" w:w="90"/>
+              <w:bottom w:type="dxa" w:w="60"/>
+              <w:right w:type="dxa" w:w="90"/>
+            </w:tcMar>
+          </w:tcPr>
+          <w:p>
+            <w:pPr>
+              <w:spacing w:after="0"/>
+            </w:pPr>
+            <w:r>
+              <w:rPr>
+                <w:rFonts w:ascii="Arial" w:cs="Arial" w:eastAsia="Arial" w:hAnsi="Arial"/>
+                <w:sz w:val="16"/>
+                <w:szCs w:val="16"/>
+              </w:rPr>
+              <w:t xml:space="preserve">I can describe how repetition, emphasis and metaphor can influence the way a reader feels</w:t>
+            </w:r>
+          </w:p>
+        </w:tc>
+        <w:tc>
+          <w:tcPr>
+            <w:tcW w:type="dxa" w:w="2479"/>
             <w:shd w:fill="F2F2F2" w:color="auto" w:val="clear"/>
             <w:tcMar>
               <w:top w:type="dxa" w:w="60"/>
@@ -1656,58 +1763,58 @@
             <w:r>
               <w:rPr>
                 <w:rFonts w:ascii="Arial" w:cs="Arial" w:eastAsia="Arial" w:hAnsi="Arial"/>
-                <w:sz w:val="17"/>
-                <w:szCs w:val="17"/>
-              </w:rPr>
-              <w:t xml:space="preserve">Used the TEEL structure, finishing with a link sentence that returns to the idea.</w:t>
-            </w:r>
-          </w:p>
-        </w:tc>
-        <w:tc>
-          <w:tcPr>
-            <w:tcW w:type="dxa" w:w="2399"/>
-            <w:tcMar>
-              <w:top w:type="dxa" w:w="60"/>
-              <w:left w:type="dxa" w:w="90"/>
-              <w:bottom w:type="dxa" w:w="60"/>
-              <w:right w:type="dxa" w:w="90"/>
-            </w:tcMar>
-          </w:tcPr>
-          <w:p>
-            <w:pPr>
-              <w:spacing w:after="0"/>
-            </w:pPr>
-            <w:r>
-              <w:rPr>
-                <w:rFonts w:ascii="Arial" w:cs="Arial" w:eastAsia="Arial" w:hAnsi="Arial"/>
-                <w:sz w:val="17"/>
-                <w:szCs w:val="17"/>
-              </w:rPr>
-              <w:t xml:space="preserve">Used TEEL fluently, with a link sentence that said more than the topic sentence did.</w:t>
-            </w:r>
-          </w:p>
-        </w:tc>
-        <w:tc>
-          <w:tcPr>
-            <w:tcW w:type="dxa" w:w="2399"/>
-            <w:tcMar>
-              <w:top w:type="dxa" w:w="60"/>
-              <w:left w:type="dxa" w:w="90"/>
-              <w:bottom w:type="dxa" w:w="60"/>
-              <w:right w:type="dxa" w:w="90"/>
-            </w:tcMar>
-          </w:tcPr>
-          <w:p>
-            <w:pPr>
-              <w:spacing w:after="0"/>
-            </w:pPr>
-            <w:r>
-              <w:rPr>
-                <w:rFonts w:ascii="Arial" w:cs="Arial" w:eastAsia="Arial" w:hAnsi="Arial"/>
-                <w:sz w:val="17"/>
-                <w:szCs w:val="17"/>
-              </w:rPr>
-              <w:t xml:space="preserve">Controlled the structure so that each sentence built on the one before, and the link drew both halves of the paragraph together.</w:t>
+                <w:sz w:val="16"/>
+                <w:szCs w:val="16"/>
+              </w:rPr>
+              <w:t xml:space="preserve">I can use examples from the text to discuss how language helps to create character</w:t>
+            </w:r>
+          </w:p>
+        </w:tc>
+        <w:tc>
+          <w:tcPr>
+            <w:tcW w:type="dxa" w:w="2479"/>
+            <w:tcMar>
+              <w:top w:type="dxa" w:w="60"/>
+              <w:left w:type="dxa" w:w="90"/>
+              <w:bottom w:type="dxa" w:w="60"/>
+              <w:right w:type="dxa" w:w="90"/>
+            </w:tcMar>
+          </w:tcPr>
+          <w:p>
+            <w:pPr>
+              <w:spacing w:after="0"/>
+            </w:pPr>
+            <w:r>
+              <w:rPr>
+                <w:rFonts w:ascii="Arial" w:cs="Arial" w:eastAsia="Arial" w:hAnsi="Arial"/>
+                <w:sz w:val="16"/>
+                <w:szCs w:val="16"/>
+              </w:rPr>
+              <w:t xml:space="preserve">I can explain how different types of evidence can add authority to a text</w:t>
+            </w:r>
+          </w:p>
+        </w:tc>
+        <w:tc>
+          <w:tcPr>
+            <w:tcW w:type="dxa" w:w="2479"/>
+            <w:tcMar>
+              <w:top w:type="dxa" w:w="60"/>
+              <w:left w:type="dxa" w:w="90"/>
+              <w:bottom w:type="dxa" w:w="60"/>
+              <w:right w:type="dxa" w:w="90"/>
+            </w:tcMar>
+          </w:tcPr>
+          <w:p>
+            <w:pPr>
+              <w:spacing w:after="0"/>
+            </w:pPr>
+            <w:r>
+              <w:rPr>
+                <w:rFonts w:ascii="Arial" w:cs="Arial" w:eastAsia="Arial" w:hAnsi="Arial"/>
+                <w:sz w:val="16"/>
+                <w:szCs w:val="16"/>
+              </w:rPr>
+              <w:t xml:space="preserve">I can explain how a text explores issues that relate to our own lives</w:t>
             </w:r>
           </w:p>
         </w:tc>
@@ -1715,7 +1822,7 @@
       <w:tr>
         <w:tc>
           <w:tcPr>
-            <w:tcW w:type="dxa" w:w="3400"/>
+            <w:tcW w:type="dxa" w:w="3000"/>
             <w:tcMar>
               <w:top w:type="dxa" w:w="60"/>
               <w:left w:type="dxa" w:w="90"/>
@@ -1735,61 +1842,443 @@
                 <w:sz w:val="17"/>
                 <w:szCs w:val="17"/>
               </w:rPr>
-              <w:t xml:space="preserve">Expression – formal register, and control of grammar, spelling and punctuation.</w:t>
-            </w:r>
-          </w:p>
-        </w:tc>
-        <w:tc>
-          <w:tcPr>
-            <w:tcW w:type="dxa" w:w="2399"/>
-            <w:tcMar>
-              <w:top w:type="dxa" w:w="60"/>
-              <w:left w:type="dxa" w:w="90"/>
-              <w:bottom w:type="dxa" w:w="60"/>
-              <w:right w:type="dxa" w:w="90"/>
-            </w:tcMar>
-          </w:tcPr>
-          <w:p>
-            <w:pPr>
-              <w:spacing w:after="0"/>
-            </w:pPr>
-            <w:r>
-              <w:rPr>
-                <w:rFonts w:ascii="Arial" w:cs="Arial" w:eastAsia="Arial" w:hAnsi="Arial"/>
+              <w:t xml:space="preserve">Text structure and organisation</w:t>
+            </w:r>
+          </w:p>
+          <w:p>
+            <w:pPr>
+              <w:spacing w:after="0"/>
+            </w:pPr>
+            <w:r>
+              <w:rPr>
+                <w:rFonts w:ascii="Arial" w:cs="Arial" w:eastAsia="Arial" w:hAnsi="Arial"/>
+                <w:color w:val="595959"/>
+                <w:sz w:val="15"/>
+                <w:szCs w:val="15"/>
+              </w:rPr>
+              <w:t xml:space="preserve">the shape of the paragraph</w:t>
+            </w:r>
+          </w:p>
+          <w:p>
+            <w:pPr>
+              <w:spacing w:after="0"/>
+            </w:pPr>
+            <w:r>
+              <w:rPr>
+                <w:rFonts w:ascii="Arial" w:cs="Arial" w:eastAsia="Arial" w:hAnsi="Arial"/>
+                <w:color w:val="808080"/>
+                <w:sz w:val="14"/>
+                <w:szCs w:val="14"/>
+              </w:rPr>
+              <w:t xml:space="preserve">Writing</w:t>
+            </w:r>
+          </w:p>
+        </w:tc>
+        <w:tc>
+          <w:tcPr>
+            <w:tcW w:type="dxa" w:w="2479"/>
+            <w:tcMar>
+              <w:top w:type="dxa" w:w="60"/>
+              <w:left w:type="dxa" w:w="90"/>
+              <w:bottom w:type="dxa" w:w="60"/>
+              <w:right w:type="dxa" w:w="90"/>
+            </w:tcMar>
+          </w:tcPr>
+          <w:p>
+            <w:pPr>
+              <w:spacing w:after="0"/>
+            </w:pPr>
+            <w:r>
+              <w:rPr>
+                <w:rFonts w:ascii="Arial" w:cs="Arial" w:eastAsia="Arial" w:hAnsi="Arial"/>
+                <w:sz w:val="16"/>
+                <w:szCs w:val="16"/>
+              </w:rPr>
+              <w:t xml:space="preserve">I can change the focus of a sentence by modifying the subject</w:t>
+            </w:r>
+          </w:p>
+        </w:tc>
+        <w:tc>
+          <w:tcPr>
+            <w:tcW w:type="dxa" w:w="2479"/>
+            <w:tcMar>
+              <w:top w:type="dxa" w:w="60"/>
+              <w:left w:type="dxa" w:w="90"/>
+              <w:bottom w:type="dxa" w:w="60"/>
+              <w:right w:type="dxa" w:w="90"/>
+            </w:tcMar>
+          </w:tcPr>
+          <w:p>
+            <w:pPr>
+              <w:spacing w:after="0"/>
+            </w:pPr>
+            <w:r>
+              <w:rPr>
+                <w:rFonts w:ascii="Arial" w:cs="Arial" w:eastAsia="Arial" w:hAnsi="Arial"/>
+                <w:sz w:val="16"/>
+                <w:szCs w:val="16"/>
+              </w:rPr>
+              <w:t xml:space="preserve">I can avoid repetition by changing the participants in a follow-on idea</w:t>
+            </w:r>
+          </w:p>
+        </w:tc>
+        <w:tc>
+          <w:tcPr>
+            <w:tcW w:type="dxa" w:w="2479"/>
+            <w:shd w:fill="F2F2F2" w:color="auto" w:val="clear"/>
+            <w:tcMar>
+              <w:top w:type="dxa" w:w="60"/>
+              <w:left w:type="dxa" w:w="90"/>
+              <w:bottom w:type="dxa" w:w="60"/>
+              <w:right w:type="dxa" w:w="90"/>
+            </w:tcMar>
+          </w:tcPr>
+          <w:p>
+            <w:pPr>
+              <w:spacing w:after="0"/>
+            </w:pPr>
+            <w:r>
+              <w:rPr>
+                <w:rFonts w:ascii="Arial" w:cs="Arial" w:eastAsia="Arial" w:hAnsi="Arial"/>
+                <w:sz w:val="16"/>
+                <w:szCs w:val="16"/>
+              </w:rPr>
+              <w:t xml:space="preserve">I can write a paragraph for informative and narrative texts</w:t>
+            </w:r>
+          </w:p>
+        </w:tc>
+        <w:tc>
+          <w:tcPr>
+            <w:tcW w:type="dxa" w:w="2479"/>
+            <w:tcMar>
+              <w:top w:type="dxa" w:w="60"/>
+              <w:left w:type="dxa" w:w="90"/>
+              <w:bottom w:type="dxa" w:w="60"/>
+              <w:right w:type="dxa" w:w="90"/>
+            </w:tcMar>
+          </w:tcPr>
+          <w:p>
+            <w:pPr>
+              <w:spacing w:after="0"/>
+            </w:pPr>
+            <w:r>
+              <w:rPr>
+                <w:rFonts w:ascii="Arial" w:cs="Arial" w:eastAsia="Arial" w:hAnsi="Arial"/>
+                <w:sz w:val="16"/>
+                <w:szCs w:val="16"/>
+              </w:rPr>
+              <w:t xml:space="preserve">I can sequence ideas relating to a topic within a given structure</w:t>
+            </w:r>
+          </w:p>
+        </w:tc>
+        <w:tc>
+          <w:tcPr>
+            <w:tcW w:type="dxa" w:w="2479"/>
+            <w:tcMar>
+              <w:top w:type="dxa" w:w="60"/>
+              <w:left w:type="dxa" w:w="90"/>
+              <w:bottom w:type="dxa" w:w="60"/>
+              <w:right w:type="dxa" w:w="90"/>
+            </w:tcMar>
+          </w:tcPr>
+          <w:p>
+            <w:pPr>
+              <w:spacing w:after="0"/>
+            </w:pPr>
+            <w:r>
+              <w:rPr>
+                <w:rFonts w:ascii="Arial" w:cs="Arial" w:eastAsia="Arial" w:hAnsi="Arial"/>
+                <w:sz w:val="16"/>
+                <w:szCs w:val="16"/>
+              </w:rPr>
+              <w:t xml:space="preserve">I can sequence ideas to present a clear argument</w:t>
+            </w:r>
+          </w:p>
+        </w:tc>
+      </w:tr>
+      <w:tr>
+        <w:tc>
+          <w:tcPr>
+            <w:tcW w:type="dxa" w:w="3000"/>
+            <w:tcMar>
+              <w:top w:type="dxa" w:w="60"/>
+              <w:left w:type="dxa" w:w="90"/>
+              <w:bottom w:type="dxa" w:w="60"/>
+              <w:right w:type="dxa" w:w="90"/>
+            </w:tcMar>
+          </w:tcPr>
+          <w:p>
+            <w:pPr>
+              <w:spacing w:after="0"/>
+            </w:pPr>
+            <w:r>
+              <w:rPr>
+                <w:rFonts w:ascii="Arial" w:cs="Arial" w:eastAsia="Arial" w:hAnsi="Arial"/>
+                <w:b/>
+                <w:bCs/>
                 <w:sz w:val="17"/>
                 <w:szCs w:val="17"/>
               </w:rPr>
-              <w:t xml:space="preserve">Frequent errors in grammar, spelling and punctuation impeded the meaning.</w:t>
-            </w:r>
-          </w:p>
-        </w:tc>
-        <w:tc>
-          <w:tcPr>
-            <w:tcW w:type="dxa" w:w="2399"/>
-            <w:tcMar>
-              <w:top w:type="dxa" w:w="60"/>
-              <w:left w:type="dxa" w:w="90"/>
-              <w:bottom w:type="dxa" w:w="60"/>
-              <w:right w:type="dxa" w:w="90"/>
-            </w:tcMar>
-          </w:tcPr>
-          <w:p>
-            <w:pPr>
-              <w:spacing w:after="0"/>
-            </w:pPr>
-            <w:r>
-              <w:rPr>
-                <w:rFonts w:ascii="Arial" w:cs="Arial" w:eastAsia="Arial" w:hAnsi="Arial"/>
+              <w:t xml:space="preserve">Voice and register</w:t>
+            </w:r>
+          </w:p>
+          <w:p>
+            <w:pPr>
+              <w:spacing w:after="0"/>
+            </w:pPr>
+            <w:r>
+              <w:rPr>
+                <w:rFonts w:ascii="Arial" w:cs="Arial" w:eastAsia="Arial" w:hAnsi="Arial"/>
+                <w:color w:val="595959"/>
+                <w:sz w:val="15"/>
+                <w:szCs w:val="15"/>
+              </w:rPr>
+              <w:t xml:space="preserve">the analytical verb, and how formal it sounds</w:t>
+            </w:r>
+          </w:p>
+          <w:p>
+            <w:pPr>
+              <w:spacing w:after="0"/>
+            </w:pPr>
+            <w:r>
+              <w:rPr>
+                <w:rFonts w:ascii="Arial" w:cs="Arial" w:eastAsia="Arial" w:hAnsi="Arial"/>
+                <w:color w:val="808080"/>
+                <w:sz w:val="14"/>
+                <w:szCs w:val="14"/>
+              </w:rPr>
+              <w:t xml:space="preserve">Writing</w:t>
+            </w:r>
+          </w:p>
+        </w:tc>
+        <w:tc>
+          <w:tcPr>
+            <w:tcW w:type="dxa" w:w="2479"/>
+            <w:tcMar>
+              <w:top w:type="dxa" w:w="60"/>
+              <w:left w:type="dxa" w:w="90"/>
+              <w:bottom w:type="dxa" w:w="60"/>
+              <w:right w:type="dxa" w:w="90"/>
+            </w:tcMar>
+          </w:tcPr>
+          <w:p>
+            <w:pPr>
+              <w:spacing w:after="0"/>
+            </w:pPr>
+            <w:r>
+              <w:rPr>
+                <w:rFonts w:ascii="Arial" w:cs="Arial" w:eastAsia="Arial" w:hAnsi="Arial"/>
+                <w:sz w:val="16"/>
+                <w:szCs w:val="16"/>
+              </w:rPr>
+              <w:t xml:space="preserve">I can write using the correct relevant tense</w:t>
+            </w:r>
+          </w:p>
+        </w:tc>
+        <w:tc>
+          <w:tcPr>
+            <w:tcW w:type="dxa" w:w="2479"/>
+            <w:tcMar>
+              <w:top w:type="dxa" w:w="60"/>
+              <w:left w:type="dxa" w:w="90"/>
+              <w:bottom w:type="dxa" w:w="60"/>
+              <w:right w:type="dxa" w:w="90"/>
+            </w:tcMar>
+          </w:tcPr>
+          <w:p>
+            <w:pPr>
+              <w:spacing w:after="0"/>
+            </w:pPr>
+            <w:r>
+              <w:rPr>
+                <w:rFonts w:ascii="Arial" w:cs="Arial" w:eastAsia="Arial" w:hAnsi="Arial"/>
+                <w:sz w:val="16"/>
+                <w:szCs w:val="16"/>
+              </w:rPr>
+              <w:t xml:space="preserve">I can use different types of verbs in my writing (existing, doing, thinking, feeling)</w:t>
+            </w:r>
+          </w:p>
+        </w:tc>
+        <w:tc>
+          <w:tcPr>
+            <w:tcW w:type="dxa" w:w="2479"/>
+            <w:shd w:fill="F2F2F2" w:color="auto" w:val="clear"/>
+            <w:tcMar>
+              <w:top w:type="dxa" w:w="60"/>
+              <w:left w:type="dxa" w:w="90"/>
+              <w:bottom w:type="dxa" w:w="60"/>
+              <w:right w:type="dxa" w:w="90"/>
+            </w:tcMar>
+          </w:tcPr>
+          <w:p>
+            <w:pPr>
+              <w:spacing w:after="0"/>
+            </w:pPr>
+            <w:r>
+              <w:rPr>
+                <w:rFonts w:ascii="Arial" w:cs="Arial" w:eastAsia="Arial" w:hAnsi="Arial"/>
+                <w:sz w:val="16"/>
+                <w:szCs w:val="16"/>
+              </w:rPr>
+              <w:t xml:space="preserve">I can change my choice of words to be appropriate for spoken and written texts</w:t>
+            </w:r>
+          </w:p>
+        </w:tc>
+        <w:tc>
+          <w:tcPr>
+            <w:tcW w:type="dxa" w:w="2479"/>
+            <w:tcMar>
+              <w:top w:type="dxa" w:w="60"/>
+              <w:left w:type="dxa" w:w="90"/>
+              <w:bottom w:type="dxa" w:w="60"/>
+              <w:right w:type="dxa" w:w="90"/>
+            </w:tcMar>
+          </w:tcPr>
+          <w:p>
+            <w:pPr>
+              <w:spacing w:after="0"/>
+            </w:pPr>
+            <w:r>
+              <w:rPr>
+                <w:rFonts w:ascii="Arial" w:cs="Arial" w:eastAsia="Arial" w:hAnsi="Arial"/>
+                <w:sz w:val="16"/>
+                <w:szCs w:val="16"/>
+              </w:rPr>
+              <w:t xml:space="preserve">I can change my word choice to alter the tone of written and spoken texts</w:t>
+            </w:r>
+          </w:p>
+        </w:tc>
+        <w:tc>
+          <w:tcPr>
+            <w:tcW w:type="dxa" w:w="2479"/>
+            <w:tcMar>
+              <w:top w:type="dxa" w:w="60"/>
+              <w:left w:type="dxa" w:w="90"/>
+              <w:bottom w:type="dxa" w:w="60"/>
+              <w:right w:type="dxa" w:w="90"/>
+            </w:tcMar>
+          </w:tcPr>
+          <w:p>
+            <w:pPr>
+              <w:spacing w:after="0"/>
+            </w:pPr>
+            <w:r>
+              <w:rPr>
+                <w:rFonts w:ascii="Arial" w:cs="Arial" w:eastAsia="Arial" w:hAnsi="Arial"/>
+                <w:sz w:val="16"/>
+                <w:szCs w:val="16"/>
+              </w:rPr>
+              <w:t xml:space="preserve">I can write using a formal register</w:t>
+            </w:r>
+          </w:p>
+        </w:tc>
+      </w:tr>
+      <w:tr>
+        <w:tc>
+          <w:tcPr>
+            <w:tcW w:type="dxa" w:w="3000"/>
+            <w:tcMar>
+              <w:top w:type="dxa" w:w="60"/>
+              <w:left w:type="dxa" w:w="90"/>
+              <w:bottom w:type="dxa" w:w="60"/>
+              <w:right w:type="dxa" w:w="90"/>
+            </w:tcMar>
+          </w:tcPr>
+          <w:p>
+            <w:pPr>
+              <w:spacing w:after="0"/>
+            </w:pPr>
+            <w:r>
+              <w:rPr>
+                <w:rFonts w:ascii="Arial" w:cs="Arial" w:eastAsia="Arial" w:hAnsi="Arial"/>
+                <w:b/>
+                <w:bCs/>
                 <w:sz w:val="17"/>
                 <w:szCs w:val="17"/>
               </w:rPr>
-              <w:t xml:space="preserve">Some persistent errors, and expression was informal in places.</w:t>
-            </w:r>
-          </w:p>
-        </w:tc>
-        <w:tc>
-          <w:tcPr>
-            <w:tcW w:type="dxa" w:w="2399"/>
+              <w:t xml:space="preserve">Spelling and punctuation</w:t>
+            </w:r>
+          </w:p>
+          <w:p>
+            <w:pPr>
+              <w:spacing w:after="0"/>
+            </w:pPr>
+            <w:r>
+              <w:rPr>
+                <w:rFonts w:ascii="Arial" w:cs="Arial" w:eastAsia="Arial" w:hAnsi="Arial"/>
+                <w:color w:val="595959"/>
+                <w:sz w:val="15"/>
+                <w:szCs w:val="15"/>
+              </w:rPr>
+              <w:t xml:space="preserve">control of the writing</w:t>
+            </w:r>
+          </w:p>
+          <w:p>
+            <w:pPr>
+              <w:spacing w:after="0"/>
+            </w:pPr>
+            <w:r>
+              <w:rPr>
+                <w:rFonts w:ascii="Arial" w:cs="Arial" w:eastAsia="Arial" w:hAnsi="Arial"/>
+                <w:color w:val="808080"/>
+                <w:sz w:val="14"/>
+                <w:szCs w:val="14"/>
+              </w:rPr>
+              <w:t xml:space="preserve">Writing</w:t>
+            </w:r>
+          </w:p>
+        </w:tc>
+        <w:tc>
+          <w:tcPr>
+            <w:tcW w:type="dxa" w:w="2479"/>
+            <w:tcMar>
+              <w:top w:type="dxa" w:w="60"/>
+              <w:left w:type="dxa" w:w="90"/>
+              <w:bottom w:type="dxa" w:w="60"/>
+              <w:right w:type="dxa" w:w="90"/>
+            </w:tcMar>
+          </w:tcPr>
+          <w:p>
+            <w:pPr>
+              <w:spacing w:after="0"/>
+            </w:pPr>
+            <w:r>
+              <w:rPr>
+                <w:rFonts w:ascii="Arial" w:cs="Arial" w:eastAsia="Arial" w:hAnsi="Arial"/>
+                <w:sz w:val="16"/>
+                <w:szCs w:val="16"/>
+              </w:rPr>
+              <w:t xml:space="preserve">I can correctly spell common homophones. I can use apostrophes to show possession</w:t>
+            </w:r>
+          </w:p>
+        </w:tc>
+        <w:tc>
+          <w:tcPr>
+            <w:tcW w:type="dxa" w:w="2479"/>
+            <w:tcMar>
+              <w:top w:type="dxa" w:w="60"/>
+              <w:left w:type="dxa" w:w="90"/>
+              <w:bottom w:type="dxa" w:w="60"/>
+              <w:right w:type="dxa" w:w="90"/>
+            </w:tcMar>
+          </w:tcPr>
+          <w:p>
+            <w:pPr>
+              <w:spacing w:after="0"/>
+            </w:pPr>
+            <w:r>
+              <w:rPr>
+                <w:rFonts w:ascii="Arial" w:cs="Arial" w:eastAsia="Arial" w:hAnsi="Arial"/>
+                <w:sz w:val="16"/>
+                <w:szCs w:val="16"/>
+              </w:rPr>
+              <w:t xml:space="preserve">I can use common prefixes, suffixes and base words to spell new words. I can correctly use commas and full stops between clauses</w:t>
+            </w:r>
+          </w:p>
+        </w:tc>
+        <w:tc>
+          <w:tcPr>
+            <w:tcW w:type="dxa" w:w="2479"/>
             <w:shd w:fill="F2F2F2" w:color="auto" w:val="clear"/>
             <w:tcMar>
               <w:top w:type="dxa" w:w="60"/>
@@ -1805,58 +2294,58 @@
             <w:r>
               <w:rPr>
                 <w:rFonts w:ascii="Arial" w:cs="Arial" w:eastAsia="Arial" w:hAnsi="Arial"/>
-                <w:sz w:val="17"/>
-                <w:szCs w:val="17"/>
-              </w:rPr>
-              <w:t xml:space="preserve">Wrote in a formal register, with mostly correct grammar, spelling and punctuation.</w:t>
-            </w:r>
-          </w:p>
-        </w:tc>
-        <w:tc>
-          <w:tcPr>
-            <w:tcW w:type="dxa" w:w="2399"/>
-            <w:tcMar>
-              <w:top w:type="dxa" w:w="60"/>
-              <w:left w:type="dxa" w:w="90"/>
-              <w:bottom w:type="dxa" w:w="60"/>
-              <w:right w:type="dxa" w:w="90"/>
-            </w:tcMar>
-          </w:tcPr>
-          <w:p>
-            <w:pPr>
-              <w:spacing w:after="0"/>
-            </w:pPr>
-            <w:r>
-              <w:rPr>
-                <w:rFonts w:ascii="Arial" w:cs="Arial" w:eastAsia="Arial" w:hAnsi="Arial"/>
-                <w:sz w:val="17"/>
-                <w:szCs w:val="17"/>
-              </w:rPr>
-              <w:t xml:space="preserve">Wrote fluently and formally, varying sentence length to keep the writing clear.</w:t>
-            </w:r>
-          </w:p>
-        </w:tc>
-        <w:tc>
-          <w:tcPr>
-            <w:tcW w:type="dxa" w:w="2399"/>
-            <w:tcMar>
-              <w:top w:type="dxa" w:w="60"/>
-              <w:left w:type="dxa" w:w="90"/>
-              <w:bottom w:type="dxa" w:w="60"/>
-              <w:right w:type="dxa" w:w="90"/>
-            </w:tcMar>
-          </w:tcPr>
-          <w:p>
-            <w:pPr>
-              <w:spacing w:after="0"/>
-            </w:pPr>
-            <w:r>
-              <w:rPr>
-                <w:rFonts w:ascii="Arial" w:cs="Arial" w:eastAsia="Arial" w:hAnsi="Arial"/>
-                <w:sz w:val="17"/>
-                <w:szCs w:val="17"/>
-              </w:rPr>
-              <w:t xml:space="preserve">Wrote with control and style; word choice was precise and the register was consistently formal.</w:t>
+                <w:sz w:val="16"/>
+                <w:szCs w:val="16"/>
+              </w:rPr>
+              <w:t xml:space="preserve">I can use spelling rules and word origins to spell new words. I can correctly punctuate complex sentences and circumstantial phrases</w:t>
+            </w:r>
+          </w:p>
+        </w:tc>
+        <w:tc>
+          <w:tcPr>
+            <w:tcW w:type="dxa" w:w="2479"/>
+            <w:tcMar>
+              <w:top w:type="dxa" w:w="60"/>
+              <w:left w:type="dxa" w:w="90"/>
+              <w:bottom w:type="dxa" w:w="60"/>
+              <w:right w:type="dxa" w:w="90"/>
+            </w:tcMar>
+          </w:tcPr>
+          <w:p>
+            <w:pPr>
+              <w:spacing w:after="0"/>
+            </w:pPr>
+            <w:r>
+              <w:rPr>
+                <w:rFonts w:ascii="Arial" w:cs="Arial" w:eastAsia="Arial" w:hAnsi="Arial"/>
+                <w:sz w:val="16"/>
+                <w:szCs w:val="16"/>
+              </w:rPr>
+              <w:t xml:space="preserve">I can remember and use the correct spelling of new subject-related words. I can use colons, semicolons, dashes and brackets in my writing</w:t>
+            </w:r>
+          </w:p>
+        </w:tc>
+        <w:tc>
+          <w:tcPr>
+            <w:tcW w:type="dxa" w:w="2479"/>
+            <w:tcMar>
+              <w:top w:type="dxa" w:w="60"/>
+              <w:left w:type="dxa" w:w="90"/>
+              <w:bottom w:type="dxa" w:w="60"/>
+              <w:right w:type="dxa" w:w="90"/>
+            </w:tcMar>
+          </w:tcPr>
+          <w:p>
+            <w:pPr>
+              <w:spacing w:after="0"/>
+            </w:pPr>
+            <w:r>
+              <w:rPr>
+                <w:rFonts w:ascii="Arial" w:cs="Arial" w:eastAsia="Arial" w:hAnsi="Arial"/>
+                <w:sz w:val="16"/>
+                <w:szCs w:val="16"/>
+              </w:rPr>
+              <w:t xml:space="preserve">I can develop precise and persuasive texts with accurate spelling. I can use punctuation, layout and font for different audience and purpose</w:t>
             </w:r>
           </w:p>
         </w:tc>
@@ -1864,7 +2353,31 @@
     </w:tbl>
     <w:p>
       <w:pPr>
-        <w:spacing w:before="200"/>
+        <w:spacing w:before="140"/>
+      </w:pPr>
+      <w:r>
+        <w:rPr>
+          <w:rFonts w:ascii="Arial" w:cs="Arial" w:eastAsia="Arial" w:hAnsi="Arial"/>
+          <w:sz w:val="18"/>
+          <w:szCs w:val="18"/>
+        </w:rPr>
+        <w:t xml:space="preserve">Mark each row at the level the writing shows. The grade is the average across the rows, which is where the half levels come from. </w:t>
+      </w:r>
+      <w:r>
+        <w:rPr>
+          <w:rFonts w:ascii="Arial" w:cs="Arial" w:eastAsia="Arial" w:hAnsi="Arial"/>
+          <w:i/>
+          <w:iCs/>
+          <w:color w:val="595959"/>
+          <w:sz w:val="18"/>
+          <w:szCs w:val="18"/>
+        </w:rPr>
+        <w:t xml:space="preserve">Wording quoted from the Learning Continuum master sheet, English tab.</w:t>
+      </w:r>
+    </w:p>
+    <w:p>
+      <w:pPr>
+        <w:spacing w:before="160"/>
       </w:pPr>
       <w:r>
         <w:rPr>
@@ -2040,7 +2553,7 @@
           <w:sz w:val="24"/>
           <w:szCs w:val="24"/>
         </w:rPr>
-        <w:t xml:space="preserve">The At the Standard column is the school’s Learning Continuum, English tab, at Level 7: explain how the structure and language used in a text helps influence the audience; explain the relevance of a quote; use examples from the text to discuss how language helps to create character.</w:t>
+        <w:t xml:space="preserve">Every row is a substrand of the Learning Continuum master sheet, English tab, and every cell is its wording, unaltered, at that level. Six of the seven rows are what the analytical writing wall already teaches; Text structure and organisation is the row the wall does not cover, because the wall is a ladder of sentences and this task asks for a paragraph.</w:t>
       </w:r>
     </w:p>
     <w:p>

--- a/BoneSparrow-assessment-response.docx
+++ b/BoneSparrow-assessment-response.docx
@@ -129,7 +129,7 @@
           <w:sz w:val="24"/>
           <w:szCs w:val="24"/>
         </w:rPr>
-        <w:t xml:space="preserve">You will be given one prompt on the day and write about The Bone Sparrow: an introduction, one or two body paragraphs, and a conclusion. One body paragraph is printed on your paper. The paragraph you write yourself is the one that is marked.</w:t>
+        <w:t xml:space="preserve">In one period you write a three paragraph response to a prompt about The Bone Sparrow. The first paragraph is already written for you and the introduction and conclusion are started, sentence by sentence. You write the second and third paragraphs.</w:t>
       </w:r>
     </w:p>
     <w:p>
@@ -214,7 +214,7 @@
           <w:sz w:val="24"/>
           <w:szCs w:val="24"/>
         </w:rPr>
-        <w:t xml:space="preserve">•	One period to prepare your notes.</w:t>
+        <w:t xml:space="preserve">•	One period to prepare your notes, in the lesson before.</w:t>
       </w:r>
     </w:p>
     <w:p>
@@ -257,7 +257,7 @@
           <w:sz w:val="24"/>
           <w:szCs w:val="24"/>
         </w:rPr>
-        <w:t xml:space="preserve">•	You may bring one page of notes: ideas and quotes with chapter numbers.</w:t>
+        <w:t xml:space="preserve">•	Written in class under test conditions. Your teacher does not help you draft.</w:t>
       </w:r>
     </w:p>
     <w:p>
@@ -271,7 +271,7 @@
           <w:sz w:val="24"/>
           <w:szCs w:val="24"/>
         </w:rPr>
-        <w:t xml:space="preserve">•	You may use your novel and the analytical writing wall.</w:t>
+        <w:t xml:space="preserve">•	On your desk: your copy of the novel, one page of your own notes, and the analytical writing wall.</w:t>
       </w:r>
     </w:p>
     <w:p>
@@ -285,7 +285,22 @@
           <w:sz w:val="24"/>
           <w:szCs w:val="24"/>
         </w:rPr>
-        <w:t xml:space="preserve">•	The introduction and conclusion are started for you.</w:t>
+        <w:t xml:space="preserve">•	The prompt is given at the start of the period. It is one of the three below.</w:t>
+      </w:r>
+    </w:p>
+    <w:p>
+      <w:pPr>
+        <w:spacing w:after="80" w:before="220"/>
+      </w:pPr>
+      <w:r>
+        <w:rPr>
+          <w:rFonts w:ascii="Arial" w:cs="Arial" w:eastAsia="Arial" w:hAnsi="Arial"/>
+          <w:b/>
+          <w:bCs/>
+          <w:sz w:val="26"/>
+          <w:szCs w:val="26"/>
+        </w:rPr>
+        <w:t xml:space="preserve">What is on the paper:</w:t>
       </w:r>
     </w:p>
     <w:p>
@@ -299,7 +314,49 @@
           <w:sz w:val="24"/>
           <w:szCs w:val="24"/>
         </w:rPr>
-        <w:t xml:space="preserve">•	Your teacher will not help you draft during the writing period.</w:t>
+        <w:t xml:space="preserve">•	An introduction with the big idea sentence written and the ideas left blank.</w:t>
+      </w:r>
+    </w:p>
+    <w:p>
+      <w:pPr>
+        <w:spacing w:after="80"/>
+        <w:ind w:left="400" w:hanging="220"/>
+      </w:pPr>
+      <w:r>
+        <w:rPr>
+          <w:rFonts w:ascii="Arial" w:cs="Arial" w:eastAsia="Arial" w:hAnsi="Arial"/>
+          <w:sz w:val="24"/>
+          <w:szCs w:val="24"/>
+        </w:rPr>
+        <w:t xml:space="preserve">•	Paragraph 1, written in full.</w:t>
+      </w:r>
+    </w:p>
+    <w:p>
+      <w:pPr>
+        <w:spacing w:after="80"/>
+        <w:ind w:left="400" w:hanging="220"/>
+      </w:pPr>
+      <w:r>
+        <w:rPr>
+          <w:rFonts w:ascii="Arial" w:cs="Arial" w:eastAsia="Arial" w:hAnsi="Arial"/>
+          <w:sz w:val="24"/>
+          <w:szCs w:val="24"/>
+        </w:rPr>
+        <w:t xml:space="preserve">•	Frames for paragraphs 2 and 3 — topic sentence, evidence, explanation, link.</w:t>
+      </w:r>
+    </w:p>
+    <w:p>
+      <w:pPr>
+        <w:spacing w:after="80"/>
+        <w:ind w:left="400" w:hanging="220"/>
+      </w:pPr>
+      <w:r>
+        <w:rPr>
+          <w:rFonts w:ascii="Arial" w:cs="Arial" w:eastAsia="Arial" w:hAnsi="Arial"/>
+          <w:sz w:val="24"/>
+          <w:szCs w:val="24"/>
+        </w:rPr>
+        <w:t xml:space="preserve">•	A conclusion with the first words of each sentence given.</w:t>
       </w:r>
     </w:p>
     <w:p>
@@ -340,15 +397,15 @@
           <w:sz w:val="24"/>
           <w:szCs w:val="24"/>
         </w:rPr>
-        <w:t xml:space="preserve">Prepare notes on all six prompts.</w:t>
-      </w:r>
-      <w:r>
-        <w:rPr>
-          <w:rFonts w:ascii="Arial" w:cs="Arial" w:eastAsia="Arial" w:hAnsi="Arial"/>
-          <w:sz w:val="24"/>
-          <w:szCs w:val="24"/>
-        </w:rPr>
-        <w:t xml:space="preserve">  The prompt you are given will be one of them. Use the planning sheet: what three paragraphs could be about, and one piece of evidence for each.</w:t>
+        <w:t xml:space="preserve">Finish the introduction.</w:t>
+      </w:r>
+      <w:r>
+        <w:rPr>
+          <w:rFonts w:ascii="Arial" w:cs="Arial" w:eastAsia="Arial" w:hAnsi="Arial"/>
+          <w:sz w:val="24"/>
+          <w:szCs w:val="24"/>
+        </w:rPr>
+        <w:t xml:space="preserve">  Name the two ideas your paragraphs will be about.</w:t>
       </w:r>
     </w:p>
     <w:p>
@@ -374,15 +431,15 @@
           <w:sz w:val="24"/>
           <w:szCs w:val="24"/>
         </w:rPr>
-        <w:t xml:space="preserve">Write your own body paragraph.</w:t>
-      </w:r>
-      <w:r>
-        <w:rPr>
-          <w:rFonts w:ascii="Arial" w:cs="Arial" w:eastAsia="Arial" w:hAnsi="Arial"/>
-          <w:sz w:val="24"/>
-          <w:szCs w:val="24"/>
-        </w:rPr>
-        <w:t xml:space="preserve">  Extension: write two, on different ideas.</w:t>
+        <w:t xml:space="preserve">Write paragraphs 2 and 3.</w:t>
+      </w:r>
+      <w:r>
+        <w:rPr>
+          <w:rFonts w:ascii="Arial" w:cs="Arial" w:eastAsia="Arial" w:hAnsi="Arial"/>
+          <w:sz w:val="24"/>
+          <w:szCs w:val="24"/>
+        </w:rPr>
+        <w:t xml:space="preserve">  One idea each. Paragraph 1 shows you the shape.</w:t>
       </w:r>
     </w:p>
     <w:p>
@@ -523,6 +580,40 @@
     </w:p>
     <w:p>
       <w:pPr>
+        <w:spacing w:after="100"/>
+        <w:ind w:left="400" w:hanging="400"/>
+      </w:pPr>
+      <w:r>
+        <w:rPr>
+          <w:rFonts w:ascii="Arial" w:cs="Arial" w:eastAsia="Arial" w:hAnsi="Arial"/>
+          <w:b/>
+          <w:bCs/>
+          <w:sz w:val="24"/>
+          <w:szCs w:val="24"/>
+        </w:rPr>
+        <w:t xml:space="preserve">7.	</w:t>
+      </w:r>
+      <w:r>
+        <w:rPr>
+          <w:rFonts w:ascii="Arial" w:cs="Arial" w:eastAsia="Arial" w:hAnsi="Arial"/>
+          <w:b/>
+          <w:bCs/>
+          <w:sz w:val="24"/>
+          <w:szCs w:val="24"/>
+        </w:rPr>
+        <w:t xml:space="preserve">Finish the conclusion.</w:t>
+      </w:r>
+      <w:r>
+        <w:rPr>
+          <w:rFonts w:ascii="Arial" w:cs="Arial" w:eastAsia="Arial" w:hAnsi="Arial"/>
+          <w:sz w:val="24"/>
+          <w:szCs w:val="24"/>
+        </w:rPr>
+        <w:t xml:space="preserve">  Put your two ideas back together. No new quotes.</w:t>
+      </w:r>
+    </w:p>
+    <w:p>
+      <w:pPr>
         <w:spacing w:after="80"/>
       </w:pPr>
       <w:r>
@@ -569,7 +660,7 @@
           <w:sz w:val="32"/>
           <w:szCs w:val="32"/>
         </w:rPr>
-        <w:t xml:space="preserve">Prompts</w:t>
+        <w:t xml:space="preserve">The prompts</w:t>
       </w:r>
     </w:p>
     <w:p>
@@ -583,12 +674,12 @@
           <w:sz w:val="24"/>
           <w:szCs w:val="24"/>
         </w:rPr>
-        <w:t xml:space="preserve">Prepare for all six. One of them will be the prompt on the day.</w:t>
-      </w:r>
-    </w:p>
-    <w:p>
-      <w:pPr>
-        <w:spacing w:after="180"/>
+        <w:t xml:space="preserve">Prepare for all three. One of them will be the prompt on the day.</w:t>
+      </w:r>
+    </w:p>
+    <w:p>
+      <w:pPr>
+        <w:spacing w:after="220"/>
         <w:ind w:left="400" w:hanging="400"/>
       </w:pPr>
       <w:r>
@@ -604,144 +695,72 @@
       <w:r>
         <w:rPr>
           <w:rFonts w:ascii="Arial" w:cs="Arial" w:eastAsia="Arial" w:hAnsi="Arial"/>
+          <w:sz w:val="25"/>
+          <w:szCs w:val="25"/>
+        </w:rPr>
+        <w:t xml:space="preserve">‘But reading is important.’ (p39) Discuss how stories and imagination are important for characters in The Bone Sparrow.</w:t>
+      </w:r>
+    </w:p>
+    <w:p>
+      <w:pPr>
+        <w:spacing w:after="220"/>
+        <w:ind w:left="400" w:hanging="400"/>
+      </w:pPr>
+      <w:r>
+        <w:rPr>
+          <w:rFonts w:ascii="Arial" w:cs="Arial" w:eastAsia="Arial" w:hAnsi="Arial"/>
+          <w:b/>
+          <w:bCs/>
+          <w:sz w:val="24"/>
+          <w:szCs w:val="24"/>
+        </w:rPr>
+        <w:t xml:space="preserve">2.	</w:t>
+      </w:r>
+      <w:r>
+        <w:rPr>
+          <w:rFonts w:ascii="Arial" w:cs="Arial" w:eastAsia="Arial" w:hAnsi="Arial"/>
+          <w:sz w:val="25"/>
+          <w:szCs w:val="25"/>
+        </w:rPr>
+        <w:t xml:space="preserve">‘Soon they’ll see that living in here isn’t living at all…’ (p108) Discuss the living conditions for characters inside and outside the centre.</w:t>
+      </w:r>
+    </w:p>
+    <w:p>
+      <w:pPr>
+        <w:spacing w:after="220"/>
+        <w:ind w:left="400" w:hanging="400"/>
+      </w:pPr>
+      <w:r>
+        <w:rPr>
+          <w:rFonts w:ascii="Arial" w:cs="Arial" w:eastAsia="Arial" w:hAnsi="Arial"/>
+          <w:b/>
+          <w:bCs/>
+          <w:sz w:val="24"/>
+          <w:szCs w:val="24"/>
+        </w:rPr>
+        <w:t xml:space="preserve">3.	</w:t>
+      </w:r>
+      <w:r>
+        <w:rPr>
+          <w:rFonts w:ascii="Arial" w:cs="Arial" w:eastAsia="Arial" w:hAnsi="Arial"/>
+          <w:sz w:val="25"/>
+          <w:szCs w:val="25"/>
+        </w:rPr>
+        <w:t xml:space="preserve">The Bone Sparrow explores themes of family and friendship. Discuss.</w:t>
+      </w:r>
+    </w:p>
+    <w:p>
+      <w:pPr>
+        <w:spacing w:after="80" w:before="220"/>
+      </w:pPr>
+      <w:r>
+        <w:rPr>
+          <w:rFonts w:ascii="Arial" w:cs="Arial" w:eastAsia="Arial" w:hAnsi="Arial"/>
+          <w:b/>
+          <w:bCs/>
           <w:sz w:val="26"/>
           <w:szCs w:val="26"/>
         </w:rPr>
-        <w:t xml:space="preserve">The Bone Sparrow shows us that imagination and friendship are essential for survival.</w:t>
-      </w:r>
-    </w:p>
-    <w:p>
-      <w:pPr>
-        <w:spacing w:after="180"/>
-        <w:ind w:left="400" w:hanging="400"/>
-      </w:pPr>
-      <w:r>
-        <w:rPr>
-          <w:rFonts w:ascii="Arial" w:cs="Arial" w:eastAsia="Arial" w:hAnsi="Arial"/>
-          <w:b/>
-          <w:bCs/>
-          <w:sz w:val="24"/>
-          <w:szCs w:val="24"/>
-        </w:rPr>
-        <w:t xml:space="preserve">2.	</w:t>
-      </w:r>
-      <w:r>
-        <w:rPr>
-          <w:rFonts w:ascii="Arial" w:cs="Arial" w:eastAsia="Arial" w:hAnsi="Arial"/>
-          <w:sz w:val="26"/>
-          <w:szCs w:val="26"/>
-        </w:rPr>
-        <w:t xml:space="preserve">In The Bone Sparrow, power comes in many forms. Discuss.</w:t>
-      </w:r>
-    </w:p>
-    <w:p>
-      <w:pPr>
-        <w:spacing w:after="180"/>
-        <w:ind w:left="400" w:hanging="400"/>
-      </w:pPr>
-      <w:r>
-        <w:rPr>
-          <w:rFonts w:ascii="Arial" w:cs="Arial" w:eastAsia="Arial" w:hAnsi="Arial"/>
-          <w:b/>
-          <w:bCs/>
-          <w:sz w:val="24"/>
-          <w:szCs w:val="24"/>
-        </w:rPr>
-        <w:t xml:space="preserve">3.	</w:t>
-      </w:r>
-      <w:r>
-        <w:rPr>
-          <w:rFonts w:ascii="Arial" w:cs="Arial" w:eastAsia="Arial" w:hAnsi="Arial"/>
-          <w:sz w:val="26"/>
-          <w:szCs w:val="26"/>
-        </w:rPr>
-        <w:t xml:space="preserve">Explore how loneliness and friendship shape the lives of the characters in The Bone Sparrow.</w:t>
-      </w:r>
-    </w:p>
-    <w:p>
-      <w:pPr>
-        <w:spacing w:after="180"/>
-        <w:ind w:left="400" w:hanging="400"/>
-      </w:pPr>
-      <w:r>
-        <w:rPr>
-          <w:rFonts w:ascii="Arial" w:cs="Arial" w:eastAsia="Arial" w:hAnsi="Arial"/>
-          <w:b/>
-          <w:bCs/>
-          <w:sz w:val="24"/>
-          <w:szCs w:val="24"/>
-        </w:rPr>
-        <w:t xml:space="preserve">4.	</w:t>
-      </w:r>
-      <w:r>
-        <w:rPr>
-          <w:rFonts w:ascii="Arial" w:cs="Arial" w:eastAsia="Arial" w:hAnsi="Arial"/>
-          <w:sz w:val="26"/>
-          <w:szCs w:val="26"/>
-        </w:rPr>
-        <w:t xml:space="preserve">What does The Bone Sparrow show about the importance of stories and family?</w:t>
-      </w:r>
-    </w:p>
-    <w:p>
-      <w:pPr>
-        <w:spacing w:after="180"/>
-        <w:ind w:left="400" w:hanging="400"/>
-      </w:pPr>
-      <w:r>
-        <w:rPr>
-          <w:rFonts w:ascii="Arial" w:cs="Arial" w:eastAsia="Arial" w:hAnsi="Arial"/>
-          <w:b/>
-          <w:bCs/>
-          <w:sz w:val="24"/>
-          <w:szCs w:val="24"/>
-        </w:rPr>
-        <w:t xml:space="preserve">5.	</w:t>
-      </w:r>
-      <w:r>
-        <w:rPr>
-          <w:rFonts w:ascii="Arial" w:cs="Arial" w:eastAsia="Arial" w:hAnsi="Arial"/>
-          <w:sz w:val="26"/>
-          <w:szCs w:val="26"/>
-        </w:rPr>
-        <w:t xml:space="preserve">How does Fraillon make the reader care about the people in the camp?</w:t>
-      </w:r>
-    </w:p>
-    <w:p>
-      <w:pPr>
-        <w:spacing w:after="180"/>
-        <w:ind w:left="400" w:hanging="400"/>
-      </w:pPr>
-      <w:r>
-        <w:rPr>
-          <w:rFonts w:ascii="Arial" w:cs="Arial" w:eastAsia="Arial" w:hAnsi="Arial"/>
-          <w:b/>
-          <w:bCs/>
-          <w:sz w:val="24"/>
-          <w:szCs w:val="24"/>
-        </w:rPr>
-        <w:t xml:space="preserve">6.	</w:t>
-      </w:r>
-      <w:r>
-        <w:rPr>
-          <w:rFonts w:ascii="Arial" w:cs="Arial" w:eastAsia="Arial" w:hAnsi="Arial"/>
-          <w:sz w:val="26"/>
-          <w:szCs w:val="26"/>
-        </w:rPr>
-        <w:t xml:space="preserve">How does Fraillon show the reader what life in the camp is like?</w:t>
-      </w:r>
-    </w:p>
-    <w:p>
-      <w:pPr>
-        <w:spacing w:after="80" w:before="220"/>
-      </w:pPr>
-      <w:r>
-        <w:rPr>
-          <w:rFonts w:ascii="Arial" w:cs="Arial" w:eastAsia="Arial" w:hAnsi="Arial"/>
-          <w:b/>
-          <w:bCs/>
-          <w:sz w:val="26"/>
-          <w:szCs w:val="26"/>
-        </w:rPr>
         <w:t xml:space="preserve">Before you hand it in</w:t>
       </w:r>
     </w:p>
@@ -756,7 +775,7 @@
           <w:sz w:val="24"/>
           <w:szCs w:val="24"/>
         </w:rPr>
-        <w:t xml:space="preserve">•	Read your paragraph out loud. Does every sentence say something about the idea?</w:t>
+        <w:t xml:space="preserve">•	Read your paragraphs out loud. Does every sentence say something about the idea?</w:t>
       </w:r>
     </w:p>
     <w:p>
@@ -770,7 +789,7 @@
           <w:sz w:val="24"/>
           <w:szCs w:val="24"/>
         </w:rPr>
-        <w:t xml:space="preserve">•	Colour the parts: idea, evidence, analytical verb, effect. Is anything missing?</w:t>
+        <w:t xml:space="preserve">•	Colour the parts: idea, language feature, evidence, effect on the reader.</w:t>
       </w:r>
     </w:p>
     <w:p>
@@ -784,7 +803,7 @@
           <w:sz w:val="24"/>
           <w:szCs w:val="24"/>
         </w:rPr>
-        <w:t xml:space="preserve">•	Check the last sentence links both halves back to your idea.</w:t>
+        <w:t xml:space="preserve">•	Check each last sentence links back to the idea and says more than the first one did.</w:t>
       </w:r>
     </w:p>
     <w:p>
@@ -883,9 +902,9 @@
             <w:tcW w:type="dxa" w:w="3000"/>
             <w:shd w:fill="D9D9D9" w:color="auto" w:val="clear"/>
             <w:tcMar>
-              <w:top w:type="dxa" w:w="60"/>
-              <w:left w:type="dxa" w:w="90"/>
-              <w:bottom w:type="dxa" w:w="60"/>
+              <w:top w:type="dxa" w:w="70"/>
+              <w:left w:type="dxa" w:w="90"/>
+              <w:bottom w:type="dxa" w:w="70"/>
               <w:right w:type="dxa" w:w="90"/>
             </w:tcMar>
           </w:tcPr>
@@ -910,9 +929,9 @@
             <w:tcW w:type="dxa" w:w="2479"/>
             <w:shd w:fill="D9D9D9" w:color="auto" w:val="clear"/>
             <w:tcMar>
-              <w:top w:type="dxa" w:w="60"/>
-              <w:left w:type="dxa" w:w="90"/>
-              <w:bottom w:type="dxa" w:w="60"/>
+              <w:top w:type="dxa" w:w="70"/>
+              <w:left w:type="dxa" w:w="90"/>
+              <w:bottom w:type="dxa" w:w="70"/>
               <w:right w:type="dxa" w:w="90"/>
             </w:tcMar>
           </w:tcPr>
@@ -951,9 +970,9 @@
             <w:tcW w:type="dxa" w:w="2479"/>
             <w:shd w:fill="D9D9D9" w:color="auto" w:val="clear"/>
             <w:tcMar>
-              <w:top w:type="dxa" w:w="60"/>
-              <w:left w:type="dxa" w:w="90"/>
-              <w:bottom w:type="dxa" w:w="60"/>
+              <w:top w:type="dxa" w:w="70"/>
+              <w:left w:type="dxa" w:w="90"/>
+              <w:bottom w:type="dxa" w:w="70"/>
               <w:right w:type="dxa" w:w="90"/>
             </w:tcMar>
           </w:tcPr>
@@ -992,9 +1011,9 @@
             <w:tcW w:type="dxa" w:w="2479"/>
             <w:shd w:fill="E7E6E6" w:color="auto" w:val="clear"/>
             <w:tcMar>
-              <w:top w:type="dxa" w:w="60"/>
-              <w:left w:type="dxa" w:w="90"/>
-              <w:bottom w:type="dxa" w:w="60"/>
+              <w:top w:type="dxa" w:w="70"/>
+              <w:left w:type="dxa" w:w="90"/>
+              <w:bottom w:type="dxa" w:w="70"/>
               <w:right w:type="dxa" w:w="90"/>
             </w:tcMar>
           </w:tcPr>
@@ -1033,9 +1052,9 @@
             <w:tcW w:type="dxa" w:w="2479"/>
             <w:shd w:fill="D9D9D9" w:color="auto" w:val="clear"/>
             <w:tcMar>
-              <w:top w:type="dxa" w:w="60"/>
-              <w:left w:type="dxa" w:w="90"/>
-              <w:bottom w:type="dxa" w:w="60"/>
+              <w:top w:type="dxa" w:w="70"/>
+              <w:left w:type="dxa" w:w="90"/>
+              <w:bottom w:type="dxa" w:w="70"/>
               <w:right w:type="dxa" w:w="90"/>
             </w:tcMar>
           </w:tcPr>
@@ -1074,9 +1093,9 @@
             <w:tcW w:type="dxa" w:w="2479"/>
             <w:shd w:fill="D9D9D9" w:color="auto" w:val="clear"/>
             <w:tcMar>
-              <w:top w:type="dxa" w:w="60"/>
-              <w:left w:type="dxa" w:w="90"/>
-              <w:bottom w:type="dxa" w:w="60"/>
+              <w:top w:type="dxa" w:w="70"/>
+              <w:left w:type="dxa" w:w="90"/>
+              <w:bottom w:type="dxa" w:w="70"/>
               <w:right w:type="dxa" w:w="90"/>
             </w:tcMar>
           </w:tcPr>
@@ -1116,9 +1135,9 @@
           <w:tcPr>
             <w:tcW w:type="dxa" w:w="3000"/>
             <w:tcMar>
-              <w:top w:type="dxa" w:w="60"/>
-              <w:left w:type="dxa" w:w="90"/>
-              <w:bottom w:type="dxa" w:w="60"/>
+              <w:top w:type="dxa" w:w="70"/>
+              <w:left w:type="dxa" w:w="90"/>
+              <w:bottom w:type="dxa" w:w="70"/>
               <w:right w:type="dxa" w:w="90"/>
             </w:tcMar>
           </w:tcPr>
@@ -1131,8 +1150,8 @@
                 <w:rFonts w:ascii="Arial" w:cs="Arial" w:eastAsia="Arial" w:hAnsi="Arial"/>
                 <w:b/>
                 <w:bCs/>
-                <w:sz w:val="17"/>
-                <w:szCs w:val="17"/>
+                <w:sz w:val="18"/>
+                <w:szCs w:val="18"/>
               </w:rPr>
               <w:t xml:space="preserve">Interpreting texts</w:t>
             </w:r>
@@ -1145,8 +1164,8 @@
               <w:rPr>
                 <w:rFonts w:ascii="Arial" w:cs="Arial" w:eastAsia="Arial" w:hAnsi="Arial"/>
                 <w:color w:val="595959"/>
-                <w:sz w:val="15"/>
-                <w:szCs w:val="15"/>
+                <w:sz w:val="16"/>
+                <w:szCs w:val="16"/>
               </w:rPr>
               <w:t xml:space="preserve">the idea about the novel</w:t>
             </w:r>
@@ -1170,162 +1189,162 @@
           <w:tcPr>
             <w:tcW w:type="dxa" w:w="2479"/>
             <w:tcMar>
-              <w:top w:type="dxa" w:w="60"/>
-              <w:left w:type="dxa" w:w="90"/>
-              <w:bottom w:type="dxa" w:w="60"/>
-              <w:right w:type="dxa" w:w="90"/>
-            </w:tcMar>
-          </w:tcPr>
-          <w:p>
-            <w:pPr>
-              <w:spacing w:after="0"/>
-            </w:pPr>
-            <w:r>
-              <w:rPr>
-                <w:rFonts w:ascii="Arial" w:cs="Arial" w:eastAsia="Arial" w:hAnsi="Arial"/>
+              <w:top w:type="dxa" w:w="70"/>
+              <w:left w:type="dxa" w:w="90"/>
+              <w:bottom w:type="dxa" w:w="70"/>
+              <w:right w:type="dxa" w:w="90"/>
+            </w:tcMar>
+          </w:tcPr>
+          <w:p>
+            <w:pPr>
+              <w:spacing w:after="0"/>
+            </w:pPr>
+            <w:r>
+              <w:rPr>
+                <w:rFonts w:ascii="Arial" w:cs="Arial" w:eastAsia="Arial" w:hAnsi="Arial"/>
+                <w:sz w:val="17"/>
+                <w:szCs w:val="17"/>
+              </w:rPr>
+              <w:t xml:space="preserve">I can describe the purpose of different text types</w:t>
+            </w:r>
+          </w:p>
+        </w:tc>
+        <w:tc>
+          <w:tcPr>
+            <w:tcW w:type="dxa" w:w="2479"/>
+            <w:tcMar>
+              <w:top w:type="dxa" w:w="70"/>
+              <w:left w:type="dxa" w:w="90"/>
+              <w:bottom w:type="dxa" w:w="70"/>
+              <w:right w:type="dxa" w:w="90"/>
+            </w:tcMar>
+          </w:tcPr>
+          <w:p>
+            <w:pPr>
+              <w:spacing w:after="0"/>
+            </w:pPr>
+            <w:r>
+              <w:rPr>
+                <w:rFonts w:ascii="Arial" w:cs="Arial" w:eastAsia="Arial" w:hAnsi="Arial"/>
+                <w:sz w:val="17"/>
+                <w:szCs w:val="17"/>
+              </w:rPr>
+              <w:t xml:space="preserve">I can describe the way authors try to influence their audience</w:t>
+            </w:r>
+          </w:p>
+        </w:tc>
+        <w:tc>
+          <w:tcPr>
+            <w:tcW w:type="dxa" w:w="2479"/>
+            <w:shd w:fill="F2F2F2" w:color="auto" w:val="clear"/>
+            <w:tcMar>
+              <w:top w:type="dxa" w:w="70"/>
+              <w:left w:type="dxa" w:w="90"/>
+              <w:bottom w:type="dxa" w:w="70"/>
+              <w:right w:type="dxa" w:w="90"/>
+            </w:tcMar>
+          </w:tcPr>
+          <w:p>
+            <w:pPr>
+              <w:spacing w:after="0"/>
+            </w:pPr>
+            <w:r>
+              <w:rPr>
+                <w:rFonts w:ascii="Arial" w:cs="Arial" w:eastAsia="Arial" w:hAnsi="Arial"/>
+                <w:sz w:val="17"/>
+                <w:szCs w:val="17"/>
+              </w:rPr>
+              <w:t xml:space="preserve">I can explain how the structure and language used in a text helps influence the audience</w:t>
+            </w:r>
+          </w:p>
+        </w:tc>
+        <w:tc>
+          <w:tcPr>
+            <w:tcW w:type="dxa" w:w="2479"/>
+            <w:tcMar>
+              <w:top w:type="dxa" w:w="70"/>
+              <w:left w:type="dxa" w:w="90"/>
+              <w:bottom w:type="dxa" w:w="70"/>
+              <w:right w:type="dxa" w:w="90"/>
+            </w:tcMar>
+          </w:tcPr>
+          <w:p>
+            <w:pPr>
+              <w:spacing w:after="0"/>
+            </w:pPr>
+            <w:r>
+              <w:rPr>
+                <w:rFonts w:ascii="Arial" w:cs="Arial" w:eastAsia="Arial" w:hAnsi="Arial"/>
+                <w:sz w:val="17"/>
+                <w:szCs w:val="17"/>
+              </w:rPr>
+              <w:t xml:space="preserve">I can find the author’s point of view in a text and evaluate how credible the text is</w:t>
+            </w:r>
+          </w:p>
+        </w:tc>
+        <w:tc>
+          <w:tcPr>
+            <w:tcW w:type="dxa" w:w="2479"/>
+            <w:tcMar>
+              <w:top w:type="dxa" w:w="70"/>
+              <w:left w:type="dxa" w:w="90"/>
+              <w:bottom w:type="dxa" w:w="70"/>
+              <w:right w:type="dxa" w:w="90"/>
+            </w:tcMar>
+          </w:tcPr>
+          <w:p>
+            <w:pPr>
+              <w:spacing w:after="0"/>
+            </w:pPr>
+            <w:r>
+              <w:rPr>
+                <w:rFonts w:ascii="Arial" w:cs="Arial" w:eastAsia="Arial" w:hAnsi="Arial"/>
+                <w:sz w:val="17"/>
+                <w:szCs w:val="17"/>
+              </w:rPr>
+              <w:t xml:space="preserve">I can compare the way people and issues are represented in different texts</w:t>
+            </w:r>
+          </w:p>
+        </w:tc>
+      </w:tr>
+      <w:tr>
+        <w:tc>
+          <w:tcPr>
+            <w:tcW w:type="dxa" w:w="3000"/>
+            <w:tcMar>
+              <w:top w:type="dxa" w:w="70"/>
+              <w:left w:type="dxa" w:w="90"/>
+              <w:bottom w:type="dxa" w:w="70"/>
+              <w:right w:type="dxa" w:w="90"/>
+            </w:tcMar>
+          </w:tcPr>
+          <w:p>
+            <w:pPr>
+              <w:spacing w:after="0"/>
+            </w:pPr>
+            <w:r>
+              <w:rPr>
+                <w:rFonts w:ascii="Arial" w:cs="Arial" w:eastAsia="Arial" w:hAnsi="Arial"/>
+                <w:b/>
+                <w:bCs/>
+                <w:sz w:val="18"/>
+                <w:szCs w:val="18"/>
+              </w:rPr>
+              <w:t xml:space="preserve">Understanding language devices</w:t>
+            </w:r>
+          </w:p>
+          <w:p>
+            <w:pPr>
+              <w:spacing w:after="0"/>
+            </w:pPr>
+            <w:r>
+              <w:rPr>
+                <w:rFonts w:ascii="Arial" w:cs="Arial" w:eastAsia="Arial" w:hAnsi="Arial"/>
+                <w:color w:val="595959"/>
                 <w:sz w:val="16"/>
                 <w:szCs w:val="16"/>
               </w:rPr>
-              <w:t xml:space="preserve">I can describe the purpose of different text types</w:t>
-            </w:r>
-          </w:p>
-        </w:tc>
-        <w:tc>
-          <w:tcPr>
-            <w:tcW w:type="dxa" w:w="2479"/>
-            <w:tcMar>
-              <w:top w:type="dxa" w:w="60"/>
-              <w:left w:type="dxa" w:w="90"/>
-              <w:bottom w:type="dxa" w:w="60"/>
-              <w:right w:type="dxa" w:w="90"/>
-            </w:tcMar>
-          </w:tcPr>
-          <w:p>
-            <w:pPr>
-              <w:spacing w:after="0"/>
-            </w:pPr>
-            <w:r>
-              <w:rPr>
-                <w:rFonts w:ascii="Arial" w:cs="Arial" w:eastAsia="Arial" w:hAnsi="Arial"/>
-                <w:sz w:val="16"/>
-                <w:szCs w:val="16"/>
-              </w:rPr>
-              <w:t xml:space="preserve">I can describe the way authors try to influence their audience</w:t>
-            </w:r>
-          </w:p>
-        </w:tc>
-        <w:tc>
-          <w:tcPr>
-            <w:tcW w:type="dxa" w:w="2479"/>
-            <w:shd w:fill="F2F2F2" w:color="auto" w:val="clear"/>
-            <w:tcMar>
-              <w:top w:type="dxa" w:w="60"/>
-              <w:left w:type="dxa" w:w="90"/>
-              <w:bottom w:type="dxa" w:w="60"/>
-              <w:right w:type="dxa" w:w="90"/>
-            </w:tcMar>
-          </w:tcPr>
-          <w:p>
-            <w:pPr>
-              <w:spacing w:after="0"/>
-            </w:pPr>
-            <w:r>
-              <w:rPr>
-                <w:rFonts w:ascii="Arial" w:cs="Arial" w:eastAsia="Arial" w:hAnsi="Arial"/>
-                <w:sz w:val="16"/>
-                <w:szCs w:val="16"/>
-              </w:rPr>
-              <w:t xml:space="preserve">I can explain how the structure and language used in a text helps influence the audience</w:t>
-            </w:r>
-          </w:p>
-        </w:tc>
-        <w:tc>
-          <w:tcPr>
-            <w:tcW w:type="dxa" w:w="2479"/>
-            <w:tcMar>
-              <w:top w:type="dxa" w:w="60"/>
-              <w:left w:type="dxa" w:w="90"/>
-              <w:bottom w:type="dxa" w:w="60"/>
-              <w:right w:type="dxa" w:w="90"/>
-            </w:tcMar>
-          </w:tcPr>
-          <w:p>
-            <w:pPr>
-              <w:spacing w:after="0"/>
-            </w:pPr>
-            <w:r>
-              <w:rPr>
-                <w:rFonts w:ascii="Arial" w:cs="Arial" w:eastAsia="Arial" w:hAnsi="Arial"/>
-                <w:sz w:val="16"/>
-                <w:szCs w:val="16"/>
-              </w:rPr>
-              <w:t xml:space="preserve">I can find the author’s point of view in a text and evaluate how credible the text is</w:t>
-            </w:r>
-          </w:p>
-        </w:tc>
-        <w:tc>
-          <w:tcPr>
-            <w:tcW w:type="dxa" w:w="2479"/>
-            <w:tcMar>
-              <w:top w:type="dxa" w:w="60"/>
-              <w:left w:type="dxa" w:w="90"/>
-              <w:bottom w:type="dxa" w:w="60"/>
-              <w:right w:type="dxa" w:w="90"/>
-            </w:tcMar>
-          </w:tcPr>
-          <w:p>
-            <w:pPr>
-              <w:spacing w:after="0"/>
-            </w:pPr>
-            <w:r>
-              <w:rPr>
-                <w:rFonts w:ascii="Arial" w:cs="Arial" w:eastAsia="Arial" w:hAnsi="Arial"/>
-                <w:sz w:val="16"/>
-                <w:szCs w:val="16"/>
-              </w:rPr>
-              <w:t xml:space="preserve">I can compare the way people and issues are represented in different texts</w:t>
-            </w:r>
-          </w:p>
-        </w:tc>
-      </w:tr>
-      <w:tr>
-        <w:tc>
-          <w:tcPr>
-            <w:tcW w:type="dxa" w:w="3000"/>
-            <w:tcMar>
-              <w:top w:type="dxa" w:w="60"/>
-              <w:left w:type="dxa" w:w="90"/>
-              <w:bottom w:type="dxa" w:w="60"/>
-              <w:right w:type="dxa" w:w="90"/>
-            </w:tcMar>
-          </w:tcPr>
-          <w:p>
-            <w:pPr>
-              <w:spacing w:after="0"/>
-            </w:pPr>
-            <w:r>
-              <w:rPr>
-                <w:rFonts w:ascii="Arial" w:cs="Arial" w:eastAsia="Arial" w:hAnsi="Arial"/>
-                <w:b/>
-                <w:bCs/>
-                <w:sz w:val="17"/>
-                <w:szCs w:val="17"/>
-              </w:rPr>
-              <w:t xml:space="preserve">Using evidence</w:t>
-            </w:r>
-          </w:p>
-          <w:p>
-            <w:pPr>
-              <w:spacing w:after="0"/>
-            </w:pPr>
-            <w:r>
-              <w:rPr>
-                <w:rFonts w:ascii="Arial" w:cs="Arial" w:eastAsia="Arial" w:hAnsi="Arial"/>
-                <w:color w:val="595959"/>
-                <w:sz w:val="15"/>
-                <w:szCs w:val="15"/>
-              </w:rPr>
-              <w:t xml:space="preserve">choosing the quote</w:t>
+              <w:t xml:space="preserve">what Fraillon has done with the words</w:t>
             </w:r>
           </w:p>
           <w:p>
@@ -1347,162 +1366,162 @@
           <w:tcPr>
             <w:tcW w:type="dxa" w:w="2479"/>
             <w:tcMar>
-              <w:top w:type="dxa" w:w="60"/>
-              <w:left w:type="dxa" w:w="90"/>
-              <w:bottom w:type="dxa" w:w="60"/>
-              <w:right w:type="dxa" w:w="90"/>
-            </w:tcMar>
-          </w:tcPr>
-          <w:p>
-            <w:pPr>
-              <w:spacing w:after="0"/>
-            </w:pPr>
-            <w:r>
-              <w:rPr>
-                <w:rFonts w:ascii="Arial" w:cs="Arial" w:eastAsia="Arial" w:hAnsi="Arial"/>
+              <w:top w:type="dxa" w:w="70"/>
+              <w:left w:type="dxa" w:w="90"/>
+              <w:bottom w:type="dxa" w:w="70"/>
+              <w:right w:type="dxa" w:w="90"/>
+            </w:tcMar>
+          </w:tcPr>
+          <w:p>
+            <w:pPr>
+              <w:spacing w:after="0"/>
+            </w:pPr>
+            <w:r>
+              <w:rPr>
+                <w:rFonts w:ascii="Arial" w:cs="Arial" w:eastAsia="Arial" w:hAnsi="Arial"/>
+                <w:sz w:val="17"/>
+                <w:szCs w:val="17"/>
+              </w:rPr>
+              <w:t xml:space="preserve">I can describe the meaning of different similes and metaphors</w:t>
+            </w:r>
+          </w:p>
+        </w:tc>
+        <w:tc>
+          <w:tcPr>
+            <w:tcW w:type="dxa" w:w="2479"/>
+            <w:tcMar>
+              <w:top w:type="dxa" w:w="70"/>
+              <w:left w:type="dxa" w:w="90"/>
+              <w:bottom w:type="dxa" w:w="70"/>
+              <w:right w:type="dxa" w:w="90"/>
+            </w:tcMar>
+          </w:tcPr>
+          <w:p>
+            <w:pPr>
+              <w:spacing w:after="0"/>
+            </w:pPr>
+            <w:r>
+              <w:rPr>
+                <w:rFonts w:ascii="Arial" w:cs="Arial" w:eastAsia="Arial" w:hAnsi="Arial"/>
+                <w:sz w:val="17"/>
+                <w:szCs w:val="17"/>
+              </w:rPr>
+              <w:t xml:space="preserve">I can explain how rhymes can add to descriptions in writing</w:t>
+            </w:r>
+          </w:p>
+        </w:tc>
+        <w:tc>
+          <w:tcPr>
+            <w:tcW w:type="dxa" w:w="2479"/>
+            <w:shd w:fill="F2F2F2" w:color="auto" w:val="clear"/>
+            <w:tcMar>
+              <w:top w:type="dxa" w:w="70"/>
+              <w:left w:type="dxa" w:w="90"/>
+              <w:bottom w:type="dxa" w:w="70"/>
+              <w:right w:type="dxa" w:w="90"/>
+            </w:tcMar>
+          </w:tcPr>
+          <w:p>
+            <w:pPr>
+              <w:spacing w:after="0"/>
+            </w:pPr>
+            <w:r>
+              <w:rPr>
+                <w:rFonts w:ascii="Arial" w:cs="Arial" w:eastAsia="Arial" w:hAnsi="Arial"/>
+                <w:sz w:val="17"/>
+                <w:szCs w:val="17"/>
+              </w:rPr>
+              <w:t xml:space="preserve">I can explain the meaning of non-literal language in narrative and poetic texts</w:t>
+            </w:r>
+          </w:p>
+        </w:tc>
+        <w:tc>
+          <w:tcPr>
+            <w:tcW w:type="dxa" w:w="2479"/>
+            <w:tcMar>
+              <w:top w:type="dxa" w:w="70"/>
+              <w:left w:type="dxa" w:w="90"/>
+              <w:bottom w:type="dxa" w:w="70"/>
+              <w:right w:type="dxa" w:w="90"/>
+            </w:tcMar>
+          </w:tcPr>
+          <w:p>
+            <w:pPr>
+              <w:spacing w:after="0"/>
+            </w:pPr>
+            <w:r>
+              <w:rPr>
+                <w:rFonts w:ascii="Arial" w:cs="Arial" w:eastAsia="Arial" w:hAnsi="Arial"/>
+                <w:sz w:val="17"/>
+                <w:szCs w:val="17"/>
+              </w:rPr>
+              <w:t xml:space="preserve">I can explain the effect of descriptions, different sentence types and figurative language</w:t>
+            </w:r>
+          </w:p>
+        </w:tc>
+        <w:tc>
+          <w:tcPr>
+            <w:tcW w:type="dxa" w:w="2479"/>
+            <w:tcMar>
+              <w:top w:type="dxa" w:w="70"/>
+              <w:left w:type="dxa" w:w="90"/>
+              <w:bottom w:type="dxa" w:w="70"/>
+              <w:right w:type="dxa" w:w="90"/>
+            </w:tcMar>
+          </w:tcPr>
+          <w:p>
+            <w:pPr>
+              <w:spacing w:after="0"/>
+            </w:pPr>
+            <w:r>
+              <w:rPr>
+                <w:rFonts w:ascii="Arial" w:cs="Arial" w:eastAsia="Arial" w:hAnsi="Arial"/>
+                <w:sz w:val="17"/>
+                <w:szCs w:val="17"/>
+              </w:rPr>
+              <w:t xml:space="preserve">I can analyse the way writing techniques work together to convey ideas and feelings</w:t>
+            </w:r>
+          </w:p>
+        </w:tc>
+      </w:tr>
+      <w:tr>
+        <w:tc>
+          <w:tcPr>
+            <w:tcW w:type="dxa" w:w="3000"/>
+            <w:tcMar>
+              <w:top w:type="dxa" w:w="70"/>
+              <w:left w:type="dxa" w:w="90"/>
+              <w:bottom w:type="dxa" w:w="70"/>
+              <w:right w:type="dxa" w:w="90"/>
+            </w:tcMar>
+          </w:tcPr>
+          <w:p>
+            <w:pPr>
+              <w:spacing w:after="0"/>
+            </w:pPr>
+            <w:r>
+              <w:rPr>
+                <w:rFonts w:ascii="Arial" w:cs="Arial" w:eastAsia="Arial" w:hAnsi="Arial"/>
+                <w:b/>
+                <w:bCs/>
+                <w:sz w:val="18"/>
+                <w:szCs w:val="18"/>
+              </w:rPr>
+              <w:t xml:space="preserve">Using evidence</w:t>
+            </w:r>
+          </w:p>
+          <w:p>
+            <w:pPr>
+              <w:spacing w:after="0"/>
+            </w:pPr>
+            <w:r>
+              <w:rPr>
+                <w:rFonts w:ascii="Arial" w:cs="Arial" w:eastAsia="Arial" w:hAnsi="Arial"/>
+                <w:color w:val="595959"/>
                 <w:sz w:val="16"/>
                 <w:szCs w:val="16"/>
               </w:rPr>
-              <w:t xml:space="preserve">I can describe the depiction of events, characters and settings in texts and explain my responses to them</w:t>
-            </w:r>
-          </w:p>
-        </w:tc>
-        <w:tc>
-          <w:tcPr>
-            <w:tcW w:type="dxa" w:w="2479"/>
-            <w:tcMar>
-              <w:top w:type="dxa" w:w="60"/>
-              <w:left w:type="dxa" w:w="90"/>
-              <w:bottom w:type="dxa" w:w="60"/>
-              <w:right w:type="dxa" w:w="90"/>
-            </w:tcMar>
-          </w:tcPr>
-          <w:p>
-            <w:pPr>
-              <w:spacing w:after="0"/>
-            </w:pPr>
-            <w:r>
-              <w:rPr>
-                <w:rFonts w:ascii="Arial" w:cs="Arial" w:eastAsia="Arial" w:hAnsi="Arial"/>
-                <w:sz w:val="16"/>
-                <w:szCs w:val="16"/>
-              </w:rPr>
-              <w:t xml:space="preserve">I can select specific details from texts to develop and explain my own responses</w:t>
-            </w:r>
-          </w:p>
-        </w:tc>
-        <w:tc>
-          <w:tcPr>
-            <w:tcW w:type="dxa" w:w="2479"/>
-            <w:shd w:fill="F2F2F2" w:color="auto" w:val="clear"/>
-            <w:tcMar>
-              <w:top w:type="dxa" w:w="60"/>
-              <w:left w:type="dxa" w:w="90"/>
-              <w:bottom w:type="dxa" w:w="60"/>
-              <w:right w:type="dxa" w:w="90"/>
-            </w:tcMar>
-          </w:tcPr>
-          <w:p>
-            <w:pPr>
-              <w:spacing w:after="0"/>
-            </w:pPr>
-            <w:r>
-              <w:rPr>
-                <w:rFonts w:ascii="Arial" w:cs="Arial" w:eastAsia="Arial" w:hAnsi="Arial"/>
-                <w:sz w:val="16"/>
-                <w:szCs w:val="16"/>
-              </w:rPr>
-              <w:t xml:space="preserve">I can select and use evidence from texts to explain my response to it, recognising that texts reflect different viewpoints</w:t>
-            </w:r>
-          </w:p>
-        </w:tc>
-        <w:tc>
-          <w:tcPr>
-            <w:tcW w:type="dxa" w:w="2479"/>
-            <w:tcMar>
-              <w:top w:type="dxa" w:w="60"/>
-              <w:left w:type="dxa" w:w="90"/>
-              <w:bottom w:type="dxa" w:w="60"/>
-              <w:right w:type="dxa" w:w="90"/>
-            </w:tcMar>
-          </w:tcPr>
-          <w:p>
-            <w:pPr>
-              <w:spacing w:after="0"/>
-            </w:pPr>
-            <w:r>
-              <w:rPr>
-                <w:rFonts w:ascii="Arial" w:cs="Arial" w:eastAsia="Arial" w:hAnsi="Arial"/>
-                <w:sz w:val="16"/>
-                <w:szCs w:val="16"/>
-              </w:rPr>
-              <w:t xml:space="preserve">I can select evidence from texts to describe how authors depict events, situations, and people from different viewpoints</w:t>
-            </w:r>
-          </w:p>
-        </w:tc>
-        <w:tc>
-          <w:tcPr>
-            <w:tcW w:type="dxa" w:w="2479"/>
-            <w:tcMar>
-              <w:top w:type="dxa" w:w="60"/>
-              <w:left w:type="dxa" w:w="90"/>
-              <w:bottom w:type="dxa" w:w="60"/>
-              <w:right w:type="dxa" w:w="90"/>
-            </w:tcMar>
-          </w:tcPr>
-          <w:p>
-            <w:pPr>
-              <w:spacing w:after="0"/>
-            </w:pPr>
-            <w:r>
-              <w:rPr>
-                <w:rFonts w:ascii="Arial" w:cs="Arial" w:eastAsia="Arial" w:hAnsi="Arial"/>
-                <w:sz w:val="16"/>
-                <w:szCs w:val="16"/>
-              </w:rPr>
-              <w:t xml:space="preserve">I can select evidence from texts to explain how language choices influence an audience</w:t>
-            </w:r>
-          </w:p>
-        </w:tc>
-      </w:tr>
-      <w:tr>
-        <w:tc>
-          <w:tcPr>
-            <w:tcW w:type="dxa" w:w="3000"/>
-            <w:tcMar>
-              <w:top w:type="dxa" w:w="60"/>
-              <w:left w:type="dxa" w:w="90"/>
-              <w:bottom w:type="dxa" w:w="60"/>
-              <w:right w:type="dxa" w:w="90"/>
-            </w:tcMar>
-          </w:tcPr>
-          <w:p>
-            <w:pPr>
-              <w:spacing w:after="0"/>
-            </w:pPr>
-            <w:r>
-              <w:rPr>
-                <w:rFonts w:ascii="Arial" w:cs="Arial" w:eastAsia="Arial" w:hAnsi="Arial"/>
-                <w:b/>
-                <w:bCs/>
-                <w:sz w:val="17"/>
-                <w:szCs w:val="17"/>
-              </w:rPr>
-              <w:t xml:space="preserve">Use of evidence</w:t>
-            </w:r>
-          </w:p>
-          <w:p>
-            <w:pPr>
-              <w:spacing w:after="0"/>
-            </w:pPr>
-            <w:r>
-              <w:rPr>
-                <w:rFonts w:ascii="Arial" w:cs="Arial" w:eastAsia="Arial" w:hAnsi="Arial"/>
-                <w:color w:val="595959"/>
-                <w:sz w:val="15"/>
-                <w:szCs w:val="15"/>
-              </w:rPr>
-              <w:t xml:space="preserve">putting the quote in the sentence</w:t>
+              <w:t xml:space="preserve">choosing the quote, and putting it in the sentence</w:t>
             </w:r>
           </w:p>
           <w:p>
@@ -1516,7 +1535,7 @@
                 <w:sz w:val="14"/>
                 <w:szCs w:val="14"/>
               </w:rPr>
-              <w:t xml:space="preserve">Writing</w:t>
+              <w:t xml:space="preserve">Reading and Viewing · Writing</w:t>
             </w:r>
           </w:p>
         </w:tc>
@@ -1524,162 +1543,162 @@
           <w:tcPr>
             <w:tcW w:type="dxa" w:w="2479"/>
             <w:tcMar>
-              <w:top w:type="dxa" w:w="60"/>
-              <w:left w:type="dxa" w:w="90"/>
-              <w:bottom w:type="dxa" w:w="60"/>
-              <w:right w:type="dxa" w:w="90"/>
-            </w:tcMar>
-          </w:tcPr>
-          <w:p>
-            <w:pPr>
-              <w:spacing w:after="0"/>
-            </w:pPr>
-            <w:r>
-              <w:rPr>
-                <w:rFonts w:ascii="Arial" w:cs="Arial" w:eastAsia="Arial" w:hAnsi="Arial"/>
+              <w:top w:type="dxa" w:w="70"/>
+              <w:left w:type="dxa" w:w="90"/>
+              <w:bottom w:type="dxa" w:w="70"/>
+              <w:right w:type="dxa" w:w="90"/>
+            </w:tcMar>
+          </w:tcPr>
+          <w:p>
+            <w:pPr>
+              <w:spacing w:after="0"/>
+            </w:pPr>
+            <w:r>
+              <w:rPr>
+                <w:rFonts w:ascii="Arial" w:cs="Arial" w:eastAsia="Arial" w:hAnsi="Arial"/>
+                <w:sz w:val="17"/>
+                <w:szCs w:val="17"/>
+              </w:rPr>
+              <w:t xml:space="preserve">I can describe the depiction of events, characters and settings in texts and explain my responses to them</w:t>
+            </w:r>
+          </w:p>
+        </w:tc>
+        <w:tc>
+          <w:tcPr>
+            <w:tcW w:type="dxa" w:w="2479"/>
+            <w:tcMar>
+              <w:top w:type="dxa" w:w="70"/>
+              <w:left w:type="dxa" w:w="90"/>
+              <w:bottom w:type="dxa" w:w="70"/>
+              <w:right w:type="dxa" w:w="90"/>
+            </w:tcMar>
+          </w:tcPr>
+          <w:p>
+            <w:pPr>
+              <w:spacing w:after="0"/>
+            </w:pPr>
+            <w:r>
+              <w:rPr>
+                <w:rFonts w:ascii="Arial" w:cs="Arial" w:eastAsia="Arial" w:hAnsi="Arial"/>
+                <w:sz w:val="17"/>
+                <w:szCs w:val="17"/>
+              </w:rPr>
+              <w:t xml:space="preserve">I can select specific details from texts to develop and explain my own responses. I can include quotes in an explanation with teacher guidance</w:t>
+            </w:r>
+          </w:p>
+        </w:tc>
+        <w:tc>
+          <w:tcPr>
+            <w:tcW w:type="dxa" w:w="2479"/>
+            <w:shd w:fill="F2F2F2" w:color="auto" w:val="clear"/>
+            <w:tcMar>
+              <w:top w:type="dxa" w:w="70"/>
+              <w:left w:type="dxa" w:w="90"/>
+              <w:bottom w:type="dxa" w:w="70"/>
+              <w:right w:type="dxa" w:w="90"/>
+            </w:tcMar>
+          </w:tcPr>
+          <w:p>
+            <w:pPr>
+              <w:spacing w:after="0"/>
+            </w:pPr>
+            <w:r>
+              <w:rPr>
+                <w:rFonts w:ascii="Arial" w:cs="Arial" w:eastAsia="Arial" w:hAnsi="Arial"/>
+                <w:sz w:val="17"/>
+                <w:szCs w:val="17"/>
+              </w:rPr>
+              <w:t xml:space="preserve">I can select and use evidence from texts to explain my response to it. I can explain the relevance of a quote</w:t>
+            </w:r>
+          </w:p>
+        </w:tc>
+        <w:tc>
+          <w:tcPr>
+            <w:tcW w:type="dxa" w:w="2479"/>
+            <w:tcMar>
+              <w:top w:type="dxa" w:w="70"/>
+              <w:left w:type="dxa" w:w="90"/>
+              <w:bottom w:type="dxa" w:w="70"/>
+              <w:right w:type="dxa" w:w="90"/>
+            </w:tcMar>
+          </w:tcPr>
+          <w:p>
+            <w:pPr>
+              <w:spacing w:after="0"/>
+            </w:pPr>
+            <w:r>
+              <w:rPr>
+                <w:rFonts w:ascii="Arial" w:cs="Arial" w:eastAsia="Arial" w:hAnsi="Arial"/>
+                <w:sz w:val="17"/>
+                <w:szCs w:val="17"/>
+              </w:rPr>
+              <w:t xml:space="preserve">I can select evidence from texts to describe how authors depict events, situations, and people from different viewpoints. I can embed quotes into sentences</w:t>
+            </w:r>
+          </w:p>
+        </w:tc>
+        <w:tc>
+          <w:tcPr>
+            <w:tcW w:type="dxa" w:w="2479"/>
+            <w:tcMar>
+              <w:top w:type="dxa" w:w="70"/>
+              <w:left w:type="dxa" w:w="90"/>
+              <w:bottom w:type="dxa" w:w="70"/>
+              <w:right w:type="dxa" w:w="90"/>
+            </w:tcMar>
+          </w:tcPr>
+          <w:p>
+            <w:pPr>
+              <w:spacing w:after="0"/>
+            </w:pPr>
+            <w:r>
+              <w:rPr>
+                <w:rFonts w:ascii="Arial" w:cs="Arial" w:eastAsia="Arial" w:hAnsi="Arial"/>
+                <w:sz w:val="17"/>
+                <w:szCs w:val="17"/>
+              </w:rPr>
+              <w:t xml:space="preserve">I can select evidence from texts to explain how language choices influence an audience. I can correctly embed quotes within an explanation sentence</w:t>
+            </w:r>
+          </w:p>
+        </w:tc>
+      </w:tr>
+      <w:tr>
+        <w:tc>
+          <w:tcPr>
+            <w:tcW w:type="dxa" w:w="3000"/>
+            <w:tcMar>
+              <w:top w:type="dxa" w:w="70"/>
+              <w:left w:type="dxa" w:w="90"/>
+              <w:bottom w:type="dxa" w:w="70"/>
+              <w:right w:type="dxa" w:w="90"/>
+            </w:tcMar>
+          </w:tcPr>
+          <w:p>
+            <w:pPr>
+              <w:spacing w:after="0"/>
+            </w:pPr>
+            <w:r>
+              <w:rPr>
+                <w:rFonts w:ascii="Arial" w:cs="Arial" w:eastAsia="Arial" w:hAnsi="Arial"/>
+                <w:b/>
+                <w:bCs/>
+                <w:sz w:val="18"/>
+                <w:szCs w:val="18"/>
+              </w:rPr>
+              <w:t xml:space="preserve">Evaluating texts</w:t>
+            </w:r>
+          </w:p>
+          <w:p>
+            <w:pPr>
+              <w:spacing w:after="0"/>
+            </w:pPr>
+            <w:r>
+              <w:rPr>
+                <w:rFonts w:ascii="Arial" w:cs="Arial" w:eastAsia="Arial" w:hAnsi="Arial"/>
+                <w:color w:val="595959"/>
                 <w:sz w:val="16"/>
                 <w:szCs w:val="16"/>
               </w:rPr>
-              <w:t xml:space="preserve">Not on the continuum at this level</w:t>
-            </w:r>
-          </w:p>
-        </w:tc>
-        <w:tc>
-          <w:tcPr>
-            <w:tcW w:type="dxa" w:w="2479"/>
-            <w:tcMar>
-              <w:top w:type="dxa" w:w="60"/>
-              <w:left w:type="dxa" w:w="90"/>
-              <w:bottom w:type="dxa" w:w="60"/>
-              <w:right w:type="dxa" w:w="90"/>
-            </w:tcMar>
-          </w:tcPr>
-          <w:p>
-            <w:pPr>
-              <w:spacing w:after="0"/>
-            </w:pPr>
-            <w:r>
-              <w:rPr>
-                <w:rFonts w:ascii="Arial" w:cs="Arial" w:eastAsia="Arial" w:hAnsi="Arial"/>
-                <w:sz w:val="16"/>
-                <w:szCs w:val="16"/>
-              </w:rPr>
-              <w:t xml:space="preserve">I can include quotes in an explanation with teacher guidance</w:t>
-            </w:r>
-          </w:p>
-        </w:tc>
-        <w:tc>
-          <w:tcPr>
-            <w:tcW w:type="dxa" w:w="2479"/>
-            <w:shd w:fill="F2F2F2" w:color="auto" w:val="clear"/>
-            <w:tcMar>
-              <w:top w:type="dxa" w:w="60"/>
-              <w:left w:type="dxa" w:w="90"/>
-              <w:bottom w:type="dxa" w:w="60"/>
-              <w:right w:type="dxa" w:w="90"/>
-            </w:tcMar>
-          </w:tcPr>
-          <w:p>
-            <w:pPr>
-              <w:spacing w:after="0"/>
-            </w:pPr>
-            <w:r>
-              <w:rPr>
-                <w:rFonts w:ascii="Arial" w:cs="Arial" w:eastAsia="Arial" w:hAnsi="Arial"/>
-                <w:sz w:val="16"/>
-                <w:szCs w:val="16"/>
-              </w:rPr>
-              <w:t xml:space="preserve">I can explain the relevance of a quote</w:t>
-            </w:r>
-          </w:p>
-        </w:tc>
-        <w:tc>
-          <w:tcPr>
-            <w:tcW w:type="dxa" w:w="2479"/>
-            <w:tcMar>
-              <w:top w:type="dxa" w:w="60"/>
-              <w:left w:type="dxa" w:w="90"/>
-              <w:bottom w:type="dxa" w:w="60"/>
-              <w:right w:type="dxa" w:w="90"/>
-            </w:tcMar>
-          </w:tcPr>
-          <w:p>
-            <w:pPr>
-              <w:spacing w:after="0"/>
-            </w:pPr>
-            <w:r>
-              <w:rPr>
-                <w:rFonts w:ascii="Arial" w:cs="Arial" w:eastAsia="Arial" w:hAnsi="Arial"/>
-                <w:sz w:val="16"/>
-                <w:szCs w:val="16"/>
-              </w:rPr>
-              <w:t xml:space="preserve">I can embed quotes into sentences</w:t>
-            </w:r>
-          </w:p>
-        </w:tc>
-        <w:tc>
-          <w:tcPr>
-            <w:tcW w:type="dxa" w:w="2479"/>
-            <w:tcMar>
-              <w:top w:type="dxa" w:w="60"/>
-              <w:left w:type="dxa" w:w="90"/>
-              <w:bottom w:type="dxa" w:w="60"/>
-              <w:right w:type="dxa" w:w="90"/>
-            </w:tcMar>
-          </w:tcPr>
-          <w:p>
-            <w:pPr>
-              <w:spacing w:after="0"/>
-            </w:pPr>
-            <w:r>
-              <w:rPr>
-                <w:rFonts w:ascii="Arial" w:cs="Arial" w:eastAsia="Arial" w:hAnsi="Arial"/>
-                <w:sz w:val="16"/>
-                <w:szCs w:val="16"/>
-              </w:rPr>
-              <w:t xml:space="preserve">I can correctly embed quotes within an explanation sentence</w:t>
-            </w:r>
-          </w:p>
-        </w:tc>
-      </w:tr>
-      <w:tr>
-        <w:tc>
-          <w:tcPr>
-            <w:tcW w:type="dxa" w:w="3000"/>
-            <w:tcMar>
-              <w:top w:type="dxa" w:w="60"/>
-              <w:left w:type="dxa" w:w="90"/>
-              <w:bottom w:type="dxa" w:w="60"/>
-              <w:right w:type="dxa" w:w="90"/>
-            </w:tcMar>
-          </w:tcPr>
-          <w:p>
-            <w:pPr>
-              <w:spacing w:after="0"/>
-            </w:pPr>
-            <w:r>
-              <w:rPr>
-                <w:rFonts w:ascii="Arial" w:cs="Arial" w:eastAsia="Arial" w:hAnsi="Arial"/>
-                <w:b/>
-                <w:bCs/>
-                <w:sz w:val="17"/>
-                <w:szCs w:val="17"/>
-              </w:rPr>
-              <w:t xml:space="preserve">Evaluating texts</w:t>
-            </w:r>
-          </w:p>
-          <w:p>
-            <w:pPr>
-              <w:spacing w:after="0"/>
-            </w:pPr>
-            <w:r>
-              <w:rPr>
-                <w:rFonts w:ascii="Arial" w:cs="Arial" w:eastAsia="Arial" w:hAnsi="Arial"/>
-                <w:color w:val="595959"/>
-                <w:sz w:val="15"/>
-                <w:szCs w:val="15"/>
-              </w:rPr>
-              <w:t xml:space="preserve">the effect on the reader</w:t>
+              <w:t xml:space="preserve">the effect on the reader, and the verb that carries it</w:t>
             </w:r>
           </w:p>
           <w:p>
@@ -1701,160 +1720,160 @@
           <w:tcPr>
             <w:tcW w:type="dxa" w:w="2479"/>
             <w:tcMar>
-              <w:top w:type="dxa" w:w="60"/>
-              <w:left w:type="dxa" w:w="90"/>
-              <w:bottom w:type="dxa" w:w="60"/>
-              <w:right w:type="dxa" w:w="90"/>
-            </w:tcMar>
-          </w:tcPr>
-          <w:p>
-            <w:pPr>
-              <w:spacing w:after="0"/>
-            </w:pPr>
-            <w:r>
-              <w:rPr>
-                <w:rFonts w:ascii="Arial" w:cs="Arial" w:eastAsia="Arial" w:hAnsi="Arial"/>
+              <w:top w:type="dxa" w:w="70"/>
+              <w:left w:type="dxa" w:w="90"/>
+              <w:bottom w:type="dxa" w:w="70"/>
+              <w:right w:type="dxa" w:w="90"/>
+            </w:tcMar>
+          </w:tcPr>
+          <w:p>
+            <w:pPr>
+              <w:spacing w:after="0"/>
+            </w:pPr>
+            <w:r>
+              <w:rPr>
+                <w:rFonts w:ascii="Arial" w:cs="Arial" w:eastAsia="Arial" w:hAnsi="Arial"/>
+                <w:sz w:val="17"/>
+                <w:szCs w:val="17"/>
+              </w:rPr>
+              <w:t xml:space="preserve">I can use metalanguage to discuss the effect of texts on the reader</w:t>
+            </w:r>
+          </w:p>
+        </w:tc>
+        <w:tc>
+          <w:tcPr>
+            <w:tcW w:type="dxa" w:w="2479"/>
+            <w:tcMar>
+              <w:top w:type="dxa" w:w="70"/>
+              <w:left w:type="dxa" w:w="90"/>
+              <w:bottom w:type="dxa" w:w="70"/>
+              <w:right w:type="dxa" w:w="90"/>
+            </w:tcMar>
+          </w:tcPr>
+          <w:p>
+            <w:pPr>
+              <w:spacing w:after="0"/>
+            </w:pPr>
+            <w:r>
+              <w:rPr>
+                <w:rFonts w:ascii="Arial" w:cs="Arial" w:eastAsia="Arial" w:hAnsi="Arial"/>
+                <w:sz w:val="17"/>
+                <w:szCs w:val="17"/>
+              </w:rPr>
+              <w:t xml:space="preserve">I can describe how repetition, emphasis and metaphor can influence the way a reader feels</w:t>
+            </w:r>
+          </w:p>
+        </w:tc>
+        <w:tc>
+          <w:tcPr>
+            <w:tcW w:type="dxa" w:w="2479"/>
+            <w:shd w:fill="F2F2F2" w:color="auto" w:val="clear"/>
+            <w:tcMar>
+              <w:top w:type="dxa" w:w="70"/>
+              <w:left w:type="dxa" w:w="90"/>
+              <w:bottom w:type="dxa" w:w="70"/>
+              <w:right w:type="dxa" w:w="90"/>
+            </w:tcMar>
+          </w:tcPr>
+          <w:p>
+            <w:pPr>
+              <w:spacing w:after="0"/>
+            </w:pPr>
+            <w:r>
+              <w:rPr>
+                <w:rFonts w:ascii="Arial" w:cs="Arial" w:eastAsia="Arial" w:hAnsi="Arial"/>
+                <w:sz w:val="17"/>
+                <w:szCs w:val="17"/>
+              </w:rPr>
+              <w:t xml:space="preserve">I can use examples from the text to discuss how language helps to create character</w:t>
+            </w:r>
+          </w:p>
+        </w:tc>
+        <w:tc>
+          <w:tcPr>
+            <w:tcW w:type="dxa" w:w="2479"/>
+            <w:tcMar>
+              <w:top w:type="dxa" w:w="70"/>
+              <w:left w:type="dxa" w:w="90"/>
+              <w:bottom w:type="dxa" w:w="70"/>
+              <w:right w:type="dxa" w:w="90"/>
+            </w:tcMar>
+          </w:tcPr>
+          <w:p>
+            <w:pPr>
+              <w:spacing w:after="0"/>
+            </w:pPr>
+            <w:r>
+              <w:rPr>
+                <w:rFonts w:ascii="Arial" w:cs="Arial" w:eastAsia="Arial" w:hAnsi="Arial"/>
+                <w:sz w:val="17"/>
+                <w:szCs w:val="17"/>
+              </w:rPr>
+              <w:t xml:space="preserve">I can explain how different types of evidence can add authority to a text</w:t>
+            </w:r>
+          </w:p>
+        </w:tc>
+        <w:tc>
+          <w:tcPr>
+            <w:tcW w:type="dxa" w:w="2479"/>
+            <w:tcMar>
+              <w:top w:type="dxa" w:w="70"/>
+              <w:left w:type="dxa" w:w="90"/>
+              <w:bottom w:type="dxa" w:w="70"/>
+              <w:right w:type="dxa" w:w="90"/>
+            </w:tcMar>
+          </w:tcPr>
+          <w:p>
+            <w:pPr>
+              <w:spacing w:after="0"/>
+            </w:pPr>
+            <w:r>
+              <w:rPr>
+                <w:rFonts w:ascii="Arial" w:cs="Arial" w:eastAsia="Arial" w:hAnsi="Arial"/>
+                <w:sz w:val="17"/>
+                <w:szCs w:val="17"/>
+              </w:rPr>
+              <w:t xml:space="preserve">I can explain how a text explores issues that relate to our own lives</w:t>
+            </w:r>
+          </w:p>
+        </w:tc>
+      </w:tr>
+      <w:tr>
+        <w:tc>
+          <w:tcPr>
+            <w:tcW w:type="dxa" w:w="3000"/>
+            <w:tcMar>
+              <w:top w:type="dxa" w:w="70"/>
+              <w:left w:type="dxa" w:w="90"/>
+              <w:bottom w:type="dxa" w:w="70"/>
+              <w:right w:type="dxa" w:w="90"/>
+            </w:tcMar>
+          </w:tcPr>
+          <w:p>
+            <w:pPr>
+              <w:spacing w:after="0"/>
+            </w:pPr>
+            <w:r>
+              <w:rPr>
+                <w:rFonts w:ascii="Arial" w:cs="Arial" w:eastAsia="Arial" w:hAnsi="Arial"/>
+                <w:b/>
+                <w:bCs/>
+                <w:sz w:val="18"/>
+                <w:szCs w:val="18"/>
+              </w:rPr>
+              <w:t xml:space="preserve">Text structure and organisation</w:t>
+            </w:r>
+          </w:p>
+          <w:p>
+            <w:pPr>
+              <w:spacing w:after="0"/>
+            </w:pPr>
+            <w:r>
+              <w:rPr>
+                <w:rFonts w:ascii="Arial" w:cs="Arial" w:eastAsia="Arial" w:hAnsi="Arial"/>
+                <w:color w:val="595959"/>
                 <w:sz w:val="16"/>
                 <w:szCs w:val="16"/>
-              </w:rPr>
-              <w:t xml:space="preserve">I can use metalanguage to discuss the effect of texts on the reader</w:t>
-            </w:r>
-          </w:p>
-        </w:tc>
-        <w:tc>
-          <w:tcPr>
-            <w:tcW w:type="dxa" w:w="2479"/>
-            <w:tcMar>
-              <w:top w:type="dxa" w:w="60"/>
-              <w:left w:type="dxa" w:w="90"/>
-              <w:bottom w:type="dxa" w:w="60"/>
-              <w:right w:type="dxa" w:w="90"/>
-            </w:tcMar>
-          </w:tcPr>
-          <w:p>
-            <w:pPr>
-              <w:spacing w:after="0"/>
-            </w:pPr>
-            <w:r>
-              <w:rPr>
-                <w:rFonts w:ascii="Arial" w:cs="Arial" w:eastAsia="Arial" w:hAnsi="Arial"/>
-                <w:sz w:val="16"/>
-                <w:szCs w:val="16"/>
-              </w:rPr>
-              <w:t xml:space="preserve">I can describe how repetition, emphasis and metaphor can influence the way a reader feels</w:t>
-            </w:r>
-          </w:p>
-        </w:tc>
-        <w:tc>
-          <w:tcPr>
-            <w:tcW w:type="dxa" w:w="2479"/>
-            <w:shd w:fill="F2F2F2" w:color="auto" w:val="clear"/>
-            <w:tcMar>
-              <w:top w:type="dxa" w:w="60"/>
-              <w:left w:type="dxa" w:w="90"/>
-              <w:bottom w:type="dxa" w:w="60"/>
-              <w:right w:type="dxa" w:w="90"/>
-            </w:tcMar>
-          </w:tcPr>
-          <w:p>
-            <w:pPr>
-              <w:spacing w:after="0"/>
-            </w:pPr>
-            <w:r>
-              <w:rPr>
-                <w:rFonts w:ascii="Arial" w:cs="Arial" w:eastAsia="Arial" w:hAnsi="Arial"/>
-                <w:sz w:val="16"/>
-                <w:szCs w:val="16"/>
-              </w:rPr>
-              <w:t xml:space="preserve">I can use examples from the text to discuss how language helps to create character</w:t>
-            </w:r>
-          </w:p>
-        </w:tc>
-        <w:tc>
-          <w:tcPr>
-            <w:tcW w:type="dxa" w:w="2479"/>
-            <w:tcMar>
-              <w:top w:type="dxa" w:w="60"/>
-              <w:left w:type="dxa" w:w="90"/>
-              <w:bottom w:type="dxa" w:w="60"/>
-              <w:right w:type="dxa" w:w="90"/>
-            </w:tcMar>
-          </w:tcPr>
-          <w:p>
-            <w:pPr>
-              <w:spacing w:after="0"/>
-            </w:pPr>
-            <w:r>
-              <w:rPr>
-                <w:rFonts w:ascii="Arial" w:cs="Arial" w:eastAsia="Arial" w:hAnsi="Arial"/>
-                <w:sz w:val="16"/>
-                <w:szCs w:val="16"/>
-              </w:rPr>
-              <w:t xml:space="preserve">I can explain how different types of evidence can add authority to a text</w:t>
-            </w:r>
-          </w:p>
-        </w:tc>
-        <w:tc>
-          <w:tcPr>
-            <w:tcW w:type="dxa" w:w="2479"/>
-            <w:tcMar>
-              <w:top w:type="dxa" w:w="60"/>
-              <w:left w:type="dxa" w:w="90"/>
-              <w:bottom w:type="dxa" w:w="60"/>
-              <w:right w:type="dxa" w:w="90"/>
-            </w:tcMar>
-          </w:tcPr>
-          <w:p>
-            <w:pPr>
-              <w:spacing w:after="0"/>
-            </w:pPr>
-            <w:r>
-              <w:rPr>
-                <w:rFonts w:ascii="Arial" w:cs="Arial" w:eastAsia="Arial" w:hAnsi="Arial"/>
-                <w:sz w:val="16"/>
-                <w:szCs w:val="16"/>
-              </w:rPr>
-              <w:t xml:space="preserve">I can explain how a text explores issues that relate to our own lives</w:t>
-            </w:r>
-          </w:p>
-        </w:tc>
-      </w:tr>
-      <w:tr>
-        <w:tc>
-          <w:tcPr>
-            <w:tcW w:type="dxa" w:w="3000"/>
-            <w:tcMar>
-              <w:top w:type="dxa" w:w="60"/>
-              <w:left w:type="dxa" w:w="90"/>
-              <w:bottom w:type="dxa" w:w="60"/>
-              <w:right w:type="dxa" w:w="90"/>
-            </w:tcMar>
-          </w:tcPr>
-          <w:p>
-            <w:pPr>
-              <w:spacing w:after="0"/>
-            </w:pPr>
-            <w:r>
-              <w:rPr>
-                <w:rFonts w:ascii="Arial" w:cs="Arial" w:eastAsia="Arial" w:hAnsi="Arial"/>
-                <w:b/>
-                <w:bCs/>
-                <w:sz w:val="17"/>
-                <w:szCs w:val="17"/>
-              </w:rPr>
-              <w:t xml:space="preserve">Text structure and organisation</w:t>
-            </w:r>
-          </w:p>
-          <w:p>
-            <w:pPr>
-              <w:spacing w:after="0"/>
-            </w:pPr>
-            <w:r>
-              <w:rPr>
-                <w:rFonts w:ascii="Arial" w:cs="Arial" w:eastAsia="Arial" w:hAnsi="Arial"/>
-                <w:color w:val="595959"/>
-                <w:sz w:val="15"/>
-                <w:szCs w:val="15"/>
               </w:rPr>
               <w:t xml:space="preserve">the shape of the paragraph</w:t>
             </w:r>
@@ -1878,21 +1897,21 @@
           <w:tcPr>
             <w:tcW w:type="dxa" w:w="2479"/>
             <w:tcMar>
-              <w:top w:type="dxa" w:w="60"/>
-              <w:left w:type="dxa" w:w="90"/>
-              <w:bottom w:type="dxa" w:w="60"/>
-              <w:right w:type="dxa" w:w="90"/>
-            </w:tcMar>
-          </w:tcPr>
-          <w:p>
-            <w:pPr>
-              <w:spacing w:after="0"/>
-            </w:pPr>
-            <w:r>
-              <w:rPr>
-                <w:rFonts w:ascii="Arial" w:cs="Arial" w:eastAsia="Arial" w:hAnsi="Arial"/>
-                <w:sz w:val="16"/>
-                <w:szCs w:val="16"/>
+              <w:top w:type="dxa" w:w="70"/>
+              <w:left w:type="dxa" w:w="90"/>
+              <w:bottom w:type="dxa" w:w="70"/>
+              <w:right w:type="dxa" w:w="90"/>
+            </w:tcMar>
+          </w:tcPr>
+          <w:p>
+            <w:pPr>
+              <w:spacing w:after="0"/>
+            </w:pPr>
+            <w:r>
+              <w:rPr>
+                <w:rFonts w:ascii="Arial" w:cs="Arial" w:eastAsia="Arial" w:hAnsi="Arial"/>
+                <w:sz w:val="17"/>
+                <w:szCs w:val="17"/>
               </w:rPr>
               <w:t xml:space="preserve">I can change the focus of a sentence by modifying the subject</w:t>
             </w:r>
@@ -1902,21 +1921,21 @@
           <w:tcPr>
             <w:tcW w:type="dxa" w:w="2479"/>
             <w:tcMar>
-              <w:top w:type="dxa" w:w="60"/>
-              <w:left w:type="dxa" w:w="90"/>
-              <w:bottom w:type="dxa" w:w="60"/>
-              <w:right w:type="dxa" w:w="90"/>
-            </w:tcMar>
-          </w:tcPr>
-          <w:p>
-            <w:pPr>
-              <w:spacing w:after="0"/>
-            </w:pPr>
-            <w:r>
-              <w:rPr>
-                <w:rFonts w:ascii="Arial" w:cs="Arial" w:eastAsia="Arial" w:hAnsi="Arial"/>
-                <w:sz w:val="16"/>
-                <w:szCs w:val="16"/>
+              <w:top w:type="dxa" w:w="70"/>
+              <w:left w:type="dxa" w:w="90"/>
+              <w:bottom w:type="dxa" w:w="70"/>
+              <w:right w:type="dxa" w:w="90"/>
+            </w:tcMar>
+          </w:tcPr>
+          <w:p>
+            <w:pPr>
+              <w:spacing w:after="0"/>
+            </w:pPr>
+            <w:r>
+              <w:rPr>
+                <w:rFonts w:ascii="Arial" w:cs="Arial" w:eastAsia="Arial" w:hAnsi="Arial"/>
+                <w:sz w:val="17"/>
+                <w:szCs w:val="17"/>
               </w:rPr>
               <w:t xml:space="preserve">I can avoid repetition by changing the participants in a follow-on idea</w:t>
             </w:r>
@@ -1927,21 +1946,21 @@
             <w:tcW w:type="dxa" w:w="2479"/>
             <w:shd w:fill="F2F2F2" w:color="auto" w:val="clear"/>
             <w:tcMar>
-              <w:top w:type="dxa" w:w="60"/>
-              <w:left w:type="dxa" w:w="90"/>
-              <w:bottom w:type="dxa" w:w="60"/>
-              <w:right w:type="dxa" w:w="90"/>
-            </w:tcMar>
-          </w:tcPr>
-          <w:p>
-            <w:pPr>
-              <w:spacing w:after="0"/>
-            </w:pPr>
-            <w:r>
-              <w:rPr>
-                <w:rFonts w:ascii="Arial" w:cs="Arial" w:eastAsia="Arial" w:hAnsi="Arial"/>
-                <w:sz w:val="16"/>
-                <w:szCs w:val="16"/>
+              <w:top w:type="dxa" w:w="70"/>
+              <w:left w:type="dxa" w:w="90"/>
+              <w:bottom w:type="dxa" w:w="70"/>
+              <w:right w:type="dxa" w:w="90"/>
+            </w:tcMar>
+          </w:tcPr>
+          <w:p>
+            <w:pPr>
+              <w:spacing w:after="0"/>
+            </w:pPr>
+            <w:r>
+              <w:rPr>
+                <w:rFonts w:ascii="Arial" w:cs="Arial" w:eastAsia="Arial" w:hAnsi="Arial"/>
+                <w:sz w:val="17"/>
+                <w:szCs w:val="17"/>
               </w:rPr>
               <w:t xml:space="preserve">I can write a paragraph for informative and narrative texts</w:t>
             </w:r>
@@ -1951,21 +1970,21 @@
           <w:tcPr>
             <w:tcW w:type="dxa" w:w="2479"/>
             <w:tcMar>
-              <w:top w:type="dxa" w:w="60"/>
-              <w:left w:type="dxa" w:w="90"/>
-              <w:bottom w:type="dxa" w:w="60"/>
-              <w:right w:type="dxa" w:w="90"/>
-            </w:tcMar>
-          </w:tcPr>
-          <w:p>
-            <w:pPr>
-              <w:spacing w:after="0"/>
-            </w:pPr>
-            <w:r>
-              <w:rPr>
-                <w:rFonts w:ascii="Arial" w:cs="Arial" w:eastAsia="Arial" w:hAnsi="Arial"/>
-                <w:sz w:val="16"/>
-                <w:szCs w:val="16"/>
+              <w:top w:type="dxa" w:w="70"/>
+              <w:left w:type="dxa" w:w="90"/>
+              <w:bottom w:type="dxa" w:w="70"/>
+              <w:right w:type="dxa" w:w="90"/>
+            </w:tcMar>
+          </w:tcPr>
+          <w:p>
+            <w:pPr>
+              <w:spacing w:after="0"/>
+            </w:pPr>
+            <w:r>
+              <w:rPr>
+                <w:rFonts w:ascii="Arial" w:cs="Arial" w:eastAsia="Arial" w:hAnsi="Arial"/>
+                <w:sz w:val="17"/>
+                <w:szCs w:val="17"/>
               </w:rPr>
               <w:t xml:space="preserve">I can sequence ideas relating to a topic within a given structure</w:t>
             </w:r>
@@ -1975,377 +1994,23 @@
           <w:tcPr>
             <w:tcW w:type="dxa" w:w="2479"/>
             <w:tcMar>
-              <w:top w:type="dxa" w:w="60"/>
-              <w:left w:type="dxa" w:w="90"/>
-              <w:bottom w:type="dxa" w:w="60"/>
-              <w:right w:type="dxa" w:w="90"/>
-            </w:tcMar>
-          </w:tcPr>
-          <w:p>
-            <w:pPr>
-              <w:spacing w:after="0"/>
-            </w:pPr>
-            <w:r>
-              <w:rPr>
-                <w:rFonts w:ascii="Arial" w:cs="Arial" w:eastAsia="Arial" w:hAnsi="Arial"/>
-                <w:sz w:val="16"/>
-                <w:szCs w:val="16"/>
+              <w:top w:type="dxa" w:w="70"/>
+              <w:left w:type="dxa" w:w="90"/>
+              <w:bottom w:type="dxa" w:w="70"/>
+              <w:right w:type="dxa" w:w="90"/>
+            </w:tcMar>
+          </w:tcPr>
+          <w:p>
+            <w:pPr>
+              <w:spacing w:after="0"/>
+            </w:pPr>
+            <w:r>
+              <w:rPr>
+                <w:rFonts w:ascii="Arial" w:cs="Arial" w:eastAsia="Arial" w:hAnsi="Arial"/>
+                <w:sz w:val="17"/>
+                <w:szCs w:val="17"/>
               </w:rPr>
               <w:t xml:space="preserve">I can sequence ideas to present a clear argument</w:t>
-            </w:r>
-          </w:p>
-        </w:tc>
-      </w:tr>
-      <w:tr>
-        <w:tc>
-          <w:tcPr>
-            <w:tcW w:type="dxa" w:w="3000"/>
-            <w:tcMar>
-              <w:top w:type="dxa" w:w="60"/>
-              <w:left w:type="dxa" w:w="90"/>
-              <w:bottom w:type="dxa" w:w="60"/>
-              <w:right w:type="dxa" w:w="90"/>
-            </w:tcMar>
-          </w:tcPr>
-          <w:p>
-            <w:pPr>
-              <w:spacing w:after="0"/>
-            </w:pPr>
-            <w:r>
-              <w:rPr>
-                <w:rFonts w:ascii="Arial" w:cs="Arial" w:eastAsia="Arial" w:hAnsi="Arial"/>
-                <w:b/>
-                <w:bCs/>
-                <w:sz w:val="17"/>
-                <w:szCs w:val="17"/>
-              </w:rPr>
-              <w:t xml:space="preserve">Voice and register</w:t>
-            </w:r>
-          </w:p>
-          <w:p>
-            <w:pPr>
-              <w:spacing w:after="0"/>
-            </w:pPr>
-            <w:r>
-              <w:rPr>
-                <w:rFonts w:ascii="Arial" w:cs="Arial" w:eastAsia="Arial" w:hAnsi="Arial"/>
-                <w:color w:val="595959"/>
-                <w:sz w:val="15"/>
-                <w:szCs w:val="15"/>
-              </w:rPr>
-              <w:t xml:space="preserve">the analytical verb, and how formal it sounds</w:t>
-            </w:r>
-          </w:p>
-          <w:p>
-            <w:pPr>
-              <w:spacing w:after="0"/>
-            </w:pPr>
-            <w:r>
-              <w:rPr>
-                <w:rFonts w:ascii="Arial" w:cs="Arial" w:eastAsia="Arial" w:hAnsi="Arial"/>
-                <w:color w:val="808080"/>
-                <w:sz w:val="14"/>
-                <w:szCs w:val="14"/>
-              </w:rPr>
-              <w:t xml:space="preserve">Writing</w:t>
-            </w:r>
-          </w:p>
-        </w:tc>
-        <w:tc>
-          <w:tcPr>
-            <w:tcW w:type="dxa" w:w="2479"/>
-            <w:tcMar>
-              <w:top w:type="dxa" w:w="60"/>
-              <w:left w:type="dxa" w:w="90"/>
-              <w:bottom w:type="dxa" w:w="60"/>
-              <w:right w:type="dxa" w:w="90"/>
-            </w:tcMar>
-          </w:tcPr>
-          <w:p>
-            <w:pPr>
-              <w:spacing w:after="0"/>
-            </w:pPr>
-            <w:r>
-              <w:rPr>
-                <w:rFonts w:ascii="Arial" w:cs="Arial" w:eastAsia="Arial" w:hAnsi="Arial"/>
-                <w:sz w:val="16"/>
-                <w:szCs w:val="16"/>
-              </w:rPr>
-              <w:t xml:space="preserve">I can write using the correct relevant tense</w:t>
-            </w:r>
-          </w:p>
-        </w:tc>
-        <w:tc>
-          <w:tcPr>
-            <w:tcW w:type="dxa" w:w="2479"/>
-            <w:tcMar>
-              <w:top w:type="dxa" w:w="60"/>
-              <w:left w:type="dxa" w:w="90"/>
-              <w:bottom w:type="dxa" w:w="60"/>
-              <w:right w:type="dxa" w:w="90"/>
-            </w:tcMar>
-          </w:tcPr>
-          <w:p>
-            <w:pPr>
-              <w:spacing w:after="0"/>
-            </w:pPr>
-            <w:r>
-              <w:rPr>
-                <w:rFonts w:ascii="Arial" w:cs="Arial" w:eastAsia="Arial" w:hAnsi="Arial"/>
-                <w:sz w:val="16"/>
-                <w:szCs w:val="16"/>
-              </w:rPr>
-              <w:t xml:space="preserve">I can use different types of verbs in my writing (existing, doing, thinking, feeling)</w:t>
-            </w:r>
-          </w:p>
-        </w:tc>
-        <w:tc>
-          <w:tcPr>
-            <w:tcW w:type="dxa" w:w="2479"/>
-            <w:shd w:fill="F2F2F2" w:color="auto" w:val="clear"/>
-            <w:tcMar>
-              <w:top w:type="dxa" w:w="60"/>
-              <w:left w:type="dxa" w:w="90"/>
-              <w:bottom w:type="dxa" w:w="60"/>
-              <w:right w:type="dxa" w:w="90"/>
-            </w:tcMar>
-          </w:tcPr>
-          <w:p>
-            <w:pPr>
-              <w:spacing w:after="0"/>
-            </w:pPr>
-            <w:r>
-              <w:rPr>
-                <w:rFonts w:ascii="Arial" w:cs="Arial" w:eastAsia="Arial" w:hAnsi="Arial"/>
-                <w:sz w:val="16"/>
-                <w:szCs w:val="16"/>
-              </w:rPr>
-              <w:t xml:space="preserve">I can change my choice of words to be appropriate for spoken and written texts</w:t>
-            </w:r>
-          </w:p>
-        </w:tc>
-        <w:tc>
-          <w:tcPr>
-            <w:tcW w:type="dxa" w:w="2479"/>
-            <w:tcMar>
-              <w:top w:type="dxa" w:w="60"/>
-              <w:left w:type="dxa" w:w="90"/>
-              <w:bottom w:type="dxa" w:w="60"/>
-              <w:right w:type="dxa" w:w="90"/>
-            </w:tcMar>
-          </w:tcPr>
-          <w:p>
-            <w:pPr>
-              <w:spacing w:after="0"/>
-            </w:pPr>
-            <w:r>
-              <w:rPr>
-                <w:rFonts w:ascii="Arial" w:cs="Arial" w:eastAsia="Arial" w:hAnsi="Arial"/>
-                <w:sz w:val="16"/>
-                <w:szCs w:val="16"/>
-              </w:rPr>
-              <w:t xml:space="preserve">I can change my word choice to alter the tone of written and spoken texts</w:t>
-            </w:r>
-          </w:p>
-        </w:tc>
-        <w:tc>
-          <w:tcPr>
-            <w:tcW w:type="dxa" w:w="2479"/>
-            <w:tcMar>
-              <w:top w:type="dxa" w:w="60"/>
-              <w:left w:type="dxa" w:w="90"/>
-              <w:bottom w:type="dxa" w:w="60"/>
-              <w:right w:type="dxa" w:w="90"/>
-            </w:tcMar>
-          </w:tcPr>
-          <w:p>
-            <w:pPr>
-              <w:spacing w:after="0"/>
-            </w:pPr>
-            <w:r>
-              <w:rPr>
-                <w:rFonts w:ascii="Arial" w:cs="Arial" w:eastAsia="Arial" w:hAnsi="Arial"/>
-                <w:sz w:val="16"/>
-                <w:szCs w:val="16"/>
-              </w:rPr>
-              <w:t xml:space="preserve">I can write using a formal register</w:t>
-            </w:r>
-          </w:p>
-        </w:tc>
-      </w:tr>
-      <w:tr>
-        <w:tc>
-          <w:tcPr>
-            <w:tcW w:type="dxa" w:w="3000"/>
-            <w:tcMar>
-              <w:top w:type="dxa" w:w="60"/>
-              <w:left w:type="dxa" w:w="90"/>
-              <w:bottom w:type="dxa" w:w="60"/>
-              <w:right w:type="dxa" w:w="90"/>
-            </w:tcMar>
-          </w:tcPr>
-          <w:p>
-            <w:pPr>
-              <w:spacing w:after="0"/>
-            </w:pPr>
-            <w:r>
-              <w:rPr>
-                <w:rFonts w:ascii="Arial" w:cs="Arial" w:eastAsia="Arial" w:hAnsi="Arial"/>
-                <w:b/>
-                <w:bCs/>
-                <w:sz w:val="17"/>
-                <w:szCs w:val="17"/>
-              </w:rPr>
-              <w:t xml:space="preserve">Spelling and punctuation</w:t>
-            </w:r>
-          </w:p>
-          <w:p>
-            <w:pPr>
-              <w:spacing w:after="0"/>
-            </w:pPr>
-            <w:r>
-              <w:rPr>
-                <w:rFonts w:ascii="Arial" w:cs="Arial" w:eastAsia="Arial" w:hAnsi="Arial"/>
-                <w:color w:val="595959"/>
-                <w:sz w:val="15"/>
-                <w:szCs w:val="15"/>
-              </w:rPr>
-              <w:t xml:space="preserve">control of the writing</w:t>
-            </w:r>
-          </w:p>
-          <w:p>
-            <w:pPr>
-              <w:spacing w:after="0"/>
-            </w:pPr>
-            <w:r>
-              <w:rPr>
-                <w:rFonts w:ascii="Arial" w:cs="Arial" w:eastAsia="Arial" w:hAnsi="Arial"/>
-                <w:color w:val="808080"/>
-                <w:sz w:val="14"/>
-                <w:szCs w:val="14"/>
-              </w:rPr>
-              <w:t xml:space="preserve">Writing</w:t>
-            </w:r>
-          </w:p>
-        </w:tc>
-        <w:tc>
-          <w:tcPr>
-            <w:tcW w:type="dxa" w:w="2479"/>
-            <w:tcMar>
-              <w:top w:type="dxa" w:w="60"/>
-              <w:left w:type="dxa" w:w="90"/>
-              <w:bottom w:type="dxa" w:w="60"/>
-              <w:right w:type="dxa" w:w="90"/>
-            </w:tcMar>
-          </w:tcPr>
-          <w:p>
-            <w:pPr>
-              <w:spacing w:after="0"/>
-            </w:pPr>
-            <w:r>
-              <w:rPr>
-                <w:rFonts w:ascii="Arial" w:cs="Arial" w:eastAsia="Arial" w:hAnsi="Arial"/>
-                <w:sz w:val="16"/>
-                <w:szCs w:val="16"/>
-              </w:rPr>
-              <w:t xml:space="preserve">I can correctly spell common homophones. I can use apostrophes to show possession</w:t>
-            </w:r>
-          </w:p>
-        </w:tc>
-        <w:tc>
-          <w:tcPr>
-            <w:tcW w:type="dxa" w:w="2479"/>
-            <w:tcMar>
-              <w:top w:type="dxa" w:w="60"/>
-              <w:left w:type="dxa" w:w="90"/>
-              <w:bottom w:type="dxa" w:w="60"/>
-              <w:right w:type="dxa" w:w="90"/>
-            </w:tcMar>
-          </w:tcPr>
-          <w:p>
-            <w:pPr>
-              <w:spacing w:after="0"/>
-            </w:pPr>
-            <w:r>
-              <w:rPr>
-                <w:rFonts w:ascii="Arial" w:cs="Arial" w:eastAsia="Arial" w:hAnsi="Arial"/>
-                <w:sz w:val="16"/>
-                <w:szCs w:val="16"/>
-              </w:rPr>
-              <w:t xml:space="preserve">I can use common prefixes, suffixes and base words to spell new words. I can correctly use commas and full stops between clauses</w:t>
-            </w:r>
-          </w:p>
-        </w:tc>
-        <w:tc>
-          <w:tcPr>
-            <w:tcW w:type="dxa" w:w="2479"/>
-            <w:shd w:fill="F2F2F2" w:color="auto" w:val="clear"/>
-            <w:tcMar>
-              <w:top w:type="dxa" w:w="60"/>
-              <w:left w:type="dxa" w:w="90"/>
-              <w:bottom w:type="dxa" w:w="60"/>
-              <w:right w:type="dxa" w:w="90"/>
-            </w:tcMar>
-          </w:tcPr>
-          <w:p>
-            <w:pPr>
-              <w:spacing w:after="0"/>
-            </w:pPr>
-            <w:r>
-              <w:rPr>
-                <w:rFonts w:ascii="Arial" w:cs="Arial" w:eastAsia="Arial" w:hAnsi="Arial"/>
-                <w:sz w:val="16"/>
-                <w:szCs w:val="16"/>
-              </w:rPr>
-              <w:t xml:space="preserve">I can use spelling rules and word origins to spell new words. I can correctly punctuate complex sentences and circumstantial phrases</w:t>
-            </w:r>
-          </w:p>
-        </w:tc>
-        <w:tc>
-          <w:tcPr>
-            <w:tcW w:type="dxa" w:w="2479"/>
-            <w:tcMar>
-              <w:top w:type="dxa" w:w="60"/>
-              <w:left w:type="dxa" w:w="90"/>
-              <w:bottom w:type="dxa" w:w="60"/>
-              <w:right w:type="dxa" w:w="90"/>
-            </w:tcMar>
-          </w:tcPr>
-          <w:p>
-            <w:pPr>
-              <w:spacing w:after="0"/>
-            </w:pPr>
-            <w:r>
-              <w:rPr>
-                <w:rFonts w:ascii="Arial" w:cs="Arial" w:eastAsia="Arial" w:hAnsi="Arial"/>
-                <w:sz w:val="16"/>
-                <w:szCs w:val="16"/>
-              </w:rPr>
-              <w:t xml:space="preserve">I can remember and use the correct spelling of new subject-related words. I can use colons, semicolons, dashes and brackets in my writing</w:t>
-            </w:r>
-          </w:p>
-        </w:tc>
-        <w:tc>
-          <w:tcPr>
-            <w:tcW w:type="dxa" w:w="2479"/>
-            <w:tcMar>
-              <w:top w:type="dxa" w:w="60"/>
-              <w:left w:type="dxa" w:w="90"/>
-              <w:bottom w:type="dxa" w:w="60"/>
-              <w:right w:type="dxa" w:w="90"/>
-            </w:tcMar>
-          </w:tcPr>
-          <w:p>
-            <w:pPr>
-              <w:spacing w:after="0"/>
-            </w:pPr>
-            <w:r>
-              <w:rPr>
-                <w:rFonts w:ascii="Arial" w:cs="Arial" w:eastAsia="Arial" w:hAnsi="Arial"/>
-                <w:sz w:val="16"/>
-                <w:szCs w:val="16"/>
-              </w:rPr>
-              <w:t xml:space="preserve">I can develop precise and persuasive texts with accurate spelling. I can use punctuation, layout and font for different audience and purpose</w:t>
             </w:r>
           </w:p>
         </w:tc>
@@ -2430,7 +2095,7 @@
     </w:p>
     <w:p>
       <w:pPr>
-        <w:spacing w:after="120"/>
+        <w:spacing w:after="60"/>
       </w:pPr>
       <w:r>
         <w:rPr>
@@ -2440,6 +2105,968 @@
           <w:sz w:val="28"/>
           <w:szCs w:val="28"/>
         </w:rPr>
+        <w:t xml:space="preserve">The Bone Sparrow — Analytical Paragraph Writing · Option B (text response)</w:t>
+      </w:r>
+    </w:p>
+    <w:p>
+      <w:pPr>
+        <w:spacing w:after="160"/>
+      </w:pPr>
+      <w:r>
+        <w:rPr>
+          <w:rFonts w:ascii="Arial" w:cs="Arial" w:eastAsia="Arial" w:hAnsi="Arial"/>
+          <w:b/>
+          <w:bCs/>
+          <w:color w:val="595959"/>
+          <w:sz w:val="24"/>
+          <w:szCs w:val="24"/>
+        </w:rPr>
+        <w:t xml:space="preserve">RUBRIC · EAL</w:t>
+      </w:r>
+      <w:r>
+        <w:rPr>
+          <w:rFonts w:ascii="Arial" w:cs="Arial" w:eastAsia="Arial" w:hAnsi="Arial"/>
+          <w:sz w:val="24"/>
+          <w:szCs w:val="24"/>
+        </w:rPr>
+        <w:t xml:space="preserve">        </w:t>
+      </w:r>
+      <w:r>
+        <w:rPr>
+          <w:rFonts w:ascii="Arial" w:cs="Arial" w:eastAsia="Arial" w:hAnsi="Arial"/>
+          <w:b/>
+          <w:bCs/>
+          <w:sz w:val="24"/>
+          <w:szCs w:val="24"/>
+        </w:rPr>
+        <w:t xml:space="preserve">Name:</w:t>
+      </w:r>
+      <w:r>
+        <w:rPr>
+          <w:rFonts w:ascii="Arial" w:cs="Arial" w:eastAsia="Arial" w:hAnsi="Arial"/>
+          <w:sz w:val="24"/>
+          <w:szCs w:val="24"/>
+        </w:rPr>
+        <w:t xml:space="preserve">  ______________________________    </w:t>
+      </w:r>
+    </w:p>
+    <w:tbl>
+      <w:tblPr>
+        <w:tblW w:type="dxa" w:w="15398"/>
+        <w:tblBorders>
+          <w:top w:val="single" w:color="808080" w:sz="6"/>
+          <w:left w:val="single" w:color="808080" w:sz="6"/>
+          <w:bottom w:val="single" w:color="808080" w:sz="6"/>
+          <w:right w:val="single" w:color="808080" w:sz="6"/>
+          <w:insideH w:val="single" w:color="auto" w:sz="4"/>
+          <w:insideV w:val="single" w:color="auto" w:sz="4"/>
+        </w:tblBorders>
+      </w:tblPr>
+      <w:tblGrid>
+        <w:gridCol w:w="3000"/>
+        <w:gridCol w:w="3099"/>
+        <w:gridCol w:w="3099"/>
+        <w:gridCol w:w="3099"/>
+        <w:gridCol w:w="3099"/>
+      </w:tblGrid>
+      <w:tr>
+        <w:trPr>
+          <w:tblHeader/>
+        </w:trPr>
+        <w:tc>
+          <w:tcPr>
+            <w:tcW w:type="dxa" w:w="3000"/>
+            <w:shd w:fill="D9D9D9" w:color="auto" w:val="clear"/>
+            <w:tcMar>
+              <w:top w:type="dxa" w:w="70"/>
+              <w:left w:type="dxa" w:w="90"/>
+              <w:bottom w:type="dxa" w:w="70"/>
+              <w:right w:type="dxa" w:w="90"/>
+            </w:tcMar>
+          </w:tcPr>
+          <w:p>
+            <w:pPr>
+              <w:spacing w:after="0"/>
+            </w:pPr>
+            <w:r>
+              <w:rPr>
+                <w:rFonts w:ascii="Arial" w:cs="Arial" w:eastAsia="Arial" w:hAnsi="Arial"/>
+                <w:b/>
+                <w:bCs/>
+                <w:sz w:val="18"/>
+                <w:szCs w:val="18"/>
+              </w:rPr>
+              <w:t xml:space="preserve">Criteria</w:t>
+            </w:r>
+          </w:p>
+        </w:tc>
+        <w:tc>
+          <w:tcPr>
+            <w:tcW w:type="dxa" w:w="3099"/>
+            <w:shd w:fill="D9D9D9" w:color="auto" w:val="clear"/>
+            <w:tcMar>
+              <w:top w:type="dxa" w:w="70"/>
+              <w:left w:type="dxa" w:w="90"/>
+              <w:bottom w:type="dxa" w:w="70"/>
+              <w:right w:type="dxa" w:w="90"/>
+            </w:tcMar>
+          </w:tcPr>
+          <w:p>
+            <w:pPr>
+              <w:spacing w:after="0"/>
+            </w:pPr>
+            <w:r>
+              <w:rPr>
+                <w:rFonts w:ascii="Arial" w:cs="Arial" w:eastAsia="Arial" w:hAnsi="Arial"/>
+                <w:b/>
+                <w:bCs/>
+                <w:sz w:val="18"/>
+                <w:szCs w:val="18"/>
+              </w:rPr>
+              <w:t xml:space="preserve">C2</w:t>
+            </w:r>
+          </w:p>
+          <w:p>
+            <w:pPr>
+              <w:spacing w:after="0"/>
+            </w:pPr>
+            <w:r>
+              <w:rPr>
+                <w:rFonts w:ascii="Arial" w:cs="Arial" w:eastAsia="Arial" w:hAnsi="Arial"/>
+                <w:color w:val="595959"/>
+                <w:sz w:val="15"/>
+                <w:szCs w:val="15"/>
+              </w:rPr>
+              <w:t xml:space="preserve">Describe</w:t>
+            </w:r>
+          </w:p>
+        </w:tc>
+        <w:tc>
+          <w:tcPr>
+            <w:tcW w:type="dxa" w:w="3099"/>
+            <w:shd w:fill="E7E6E6" w:color="auto" w:val="clear"/>
+            <w:tcMar>
+              <w:top w:type="dxa" w:w="70"/>
+              <w:left w:type="dxa" w:w="90"/>
+              <w:bottom w:type="dxa" w:w="70"/>
+              <w:right w:type="dxa" w:w="90"/>
+            </w:tcMar>
+          </w:tcPr>
+          <w:p>
+            <w:pPr>
+              <w:spacing w:after="0"/>
+            </w:pPr>
+            <w:r>
+              <w:rPr>
+                <w:rFonts w:ascii="Arial" w:cs="Arial" w:eastAsia="Arial" w:hAnsi="Arial"/>
+                <w:b/>
+                <w:bCs/>
+                <w:sz w:val="18"/>
+                <w:szCs w:val="18"/>
+              </w:rPr>
+              <w:t xml:space="preserve">C3 · expected at Year 7</w:t>
+            </w:r>
+          </w:p>
+          <w:p>
+            <w:pPr>
+              <w:spacing w:after="0"/>
+            </w:pPr>
+            <w:r>
+              <w:rPr>
+                <w:rFonts w:ascii="Arial" w:cs="Arial" w:eastAsia="Arial" w:hAnsi="Arial"/>
+                <w:color w:val="595959"/>
+                <w:sz w:val="15"/>
+                <w:szCs w:val="15"/>
+              </w:rPr>
+              <w:t xml:space="preserve">Explain</w:t>
+            </w:r>
+          </w:p>
+        </w:tc>
+        <w:tc>
+          <w:tcPr>
+            <w:tcW w:type="dxa" w:w="3099"/>
+            <w:shd w:fill="D9D9D9" w:color="auto" w:val="clear"/>
+            <w:tcMar>
+              <w:top w:type="dxa" w:w="70"/>
+              <w:left w:type="dxa" w:w="90"/>
+              <w:bottom w:type="dxa" w:w="70"/>
+              <w:right w:type="dxa" w:w="90"/>
+            </w:tcMar>
+          </w:tcPr>
+          <w:p>
+            <w:pPr>
+              <w:spacing w:after="0"/>
+            </w:pPr>
+            <w:r>
+              <w:rPr>
+                <w:rFonts w:ascii="Arial" w:cs="Arial" w:eastAsia="Arial" w:hAnsi="Arial"/>
+                <w:b/>
+                <w:bCs/>
+                <w:sz w:val="18"/>
+                <w:szCs w:val="18"/>
+              </w:rPr>
+              <w:t xml:space="preserve">C4</w:t>
+            </w:r>
+          </w:p>
+          <w:p>
+            <w:pPr>
+              <w:spacing w:after="0"/>
+            </w:pPr>
+            <w:r>
+              <w:rPr>
+                <w:rFonts w:ascii="Arial" w:cs="Arial" w:eastAsia="Arial" w:hAnsi="Arial"/>
+                <w:color w:val="595959"/>
+                <w:sz w:val="15"/>
+                <w:szCs w:val="15"/>
+              </w:rPr>
+              <w:t xml:space="preserve">Analyse</w:t>
+            </w:r>
+          </w:p>
+        </w:tc>
+        <w:tc>
+          <w:tcPr>
+            <w:tcW w:type="dxa" w:w="3099"/>
+            <w:shd w:fill="D9D9D9" w:color="auto" w:val="clear"/>
+            <w:tcMar>
+              <w:top w:type="dxa" w:w="70"/>
+              <w:left w:type="dxa" w:w="90"/>
+              <w:bottom w:type="dxa" w:w="70"/>
+              <w:right w:type="dxa" w:w="90"/>
+            </w:tcMar>
+          </w:tcPr>
+          <w:p>
+            <w:pPr>
+              <w:spacing w:after="0"/>
+            </w:pPr>
+            <w:r>
+              <w:rPr>
+                <w:rFonts w:ascii="Arial" w:cs="Arial" w:eastAsia="Arial" w:hAnsi="Arial"/>
+                <w:b/>
+                <w:bCs/>
+                <w:sz w:val="18"/>
+                <w:szCs w:val="18"/>
+              </w:rPr>
+              <w:t xml:space="preserve">VCE 1</w:t>
+            </w:r>
+          </w:p>
+          <w:p>
+            <w:pPr>
+              <w:spacing w:after="0"/>
+            </w:pPr>
+            <w:r>
+              <w:rPr>
+                <w:rFonts w:ascii="Arial" w:cs="Arial" w:eastAsia="Arial" w:hAnsi="Arial"/>
+                <w:color w:val="595959"/>
+                <w:sz w:val="15"/>
+                <w:szCs w:val="15"/>
+              </w:rPr>
+              <w:t xml:space="preserve">Interpret</w:t>
+            </w:r>
+          </w:p>
+        </w:tc>
+      </w:tr>
+      <w:tr>
+        <w:tc>
+          <w:tcPr>
+            <w:tcW w:type="dxa" w:w="3000"/>
+            <w:tcMar>
+              <w:top w:type="dxa" w:w="70"/>
+              <w:left w:type="dxa" w:w="90"/>
+              <w:bottom w:type="dxa" w:w="70"/>
+              <w:right w:type="dxa" w:w="90"/>
+            </w:tcMar>
+          </w:tcPr>
+          <w:p>
+            <w:pPr>
+              <w:spacing w:after="0"/>
+            </w:pPr>
+            <w:r>
+              <w:rPr>
+                <w:rFonts w:ascii="Arial" w:cs="Arial" w:eastAsia="Arial" w:hAnsi="Arial"/>
+                <w:b/>
+                <w:bCs/>
+                <w:sz w:val="18"/>
+                <w:szCs w:val="18"/>
+              </w:rPr>
+              <w:t xml:space="preserve">Skill focus</w:t>
+            </w:r>
+          </w:p>
+          <w:p>
+            <w:pPr>
+              <w:spacing w:after="0"/>
+            </w:pPr>
+            <w:r>
+              <w:rPr>
+                <w:rFonts w:ascii="Arial" w:cs="Arial" w:eastAsia="Arial" w:hAnsi="Arial"/>
+                <w:color w:val="595959"/>
+                <w:sz w:val="16"/>
+                <w:szCs w:val="16"/>
+              </w:rPr>
+              <w:t xml:space="preserve">what the writing is doing</w:t>
+            </w:r>
+          </w:p>
+          <w:p>
+            <w:pPr>
+              <w:spacing w:after="0"/>
+            </w:pPr>
+            <w:r>
+              <w:rPr>
+                <w:rFonts w:ascii="Arial" w:cs="Arial" w:eastAsia="Arial" w:hAnsi="Arial"/>
+                <w:color w:val="808080"/>
+                <w:sz w:val="14"/>
+                <w:szCs w:val="14"/>
+              </w:rPr>
+              <w:t xml:space="preserve">EAL analytical writing WAGOLL</w:t>
+            </w:r>
+          </w:p>
+        </w:tc>
+        <w:tc>
+          <w:tcPr>
+            <w:tcW w:type="dxa" w:w="3099"/>
+            <w:tcMar>
+              <w:top w:type="dxa" w:w="70"/>
+              <w:left w:type="dxa" w:w="90"/>
+              <w:bottom w:type="dxa" w:w="70"/>
+              <w:right w:type="dxa" w:w="90"/>
+            </w:tcMar>
+          </w:tcPr>
+          <w:p>
+            <w:pPr>
+              <w:spacing w:after="0"/>
+            </w:pPr>
+            <w:r>
+              <w:rPr>
+                <w:rFonts w:ascii="Arial" w:cs="Arial" w:eastAsia="Arial" w:hAnsi="Arial"/>
+                <w:sz w:val="17"/>
+                <w:szCs w:val="17"/>
+              </w:rPr>
+              <w:t xml:space="preserve">Say what happens</w:t>
+            </w:r>
+          </w:p>
+        </w:tc>
+        <w:tc>
+          <w:tcPr>
+            <w:tcW w:type="dxa" w:w="3099"/>
+            <w:shd w:fill="F2F2F2" w:color="auto" w:val="clear"/>
+            <w:tcMar>
+              <w:top w:type="dxa" w:w="70"/>
+              <w:left w:type="dxa" w:w="90"/>
+              <w:bottom w:type="dxa" w:w="70"/>
+              <w:right w:type="dxa" w:w="90"/>
+            </w:tcMar>
+          </w:tcPr>
+          <w:p>
+            <w:pPr>
+              <w:spacing w:after="0"/>
+            </w:pPr>
+            <w:r>
+              <w:rPr>
+                <w:rFonts w:ascii="Arial" w:cs="Arial" w:eastAsia="Arial" w:hAnsi="Arial"/>
+                <w:sz w:val="17"/>
+                <w:szCs w:val="17"/>
+              </w:rPr>
+              <w:t xml:space="preserve">Explain effect or meaning</w:t>
+            </w:r>
+          </w:p>
+        </w:tc>
+        <w:tc>
+          <w:tcPr>
+            <w:tcW w:type="dxa" w:w="3099"/>
+            <w:tcMar>
+              <w:top w:type="dxa" w:w="70"/>
+              <w:left w:type="dxa" w:w="90"/>
+              <w:bottom w:type="dxa" w:w="70"/>
+              <w:right w:type="dxa" w:w="90"/>
+            </w:tcMar>
+          </w:tcPr>
+          <w:p>
+            <w:pPr>
+              <w:spacing w:after="0"/>
+            </w:pPr>
+            <w:r>
+              <w:rPr>
+                <w:rFonts w:ascii="Arial" w:cs="Arial" w:eastAsia="Arial" w:hAnsi="Arial"/>
+                <w:sz w:val="17"/>
+                <w:szCs w:val="17"/>
+              </w:rPr>
+              <w:t xml:space="preserve">Link language choices to ideas or themes</w:t>
+            </w:r>
+          </w:p>
+        </w:tc>
+        <w:tc>
+          <w:tcPr>
+            <w:tcW w:type="dxa" w:w="3099"/>
+            <w:tcMar>
+              <w:top w:type="dxa" w:w="70"/>
+              <w:left w:type="dxa" w:w="90"/>
+              <w:bottom w:type="dxa" w:w="70"/>
+              <w:right w:type="dxa" w:w="90"/>
+            </w:tcMar>
+          </w:tcPr>
+          <w:p>
+            <w:pPr>
+              <w:spacing w:after="0"/>
+            </w:pPr>
+            <w:r>
+              <w:rPr>
+                <w:rFonts w:ascii="Arial" w:cs="Arial" w:eastAsia="Arial" w:hAnsi="Arial"/>
+                <w:sz w:val="17"/>
+                <w:szCs w:val="17"/>
+              </w:rPr>
+              <w:t xml:space="preserve">Link literary, structural and stylistic features, to messages, values, and creator’s intents</w:t>
+            </w:r>
+          </w:p>
+        </w:tc>
+      </w:tr>
+      <w:tr>
+        <w:tc>
+          <w:tcPr>
+            <w:tcW w:type="dxa" w:w="3000"/>
+            <w:tcMar>
+              <w:top w:type="dxa" w:w="70"/>
+              <w:left w:type="dxa" w:w="90"/>
+              <w:bottom w:type="dxa" w:w="70"/>
+              <w:right w:type="dxa" w:w="90"/>
+            </w:tcMar>
+          </w:tcPr>
+          <w:p>
+            <w:pPr>
+              <w:spacing w:after="0"/>
+            </w:pPr>
+            <w:r>
+              <w:rPr>
+                <w:rFonts w:ascii="Arial" w:cs="Arial" w:eastAsia="Arial" w:hAnsi="Arial"/>
+                <w:b/>
+                <w:bCs/>
+                <w:sz w:val="18"/>
+                <w:szCs w:val="18"/>
+              </w:rPr>
+              <w:t xml:space="preserve">Summary</w:t>
+            </w:r>
+          </w:p>
+          <w:p>
+            <w:pPr>
+              <w:spacing w:after="0"/>
+            </w:pPr>
+            <w:r>
+              <w:rPr>
+                <w:rFonts w:ascii="Arial" w:cs="Arial" w:eastAsia="Arial" w:hAnsi="Arial"/>
+                <w:color w:val="595959"/>
+                <w:sz w:val="16"/>
+                <w:szCs w:val="16"/>
+              </w:rPr>
+              <w:t xml:space="preserve">the ideas in the novel</w:t>
+            </w:r>
+          </w:p>
+          <w:p>
+            <w:pPr>
+              <w:spacing w:after="0"/>
+            </w:pPr>
+            <w:r>
+              <w:rPr>
+                <w:rFonts w:ascii="Arial" w:cs="Arial" w:eastAsia="Arial" w:hAnsi="Arial"/>
+                <w:color w:val="808080"/>
+                <w:sz w:val="14"/>
+                <w:szCs w:val="14"/>
+              </w:rPr>
+              <w:t xml:space="preserve">EAL reading rubric</w:t>
+            </w:r>
+          </w:p>
+        </w:tc>
+        <w:tc>
+          <w:tcPr>
+            <w:tcW w:type="dxa" w:w="3099"/>
+            <w:tcMar>
+              <w:top w:type="dxa" w:w="70"/>
+              <w:left w:type="dxa" w:w="90"/>
+              <w:bottom w:type="dxa" w:w="70"/>
+              <w:right w:type="dxa" w:w="90"/>
+            </w:tcMar>
+          </w:tcPr>
+          <w:p>
+            <w:pPr>
+              <w:spacing w:after="0"/>
+            </w:pPr>
+            <w:r>
+              <w:rPr>
+                <w:rFonts w:ascii="Arial" w:cs="Arial" w:eastAsia="Arial" w:hAnsi="Arial"/>
+                <w:sz w:val="17"/>
+                <w:szCs w:val="17"/>
+              </w:rPr>
+              <w:t xml:space="preserve">Extract main ideas from texts</w:t>
+            </w:r>
+          </w:p>
+        </w:tc>
+        <w:tc>
+          <w:tcPr>
+            <w:tcW w:type="dxa" w:w="3099"/>
+            <w:shd w:fill="F2F2F2" w:color="auto" w:val="clear"/>
+            <w:tcMar>
+              <w:top w:type="dxa" w:w="70"/>
+              <w:left w:type="dxa" w:w="90"/>
+              <w:bottom w:type="dxa" w:w="70"/>
+              <w:right w:type="dxa" w:w="90"/>
+            </w:tcMar>
+          </w:tcPr>
+          <w:p>
+            <w:pPr>
+              <w:spacing w:after="0"/>
+            </w:pPr>
+            <w:r>
+              <w:rPr>
+                <w:rFonts w:ascii="Arial" w:cs="Arial" w:eastAsia="Arial" w:hAnsi="Arial"/>
+                <w:sz w:val="17"/>
+                <w:szCs w:val="17"/>
+              </w:rPr>
+              <w:t xml:space="preserve">Explain main ideas and plot developments</w:t>
+            </w:r>
+          </w:p>
+        </w:tc>
+        <w:tc>
+          <w:tcPr>
+            <w:tcW w:type="dxa" w:w="3099"/>
+            <w:tcMar>
+              <w:top w:type="dxa" w:w="70"/>
+              <w:left w:type="dxa" w:w="90"/>
+              <w:bottom w:type="dxa" w:w="70"/>
+              <w:right w:type="dxa" w:w="90"/>
+            </w:tcMar>
+          </w:tcPr>
+          <w:p>
+            <w:pPr>
+              <w:spacing w:after="0"/>
+            </w:pPr>
+            <w:r>
+              <w:rPr>
+                <w:rFonts w:ascii="Arial" w:cs="Arial" w:eastAsia="Arial" w:hAnsi="Arial"/>
+                <w:sz w:val="17"/>
+                <w:szCs w:val="17"/>
+              </w:rPr>
+              <w:t xml:space="preserve">Use appropriate language to identify and infer ideas, themes, and plot details</w:t>
+            </w:r>
+          </w:p>
+        </w:tc>
+        <w:tc>
+          <w:tcPr>
+            <w:tcW w:type="dxa" w:w="3099"/>
+            <w:tcMar>
+              <w:top w:type="dxa" w:w="70"/>
+              <w:left w:type="dxa" w:w="90"/>
+              <w:bottom w:type="dxa" w:w="70"/>
+              <w:right w:type="dxa" w:w="90"/>
+            </w:tcMar>
+          </w:tcPr>
+          <w:p>
+            <w:pPr>
+              <w:spacing w:after="0"/>
+            </w:pPr>
+            <w:r>
+              <w:rPr>
+                <w:rFonts w:ascii="Arial" w:cs="Arial" w:eastAsia="Arial" w:hAnsi="Arial"/>
+                <w:sz w:val="17"/>
+                <w:szCs w:val="17"/>
+              </w:rPr>
+              <w:t xml:space="preserve">Uses precise and appropriate language to explore interconnected ideas and values presented in the text, including discussion of character, setting and other aspects of the text</w:t>
+            </w:r>
+          </w:p>
+        </w:tc>
+      </w:tr>
+      <w:tr>
+        <w:tc>
+          <w:tcPr>
+            <w:tcW w:type="dxa" w:w="3000"/>
+            <w:tcMar>
+              <w:top w:type="dxa" w:w="70"/>
+              <w:left w:type="dxa" w:w="90"/>
+              <w:bottom w:type="dxa" w:w="70"/>
+              <w:right w:type="dxa" w:w="90"/>
+            </w:tcMar>
+          </w:tcPr>
+          <w:p>
+            <w:pPr>
+              <w:spacing w:after="0"/>
+            </w:pPr>
+            <w:r>
+              <w:rPr>
+                <w:rFonts w:ascii="Arial" w:cs="Arial" w:eastAsia="Arial" w:hAnsi="Arial"/>
+                <w:b/>
+                <w:bCs/>
+                <w:sz w:val="18"/>
+                <w:szCs w:val="18"/>
+              </w:rPr>
+              <w:t xml:space="preserve">Evidence</w:t>
+            </w:r>
+          </w:p>
+          <w:p>
+            <w:pPr>
+              <w:spacing w:after="0"/>
+            </w:pPr>
+            <w:r>
+              <w:rPr>
+                <w:rFonts w:ascii="Arial" w:cs="Arial" w:eastAsia="Arial" w:hAnsi="Arial"/>
+                <w:color w:val="595959"/>
+                <w:sz w:val="16"/>
+                <w:szCs w:val="16"/>
+              </w:rPr>
+              <w:t xml:space="preserve">the quote, and what it is doing there</w:t>
+            </w:r>
+          </w:p>
+          <w:p>
+            <w:pPr>
+              <w:spacing w:after="0"/>
+            </w:pPr>
+            <w:r>
+              <w:rPr>
+                <w:rFonts w:ascii="Arial" w:cs="Arial" w:eastAsia="Arial" w:hAnsi="Arial"/>
+                <w:color w:val="808080"/>
+                <w:sz w:val="14"/>
+                <w:szCs w:val="14"/>
+              </w:rPr>
+              <w:t xml:space="preserve">EAL reading rubric</w:t>
+            </w:r>
+          </w:p>
+        </w:tc>
+        <w:tc>
+          <w:tcPr>
+            <w:tcW w:type="dxa" w:w="3099"/>
+            <w:tcMar>
+              <w:top w:type="dxa" w:w="70"/>
+              <w:left w:type="dxa" w:w="90"/>
+              <w:bottom w:type="dxa" w:w="70"/>
+              <w:right w:type="dxa" w:w="90"/>
+            </w:tcMar>
+          </w:tcPr>
+          <w:p>
+            <w:pPr>
+              <w:spacing w:after="0"/>
+            </w:pPr>
+            <w:r>
+              <w:rPr>
+                <w:rFonts w:ascii="Arial" w:cs="Arial" w:eastAsia="Arial" w:hAnsi="Arial"/>
+                <w:sz w:val="17"/>
+                <w:szCs w:val="17"/>
+              </w:rPr>
+              <w:t xml:space="preserve">Use quotes to link to ideas</w:t>
+            </w:r>
+          </w:p>
+        </w:tc>
+        <w:tc>
+          <w:tcPr>
+            <w:tcW w:type="dxa" w:w="3099"/>
+            <w:shd w:fill="F2F2F2" w:color="auto" w:val="clear"/>
+            <w:tcMar>
+              <w:top w:type="dxa" w:w="70"/>
+              <w:left w:type="dxa" w:w="90"/>
+              <w:bottom w:type="dxa" w:w="70"/>
+              <w:right w:type="dxa" w:w="90"/>
+            </w:tcMar>
+          </w:tcPr>
+          <w:p>
+            <w:pPr>
+              <w:spacing w:after="0"/>
+            </w:pPr>
+            <w:r>
+              <w:rPr>
+                <w:rFonts w:ascii="Arial" w:cs="Arial" w:eastAsia="Arial" w:hAnsi="Arial"/>
+                <w:sz w:val="17"/>
+                <w:szCs w:val="17"/>
+              </w:rPr>
+              <w:t xml:space="preserve">Use metalanguage, and quotes to support ideas</w:t>
+            </w:r>
+          </w:p>
+        </w:tc>
+        <w:tc>
+          <w:tcPr>
+            <w:tcW w:type="dxa" w:w="3099"/>
+            <w:tcMar>
+              <w:top w:type="dxa" w:w="70"/>
+              <w:left w:type="dxa" w:w="90"/>
+              <w:bottom w:type="dxa" w:w="70"/>
+              <w:right w:type="dxa" w:w="90"/>
+            </w:tcMar>
+          </w:tcPr>
+          <w:p>
+            <w:pPr>
+              <w:spacing w:after="0"/>
+            </w:pPr>
+            <w:r>
+              <w:rPr>
+                <w:rFonts w:ascii="Arial" w:cs="Arial" w:eastAsia="Arial" w:hAnsi="Arial"/>
+                <w:sz w:val="17"/>
+                <w:szCs w:val="17"/>
+              </w:rPr>
+              <w:t xml:space="preserve">Embed evidence and use appropriate metalanguage to discuss. Make clear links to themes and ideas</w:t>
+            </w:r>
+          </w:p>
+        </w:tc>
+        <w:tc>
+          <w:tcPr>
+            <w:tcW w:type="dxa" w:w="3099"/>
+            <w:tcMar>
+              <w:top w:type="dxa" w:w="70"/>
+              <w:left w:type="dxa" w:w="90"/>
+              <w:bottom w:type="dxa" w:w="70"/>
+              <w:right w:type="dxa" w:w="90"/>
+            </w:tcMar>
+          </w:tcPr>
+          <w:p>
+            <w:pPr>
+              <w:spacing w:after="0"/>
+            </w:pPr>
+            <w:r>
+              <w:rPr>
+                <w:rFonts w:ascii="Arial" w:cs="Arial" w:eastAsia="Arial" w:hAnsi="Arial"/>
+                <w:sz w:val="17"/>
+                <w:szCs w:val="17"/>
+              </w:rPr>
+              <w:t xml:space="preserve">Embeds relevant textual evidence to explain how the author has conveyed ideas in the text presented in response to the topic</w:t>
+            </w:r>
+          </w:p>
+        </w:tc>
+      </w:tr>
+      <w:tr>
+        <w:tc>
+          <w:tcPr>
+            <w:tcW w:type="dxa" w:w="3000"/>
+            <w:tcMar>
+              <w:top w:type="dxa" w:w="70"/>
+              <w:left w:type="dxa" w:w="90"/>
+              <w:bottom w:type="dxa" w:w="70"/>
+              <w:right w:type="dxa" w:w="90"/>
+            </w:tcMar>
+          </w:tcPr>
+          <w:p>
+            <w:pPr>
+              <w:spacing w:after="0"/>
+            </w:pPr>
+            <w:r>
+              <w:rPr>
+                <w:rFonts w:ascii="Arial" w:cs="Arial" w:eastAsia="Arial" w:hAnsi="Arial"/>
+                <w:b/>
+                <w:bCs/>
+                <w:sz w:val="18"/>
+                <w:szCs w:val="18"/>
+              </w:rPr>
+              <w:t xml:space="preserve">Text purpose</w:t>
+            </w:r>
+          </w:p>
+          <w:p>
+            <w:pPr>
+              <w:spacing w:after="0"/>
+            </w:pPr>
+            <w:r>
+              <w:rPr>
+                <w:rFonts w:ascii="Arial" w:cs="Arial" w:eastAsia="Arial" w:hAnsi="Arial"/>
+                <w:color w:val="595959"/>
+                <w:sz w:val="16"/>
+                <w:szCs w:val="16"/>
+              </w:rPr>
+              <w:t xml:space="preserve">what Fraillon is doing to the reader</w:t>
+            </w:r>
+          </w:p>
+          <w:p>
+            <w:pPr>
+              <w:spacing w:after="0"/>
+            </w:pPr>
+            <w:r>
+              <w:rPr>
+                <w:rFonts w:ascii="Arial" w:cs="Arial" w:eastAsia="Arial" w:hAnsi="Arial"/>
+                <w:color w:val="808080"/>
+                <w:sz w:val="14"/>
+                <w:szCs w:val="14"/>
+              </w:rPr>
+              <w:t xml:space="preserve">EAL reading rubric</w:t>
+            </w:r>
+          </w:p>
+        </w:tc>
+        <w:tc>
+          <w:tcPr>
+            <w:tcW w:type="dxa" w:w="3099"/>
+            <w:tcMar>
+              <w:top w:type="dxa" w:w="70"/>
+              <w:left w:type="dxa" w:w="90"/>
+              <w:bottom w:type="dxa" w:w="70"/>
+              <w:right w:type="dxa" w:w="90"/>
+            </w:tcMar>
+          </w:tcPr>
+          <w:p>
+            <w:pPr>
+              <w:spacing w:after="0"/>
+            </w:pPr>
+            <w:r>
+              <w:rPr>
+                <w:rFonts w:ascii="Arial" w:cs="Arial" w:eastAsia="Arial" w:hAnsi="Arial"/>
+                <w:sz w:val="17"/>
+                <w:szCs w:val="17"/>
+              </w:rPr>
+              <w:t xml:space="preserve">Identify common text types and features</w:t>
+            </w:r>
+          </w:p>
+        </w:tc>
+        <w:tc>
+          <w:tcPr>
+            <w:tcW w:type="dxa" w:w="3099"/>
+            <w:shd w:fill="F2F2F2" w:color="auto" w:val="clear"/>
+            <w:tcMar>
+              <w:top w:type="dxa" w:w="70"/>
+              <w:left w:type="dxa" w:w="90"/>
+              <w:bottom w:type="dxa" w:w="70"/>
+              <w:right w:type="dxa" w:w="90"/>
+            </w:tcMar>
+          </w:tcPr>
+          <w:p>
+            <w:pPr>
+              <w:spacing w:after="0"/>
+            </w:pPr>
+            <w:r>
+              <w:rPr>
+                <w:rFonts w:ascii="Arial" w:cs="Arial" w:eastAsia="Arial" w:hAnsi="Arial"/>
+                <w:sz w:val="17"/>
+                <w:szCs w:val="17"/>
+              </w:rPr>
+              <w:t xml:space="preserve">Identify the main purpose of the text and describe text features</w:t>
+            </w:r>
+          </w:p>
+        </w:tc>
+        <w:tc>
+          <w:tcPr>
+            <w:tcW w:type="dxa" w:w="3099"/>
+            <w:tcMar>
+              <w:top w:type="dxa" w:w="70"/>
+              <w:left w:type="dxa" w:w="90"/>
+              <w:bottom w:type="dxa" w:w="70"/>
+              <w:right w:type="dxa" w:w="90"/>
+            </w:tcMar>
+          </w:tcPr>
+          <w:p>
+            <w:pPr>
+              <w:spacing w:after="0"/>
+            </w:pPr>
+            <w:r>
+              <w:rPr>
+                <w:rFonts w:ascii="Arial" w:cs="Arial" w:eastAsia="Arial" w:hAnsi="Arial"/>
+                <w:sz w:val="17"/>
+                <w:szCs w:val="17"/>
+              </w:rPr>
+              <w:t xml:space="preserve">Discuss how specific text features relate to the purpose. Make inferences about the author’s intent</w:t>
+            </w:r>
+          </w:p>
+        </w:tc>
+        <w:tc>
+          <w:tcPr>
+            <w:tcW w:type="dxa" w:w="3099"/>
+            <w:tcMar>
+              <w:top w:type="dxa" w:w="70"/>
+              <w:left w:type="dxa" w:w="90"/>
+              <w:bottom w:type="dxa" w:w="70"/>
+              <w:right w:type="dxa" w:w="90"/>
+            </w:tcMar>
+          </w:tcPr>
+          <w:p>
+            <w:pPr>
+              <w:spacing w:after="0"/>
+            </w:pPr>
+            <w:r>
+              <w:rPr>
+                <w:rFonts w:ascii="Arial" w:cs="Arial" w:eastAsia="Arial" w:hAnsi="Arial"/>
+                <w:sz w:val="17"/>
+                <w:szCs w:val="17"/>
+              </w:rPr>
+              <w:t xml:space="preserve">Discuss and examine how structures, language features and vocabulary choices relate to the purpose. Make inferences about the author’s complex and nuanced ideas</w:t>
+            </w:r>
+          </w:p>
+        </w:tc>
+      </w:tr>
+    </w:tbl>
+    <w:p>
+      <w:pPr>
+        <w:spacing w:before="140"/>
+      </w:pPr>
+      <w:r>
+        <w:rPr>
+          <w:rFonts w:ascii="Arial" w:cs="Arial" w:eastAsia="Arial" w:hAnsi="Arial"/>
+          <w:sz w:val="18"/>
+          <w:szCs w:val="18"/>
+        </w:rPr>
+        <w:t xml:space="preserve">For students on the EAL pathway, in place of the continuum rubric. </w:t>
+      </w:r>
+      <w:r>
+        <w:rPr>
+          <w:rFonts w:ascii="Arial" w:cs="Arial" w:eastAsia="Arial" w:hAnsi="Arial"/>
+          <w:i/>
+          <w:iCs/>
+          <w:color w:val="595959"/>
+          <w:sz w:val="18"/>
+          <w:szCs w:val="18"/>
+        </w:rPr>
+        <w:t xml:space="preserve">Skill focus quoted from the EAL analytical writing WAGOLL; the other rows from the EAL reading rubric, C levels.</w:t>
+      </w:r>
+    </w:p>
+    <w:p>
+      <w:pPr>
+        <w:spacing w:before="160"/>
+      </w:pPr>
+      <w:r>
+        <w:rPr>
+          <w:rFonts w:ascii="Arial" w:cs="Arial" w:eastAsia="Arial" w:hAnsi="Arial"/>
+          <w:b/>
+          <w:bCs/>
+          <w:sz w:val="22"/>
+          <w:szCs w:val="22"/>
+        </w:rPr>
+        <w:t xml:space="preserve">Comment:</w:t>
+      </w:r>
+    </w:p>
+    <w:p>
+      <w:pPr>
+        <w:spacing w:before="120"/>
+      </w:pPr>
+      <w:r>
+        <w:rPr>
+          <w:rFonts w:ascii="Arial" w:cs="Arial" w:eastAsia="Arial" w:hAnsi="Arial"/>
+          <w:color w:val="808080"/>
+          <w:sz w:val="20"/>
+          <w:szCs w:val="20"/>
+        </w:rPr>
+        <w:t xml:space="preserve">______________________________________________________________________________________________________________________________________________________</w:t>
+      </w:r>
+    </w:p>
+    <w:p>
+      <w:pPr>
+        <w:spacing w:before="120"/>
+      </w:pPr>
+      <w:r>
+        <w:rPr>
+          <w:rFonts w:ascii="Arial" w:cs="Arial" w:eastAsia="Arial" w:hAnsi="Arial"/>
+          <w:color w:val="808080"/>
+          <w:sz w:val="20"/>
+          <w:szCs w:val="20"/>
+        </w:rPr>
+        <w:t xml:space="preserve">______________________________________________________________________________________________________________________________________________________</w:t>
+      </w:r>
+    </w:p>
+    <w:p>
+      <w:pPr>
+        <w:sectPr>
+          <w:pgSz w:w="16838" w:h="11906" w:orient="landscape"/>
+          <w:pgMar w:top="720" w:right="720" w:bottom="720" w:left="720" w:header="708" w:footer="708" w:gutter="0"/>
+          <w:pgNumType/>
+          <w:docGrid w:linePitch="360"/>
+        </w:sectPr>
+      </w:pPr>
+    </w:p>
+    <w:p>
+      <w:pPr>
+        <w:spacing w:after="120"/>
+      </w:pPr>
+      <w:r>
+        <w:rPr>
+          <w:rFonts w:ascii="Arial" w:cs="Arial" w:eastAsia="Arial" w:hAnsi="Arial"/>
+          <w:b/>
+          <w:bCs/>
+          <w:sz w:val="28"/>
+          <w:szCs w:val="28"/>
+        </w:rPr>
         <w:t xml:space="preserve">Teacher notes — Option B</w:t>
       </w:r>
     </w:p>
@@ -2468,7 +3095,7 @@
           <w:sz w:val="24"/>
           <w:szCs w:val="24"/>
         </w:rPr>
-        <w:t xml:space="preserve">The body paragraph, or paragraphs, the student writes. The introduction and conclusion are read for whether they answer the prompt and are not marked against the rubric.</w:t>
+        <w:t xml:space="preserve">Paragraphs 2 and 3. The printed paragraph, the introduction and the conclusion are read for whether they answer the prompt, and are not marked against the rubric.</w:t>
       </w:r>
     </w:p>
     <w:p>
@@ -2553,7 +3180,7 @@
           <w:sz w:val="24"/>
           <w:szCs w:val="24"/>
         </w:rPr>
-        <w:t xml:space="preserve">Every row is a substrand of the Learning Continuum master sheet, English tab, and every cell is its wording, unaltered, at that level. Six of the seven rows are what the analytical writing wall already teaches; Text structure and organisation is the row the wall does not cover, because the wall is a ladder of sentences and this task asks for a paragraph.</w:t>
+        <w:t xml:space="preserve">Every row is a substrand of the Learning Continuum master sheet, English tab, and every cell is its wording, unaltered, at that level. Four of the five rows are Reading and Viewing, and are what the analytical writing wall already teaches. Text structure and organisation is the one Writing row, added because the wall is a ladder of sentences and this task asks for a paragraph. The analytical verb is not a row of its own: it is how the effect gets explained, so it is marked inside Evaluating texts.</w:t>
       </w:r>
     </w:p>
     <w:p>

--- a/BoneSparrow-assessment-response.docx
+++ b/BoneSparrow-assessment-response.docx
@@ -214,7 +214,7 @@
           <w:sz w:val="24"/>
           <w:szCs w:val="24"/>
         </w:rPr>
-        <w:t xml:space="preserve">•	One period to prepare your notes, in the lesson before.</w:t>
+        <w:t xml:space="preserve">•	One period to prepare: your notes on the ideas in the novel, and the quotes you might use.</w:t>
       </w:r>
     </w:p>
     <w:p>
@@ -285,7 +285,7 @@
           <w:sz w:val="24"/>
           <w:szCs w:val="24"/>
         </w:rPr>
-        <w:t xml:space="preserve">•	The prompt is given at the start of the period. It is one of the three below.</w:t>
+        <w:t xml:space="preserve">•	The prompt is given at the start of the period. You have not seen it before.</w:t>
       </w:r>
     </w:p>
     <w:p>
@@ -638,115 +638,6 @@
           <w:szCs w:val="24"/>
         </w:rPr>
         <w:t xml:space="preserve">Use the attached rubric to ensure that you are meeting the expected criteria.</w:t>
-      </w:r>
-    </w:p>
-    <w:p>
-      <w:pPr>
-        <w:spacing w:after="0"/>
-      </w:pPr>
-      <w:r>
-        <w:br w:type="page"/>
-      </w:r>
-    </w:p>
-    <w:p>
-      <w:pPr>
-        <w:spacing w:after="80"/>
-      </w:pPr>
-      <w:r>
-        <w:rPr>
-          <w:rFonts w:ascii="Arial" w:cs="Arial" w:eastAsia="Arial" w:hAnsi="Arial"/>
-          <w:b/>
-          <w:bCs/>
-          <w:sz w:val="32"/>
-          <w:szCs w:val="32"/>
-        </w:rPr>
-        <w:t xml:space="preserve">The prompts</w:t>
-      </w:r>
-    </w:p>
-    <w:p>
-      <w:pPr>
-        <w:spacing w:after="200"/>
-      </w:pPr>
-      <w:r>
-        <w:rPr>
-          <w:rFonts w:ascii="Arial" w:cs="Arial" w:eastAsia="Arial" w:hAnsi="Arial"/>
-          <w:color w:val="595959"/>
-          <w:sz w:val="24"/>
-          <w:szCs w:val="24"/>
-        </w:rPr>
-        <w:t xml:space="preserve">Prepare for all three. One of them will be the prompt on the day.</w:t>
-      </w:r>
-    </w:p>
-    <w:p>
-      <w:pPr>
-        <w:spacing w:after="220"/>
-        <w:ind w:left="400" w:hanging="400"/>
-      </w:pPr>
-      <w:r>
-        <w:rPr>
-          <w:rFonts w:ascii="Arial" w:cs="Arial" w:eastAsia="Arial" w:hAnsi="Arial"/>
-          <w:b/>
-          <w:bCs/>
-          <w:sz w:val="24"/>
-          <w:szCs w:val="24"/>
-        </w:rPr>
-        <w:t xml:space="preserve">1.	</w:t>
-      </w:r>
-      <w:r>
-        <w:rPr>
-          <w:rFonts w:ascii="Arial" w:cs="Arial" w:eastAsia="Arial" w:hAnsi="Arial"/>
-          <w:sz w:val="25"/>
-          <w:szCs w:val="25"/>
-        </w:rPr>
-        <w:t xml:space="preserve">‘But reading is important.’ (p39) Discuss how stories and imagination are important for characters in The Bone Sparrow.</w:t>
-      </w:r>
-    </w:p>
-    <w:p>
-      <w:pPr>
-        <w:spacing w:after="220"/>
-        <w:ind w:left="400" w:hanging="400"/>
-      </w:pPr>
-      <w:r>
-        <w:rPr>
-          <w:rFonts w:ascii="Arial" w:cs="Arial" w:eastAsia="Arial" w:hAnsi="Arial"/>
-          <w:b/>
-          <w:bCs/>
-          <w:sz w:val="24"/>
-          <w:szCs w:val="24"/>
-        </w:rPr>
-        <w:t xml:space="preserve">2.	</w:t>
-      </w:r>
-      <w:r>
-        <w:rPr>
-          <w:rFonts w:ascii="Arial" w:cs="Arial" w:eastAsia="Arial" w:hAnsi="Arial"/>
-          <w:sz w:val="25"/>
-          <w:szCs w:val="25"/>
-        </w:rPr>
-        <w:t xml:space="preserve">‘Soon they’ll see that living in here isn’t living at all…’ (p108) Discuss the living conditions for characters inside and outside the centre.</w:t>
-      </w:r>
-    </w:p>
-    <w:p>
-      <w:pPr>
-        <w:spacing w:after="220"/>
-        <w:ind w:left="400" w:hanging="400"/>
-      </w:pPr>
-      <w:r>
-        <w:rPr>
-          <w:rFonts w:ascii="Arial" w:cs="Arial" w:eastAsia="Arial" w:hAnsi="Arial"/>
-          <w:b/>
-          <w:bCs/>
-          <w:sz w:val="24"/>
-          <w:szCs w:val="24"/>
-        </w:rPr>
-        <w:t xml:space="preserve">3.	</w:t>
-      </w:r>
-      <w:r>
-        <w:rPr>
-          <w:rFonts w:ascii="Arial" w:cs="Arial" w:eastAsia="Arial" w:hAnsi="Arial"/>
-          <w:sz w:val="25"/>
-          <w:szCs w:val="25"/>
-        </w:rPr>
-        <w:t xml:space="preserve">The Bone Sparrow explores themes of family and friendship. Discuss.</w:t>
       </w:r>
     </w:p>
     <w:p>
@@ -950,20 +841,6 @@
               <w:t xml:space="preserve">Level 5</w:t>
             </w:r>
           </w:p>
-          <w:p>
-            <w:pPr>
-              <w:spacing w:after="0"/>
-            </w:pPr>
-            <w:r>
-              <w:rPr>
-                <w:rFonts w:ascii="Arial" w:cs="Arial" w:eastAsia="Arial" w:hAnsi="Arial"/>
-                <w:color w:val="595959"/>
-                <w:sz w:val="15"/>
-                <w:szCs w:val="15"/>
-              </w:rPr>
-              <w:t xml:space="preserve">Emerging</w:t>
-            </w:r>
-          </w:p>
         </w:tc>
         <w:tc>
           <w:tcPr>
@@ -991,20 +868,6 @@
               <w:t xml:space="preserve">Level 6</w:t>
             </w:r>
           </w:p>
-          <w:p>
-            <w:pPr>
-              <w:spacing w:after="0"/>
-            </w:pPr>
-            <w:r>
-              <w:rPr>
-                <w:rFonts w:ascii="Arial" w:cs="Arial" w:eastAsia="Arial" w:hAnsi="Arial"/>
-                <w:color w:val="595959"/>
-                <w:sz w:val="15"/>
-                <w:szCs w:val="15"/>
-              </w:rPr>
-              <w:t xml:space="preserve">Working towards</w:t>
-            </w:r>
-          </w:p>
         </w:tc>
         <w:tc>
           <w:tcPr>
@@ -1029,21 +892,7 @@
                 <w:sz w:val="18"/>
                 <w:szCs w:val="18"/>
               </w:rPr>
-              <w:t xml:space="preserve">Level 7 · expected at Year 7</w:t>
-            </w:r>
-          </w:p>
-          <w:p>
-            <w:pPr>
-              <w:spacing w:after="0"/>
-            </w:pPr>
-            <w:r>
-              <w:rPr>
-                <w:rFonts w:ascii="Arial" w:cs="Arial" w:eastAsia="Arial" w:hAnsi="Arial"/>
-                <w:color w:val="595959"/>
-                <w:sz w:val="15"/>
-                <w:szCs w:val="15"/>
-              </w:rPr>
-              <w:t xml:space="preserve">At the standard</w:t>
+              <w:t xml:space="preserve">Level 7</w:t>
             </w:r>
           </w:p>
         </w:tc>
@@ -1073,20 +922,6 @@
               <w:t xml:space="preserve">Level 8</w:t>
             </w:r>
           </w:p>
-          <w:p>
-            <w:pPr>
-              <w:spacing w:after="0"/>
-            </w:pPr>
-            <w:r>
-              <w:rPr>
-                <w:rFonts w:ascii="Arial" w:cs="Arial" w:eastAsia="Arial" w:hAnsi="Arial"/>
-                <w:color w:val="595959"/>
-                <w:sz w:val="15"/>
-                <w:szCs w:val="15"/>
-              </w:rPr>
-              <w:t xml:space="preserve">Above</w:t>
-            </w:r>
-          </w:p>
         </w:tc>
         <w:tc>
           <w:tcPr>
@@ -1112,20 +947,6 @@
                 <w:szCs w:val="18"/>
               </w:rPr>
               <w:t xml:space="preserve">Level 9</w:t>
-            </w:r>
-          </w:p>
-          <w:p>
-            <w:pPr>
-              <w:spacing w:after="0"/>
-            </w:pPr>
-            <w:r>
-              <w:rPr>
-                <w:rFonts w:ascii="Arial" w:cs="Arial" w:eastAsia="Arial" w:hAnsi="Arial"/>
-                <w:color w:val="595959"/>
-                <w:sz w:val="15"/>
-                <w:szCs w:val="15"/>
-              </w:rPr>
-              <w:t xml:space="preserve">Well above</w:t>
             </w:r>
           </w:p>
         </w:tc>
@@ -2196,7 +2017,7 @@
                 <w:sz w:val="18"/>
                 <w:szCs w:val="18"/>
               </w:rPr>
-              <w:t xml:space="preserve">Criteria</w:t>
+              <w:t xml:space="preserve"/>
             </w:r>
           </w:p>
         </w:tc>
@@ -2226,25 +2047,11 @@
               <w:t xml:space="preserve">C2</w:t>
             </w:r>
           </w:p>
-          <w:p>
-            <w:pPr>
-              <w:spacing w:after="0"/>
-            </w:pPr>
-            <w:r>
-              <w:rPr>
-                <w:rFonts w:ascii="Arial" w:cs="Arial" w:eastAsia="Arial" w:hAnsi="Arial"/>
-                <w:color w:val="595959"/>
-                <w:sz w:val="15"/>
-                <w:szCs w:val="15"/>
-              </w:rPr>
-              <w:t xml:space="preserve">Describe</w:t>
-            </w:r>
-          </w:p>
         </w:tc>
         <w:tc>
           <w:tcPr>
             <w:tcW w:type="dxa" w:w="3099"/>
-            <w:shd w:fill="E7E6E6" w:color="auto" w:val="clear"/>
+            <w:shd w:fill="D9D9D9" w:color="auto" w:val="clear"/>
             <w:tcMar>
               <w:top w:type="dxa" w:w="70"/>
               <w:left w:type="dxa" w:w="90"/>
@@ -2264,21 +2071,7 @@
                 <w:sz w:val="18"/>
                 <w:szCs w:val="18"/>
               </w:rPr>
-              <w:t xml:space="preserve">C3 · expected at Year 7</w:t>
-            </w:r>
-          </w:p>
-          <w:p>
-            <w:pPr>
-              <w:spacing w:after="0"/>
-            </w:pPr>
-            <w:r>
-              <w:rPr>
-                <w:rFonts w:ascii="Arial" w:cs="Arial" w:eastAsia="Arial" w:hAnsi="Arial"/>
-                <w:color w:val="595959"/>
-                <w:sz w:val="15"/>
-                <w:szCs w:val="15"/>
-              </w:rPr>
-              <w:t xml:space="preserve">Explain</w:t>
+              <w:t xml:space="preserve">C3</w:t>
             </w:r>
           </w:p>
         </w:tc>
@@ -2308,20 +2101,6 @@
               <w:t xml:space="preserve">C4</w:t>
             </w:r>
           </w:p>
-          <w:p>
-            <w:pPr>
-              <w:spacing w:after="0"/>
-            </w:pPr>
-            <w:r>
-              <w:rPr>
-                <w:rFonts w:ascii="Arial" w:cs="Arial" w:eastAsia="Arial" w:hAnsi="Arial"/>
-                <w:color w:val="595959"/>
-                <w:sz w:val="15"/>
-                <w:szCs w:val="15"/>
-              </w:rPr>
-              <w:t xml:space="preserve">Analyse</w:t>
-            </w:r>
-          </w:p>
         </w:tc>
         <w:tc>
           <w:tcPr>
@@ -2349,20 +2128,6 @@
               <w:t xml:space="preserve">VCE 1</w:t>
             </w:r>
           </w:p>
-          <w:p>
-            <w:pPr>
-              <w:spacing w:after="0"/>
-            </w:pPr>
-            <w:r>
-              <w:rPr>
-                <w:rFonts w:ascii="Arial" w:cs="Arial" w:eastAsia="Arial" w:hAnsi="Arial"/>
-                <w:color w:val="595959"/>
-                <w:sz w:val="15"/>
-                <w:szCs w:val="15"/>
-              </w:rPr>
-              <w:t xml:space="preserve">Interpret</w:t>
-            </w:r>
-          </w:p>
         </w:tc>
       </w:tr>
       <w:tr>
@@ -2388,35 +2153,7 @@
                 <w:sz w:val="18"/>
                 <w:szCs w:val="18"/>
               </w:rPr>
-              <w:t xml:space="preserve">Skill focus</w:t>
-            </w:r>
-          </w:p>
-          <w:p>
-            <w:pPr>
-              <w:spacing w:after="0"/>
-            </w:pPr>
-            <w:r>
-              <w:rPr>
-                <w:rFonts w:ascii="Arial" w:cs="Arial" w:eastAsia="Arial" w:hAnsi="Arial"/>
-                <w:color w:val="595959"/>
-                <w:sz w:val="16"/>
-                <w:szCs w:val="16"/>
-              </w:rPr>
-              <w:t xml:space="preserve">what the writing is doing</w:t>
-            </w:r>
-          </w:p>
-          <w:p>
-            <w:pPr>
-              <w:spacing w:after="0"/>
-            </w:pPr>
-            <w:r>
-              <w:rPr>
-                <w:rFonts w:ascii="Arial" w:cs="Arial" w:eastAsia="Arial" w:hAnsi="Arial"/>
-                <w:color w:val="808080"/>
-                <w:sz w:val="14"/>
-                <w:szCs w:val="14"/>
-              </w:rPr>
-              <w:t xml:space="preserve">EAL analytical writing WAGOLL</w:t>
+              <w:t xml:space="preserve">Ideas &amp; Themes</w:t>
             </w:r>
           </w:p>
         </w:tc>
@@ -2440,32 +2177,31 @@
                 <w:sz w:val="17"/>
                 <w:szCs w:val="17"/>
               </w:rPr>
-              <w:t xml:space="preserve">Say what happens</w:t>
+              <w:t xml:space="preserve">Recognises what happens in the text or scene. Retells key details with little interpretation.</w:t>
             </w:r>
           </w:p>
         </w:tc>
         <w:tc>
           <w:tcPr>
             <w:tcW w:type="dxa" w:w="3099"/>
-            <w:shd w:fill="F2F2F2" w:color="auto" w:val="clear"/>
-            <w:tcMar>
-              <w:top w:type="dxa" w:w="70"/>
-              <w:left w:type="dxa" w:w="90"/>
-              <w:bottom w:type="dxa" w:w="70"/>
-              <w:right w:type="dxa" w:w="90"/>
-            </w:tcMar>
-          </w:tcPr>
-          <w:p>
-            <w:pPr>
-              <w:spacing w:after="0"/>
-            </w:pPr>
-            <w:r>
-              <w:rPr>
-                <w:rFonts w:ascii="Arial" w:cs="Arial" w:eastAsia="Arial" w:hAnsi="Arial"/>
-                <w:sz w:val="17"/>
-                <w:szCs w:val="17"/>
-              </w:rPr>
-              <w:t xml:space="preserve">Explain effect or meaning</w:t>
+            <w:tcMar>
+              <w:top w:type="dxa" w:w="70"/>
+              <w:left w:type="dxa" w:w="90"/>
+              <w:bottom w:type="dxa" w:w="70"/>
+              <w:right w:type="dxa" w:w="90"/>
+            </w:tcMar>
+          </w:tcPr>
+          <w:p>
+            <w:pPr>
+              <w:spacing w:after="0"/>
+            </w:pPr>
+            <w:r>
+              <w:rPr>
+                <w:rFonts w:ascii="Arial" w:cs="Arial" w:eastAsia="Arial" w:hAnsi="Arial"/>
+                <w:sz w:val="17"/>
+                <w:szCs w:val="17"/>
+              </w:rPr>
+              <w:t xml:space="preserve">Explains basic feelings or ideas suggested by the text. Begins linking choices to simple themes.</w:t>
             </w:r>
           </w:p>
         </w:tc>
@@ -2489,7 +2225,7 @@
                 <w:sz w:val="17"/>
                 <w:szCs w:val="17"/>
               </w:rPr>
-              <w:t xml:space="preserve">Link language choices to ideas or themes</w:t>
+              <w:t xml:space="preserve">Connects specific language or film techniques to themes or concepts. Explains what the creator might be saying.</w:t>
             </w:r>
           </w:p>
         </w:tc>
@@ -2513,7 +2249,7 @@
                 <w:sz w:val="17"/>
                 <w:szCs w:val="17"/>
               </w:rPr>
-              <w:t xml:space="preserve">Link literary, structural and stylistic features, to messages, values, and creator’s intents</w:t>
+              <w:t xml:space="preserve">Analyses how choices express messages, values, or perspectives. Analyses the creator’s purpose in representing social or cultural issues.</w:t>
             </w:r>
           </w:p>
         </w:tc>
@@ -2541,35 +2277,7 @@
                 <w:sz w:val="18"/>
                 <w:szCs w:val="18"/>
               </w:rPr>
-              <w:t xml:space="preserve">Summary</w:t>
-            </w:r>
-          </w:p>
-          <w:p>
-            <w:pPr>
-              <w:spacing w:after="0"/>
-            </w:pPr>
-            <w:r>
-              <w:rPr>
-                <w:rFonts w:ascii="Arial" w:cs="Arial" w:eastAsia="Arial" w:hAnsi="Arial"/>
-                <w:color w:val="595959"/>
-                <w:sz w:val="16"/>
-                <w:szCs w:val="16"/>
-              </w:rPr>
-              <w:t xml:space="preserve">the ideas in the novel</w:t>
-            </w:r>
-          </w:p>
-          <w:p>
-            <w:pPr>
-              <w:spacing w:after="0"/>
-            </w:pPr>
-            <w:r>
-              <w:rPr>
-                <w:rFonts w:ascii="Arial" w:cs="Arial" w:eastAsia="Arial" w:hAnsi="Arial"/>
-                <w:color w:val="808080"/>
-                <w:sz w:val="14"/>
-                <w:szCs w:val="14"/>
-              </w:rPr>
-              <w:t xml:space="preserve">EAL reading rubric</w:t>
+              <w:t xml:space="preserve">Evidence &amp; Metalanguage</w:t>
             </w:r>
           </w:p>
         </w:tc>
@@ -2593,32 +2301,31 @@
                 <w:sz w:val="17"/>
                 <w:szCs w:val="17"/>
               </w:rPr>
-              <w:t xml:space="preserve">Extract main ideas from texts</w:t>
+              <w:t xml:space="preserve">Gives a simple quote or description from the text or scene.</w:t>
             </w:r>
           </w:p>
         </w:tc>
         <w:tc>
           <w:tcPr>
             <w:tcW w:type="dxa" w:w="3099"/>
-            <w:shd w:fill="F2F2F2" w:color="auto" w:val="clear"/>
-            <w:tcMar>
-              <w:top w:type="dxa" w:w="70"/>
-              <w:left w:type="dxa" w:w="90"/>
-              <w:bottom w:type="dxa" w:w="70"/>
-              <w:right w:type="dxa" w:w="90"/>
-            </w:tcMar>
-          </w:tcPr>
-          <w:p>
-            <w:pPr>
-              <w:spacing w:after="0"/>
-            </w:pPr>
-            <w:r>
-              <w:rPr>
-                <w:rFonts w:ascii="Arial" w:cs="Arial" w:eastAsia="Arial" w:hAnsi="Arial"/>
-                <w:sz w:val="17"/>
-                <w:szCs w:val="17"/>
-              </w:rPr>
-              <w:t xml:space="preserve">Explain main ideas and plot developments</w:t>
+            <w:tcMar>
+              <w:top w:type="dxa" w:w="70"/>
+              <w:left w:type="dxa" w:w="90"/>
+              <w:bottom w:type="dxa" w:w="70"/>
+              <w:right w:type="dxa" w:w="90"/>
+            </w:tcMar>
+          </w:tcPr>
+          <w:p>
+            <w:pPr>
+              <w:spacing w:after="0"/>
+            </w:pPr>
+            <w:r>
+              <w:rPr>
+                <w:rFonts w:ascii="Arial" w:cs="Arial" w:eastAsia="Arial" w:hAnsi="Arial"/>
+                <w:sz w:val="17"/>
+                <w:szCs w:val="17"/>
+              </w:rPr>
+              <w:t xml:space="preserve">Names a language or film feature and begins linking it to meaning.</w:t>
             </w:r>
           </w:p>
         </w:tc>
@@ -2642,7 +2349,7 @@
                 <w:sz w:val="17"/>
                 <w:szCs w:val="17"/>
               </w:rPr>
-              <w:t xml:space="preserve">Use appropriate language to identify and infer ideas, themes, and plot details</w:t>
+              <w:t xml:space="preserve">Uses terminology accurately with short, embedded evidence.</w:t>
             </w:r>
           </w:p>
         </w:tc>
@@ -2666,7 +2373,7 @@
                 <w:sz w:val="17"/>
                 <w:szCs w:val="17"/>
               </w:rPr>
-              <w:t xml:space="preserve">Uses precise and appropriate language to explore interconnected ideas and values presented in the text, including discussion of character, setting and other aspects of the text</w:t>
+              <w:t xml:space="preserve">Integrates evidence and metalanguage fluently to build interpretation.</w:t>
             </w:r>
           </w:p>
         </w:tc>
@@ -2694,35 +2401,7 @@
                 <w:sz w:val="18"/>
                 <w:szCs w:val="18"/>
               </w:rPr>
-              <w:t xml:space="preserve">Evidence</w:t>
-            </w:r>
-          </w:p>
-          <w:p>
-            <w:pPr>
-              <w:spacing w:after="0"/>
-            </w:pPr>
-            <w:r>
-              <w:rPr>
-                <w:rFonts w:ascii="Arial" w:cs="Arial" w:eastAsia="Arial" w:hAnsi="Arial"/>
-                <w:color w:val="595959"/>
-                <w:sz w:val="16"/>
-                <w:szCs w:val="16"/>
-              </w:rPr>
-              <w:t xml:space="preserve">the quote, and what it is doing there</w:t>
-            </w:r>
-          </w:p>
-          <w:p>
-            <w:pPr>
-              <w:spacing w:after="0"/>
-            </w:pPr>
-            <w:r>
-              <w:rPr>
-                <w:rFonts w:ascii="Arial" w:cs="Arial" w:eastAsia="Arial" w:hAnsi="Arial"/>
-                <w:color w:val="808080"/>
-                <w:sz w:val="14"/>
-                <w:szCs w:val="14"/>
-              </w:rPr>
-              <w:t xml:space="preserve">EAL reading rubric</w:t>
+              <w:t xml:space="preserve">Language &amp; Structure</w:t>
             </w:r>
           </w:p>
         </w:tc>
@@ -2746,32 +2425,31 @@
                 <w:sz w:val="17"/>
                 <w:szCs w:val="17"/>
               </w:rPr>
-              <w:t xml:space="preserve">Use quotes to link to ideas</w:t>
+              <w:t xml:space="preserve">Writes short, simple sentences using mostly literal verbs (“shows”, “uses”).</w:t>
             </w:r>
           </w:p>
         </w:tc>
         <w:tc>
           <w:tcPr>
             <w:tcW w:type="dxa" w:w="3099"/>
-            <w:shd w:fill="F2F2F2" w:color="auto" w:val="clear"/>
-            <w:tcMar>
-              <w:top w:type="dxa" w:w="70"/>
-              <w:left w:type="dxa" w:w="90"/>
-              <w:bottom w:type="dxa" w:w="70"/>
-              <w:right w:type="dxa" w:w="90"/>
-            </w:tcMar>
-          </w:tcPr>
-          <w:p>
-            <w:pPr>
-              <w:spacing w:after="0"/>
-            </w:pPr>
-            <w:r>
-              <w:rPr>
-                <w:rFonts w:ascii="Arial" w:cs="Arial" w:eastAsia="Arial" w:hAnsi="Arial"/>
-                <w:sz w:val="17"/>
-                <w:szCs w:val="17"/>
-              </w:rPr>
-              <w:t xml:space="preserve">Use metalanguage, and quotes to support ideas</w:t>
+            <w:tcMar>
+              <w:top w:type="dxa" w:w="70"/>
+              <w:left w:type="dxa" w:w="90"/>
+              <w:bottom w:type="dxa" w:w="70"/>
+              <w:right w:type="dxa" w:w="90"/>
+            </w:tcMar>
+          </w:tcPr>
+          <w:p>
+            <w:pPr>
+              <w:spacing w:after="0"/>
+            </w:pPr>
+            <w:r>
+              <w:rPr>
+                <w:rFonts w:ascii="Arial" w:cs="Arial" w:eastAsia="Arial" w:hAnsi="Arial"/>
+                <w:sz w:val="17"/>
+                <w:szCs w:val="17"/>
+              </w:rPr>
+              <w:t xml:space="preserve">Expands sentences with connectives such as because, so, or to. Uses basic evaluative words.</w:t>
             </w:r>
           </w:p>
         </w:tc>
@@ -2795,7 +2473,7 @@
                 <w:sz w:val="17"/>
                 <w:szCs w:val="17"/>
               </w:rPr>
-              <w:t xml:space="preserve">Embed evidence and use appropriate metalanguage to discuss. Make clear links to themes and ideas</w:t>
+              <w:t xml:space="preserve">Uses more complex sentences and analytical verbs (“suggests”, “highlights”).</w:t>
             </w:r>
           </w:p>
         </w:tc>
@@ -2819,7 +2497,7 @@
                 <w:sz w:val="17"/>
                 <w:szCs w:val="17"/>
               </w:rPr>
-              <w:t xml:space="preserve">Embeds relevant textual evidence to explain how the author has conveyed ideas in the text presented in response to the topic</w:t>
+              <w:t xml:space="preserve">Writes fluently in a cohesive formal style, varying sentence structures to show cause, effect, and interpretation.</w:t>
             </w:r>
           </w:p>
         </w:tc>
@@ -2847,35 +2525,7 @@
                 <w:sz w:val="18"/>
                 <w:szCs w:val="18"/>
               </w:rPr>
-              <w:t xml:space="preserve">Text purpose</w:t>
-            </w:r>
-          </w:p>
-          <w:p>
-            <w:pPr>
-              <w:spacing w:after="0"/>
-            </w:pPr>
-            <w:r>
-              <w:rPr>
-                <w:rFonts w:ascii="Arial" w:cs="Arial" w:eastAsia="Arial" w:hAnsi="Arial"/>
-                <w:color w:val="595959"/>
-                <w:sz w:val="16"/>
-                <w:szCs w:val="16"/>
-              </w:rPr>
-              <w:t xml:space="preserve">what Fraillon is doing to the reader</w:t>
-            </w:r>
-          </w:p>
-          <w:p>
-            <w:pPr>
-              <w:spacing w:after="0"/>
-            </w:pPr>
-            <w:r>
-              <w:rPr>
-                <w:rFonts w:ascii="Arial" w:cs="Arial" w:eastAsia="Arial" w:hAnsi="Arial"/>
-                <w:color w:val="808080"/>
-                <w:sz w:val="14"/>
-                <w:szCs w:val="14"/>
-              </w:rPr>
-              <w:t xml:space="preserve">EAL reading rubric</w:t>
+              <w:t xml:space="preserve">Purpose &amp; Interpretation</w:t>
             </w:r>
           </w:p>
         </w:tc>
@@ -2899,32 +2549,31 @@
                 <w:sz w:val="17"/>
                 <w:szCs w:val="17"/>
               </w:rPr>
-              <w:t xml:space="preserve">Identify common text types and features</w:t>
+              <w:t xml:space="preserve">Identifies the basic meaning or message.</w:t>
             </w:r>
           </w:p>
         </w:tc>
         <w:tc>
           <w:tcPr>
             <w:tcW w:type="dxa" w:w="3099"/>
-            <w:shd w:fill="F2F2F2" w:color="auto" w:val="clear"/>
-            <w:tcMar>
-              <w:top w:type="dxa" w:w="70"/>
-              <w:left w:type="dxa" w:w="90"/>
-              <w:bottom w:type="dxa" w:w="70"/>
-              <w:right w:type="dxa" w:w="90"/>
-            </w:tcMar>
-          </w:tcPr>
-          <w:p>
-            <w:pPr>
-              <w:spacing w:after="0"/>
-            </w:pPr>
-            <w:r>
-              <w:rPr>
-                <w:rFonts w:ascii="Arial" w:cs="Arial" w:eastAsia="Arial" w:hAnsi="Arial"/>
-                <w:sz w:val="17"/>
-                <w:szCs w:val="17"/>
-              </w:rPr>
-              <w:t xml:space="preserve">Identify the main purpose of the text and describe text features</w:t>
+            <w:tcMar>
+              <w:top w:type="dxa" w:w="70"/>
+              <w:left w:type="dxa" w:w="90"/>
+              <w:bottom w:type="dxa" w:w="70"/>
+              <w:right w:type="dxa" w:w="90"/>
+            </w:tcMar>
+          </w:tcPr>
+          <w:p>
+            <w:pPr>
+              <w:spacing w:after="0"/>
+            </w:pPr>
+            <w:r>
+              <w:rPr>
+                <w:rFonts w:ascii="Arial" w:cs="Arial" w:eastAsia="Arial" w:hAnsi="Arial"/>
+                <w:sz w:val="17"/>
+                <w:szCs w:val="17"/>
+              </w:rPr>
+              <w:t xml:space="preserve">Explains the effect on the reader or viewer.</w:t>
             </w:r>
           </w:p>
         </w:tc>
@@ -2948,7 +2597,7 @@
                 <w:sz w:val="17"/>
                 <w:szCs w:val="17"/>
               </w:rPr>
-              <w:t xml:space="preserve">Discuss how specific text features relate to the purpose. Make inferences about the author’s intent</w:t>
+              <w:t xml:space="preserve">Makes inferences about the creator’s intent or perspective.</w:t>
             </w:r>
           </w:p>
         </w:tc>
@@ -2972,7 +2621,7 @@
                 <w:sz w:val="17"/>
                 <w:szCs w:val="17"/>
               </w:rPr>
-              <w:t xml:space="preserve">Discuss and examine how structures, language features and vocabulary choices relate to the purpose. Make inferences about the author’s complex and nuanced ideas</w:t>
+              <w:t xml:space="preserve">Discusses deeper social, moral, or ethical ideas, linking choices to broader context.</w:t>
             </w:r>
           </w:p>
         </w:tc>
@@ -2999,7 +2648,7 @@
           <w:sz w:val="18"/>
           <w:szCs w:val="18"/>
         </w:rPr>
-        <w:t xml:space="preserve">Skill focus quoted from the EAL analytical writing WAGOLL; the other rows from the EAL reading rubric, C levels.</w:t>
+        <w:t xml:space="preserve">The EAL analytical writing rubric, as it stands.</w:t>
       </w:r>
     </w:p>
     <w:p>

--- a/BoneSparrow-assessment-response.docx
+++ b/BoneSparrow-assessment-response.docx
@@ -129,7 +129,7 @@
           <w:sz w:val="24"/>
           <w:szCs w:val="24"/>
         </w:rPr>
-        <w:t xml:space="preserve">In one period you write a three paragraph response to a prompt about The Bone Sparrow. The first paragraph is already written for you and the introduction and conclusion are started, sentence by sentence. You write the second and third paragraphs.</w:t>
+        <w:t xml:space="preserve">In one period you write a response to a prompt about The Bone Sparrow. The model paragraph is printed for you and the introduction and conclusion are started. You write two paragraphs of your own.</w:t>
       </w:r>
     </w:p>
     <w:p>
@@ -328,7 +328,7 @@
           <w:sz w:val="24"/>
           <w:szCs w:val="24"/>
         </w:rPr>
-        <w:t xml:space="preserve">•	Paragraph 1, written in full.</w:t>
+        <w:t xml:space="preserve">•	The model paragraph, written in full and colour coded.</w:t>
       </w:r>
     </w:p>
     <w:p>
@@ -342,7 +342,7 @@
           <w:sz w:val="24"/>
           <w:szCs w:val="24"/>
         </w:rPr>
-        <w:t xml:space="preserve">•	Frames for paragraphs 2 and 3 — topic sentence, evidence, explanation, link.</w:t>
+        <w:t xml:space="preserve">•	Frames for your two paragraphs — topic sentence, evidence, explanation, link.</w:t>
       </w:r>
     </w:p>
     <w:p>
@@ -431,15 +431,15 @@
           <w:sz w:val="24"/>
           <w:szCs w:val="24"/>
         </w:rPr>
-        <w:t xml:space="preserve">Write paragraphs 2 and 3.</w:t>
-      </w:r>
-      <w:r>
-        <w:rPr>
-          <w:rFonts w:ascii="Arial" w:cs="Arial" w:eastAsia="Arial" w:hAnsi="Arial"/>
-          <w:sz w:val="24"/>
-          <w:szCs w:val="24"/>
-        </w:rPr>
-        <w:t xml:space="preserve">  One idea each. Paragraph 1 shows you the shape.</w:t>
+        <w:t xml:space="preserve">Write two paragraphs.</w:t>
+      </w:r>
+      <w:r>
+        <w:rPr>
+          <w:rFonts w:ascii="Arial" w:cs="Arial" w:eastAsia="Arial" w:hAnsi="Arial"/>
+          <w:sz w:val="24"/>
+          <w:szCs w:val="24"/>
+        </w:rPr>
+        <w:t xml:space="preserve">  One idea each. The model shows you the shape.</w:t>
       </w:r>
     </w:p>
     <w:p>
@@ -955,6 +955,7 @@
         <w:tc>
           <w:tcPr>
             <w:tcW w:type="dxa" w:w="3000"/>
+            <w:shd w:fill="D6EAFC" w:color="auto" w:val="clear"/>
             <w:tcMar>
               <w:top w:type="dxa" w:w="70"/>
               <w:left w:type="dxa" w:w="90"/>
@@ -1009,6 +1010,7 @@
         <w:tc>
           <w:tcPr>
             <w:tcW w:type="dxa" w:w="2479"/>
+            <w:shd w:fill="EAF4FD" w:color="auto" w:val="clear"/>
             <w:tcMar>
               <w:top w:type="dxa" w:w="70"/>
               <w:left w:type="dxa" w:w="90"/>
@@ -1033,6 +1035,7 @@
         <w:tc>
           <w:tcPr>
             <w:tcW w:type="dxa" w:w="2479"/>
+            <w:shd w:fill="EAF4FD" w:color="auto" w:val="clear"/>
             <w:tcMar>
               <w:top w:type="dxa" w:w="70"/>
               <w:left w:type="dxa" w:w="90"/>
@@ -1057,7 +1060,7 @@
         <w:tc>
           <w:tcPr>
             <w:tcW w:type="dxa" w:w="2479"/>
-            <w:shd w:fill="F2F2F2" w:color="auto" w:val="clear"/>
+            <w:shd w:fill="EAF4FD" w:color="auto" w:val="clear"/>
             <w:tcMar>
               <w:top w:type="dxa" w:w="70"/>
               <w:left w:type="dxa" w:w="90"/>
@@ -1082,6 +1085,7 @@
         <w:tc>
           <w:tcPr>
             <w:tcW w:type="dxa" w:w="2479"/>
+            <w:shd w:fill="EAF4FD" w:color="auto" w:val="clear"/>
             <w:tcMar>
               <w:top w:type="dxa" w:w="70"/>
               <w:left w:type="dxa" w:w="90"/>
@@ -1106,6 +1110,7 @@
         <w:tc>
           <w:tcPr>
             <w:tcW w:type="dxa" w:w="2479"/>
+            <w:shd w:fill="EAF4FD" w:color="auto" w:val="clear"/>
             <w:tcMar>
               <w:top w:type="dxa" w:w="70"/>
               <w:left w:type="dxa" w:w="90"/>
@@ -1132,6 +1137,7 @@
         <w:tc>
           <w:tcPr>
             <w:tcW w:type="dxa" w:w="3000"/>
+            <w:shd w:fill="FFF3B0" w:color="auto" w:val="clear"/>
             <w:tcMar>
               <w:top w:type="dxa" w:w="70"/>
               <w:left w:type="dxa" w:w="90"/>
@@ -1151,7 +1157,7 @@
                 <w:sz w:val="18"/>
                 <w:szCs w:val="18"/>
               </w:rPr>
-              <w:t xml:space="preserve">Understanding language devices</w:t>
+              <w:t xml:space="preserve">Using evidence</w:t>
             </w:r>
           </w:p>
           <w:p>
@@ -1165,7 +1171,7 @@
                 <w:sz w:val="16"/>
                 <w:szCs w:val="16"/>
               </w:rPr>
-              <w:t xml:space="preserve">what Fraillon has done with the words</w:t>
+              <w:t xml:space="preserve">choosing the quote, and putting it in the sentence</w:t>
             </w:r>
           </w:p>
           <w:p>
@@ -1179,128 +1185,132 @@
                 <w:sz w:val="14"/>
                 <w:szCs w:val="14"/>
               </w:rPr>
-              <w:t xml:space="preserve">Reading and Viewing</w:t>
+              <w:t xml:space="preserve">Reading and Viewing · Writing</w:t>
             </w:r>
           </w:p>
         </w:tc>
         <w:tc>
           <w:tcPr>
             <w:tcW w:type="dxa" w:w="2479"/>
-            <w:tcMar>
-              <w:top w:type="dxa" w:w="70"/>
-              <w:left w:type="dxa" w:w="90"/>
-              <w:bottom w:type="dxa" w:w="70"/>
-              <w:right w:type="dxa" w:w="90"/>
-            </w:tcMar>
-          </w:tcPr>
-          <w:p>
-            <w:pPr>
-              <w:spacing w:after="0"/>
-            </w:pPr>
-            <w:r>
-              <w:rPr>
-                <w:rFonts w:ascii="Arial" w:cs="Arial" w:eastAsia="Arial" w:hAnsi="Arial"/>
-                <w:sz w:val="17"/>
-                <w:szCs w:val="17"/>
-              </w:rPr>
-              <w:t xml:space="preserve">I can describe the meaning of different similes and metaphors</w:t>
+            <w:shd w:fill="FFF9DC" w:color="auto" w:val="clear"/>
+            <w:tcMar>
+              <w:top w:type="dxa" w:w="70"/>
+              <w:left w:type="dxa" w:w="90"/>
+              <w:bottom w:type="dxa" w:w="70"/>
+              <w:right w:type="dxa" w:w="90"/>
+            </w:tcMar>
+          </w:tcPr>
+          <w:p>
+            <w:pPr>
+              <w:spacing w:after="0"/>
+            </w:pPr>
+            <w:r>
+              <w:rPr>
+                <w:rFonts w:ascii="Arial" w:cs="Arial" w:eastAsia="Arial" w:hAnsi="Arial"/>
+                <w:sz w:val="17"/>
+                <w:szCs w:val="17"/>
+              </w:rPr>
+              <w:t xml:space="preserve">I can describe the depiction of events, characters and settings in texts and explain my responses to them</w:t>
             </w:r>
           </w:p>
         </w:tc>
         <w:tc>
           <w:tcPr>
             <w:tcW w:type="dxa" w:w="2479"/>
-            <w:tcMar>
-              <w:top w:type="dxa" w:w="70"/>
-              <w:left w:type="dxa" w:w="90"/>
-              <w:bottom w:type="dxa" w:w="70"/>
-              <w:right w:type="dxa" w:w="90"/>
-            </w:tcMar>
-          </w:tcPr>
-          <w:p>
-            <w:pPr>
-              <w:spacing w:after="0"/>
-            </w:pPr>
-            <w:r>
-              <w:rPr>
-                <w:rFonts w:ascii="Arial" w:cs="Arial" w:eastAsia="Arial" w:hAnsi="Arial"/>
-                <w:sz w:val="17"/>
-                <w:szCs w:val="17"/>
-              </w:rPr>
-              <w:t xml:space="preserve">I can explain how rhymes can add to descriptions in writing</w:t>
+            <w:shd w:fill="FFF9DC" w:color="auto" w:val="clear"/>
+            <w:tcMar>
+              <w:top w:type="dxa" w:w="70"/>
+              <w:left w:type="dxa" w:w="90"/>
+              <w:bottom w:type="dxa" w:w="70"/>
+              <w:right w:type="dxa" w:w="90"/>
+            </w:tcMar>
+          </w:tcPr>
+          <w:p>
+            <w:pPr>
+              <w:spacing w:after="0"/>
+            </w:pPr>
+            <w:r>
+              <w:rPr>
+                <w:rFonts w:ascii="Arial" w:cs="Arial" w:eastAsia="Arial" w:hAnsi="Arial"/>
+                <w:sz w:val="17"/>
+                <w:szCs w:val="17"/>
+              </w:rPr>
+              <w:t xml:space="preserve">I can select specific details from texts to develop and explain my own responses. I can include quotes in an explanation with teacher guidance</w:t>
             </w:r>
           </w:p>
         </w:tc>
         <w:tc>
           <w:tcPr>
             <w:tcW w:type="dxa" w:w="2479"/>
-            <w:shd w:fill="F2F2F2" w:color="auto" w:val="clear"/>
-            <w:tcMar>
-              <w:top w:type="dxa" w:w="70"/>
-              <w:left w:type="dxa" w:w="90"/>
-              <w:bottom w:type="dxa" w:w="70"/>
-              <w:right w:type="dxa" w:w="90"/>
-            </w:tcMar>
-          </w:tcPr>
-          <w:p>
-            <w:pPr>
-              <w:spacing w:after="0"/>
-            </w:pPr>
-            <w:r>
-              <w:rPr>
-                <w:rFonts w:ascii="Arial" w:cs="Arial" w:eastAsia="Arial" w:hAnsi="Arial"/>
-                <w:sz w:val="17"/>
-                <w:szCs w:val="17"/>
-              </w:rPr>
-              <w:t xml:space="preserve">I can explain the meaning of non-literal language in narrative and poetic texts</w:t>
+            <w:shd w:fill="FFF9DC" w:color="auto" w:val="clear"/>
+            <w:tcMar>
+              <w:top w:type="dxa" w:w="70"/>
+              <w:left w:type="dxa" w:w="90"/>
+              <w:bottom w:type="dxa" w:w="70"/>
+              <w:right w:type="dxa" w:w="90"/>
+            </w:tcMar>
+          </w:tcPr>
+          <w:p>
+            <w:pPr>
+              <w:spacing w:after="0"/>
+            </w:pPr>
+            <w:r>
+              <w:rPr>
+                <w:rFonts w:ascii="Arial" w:cs="Arial" w:eastAsia="Arial" w:hAnsi="Arial"/>
+                <w:sz w:val="17"/>
+                <w:szCs w:val="17"/>
+              </w:rPr>
+              <w:t xml:space="preserve">I can select and use evidence from texts to explain my response to it. I can explain the relevance of a quote</w:t>
             </w:r>
           </w:p>
         </w:tc>
         <w:tc>
           <w:tcPr>
             <w:tcW w:type="dxa" w:w="2479"/>
-            <w:tcMar>
-              <w:top w:type="dxa" w:w="70"/>
-              <w:left w:type="dxa" w:w="90"/>
-              <w:bottom w:type="dxa" w:w="70"/>
-              <w:right w:type="dxa" w:w="90"/>
-            </w:tcMar>
-          </w:tcPr>
-          <w:p>
-            <w:pPr>
-              <w:spacing w:after="0"/>
-            </w:pPr>
-            <w:r>
-              <w:rPr>
-                <w:rFonts w:ascii="Arial" w:cs="Arial" w:eastAsia="Arial" w:hAnsi="Arial"/>
-                <w:sz w:val="17"/>
-                <w:szCs w:val="17"/>
-              </w:rPr>
-              <w:t xml:space="preserve">I can explain the effect of descriptions, different sentence types and figurative language</w:t>
+            <w:shd w:fill="FFF9DC" w:color="auto" w:val="clear"/>
+            <w:tcMar>
+              <w:top w:type="dxa" w:w="70"/>
+              <w:left w:type="dxa" w:w="90"/>
+              <w:bottom w:type="dxa" w:w="70"/>
+              <w:right w:type="dxa" w:w="90"/>
+            </w:tcMar>
+          </w:tcPr>
+          <w:p>
+            <w:pPr>
+              <w:spacing w:after="0"/>
+            </w:pPr>
+            <w:r>
+              <w:rPr>
+                <w:rFonts w:ascii="Arial" w:cs="Arial" w:eastAsia="Arial" w:hAnsi="Arial"/>
+                <w:sz w:val="17"/>
+                <w:szCs w:val="17"/>
+              </w:rPr>
+              <w:t xml:space="preserve">I can select evidence from texts to describe how authors depict events, situations, and people from different viewpoints. I can embed quotes into sentences</w:t>
             </w:r>
           </w:p>
         </w:tc>
         <w:tc>
           <w:tcPr>
             <w:tcW w:type="dxa" w:w="2479"/>
-            <w:tcMar>
-              <w:top w:type="dxa" w:w="70"/>
-              <w:left w:type="dxa" w:w="90"/>
-              <w:bottom w:type="dxa" w:w="70"/>
-              <w:right w:type="dxa" w:w="90"/>
-            </w:tcMar>
-          </w:tcPr>
-          <w:p>
-            <w:pPr>
-              <w:spacing w:after="0"/>
-            </w:pPr>
-            <w:r>
-              <w:rPr>
-                <w:rFonts w:ascii="Arial" w:cs="Arial" w:eastAsia="Arial" w:hAnsi="Arial"/>
-                <w:sz w:val="17"/>
-                <w:szCs w:val="17"/>
-              </w:rPr>
-              <w:t xml:space="preserve">I can analyse the way writing techniques work together to convey ideas and feelings</w:t>
+            <w:shd w:fill="FFF9DC" w:color="auto" w:val="clear"/>
+            <w:tcMar>
+              <w:top w:type="dxa" w:w="70"/>
+              <w:left w:type="dxa" w:w="90"/>
+              <w:bottom w:type="dxa" w:w="70"/>
+              <w:right w:type="dxa" w:w="90"/>
+            </w:tcMar>
+          </w:tcPr>
+          <w:p>
+            <w:pPr>
+              <w:spacing w:after="0"/>
+            </w:pPr>
+            <w:r>
+              <w:rPr>
+                <w:rFonts w:ascii="Arial" w:cs="Arial" w:eastAsia="Arial" w:hAnsi="Arial"/>
+                <w:sz w:val="17"/>
+                <w:szCs w:val="17"/>
+              </w:rPr>
+              <w:t xml:space="preserve">I can select evidence from texts to explain how language choices influence an audience. I can correctly embed quotes within an explanation sentence</w:t>
             </w:r>
           </w:p>
         </w:tc>
@@ -1309,6 +1319,7 @@
         <w:tc>
           <w:tcPr>
             <w:tcW w:type="dxa" w:w="3000"/>
+            <w:shd w:fill="DFF0E2" w:color="auto" w:val="clear"/>
             <w:tcMar>
               <w:top w:type="dxa" w:w="70"/>
               <w:left w:type="dxa" w:w="90"/>
@@ -1328,7 +1339,7 @@
                 <w:sz w:val="18"/>
                 <w:szCs w:val="18"/>
               </w:rPr>
-              <w:t xml:space="preserve">Using evidence</w:t>
+              <w:t xml:space="preserve">Evaluating texts</w:t>
             </w:r>
           </w:p>
           <w:p>
@@ -1342,7 +1353,7 @@
                 <w:sz w:val="16"/>
                 <w:szCs w:val="16"/>
               </w:rPr>
-              <w:t xml:space="preserve">choosing the quote, and putting it in the sentence</w:t>
+              <w:t xml:space="preserve">the effect on the reader, and the verb that carries it</w:t>
             </w:r>
           </w:p>
           <w:p>
@@ -1356,128 +1367,132 @@
                 <w:sz w:val="14"/>
                 <w:szCs w:val="14"/>
               </w:rPr>
-              <w:t xml:space="preserve">Reading and Viewing · Writing</w:t>
+              <w:t xml:space="preserve">Reading and Viewing</w:t>
             </w:r>
           </w:p>
         </w:tc>
         <w:tc>
           <w:tcPr>
             <w:tcW w:type="dxa" w:w="2479"/>
-            <w:tcMar>
-              <w:top w:type="dxa" w:w="70"/>
-              <w:left w:type="dxa" w:w="90"/>
-              <w:bottom w:type="dxa" w:w="70"/>
-              <w:right w:type="dxa" w:w="90"/>
-            </w:tcMar>
-          </w:tcPr>
-          <w:p>
-            <w:pPr>
-              <w:spacing w:after="0"/>
-            </w:pPr>
-            <w:r>
-              <w:rPr>
-                <w:rFonts w:ascii="Arial" w:cs="Arial" w:eastAsia="Arial" w:hAnsi="Arial"/>
-                <w:sz w:val="17"/>
-                <w:szCs w:val="17"/>
-              </w:rPr>
-              <w:t xml:space="preserve">I can describe the depiction of events, characters and settings in texts and explain my responses to them</w:t>
+            <w:shd w:fill="EFF7F0" w:color="auto" w:val="clear"/>
+            <w:tcMar>
+              <w:top w:type="dxa" w:w="70"/>
+              <w:left w:type="dxa" w:w="90"/>
+              <w:bottom w:type="dxa" w:w="70"/>
+              <w:right w:type="dxa" w:w="90"/>
+            </w:tcMar>
+          </w:tcPr>
+          <w:p>
+            <w:pPr>
+              <w:spacing w:after="0"/>
+            </w:pPr>
+            <w:r>
+              <w:rPr>
+                <w:rFonts w:ascii="Arial" w:cs="Arial" w:eastAsia="Arial" w:hAnsi="Arial"/>
+                <w:sz w:val="17"/>
+                <w:szCs w:val="17"/>
+              </w:rPr>
+              <w:t xml:space="preserve">I can use metalanguage to discuss the effect of texts on the reader</w:t>
             </w:r>
           </w:p>
         </w:tc>
         <w:tc>
           <w:tcPr>
             <w:tcW w:type="dxa" w:w="2479"/>
-            <w:tcMar>
-              <w:top w:type="dxa" w:w="70"/>
-              <w:left w:type="dxa" w:w="90"/>
-              <w:bottom w:type="dxa" w:w="70"/>
-              <w:right w:type="dxa" w:w="90"/>
-            </w:tcMar>
-          </w:tcPr>
-          <w:p>
-            <w:pPr>
-              <w:spacing w:after="0"/>
-            </w:pPr>
-            <w:r>
-              <w:rPr>
-                <w:rFonts w:ascii="Arial" w:cs="Arial" w:eastAsia="Arial" w:hAnsi="Arial"/>
-                <w:sz w:val="17"/>
-                <w:szCs w:val="17"/>
-              </w:rPr>
-              <w:t xml:space="preserve">I can select specific details from texts to develop and explain my own responses. I can include quotes in an explanation with teacher guidance</w:t>
+            <w:shd w:fill="EFF7F0" w:color="auto" w:val="clear"/>
+            <w:tcMar>
+              <w:top w:type="dxa" w:w="70"/>
+              <w:left w:type="dxa" w:w="90"/>
+              <w:bottom w:type="dxa" w:w="70"/>
+              <w:right w:type="dxa" w:w="90"/>
+            </w:tcMar>
+          </w:tcPr>
+          <w:p>
+            <w:pPr>
+              <w:spacing w:after="0"/>
+            </w:pPr>
+            <w:r>
+              <w:rPr>
+                <w:rFonts w:ascii="Arial" w:cs="Arial" w:eastAsia="Arial" w:hAnsi="Arial"/>
+                <w:sz w:val="17"/>
+                <w:szCs w:val="17"/>
+              </w:rPr>
+              <w:t xml:space="preserve">I can describe how repetition, emphasis and metaphor can influence the way a reader feels</w:t>
             </w:r>
           </w:p>
         </w:tc>
         <w:tc>
           <w:tcPr>
             <w:tcW w:type="dxa" w:w="2479"/>
-            <w:shd w:fill="F2F2F2" w:color="auto" w:val="clear"/>
-            <w:tcMar>
-              <w:top w:type="dxa" w:w="70"/>
-              <w:left w:type="dxa" w:w="90"/>
-              <w:bottom w:type="dxa" w:w="70"/>
-              <w:right w:type="dxa" w:w="90"/>
-            </w:tcMar>
-          </w:tcPr>
-          <w:p>
-            <w:pPr>
-              <w:spacing w:after="0"/>
-            </w:pPr>
-            <w:r>
-              <w:rPr>
-                <w:rFonts w:ascii="Arial" w:cs="Arial" w:eastAsia="Arial" w:hAnsi="Arial"/>
-                <w:sz w:val="17"/>
-                <w:szCs w:val="17"/>
-              </w:rPr>
-              <w:t xml:space="preserve">I can select and use evidence from texts to explain my response to it. I can explain the relevance of a quote</w:t>
+            <w:shd w:fill="EFF7F0" w:color="auto" w:val="clear"/>
+            <w:tcMar>
+              <w:top w:type="dxa" w:w="70"/>
+              <w:left w:type="dxa" w:w="90"/>
+              <w:bottom w:type="dxa" w:w="70"/>
+              <w:right w:type="dxa" w:w="90"/>
+            </w:tcMar>
+          </w:tcPr>
+          <w:p>
+            <w:pPr>
+              <w:spacing w:after="0"/>
+            </w:pPr>
+            <w:r>
+              <w:rPr>
+                <w:rFonts w:ascii="Arial" w:cs="Arial" w:eastAsia="Arial" w:hAnsi="Arial"/>
+                <w:sz w:val="17"/>
+                <w:szCs w:val="17"/>
+              </w:rPr>
+              <w:t xml:space="preserve">I can use examples from the text to discuss how language helps to create character</w:t>
             </w:r>
           </w:p>
         </w:tc>
         <w:tc>
           <w:tcPr>
             <w:tcW w:type="dxa" w:w="2479"/>
-            <w:tcMar>
-              <w:top w:type="dxa" w:w="70"/>
-              <w:left w:type="dxa" w:w="90"/>
-              <w:bottom w:type="dxa" w:w="70"/>
-              <w:right w:type="dxa" w:w="90"/>
-            </w:tcMar>
-          </w:tcPr>
-          <w:p>
-            <w:pPr>
-              <w:spacing w:after="0"/>
-            </w:pPr>
-            <w:r>
-              <w:rPr>
-                <w:rFonts w:ascii="Arial" w:cs="Arial" w:eastAsia="Arial" w:hAnsi="Arial"/>
-                <w:sz w:val="17"/>
-                <w:szCs w:val="17"/>
-              </w:rPr>
-              <w:t xml:space="preserve">I can select evidence from texts to describe how authors depict events, situations, and people from different viewpoints. I can embed quotes into sentences</w:t>
+            <w:shd w:fill="EFF7F0" w:color="auto" w:val="clear"/>
+            <w:tcMar>
+              <w:top w:type="dxa" w:w="70"/>
+              <w:left w:type="dxa" w:w="90"/>
+              <w:bottom w:type="dxa" w:w="70"/>
+              <w:right w:type="dxa" w:w="90"/>
+            </w:tcMar>
+          </w:tcPr>
+          <w:p>
+            <w:pPr>
+              <w:spacing w:after="0"/>
+            </w:pPr>
+            <w:r>
+              <w:rPr>
+                <w:rFonts w:ascii="Arial" w:cs="Arial" w:eastAsia="Arial" w:hAnsi="Arial"/>
+                <w:sz w:val="17"/>
+                <w:szCs w:val="17"/>
+              </w:rPr>
+              <w:t xml:space="preserve">I can explain how different types of evidence can add authority to a text</w:t>
             </w:r>
           </w:p>
         </w:tc>
         <w:tc>
           <w:tcPr>
             <w:tcW w:type="dxa" w:w="2479"/>
-            <w:tcMar>
-              <w:top w:type="dxa" w:w="70"/>
-              <w:left w:type="dxa" w:w="90"/>
-              <w:bottom w:type="dxa" w:w="70"/>
-              <w:right w:type="dxa" w:w="90"/>
-            </w:tcMar>
-          </w:tcPr>
-          <w:p>
-            <w:pPr>
-              <w:spacing w:after="0"/>
-            </w:pPr>
-            <w:r>
-              <w:rPr>
-                <w:rFonts w:ascii="Arial" w:cs="Arial" w:eastAsia="Arial" w:hAnsi="Arial"/>
-                <w:sz w:val="17"/>
-                <w:szCs w:val="17"/>
-              </w:rPr>
-              <w:t xml:space="preserve">I can select evidence from texts to explain how language choices influence an audience. I can correctly embed quotes within an explanation sentence</w:t>
+            <w:shd w:fill="EFF7F0" w:color="auto" w:val="clear"/>
+            <w:tcMar>
+              <w:top w:type="dxa" w:w="70"/>
+              <w:left w:type="dxa" w:w="90"/>
+              <w:bottom w:type="dxa" w:w="70"/>
+              <w:right w:type="dxa" w:w="90"/>
+            </w:tcMar>
+          </w:tcPr>
+          <w:p>
+            <w:pPr>
+              <w:spacing w:after="0"/>
+            </w:pPr>
+            <w:r>
+              <w:rPr>
+                <w:rFonts w:ascii="Arial" w:cs="Arial" w:eastAsia="Arial" w:hAnsi="Arial"/>
+                <w:sz w:val="17"/>
+                <w:szCs w:val="17"/>
+              </w:rPr>
+              <w:t xml:space="preserve">I can explain how a text explores issues that relate to our own lives</w:t>
             </w:r>
           </w:p>
         </w:tc>
@@ -1486,6 +1501,7 @@
         <w:tc>
           <w:tcPr>
             <w:tcW w:type="dxa" w:w="3000"/>
+            <w:shd w:fill="F1EDE3" w:color="auto" w:val="clear"/>
             <w:tcMar>
               <w:top w:type="dxa" w:w="70"/>
               <w:left w:type="dxa" w:w="90"/>
@@ -1505,7 +1521,7 @@
                 <w:sz w:val="18"/>
                 <w:szCs w:val="18"/>
               </w:rPr>
-              <w:t xml:space="preserve">Evaluating texts</w:t>
+              <w:t xml:space="preserve">Text structure and organisation</w:t>
             </w:r>
           </w:p>
           <w:p>
@@ -1519,7 +1535,7 @@
                 <w:sz w:val="16"/>
                 <w:szCs w:val="16"/>
               </w:rPr>
-              <w:t xml:space="preserve">the effect on the reader, and the verb that carries it</w:t>
+              <w:t xml:space="preserve">the shape of the paragraph</w:t>
             </w:r>
           </w:p>
           <w:p>
@@ -1533,287 +1549,114 @@
                 <w:sz w:val="14"/>
                 <w:szCs w:val="14"/>
               </w:rPr>
-              <w:t xml:space="preserve">Reading and Viewing</w:t>
+              <w:t xml:space="preserve">Writing</w:t>
             </w:r>
           </w:p>
         </w:tc>
         <w:tc>
           <w:tcPr>
             <w:tcW w:type="dxa" w:w="2479"/>
-            <w:tcMar>
-              <w:top w:type="dxa" w:w="70"/>
-              <w:left w:type="dxa" w:w="90"/>
-              <w:bottom w:type="dxa" w:w="70"/>
-              <w:right w:type="dxa" w:w="90"/>
-            </w:tcMar>
-          </w:tcPr>
-          <w:p>
-            <w:pPr>
-              <w:spacing w:after="0"/>
-            </w:pPr>
-            <w:r>
-              <w:rPr>
-                <w:rFonts w:ascii="Arial" w:cs="Arial" w:eastAsia="Arial" w:hAnsi="Arial"/>
-                <w:sz w:val="17"/>
-                <w:szCs w:val="17"/>
-              </w:rPr>
-              <w:t xml:space="preserve">I can use metalanguage to discuss the effect of texts on the reader</w:t>
+            <w:shd w:fill="FFFFFF" w:color="auto" w:val="clear"/>
+            <w:tcMar>
+              <w:top w:type="dxa" w:w="70"/>
+              <w:left w:type="dxa" w:w="90"/>
+              <w:bottom w:type="dxa" w:w="70"/>
+              <w:right w:type="dxa" w:w="90"/>
+            </w:tcMar>
+          </w:tcPr>
+          <w:p>
+            <w:pPr>
+              <w:spacing w:after="0"/>
+            </w:pPr>
+            <w:r>
+              <w:rPr>
+                <w:rFonts w:ascii="Arial" w:cs="Arial" w:eastAsia="Arial" w:hAnsi="Arial"/>
+                <w:sz w:val="17"/>
+                <w:szCs w:val="17"/>
+              </w:rPr>
+              <w:t xml:space="preserve">I can change the focus of a sentence by modifying the subject</w:t>
             </w:r>
           </w:p>
         </w:tc>
         <w:tc>
           <w:tcPr>
             <w:tcW w:type="dxa" w:w="2479"/>
-            <w:tcMar>
-              <w:top w:type="dxa" w:w="70"/>
-              <w:left w:type="dxa" w:w="90"/>
-              <w:bottom w:type="dxa" w:w="70"/>
-              <w:right w:type="dxa" w:w="90"/>
-            </w:tcMar>
-          </w:tcPr>
-          <w:p>
-            <w:pPr>
-              <w:spacing w:after="0"/>
-            </w:pPr>
-            <w:r>
-              <w:rPr>
-                <w:rFonts w:ascii="Arial" w:cs="Arial" w:eastAsia="Arial" w:hAnsi="Arial"/>
-                <w:sz w:val="17"/>
-                <w:szCs w:val="17"/>
-              </w:rPr>
-              <w:t xml:space="preserve">I can describe how repetition, emphasis and metaphor can influence the way a reader feels</w:t>
+            <w:shd w:fill="FFFFFF" w:color="auto" w:val="clear"/>
+            <w:tcMar>
+              <w:top w:type="dxa" w:w="70"/>
+              <w:left w:type="dxa" w:w="90"/>
+              <w:bottom w:type="dxa" w:w="70"/>
+              <w:right w:type="dxa" w:w="90"/>
+            </w:tcMar>
+          </w:tcPr>
+          <w:p>
+            <w:pPr>
+              <w:spacing w:after="0"/>
+            </w:pPr>
+            <w:r>
+              <w:rPr>
+                <w:rFonts w:ascii="Arial" w:cs="Arial" w:eastAsia="Arial" w:hAnsi="Arial"/>
+                <w:sz w:val="17"/>
+                <w:szCs w:val="17"/>
+              </w:rPr>
+              <w:t xml:space="preserve">I can avoid repetition by changing the participants in a follow-on idea</w:t>
             </w:r>
           </w:p>
         </w:tc>
         <w:tc>
           <w:tcPr>
             <w:tcW w:type="dxa" w:w="2479"/>
-            <w:shd w:fill="F2F2F2" w:color="auto" w:val="clear"/>
-            <w:tcMar>
-              <w:top w:type="dxa" w:w="70"/>
-              <w:left w:type="dxa" w:w="90"/>
-              <w:bottom w:type="dxa" w:w="70"/>
-              <w:right w:type="dxa" w:w="90"/>
-            </w:tcMar>
-          </w:tcPr>
-          <w:p>
-            <w:pPr>
-              <w:spacing w:after="0"/>
-            </w:pPr>
-            <w:r>
-              <w:rPr>
-                <w:rFonts w:ascii="Arial" w:cs="Arial" w:eastAsia="Arial" w:hAnsi="Arial"/>
-                <w:sz w:val="17"/>
-                <w:szCs w:val="17"/>
-              </w:rPr>
-              <w:t xml:space="preserve">I can use examples from the text to discuss how language helps to create character</w:t>
+            <w:shd w:fill="FFFFFF" w:color="auto" w:val="clear"/>
+            <w:tcMar>
+              <w:top w:type="dxa" w:w="70"/>
+              <w:left w:type="dxa" w:w="90"/>
+              <w:bottom w:type="dxa" w:w="70"/>
+              <w:right w:type="dxa" w:w="90"/>
+            </w:tcMar>
+          </w:tcPr>
+          <w:p>
+            <w:pPr>
+              <w:spacing w:after="0"/>
+            </w:pPr>
+            <w:r>
+              <w:rPr>
+                <w:rFonts w:ascii="Arial" w:cs="Arial" w:eastAsia="Arial" w:hAnsi="Arial"/>
+                <w:sz w:val="17"/>
+                <w:szCs w:val="17"/>
+              </w:rPr>
+              <w:t xml:space="preserve">I can write a paragraph for informative and narrative texts</w:t>
             </w:r>
           </w:p>
         </w:tc>
         <w:tc>
           <w:tcPr>
             <w:tcW w:type="dxa" w:w="2479"/>
-            <w:tcMar>
-              <w:top w:type="dxa" w:w="70"/>
-              <w:left w:type="dxa" w:w="90"/>
-              <w:bottom w:type="dxa" w:w="70"/>
-              <w:right w:type="dxa" w:w="90"/>
-            </w:tcMar>
-          </w:tcPr>
-          <w:p>
-            <w:pPr>
-              <w:spacing w:after="0"/>
-            </w:pPr>
-            <w:r>
-              <w:rPr>
-                <w:rFonts w:ascii="Arial" w:cs="Arial" w:eastAsia="Arial" w:hAnsi="Arial"/>
-                <w:sz w:val="17"/>
-                <w:szCs w:val="17"/>
-              </w:rPr>
-              <w:t xml:space="preserve">I can explain how different types of evidence can add authority to a text</w:t>
+            <w:shd w:fill="FFFFFF" w:color="auto" w:val="clear"/>
+            <w:tcMar>
+              <w:top w:type="dxa" w:w="70"/>
+              <w:left w:type="dxa" w:w="90"/>
+              <w:bottom w:type="dxa" w:w="70"/>
+              <w:right w:type="dxa" w:w="90"/>
+            </w:tcMar>
+          </w:tcPr>
+          <w:p>
+            <w:pPr>
+              <w:spacing w:after="0"/>
+            </w:pPr>
+            <w:r>
+              <w:rPr>
+                <w:rFonts w:ascii="Arial" w:cs="Arial" w:eastAsia="Arial" w:hAnsi="Arial"/>
+                <w:sz w:val="17"/>
+                <w:szCs w:val="17"/>
+              </w:rPr>
+              <w:t xml:space="preserve">I can sequence ideas relating to a topic within a given structure</w:t>
             </w:r>
           </w:p>
         </w:tc>
         <w:tc>
           <w:tcPr>
             <w:tcW w:type="dxa" w:w="2479"/>
-            <w:tcMar>
-              <w:top w:type="dxa" w:w="70"/>
-              <w:left w:type="dxa" w:w="90"/>
-              <w:bottom w:type="dxa" w:w="70"/>
-              <w:right w:type="dxa" w:w="90"/>
-            </w:tcMar>
-          </w:tcPr>
-          <w:p>
-            <w:pPr>
-              <w:spacing w:after="0"/>
-            </w:pPr>
-            <w:r>
-              <w:rPr>
-                <w:rFonts w:ascii="Arial" w:cs="Arial" w:eastAsia="Arial" w:hAnsi="Arial"/>
-                <w:sz w:val="17"/>
-                <w:szCs w:val="17"/>
-              </w:rPr>
-              <w:t xml:space="preserve">I can explain how a text explores issues that relate to our own lives</w:t>
-            </w:r>
-          </w:p>
-        </w:tc>
-      </w:tr>
-      <w:tr>
-        <w:tc>
-          <w:tcPr>
-            <w:tcW w:type="dxa" w:w="3000"/>
-            <w:tcMar>
-              <w:top w:type="dxa" w:w="70"/>
-              <w:left w:type="dxa" w:w="90"/>
-              <w:bottom w:type="dxa" w:w="70"/>
-              <w:right w:type="dxa" w:w="90"/>
-            </w:tcMar>
-          </w:tcPr>
-          <w:p>
-            <w:pPr>
-              <w:spacing w:after="0"/>
-            </w:pPr>
-            <w:r>
-              <w:rPr>
-                <w:rFonts w:ascii="Arial" w:cs="Arial" w:eastAsia="Arial" w:hAnsi="Arial"/>
-                <w:b/>
-                <w:bCs/>
-                <w:sz w:val="18"/>
-                <w:szCs w:val="18"/>
-              </w:rPr>
-              <w:t xml:space="preserve">Text structure and organisation</w:t>
-            </w:r>
-          </w:p>
-          <w:p>
-            <w:pPr>
-              <w:spacing w:after="0"/>
-            </w:pPr>
-            <w:r>
-              <w:rPr>
-                <w:rFonts w:ascii="Arial" w:cs="Arial" w:eastAsia="Arial" w:hAnsi="Arial"/>
-                <w:color w:val="595959"/>
-                <w:sz w:val="16"/>
-                <w:szCs w:val="16"/>
-              </w:rPr>
-              <w:t xml:space="preserve">the shape of the paragraph</w:t>
-            </w:r>
-          </w:p>
-          <w:p>
-            <w:pPr>
-              <w:spacing w:after="0"/>
-            </w:pPr>
-            <w:r>
-              <w:rPr>
-                <w:rFonts w:ascii="Arial" w:cs="Arial" w:eastAsia="Arial" w:hAnsi="Arial"/>
-                <w:color w:val="808080"/>
-                <w:sz w:val="14"/>
-                <w:szCs w:val="14"/>
-              </w:rPr>
-              <w:t xml:space="preserve">Writing</w:t>
-            </w:r>
-          </w:p>
-        </w:tc>
-        <w:tc>
-          <w:tcPr>
-            <w:tcW w:type="dxa" w:w="2479"/>
-            <w:tcMar>
-              <w:top w:type="dxa" w:w="70"/>
-              <w:left w:type="dxa" w:w="90"/>
-              <w:bottom w:type="dxa" w:w="70"/>
-              <w:right w:type="dxa" w:w="90"/>
-            </w:tcMar>
-          </w:tcPr>
-          <w:p>
-            <w:pPr>
-              <w:spacing w:after="0"/>
-            </w:pPr>
-            <w:r>
-              <w:rPr>
-                <w:rFonts w:ascii="Arial" w:cs="Arial" w:eastAsia="Arial" w:hAnsi="Arial"/>
-                <w:sz w:val="17"/>
-                <w:szCs w:val="17"/>
-              </w:rPr>
-              <w:t xml:space="preserve">I can change the focus of a sentence by modifying the subject</w:t>
-            </w:r>
-          </w:p>
-        </w:tc>
-        <w:tc>
-          <w:tcPr>
-            <w:tcW w:type="dxa" w:w="2479"/>
-            <w:tcMar>
-              <w:top w:type="dxa" w:w="70"/>
-              <w:left w:type="dxa" w:w="90"/>
-              <w:bottom w:type="dxa" w:w="70"/>
-              <w:right w:type="dxa" w:w="90"/>
-            </w:tcMar>
-          </w:tcPr>
-          <w:p>
-            <w:pPr>
-              <w:spacing w:after="0"/>
-            </w:pPr>
-            <w:r>
-              <w:rPr>
-                <w:rFonts w:ascii="Arial" w:cs="Arial" w:eastAsia="Arial" w:hAnsi="Arial"/>
-                <w:sz w:val="17"/>
-                <w:szCs w:val="17"/>
-              </w:rPr>
-              <w:t xml:space="preserve">I can avoid repetition by changing the participants in a follow-on idea</w:t>
-            </w:r>
-          </w:p>
-        </w:tc>
-        <w:tc>
-          <w:tcPr>
-            <w:tcW w:type="dxa" w:w="2479"/>
-            <w:shd w:fill="F2F2F2" w:color="auto" w:val="clear"/>
-            <w:tcMar>
-              <w:top w:type="dxa" w:w="70"/>
-              <w:left w:type="dxa" w:w="90"/>
-              <w:bottom w:type="dxa" w:w="70"/>
-              <w:right w:type="dxa" w:w="90"/>
-            </w:tcMar>
-          </w:tcPr>
-          <w:p>
-            <w:pPr>
-              <w:spacing w:after="0"/>
-            </w:pPr>
-            <w:r>
-              <w:rPr>
-                <w:rFonts w:ascii="Arial" w:cs="Arial" w:eastAsia="Arial" w:hAnsi="Arial"/>
-                <w:sz w:val="17"/>
-                <w:szCs w:val="17"/>
-              </w:rPr>
-              <w:t xml:space="preserve">I can write a paragraph for informative and narrative texts</w:t>
-            </w:r>
-          </w:p>
-        </w:tc>
-        <w:tc>
-          <w:tcPr>
-            <w:tcW w:type="dxa" w:w="2479"/>
-            <w:tcMar>
-              <w:top w:type="dxa" w:w="70"/>
-              <w:left w:type="dxa" w:w="90"/>
-              <w:bottom w:type="dxa" w:w="70"/>
-              <w:right w:type="dxa" w:w="90"/>
-            </w:tcMar>
-          </w:tcPr>
-          <w:p>
-            <w:pPr>
-              <w:spacing w:after="0"/>
-            </w:pPr>
-            <w:r>
-              <w:rPr>
-                <w:rFonts w:ascii="Arial" w:cs="Arial" w:eastAsia="Arial" w:hAnsi="Arial"/>
-                <w:sz w:val="17"/>
-                <w:szCs w:val="17"/>
-              </w:rPr>
-              <w:t xml:space="preserve">I can sequence ideas relating to a topic within a given structure</w:t>
-            </w:r>
-          </w:p>
-        </w:tc>
-        <w:tc>
-          <w:tcPr>
-            <w:tcW w:type="dxa" w:w="2479"/>
+            <w:shd w:fill="FFFFFF" w:color="auto" w:val="clear"/>
             <w:tcMar>
               <w:top w:type="dxa" w:w="70"/>
               <w:left w:type="dxa" w:w="90"/>
@@ -2134,6 +1977,7 @@
         <w:tc>
           <w:tcPr>
             <w:tcW w:type="dxa" w:w="3000"/>
+            <w:shd w:fill="D6EAFC" w:color="auto" w:val="clear"/>
             <w:tcMar>
               <w:top w:type="dxa" w:w="70"/>
               <w:left w:type="dxa" w:w="90"/>
@@ -2160,6 +2004,7 @@
         <w:tc>
           <w:tcPr>
             <w:tcW w:type="dxa" w:w="3099"/>
+            <w:shd w:fill="EAF4FD" w:color="auto" w:val="clear"/>
             <w:tcMar>
               <w:top w:type="dxa" w:w="70"/>
               <w:left w:type="dxa" w:w="90"/>
@@ -2184,6 +2029,7 @@
         <w:tc>
           <w:tcPr>
             <w:tcW w:type="dxa" w:w="3099"/>
+            <w:shd w:fill="EAF4FD" w:color="auto" w:val="clear"/>
             <w:tcMar>
               <w:top w:type="dxa" w:w="70"/>
               <w:left w:type="dxa" w:w="90"/>
@@ -2208,6 +2054,7 @@
         <w:tc>
           <w:tcPr>
             <w:tcW w:type="dxa" w:w="3099"/>
+            <w:shd w:fill="EAF4FD" w:color="auto" w:val="clear"/>
             <w:tcMar>
               <w:top w:type="dxa" w:w="70"/>
               <w:left w:type="dxa" w:w="90"/>
@@ -2232,6 +2079,7 @@
         <w:tc>
           <w:tcPr>
             <w:tcW w:type="dxa" w:w="3099"/>
+            <w:shd w:fill="EAF4FD" w:color="auto" w:val="clear"/>
             <w:tcMar>
               <w:top w:type="dxa" w:w="70"/>
               <w:left w:type="dxa" w:w="90"/>
@@ -2258,6 +2106,7 @@
         <w:tc>
           <w:tcPr>
             <w:tcW w:type="dxa" w:w="3000"/>
+            <w:shd w:fill="FFF3B0" w:color="auto" w:val="clear"/>
             <w:tcMar>
               <w:top w:type="dxa" w:w="70"/>
               <w:left w:type="dxa" w:w="90"/>
@@ -2284,6 +2133,7 @@
         <w:tc>
           <w:tcPr>
             <w:tcW w:type="dxa" w:w="3099"/>
+            <w:shd w:fill="FFF9DC" w:color="auto" w:val="clear"/>
             <w:tcMar>
               <w:top w:type="dxa" w:w="70"/>
               <w:left w:type="dxa" w:w="90"/>
@@ -2308,6 +2158,7 @@
         <w:tc>
           <w:tcPr>
             <w:tcW w:type="dxa" w:w="3099"/>
+            <w:shd w:fill="FFF9DC" w:color="auto" w:val="clear"/>
             <w:tcMar>
               <w:top w:type="dxa" w:w="70"/>
               <w:left w:type="dxa" w:w="90"/>
@@ -2332,6 +2183,7 @@
         <w:tc>
           <w:tcPr>
             <w:tcW w:type="dxa" w:w="3099"/>
+            <w:shd w:fill="FFF9DC" w:color="auto" w:val="clear"/>
             <w:tcMar>
               <w:top w:type="dxa" w:w="70"/>
               <w:left w:type="dxa" w:w="90"/>
@@ -2356,6 +2208,7 @@
         <w:tc>
           <w:tcPr>
             <w:tcW w:type="dxa" w:w="3099"/>
+            <w:shd w:fill="FFF9DC" w:color="auto" w:val="clear"/>
             <w:tcMar>
               <w:top w:type="dxa" w:w="70"/>
               <w:left w:type="dxa" w:w="90"/>
@@ -2382,6 +2235,7 @@
         <w:tc>
           <w:tcPr>
             <w:tcW w:type="dxa" w:w="3000"/>
+            <w:shd w:fill="F1EDE3" w:color="auto" w:val="clear"/>
             <w:tcMar>
               <w:top w:type="dxa" w:w="70"/>
               <w:left w:type="dxa" w:w="90"/>
@@ -2408,6 +2262,7 @@
         <w:tc>
           <w:tcPr>
             <w:tcW w:type="dxa" w:w="3099"/>
+            <w:shd w:fill="FFFFFF" w:color="auto" w:val="clear"/>
             <w:tcMar>
               <w:top w:type="dxa" w:w="70"/>
               <w:left w:type="dxa" w:w="90"/>
@@ -2432,6 +2287,7 @@
         <w:tc>
           <w:tcPr>
             <w:tcW w:type="dxa" w:w="3099"/>
+            <w:shd w:fill="FFFFFF" w:color="auto" w:val="clear"/>
             <w:tcMar>
               <w:top w:type="dxa" w:w="70"/>
               <w:left w:type="dxa" w:w="90"/>
@@ -2456,6 +2312,7 @@
         <w:tc>
           <w:tcPr>
             <w:tcW w:type="dxa" w:w="3099"/>
+            <w:shd w:fill="FFFFFF" w:color="auto" w:val="clear"/>
             <w:tcMar>
               <w:top w:type="dxa" w:w="70"/>
               <w:left w:type="dxa" w:w="90"/>
@@ -2480,6 +2337,7 @@
         <w:tc>
           <w:tcPr>
             <w:tcW w:type="dxa" w:w="3099"/>
+            <w:shd w:fill="FFFFFF" w:color="auto" w:val="clear"/>
             <w:tcMar>
               <w:top w:type="dxa" w:w="70"/>
               <w:left w:type="dxa" w:w="90"/>
@@ -2506,6 +2364,7 @@
         <w:tc>
           <w:tcPr>
             <w:tcW w:type="dxa" w:w="3000"/>
+            <w:shd w:fill="DFF0E2" w:color="auto" w:val="clear"/>
             <w:tcMar>
               <w:top w:type="dxa" w:w="70"/>
               <w:left w:type="dxa" w:w="90"/>
@@ -2532,6 +2391,7 @@
         <w:tc>
           <w:tcPr>
             <w:tcW w:type="dxa" w:w="3099"/>
+            <w:shd w:fill="EFF7F0" w:color="auto" w:val="clear"/>
             <w:tcMar>
               <w:top w:type="dxa" w:w="70"/>
               <w:left w:type="dxa" w:w="90"/>
@@ -2556,6 +2416,7 @@
         <w:tc>
           <w:tcPr>
             <w:tcW w:type="dxa" w:w="3099"/>
+            <w:shd w:fill="EFF7F0" w:color="auto" w:val="clear"/>
             <w:tcMar>
               <w:top w:type="dxa" w:w="70"/>
               <w:left w:type="dxa" w:w="90"/>
@@ -2580,6 +2441,7 @@
         <w:tc>
           <w:tcPr>
             <w:tcW w:type="dxa" w:w="3099"/>
+            <w:shd w:fill="EFF7F0" w:color="auto" w:val="clear"/>
             <w:tcMar>
               <w:top w:type="dxa" w:w="70"/>
               <w:left w:type="dxa" w:w="90"/>
@@ -2604,6 +2466,7 @@
         <w:tc>
           <w:tcPr>
             <w:tcW w:type="dxa" w:w="3099"/>
+            <w:shd w:fill="EFF7F0" w:color="auto" w:val="clear"/>
             <w:tcMar>
               <w:top w:type="dxa" w:w="70"/>
               <w:left w:type="dxa" w:w="90"/>
@@ -2694,174 +2557,8 @@
         <w:t xml:space="preserve">______________________________________________________________________________________________________________________________________________________</w:t>
       </w:r>
     </w:p>
-    <w:p>
-      <w:pPr>
-        <w:sectPr>
-          <w:pgSz w:w="16838" w:h="11906" w:orient="landscape"/>
-          <w:pgMar w:top="720" w:right="720" w:bottom="720" w:left="720" w:header="708" w:footer="708" w:gutter="0"/>
-          <w:pgNumType/>
-          <w:docGrid w:linePitch="360"/>
-        </w:sectPr>
-      </w:pPr>
-    </w:p>
-    <w:p>
-      <w:pPr>
-        <w:spacing w:after="120"/>
-      </w:pPr>
-      <w:r>
-        <w:rPr>
-          <w:rFonts w:ascii="Arial" w:cs="Arial" w:eastAsia="Arial" w:hAnsi="Arial"/>
-          <w:b/>
-          <w:bCs/>
-          <w:sz w:val="28"/>
-          <w:szCs w:val="28"/>
-        </w:rPr>
-        <w:t xml:space="preserve">Teacher notes — Option B</w:t>
-      </w:r>
-    </w:p>
-    <w:p>
-      <w:pPr>
-        <w:spacing w:after="80" w:before="220"/>
-      </w:pPr>
-      <w:r>
-        <w:rPr>
-          <w:rFonts w:ascii="Arial" w:cs="Arial" w:eastAsia="Arial" w:hAnsi="Arial"/>
-          <w:b/>
-          <w:bCs/>
-          <w:sz w:val="26"/>
-          <w:szCs w:val="26"/>
-        </w:rPr>
-        <w:t xml:space="preserve">What is marked</w:t>
-      </w:r>
-    </w:p>
-    <w:p>
-      <w:pPr>
-        <w:spacing w:after="120"/>
-      </w:pPr>
-      <w:r>
-        <w:rPr>
-          <w:rFonts w:ascii="Arial" w:cs="Arial" w:eastAsia="Arial" w:hAnsi="Arial"/>
-          <w:sz w:val="24"/>
-          <w:szCs w:val="24"/>
-        </w:rPr>
-        <w:t xml:space="preserve">Paragraphs 2 and 3. The printed paragraph, the introduction and the conclusion are read for whether they answer the prompt, and are not marked against the rubric.</w:t>
-      </w:r>
-    </w:p>
-    <w:p>
-      <w:pPr>
-        <w:spacing w:after="80" w:before="220"/>
-      </w:pPr>
-      <w:r>
-        <w:rPr>
-          <w:rFonts w:ascii="Arial" w:cs="Arial" w:eastAsia="Arial" w:hAnsi="Arial"/>
-          <w:b/>
-          <w:bCs/>
-          <w:sz w:val="26"/>
-          <w:szCs w:val="26"/>
-        </w:rPr>
-        <w:t xml:space="preserve">Differentiation</w:t>
-      </w:r>
-    </w:p>
-    <w:p>
-      <w:pPr>
-        <w:spacing w:after="80"/>
-        <w:ind w:left="400" w:hanging="220"/>
-      </w:pPr>
-      <w:r>
-        <w:rPr>
-          <w:rFonts w:ascii="Arial" w:cs="Arial" w:eastAsia="Arial" w:hAnsi="Arial"/>
-          <w:sz w:val="24"/>
-          <w:szCs w:val="24"/>
-        </w:rPr>
-        <w:t xml:space="preserve">•	Support — bigger print, one paragraph only, with a theme and a quote to choose from on the page.</w:t>
-      </w:r>
-    </w:p>
-    <w:p>
-      <w:pPr>
-        <w:spacing w:after="80"/>
-        <w:ind w:left="400" w:hanging="220"/>
-      </w:pPr>
-      <w:r>
-        <w:rPr>
-          <w:rFonts w:ascii="Arial" w:cs="Arial" w:eastAsia="Arial" w:hAnsi="Arial"/>
-          <w:sz w:val="24"/>
-          <w:szCs w:val="24"/>
-        </w:rPr>
-        <w:t xml:space="preserve">•	EAL — word list first, shorter sentences, one sentence per line in the frame.</w:t>
-      </w:r>
-    </w:p>
-    <w:p>
-      <w:pPr>
-        <w:spacing w:after="80"/>
-        <w:ind w:left="400" w:hanging="220"/>
-      </w:pPr>
-      <w:r>
-        <w:rPr>
-          <w:rFonts w:ascii="Arial" w:cs="Arial" w:eastAsia="Arial" w:hAnsi="Arial"/>
-          <w:sz w:val="24"/>
-          <w:szCs w:val="24"/>
-        </w:rPr>
-        <w:t xml:space="preserve">•	Extension — the printed paragraph gives only the topic and link sentences; the evidence sentences are theirs, and they write a second paragraph.</w:t>
-      </w:r>
-    </w:p>
-    <w:p>
-      <w:pPr>
-        <w:spacing w:after="80" w:before="220"/>
-      </w:pPr>
-      <w:r>
-        <w:rPr>
-          <w:rFonts w:ascii="Arial" w:cs="Arial" w:eastAsia="Arial" w:hAnsi="Arial"/>
-          <w:b/>
-          <w:bCs/>
-          <w:sz w:val="26"/>
-          <w:szCs w:val="26"/>
-        </w:rPr>
-        <w:t xml:space="preserve">Where the criteria come from</w:t>
-      </w:r>
-    </w:p>
-    <w:p>
-      <w:pPr>
-        <w:spacing w:after="120"/>
-      </w:pPr>
-      <w:r>
-        <w:rPr>
-          <w:rFonts w:ascii="Arial" w:cs="Arial" w:eastAsia="Arial" w:hAnsi="Arial"/>
-          <w:sz w:val="24"/>
-          <w:szCs w:val="24"/>
-        </w:rPr>
-        <w:t xml:space="preserve">Every row is a substrand of the Learning Continuum master sheet, English tab, and every cell is its wording, unaltered, at that level. Four of the five rows are Reading and Viewing, and are what the analytical writing wall already teaches. Text structure and organisation is the one Writing row, added because the wall is a ladder of sentences and this task asks for a paragraph. The analytical verb is not a row of its own: it is how the effect gets explained, so it is marked inside Evaluating texts.</w:t>
-      </w:r>
-    </w:p>
-    <w:p>
-      <w:pPr>
-        <w:spacing w:after="80" w:before="220"/>
-      </w:pPr>
-      <w:r>
-        <w:rPr>
-          <w:rFonts w:ascii="Arial" w:cs="Arial" w:eastAsia="Arial" w:hAnsi="Arial"/>
-          <w:b/>
-          <w:bCs/>
-          <w:sz w:val="26"/>
-          <w:szCs w:val="26"/>
-        </w:rPr>
-        <w:t xml:space="preserve">What this task does not assess</w:t>
-      </w:r>
-    </w:p>
-    <w:p>
-      <w:pPr>
-        <w:spacing w:after="120"/>
-      </w:pPr>
-      <w:r>
-        <w:rPr>
-          <w:rFonts w:ascii="Arial" w:cs="Arial" w:eastAsia="Arial" w:hAnsi="Arial"/>
-          <w:sz w:val="24"/>
-          <w:szCs w:val="24"/>
-        </w:rPr>
-        <w:t xml:space="preserve">Building an essay argument — a contention, three claims and a conclusion that follows from them. That has not been taught this unit, which is why the introduction and conclusion are started for the students and are not marked against the rubric.</w:t>
-      </w:r>
-    </w:p>
     <w:sectPr>
-      <w:pgSz w:w="11906" w:h="16838" w:orient="portrait"/>
+      <w:pgSz w:w="16838" w:h="11906" w:orient="landscape"/>
       <w:pgMar w:top="720" w:right="720" w:bottom="720" w:left="720" w:header="708" w:footer="708" w:gutter="0"/>
       <w:pgNumType/>
       <w:docGrid w:linePitch="360"/>

--- a/BoneSparrow-assessment-response.docx
+++ b/BoneSparrow-assessment-response.docx
@@ -2022,7 +2022,7 @@
                 <w:sz w:val="17"/>
                 <w:szCs w:val="17"/>
               </w:rPr>
-              <w:t xml:space="preserve">Recognises what happens in the text or scene. Retells key details with little interpretation.</w:t>
+              <w:t xml:space="preserve">Recognises what happens in the text. Retells key details with little interpretation.</w:t>
             </w:r>
           </w:p>
         </w:tc>
@@ -2072,7 +2072,7 @@
                 <w:sz w:val="17"/>
                 <w:szCs w:val="17"/>
               </w:rPr>
-              <w:t xml:space="preserve">Connects specific language or film techniques to themes or concepts. Explains what the creator might be saying.</w:t>
+              <w:t xml:space="preserve">Connects specific language choices to themes or concepts. Explains what the creator might be saying.</w:t>
             </w:r>
           </w:p>
         </w:tc>
@@ -2151,7 +2151,7 @@
                 <w:sz w:val="17"/>
                 <w:szCs w:val="17"/>
               </w:rPr>
-              <w:t xml:space="preserve">Gives a simple quote or description from the text or scene.</w:t>
+              <w:t xml:space="preserve">Gives a simple quote or description from the text.</w:t>
             </w:r>
           </w:p>
         </w:tc>
@@ -2176,7 +2176,7 @@
                 <w:sz w:val="17"/>
                 <w:szCs w:val="17"/>
               </w:rPr>
-              <w:t xml:space="preserve">Names a language or film feature and begins linking it to meaning.</w:t>
+              <w:t xml:space="preserve">Names a language feature and begins linking it to meaning.</w:t>
             </w:r>
           </w:p>
         </w:tc>
@@ -2434,7 +2434,7 @@
                 <w:sz w:val="17"/>
                 <w:szCs w:val="17"/>
               </w:rPr>
-              <w:t xml:space="preserve">Explains the effect on the reader or viewer.</w:t>
+              <w:t xml:space="preserve">Explains the effect on the reader.</w:t>
             </w:r>
           </w:p>
         </w:tc>
@@ -2511,7 +2511,7 @@
           <w:sz w:val="18"/>
           <w:szCs w:val="18"/>
         </w:rPr>
-        <w:t xml:space="preserve">The EAL analytical writing rubric, as it stands.</w:t>
+        <w:t xml:space="preserve">The EAL analytical writing rubric, with its film wording taken out.</w:t>
       </w:r>
     </w:p>
     <w:p>

--- a/BoneSparrow-assessment-response.docx
+++ b/BoneSparrow-assessment-response.docx
@@ -4,69 +4,54 @@
   <w:body>
     <w:p>
       <w:pPr>
-        <w:spacing w:after="0"/>
+        <w:spacing w:after="160"/>
       </w:pPr>
       <w:r>
         <w:rPr>
           <w:rFonts w:ascii="Arial" w:cs="Arial" w:eastAsia="Arial" w:hAnsi="Arial"/>
           <w:b/>
           <w:bCs/>
-          <w:sz w:val="40"/>
-          <w:szCs w:val="40"/>
-        </w:rPr>
-        <w:t xml:space="preserve">The Bone Sparrow</w:t>
-      </w:r>
-    </w:p>
-    <w:p>
-      <w:pPr>
-        <w:spacing w:after="0"/>
-      </w:pPr>
-      <w:r>
-        <w:rPr>
-          <w:rFonts w:ascii="Arial" w:cs="Arial" w:eastAsia="Arial" w:hAnsi="Arial"/>
           <w:sz w:val="32"/>
           <w:szCs w:val="32"/>
         </w:rPr>
-        <w:t xml:space="preserve">Analytical Paragraph Writing — Text Response</w:t>
-      </w:r>
-    </w:p>
-    <w:p>
-      <w:pPr>
-        <w:spacing w:after="0"/>
-      </w:pPr>
-      <w:r>
-        <w:rPr>
-          <w:rFonts w:ascii="Arial" w:cs="Arial" w:eastAsia="Arial" w:hAnsi="Arial"/>
-          <w:color w:val="595959"/>
-          <w:sz w:val="24"/>
-          <w:szCs w:val="24"/>
-        </w:rPr>
-        <w:t xml:space="preserve">Reading and Viewing</w:t>
-      </w:r>
-    </w:p>
-    <w:p>
-      <w:pPr>
-        <w:spacing w:after="200"/>
+        <w:t xml:space="preserve">The Bone Sparrow — Analytical Paragraph Writing</w:t>
+      </w:r>
+    </w:p>
+    <w:p>
+      <w:pPr>
+        <w:spacing w:after="120"/>
+      </w:pPr>
+      <w:r>
+        <w:rPr>
+          <w:rFonts w:ascii="Arial" w:cs="Arial" w:eastAsia="Arial" w:hAnsi="Arial"/>
+          <w:sz w:val="24"/>
+          <w:szCs w:val="24"/>
+        </w:rPr>
+        <w:t xml:space="preserve">In one period, write a response to a prompt about The Bone Sparrow. The prompt is given at the start of the period. The model paragraph is printed for you and the introduction and conclusion are started. You write two paragraphs of your own, under test conditions, and finish the introduction and conclusion.</w:t>
+      </w:r>
+    </w:p>
+    <w:p>
+      <w:pPr>
+        <w:spacing w:after="240" w:before="120"/>
       </w:pPr>
       <w:r>
         <w:rPr>
           <w:rFonts w:ascii="Arial" w:cs="Arial" w:eastAsia="Arial" w:hAnsi="Arial"/>
           <w:b/>
           <w:bCs/>
-          <w:color w:val="595959"/>
-          <w:sz w:val="24"/>
-          <w:szCs w:val="24"/>
-        </w:rPr>
-        <w:t xml:space="preserve">CAT 2 · Option B</w:t>
-      </w:r>
-    </w:p>
-    <w:p>
-      <w:pPr>
-        <w:pBdr>
-          <w:bottom w:val="single" w:color="808080" w:sz="6"/>
-        </w:pBdr>
-        <w:spacing w:after="260"/>
-      </w:pPr>
+          <w:sz w:val="24"/>
+          <w:szCs w:val="24"/>
+        </w:rPr>
+        <w:t xml:space="preserve">Name:</w:t>
+      </w:r>
+      <w:r>
+        <w:rPr>
+          <w:rFonts w:ascii="Arial" w:cs="Arial" w:eastAsia="Arial" w:hAnsi="Arial"/>
+          <w:sz w:val="24"/>
+          <w:szCs w:val="24"/>
+        </w:rPr>
+        <w:t xml:space="preserve">  ______________________________    </w:t>
+      </w:r>
       <w:r>
         <w:rPr>
           <w:rFonts w:ascii="Arial" w:cs="Arial" w:eastAsia="Arial" w:hAnsi="Arial"/>
@@ -75,24 +60,6 @@
           <w:sz w:val="24"/>
           <w:szCs w:val="24"/>
         </w:rPr>
-        <w:t xml:space="preserve">Name:</w:t>
-      </w:r>
-      <w:r>
-        <w:rPr>
-          <w:rFonts w:ascii="Arial" w:cs="Arial" w:eastAsia="Arial" w:hAnsi="Arial"/>
-          <w:sz w:val="24"/>
-          <w:szCs w:val="24"/>
-        </w:rPr>
-        <w:t xml:space="preserve">  __________________________________    </w:t>
-      </w:r>
-      <w:r>
-        <w:rPr>
-          <w:rFonts w:ascii="Arial" w:cs="Arial" w:eastAsia="Arial" w:hAnsi="Arial"/>
-          <w:b/>
-          <w:bCs/>
-          <w:sz w:val="24"/>
-          <w:szCs w:val="24"/>
-        </w:rPr>
         <w:t xml:space="preserve">Due date:</w:t>
       </w:r>
       <w:r>
@@ -101,7 +68,7 @@
           <w:sz w:val="24"/>
           <w:szCs w:val="24"/>
         </w:rPr>
-        <w:t xml:space="preserve">  ______________________    </w:t>
+        <w:t xml:space="preserve">  ________________    </w:t>
       </w:r>
     </w:p>
     <w:p>
@@ -116,20 +83,49 @@
           <w:sz w:val="26"/>
           <w:szCs w:val="26"/>
         </w:rPr>
-        <w:t xml:space="preserve">Task:</w:t>
-      </w:r>
-    </w:p>
-    <w:p>
-      <w:pPr>
-        <w:spacing w:after="120"/>
-      </w:pPr>
-      <w:r>
-        <w:rPr>
-          <w:rFonts w:ascii="Arial" w:cs="Arial" w:eastAsia="Arial" w:hAnsi="Arial"/>
-          <w:sz w:val="24"/>
-          <w:szCs w:val="24"/>
-        </w:rPr>
-        <w:t xml:space="preserve">In one period you write a response to a prompt about The Bone Sparrow. The model paragraph is printed for you and the introduction and conclusion are started. You write two paragraphs of your own.</w:t>
+        <w:t xml:space="preserve">You will need:</w:t>
+      </w:r>
+    </w:p>
+    <w:p>
+      <w:pPr>
+        <w:spacing w:after="80"/>
+        <w:ind w:left="400" w:hanging="220"/>
+      </w:pPr>
+      <w:r>
+        <w:rPr>
+          <w:rFonts w:ascii="Arial" w:cs="Arial" w:eastAsia="Arial" w:hAnsi="Arial"/>
+          <w:sz w:val="24"/>
+          <w:szCs w:val="24"/>
+        </w:rPr>
+        <w:t xml:space="preserve">•	Your copy of the novel</w:t>
+      </w:r>
+    </w:p>
+    <w:p>
+      <w:pPr>
+        <w:spacing w:after="80"/>
+        <w:ind w:left="400" w:hanging="220"/>
+      </w:pPr>
+      <w:r>
+        <w:rPr>
+          <w:rFonts w:ascii="Arial" w:cs="Arial" w:eastAsia="Arial" w:hAnsi="Arial"/>
+          <w:sz w:val="24"/>
+          <w:szCs w:val="24"/>
+        </w:rPr>
+        <w:t xml:space="preserve">•	One page of your own notes, prepared in the lesson before</w:t>
+      </w:r>
+    </w:p>
+    <w:p>
+      <w:pPr>
+        <w:spacing w:after="80"/>
+        <w:ind w:left="400" w:hanging="220"/>
+      </w:pPr>
+      <w:r>
+        <w:rPr>
+          <w:rFonts w:ascii="Arial" w:cs="Arial" w:eastAsia="Arial" w:hAnsi="Arial"/>
+          <w:sz w:val="24"/>
+          <w:szCs w:val="24"/>
+        </w:rPr>
+        <w:t xml:space="preserve">•	The analytical writing wall</w:t>
       </w:r>
     </w:p>
     <w:p>
@@ -144,20 +140,150 @@
           <w:sz w:val="26"/>
           <w:szCs w:val="26"/>
         </w:rPr>
-        <w:t xml:space="preserve">Purpose:</w:t>
-      </w:r>
-    </w:p>
-    <w:p>
-      <w:pPr>
-        <w:spacing w:after="120"/>
-      </w:pPr>
-      <w:r>
-        <w:rPr>
-          <w:rFonts w:ascii="Arial" w:cs="Arial" w:eastAsia="Arial" w:hAnsi="Arial"/>
-          <w:sz w:val="24"/>
-          <w:szCs w:val="24"/>
-        </w:rPr>
-        <w:t xml:space="preserve">To explain an idea in the novel, and show how Fraillon’s writing puts that idea in front of the reader.</w:t>
+        <w:t xml:space="preserve">You can use this structure to help you:</w:t>
+      </w:r>
+    </w:p>
+    <w:p>
+      <w:pPr>
+        <w:spacing w:after="40"/>
+      </w:pPr>
+      <w:r>
+        <w:rPr>
+          <w:rFonts w:ascii="Arial" w:cs="Arial" w:eastAsia="Arial" w:hAnsi="Arial"/>
+          <w:b/>
+          <w:bCs/>
+          <w:sz w:val="24"/>
+          <w:szCs w:val="24"/>
+        </w:rPr>
+        <w:t xml:space="preserve">Introduction</w:t>
+      </w:r>
+    </w:p>
+    <w:p>
+      <w:pPr>
+        <w:spacing w:after="80"/>
+        <w:ind w:left="400" w:hanging="220"/>
+      </w:pPr>
+      <w:r>
+        <w:rPr>
+          <w:rFonts w:ascii="Arial" w:cs="Arial" w:eastAsia="Arial" w:hAnsi="Arial"/>
+          <w:sz w:val="24"/>
+          <w:szCs w:val="24"/>
+        </w:rPr>
+        <w:t xml:space="preserve">•	The big idea sentence is written for you</w:t>
+      </w:r>
+    </w:p>
+    <w:p>
+      <w:pPr>
+        <w:spacing w:after="80"/>
+        <w:ind w:left="400" w:hanging="220"/>
+      </w:pPr>
+      <w:r>
+        <w:rPr>
+          <w:rFonts w:ascii="Arial" w:cs="Arial" w:eastAsia="Arial" w:hAnsi="Arial"/>
+          <w:sz w:val="24"/>
+          <w:szCs w:val="24"/>
+        </w:rPr>
+        <w:t xml:space="preserve">•	Add the ideas your paragraphs will be about</w:t>
+      </w:r>
+    </w:p>
+    <w:p>
+      <w:pPr>
+        <w:spacing w:after="40" w:before="80"/>
+      </w:pPr>
+      <w:r>
+        <w:rPr>
+          <w:rFonts w:ascii="Arial" w:cs="Arial" w:eastAsia="Arial" w:hAnsi="Arial"/>
+          <w:b/>
+          <w:bCs/>
+          <w:sz w:val="24"/>
+          <w:szCs w:val="24"/>
+        </w:rPr>
+        <w:t xml:space="preserve">Body paragraphs</w:t>
+      </w:r>
+    </w:p>
+    <w:p>
+      <w:pPr>
+        <w:spacing w:after="80"/>
+        <w:ind w:left="400" w:hanging="220"/>
+      </w:pPr>
+      <w:r>
+        <w:rPr>
+          <w:rFonts w:ascii="Arial" w:cs="Arial" w:eastAsia="Arial" w:hAnsi="Arial"/>
+          <w:sz w:val="24"/>
+          <w:szCs w:val="24"/>
+        </w:rPr>
+        <w:t xml:space="preserve">•	Each paragraph is about one idea</w:t>
+      </w:r>
+    </w:p>
+    <w:p>
+      <w:pPr>
+        <w:spacing w:after="80"/>
+        <w:ind w:left="400" w:hanging="220"/>
+      </w:pPr>
+      <w:r>
+        <w:rPr>
+          <w:rFonts w:ascii="Arial" w:cs="Arial" w:eastAsia="Arial" w:hAnsi="Arial"/>
+          <w:sz w:val="24"/>
+          <w:szCs w:val="24"/>
+        </w:rPr>
+        <w:t xml:space="preserve">•	Use TEEL — topic sentence, evidence, explanation, link</w:t>
+      </w:r>
+    </w:p>
+    <w:p>
+      <w:pPr>
+        <w:spacing w:after="80"/>
+        <w:ind w:left="400" w:hanging="220"/>
+      </w:pPr>
+      <w:r>
+        <w:rPr>
+          <w:rFonts w:ascii="Arial" w:cs="Arial" w:eastAsia="Arial" w:hAnsi="Arial"/>
+          <w:sz w:val="24"/>
+          <w:szCs w:val="24"/>
+        </w:rPr>
+        <w:t xml:space="preserve">•	Put the quote inside a sentence of your own</w:t>
+      </w:r>
+    </w:p>
+    <w:p>
+      <w:pPr>
+        <w:spacing w:after="80"/>
+        <w:ind w:left="400" w:hanging="220"/>
+      </w:pPr>
+      <w:r>
+        <w:rPr>
+          <w:rFonts w:ascii="Arial" w:cs="Arial" w:eastAsia="Arial" w:hAnsi="Arial"/>
+          <w:sz w:val="24"/>
+          <w:szCs w:val="24"/>
+        </w:rPr>
+        <w:t xml:space="preserve">•	Explain what Fraillon’s writing does to the reader, not what happens in the story</w:t>
+      </w:r>
+    </w:p>
+    <w:p>
+      <w:pPr>
+        <w:spacing w:after="40" w:before="80"/>
+      </w:pPr>
+      <w:r>
+        <w:rPr>
+          <w:rFonts w:ascii="Arial" w:cs="Arial" w:eastAsia="Arial" w:hAnsi="Arial"/>
+          <w:b/>
+          <w:bCs/>
+          <w:sz w:val="24"/>
+          <w:szCs w:val="24"/>
+        </w:rPr>
+        <w:t xml:space="preserve">Conclusion</w:t>
+      </w:r>
+    </w:p>
+    <w:p>
+      <w:pPr>
+        <w:spacing w:after="80"/>
+        <w:ind w:left="400" w:hanging="220"/>
+      </w:pPr>
+      <w:r>
+        <w:rPr>
+          <w:rFonts w:ascii="Arial" w:cs="Arial" w:eastAsia="Arial" w:hAnsi="Arial"/>
+          <w:sz w:val="24"/>
+          <w:szCs w:val="24"/>
+        </w:rPr>
+        <w:t xml:space="preserve">•	Put your ideas back together — no new quotes</w:t>
       </w:r>
     </w:p>
     <w:p>
@@ -172,35 +298,7 @@
           <w:sz w:val="26"/>
           <w:szCs w:val="26"/>
         </w:rPr>
-        <w:t xml:space="preserve">Audience:</w:t>
-      </w:r>
-    </w:p>
-    <w:p>
-      <w:pPr>
-        <w:spacing w:after="120"/>
-      </w:pPr>
-      <w:r>
-        <w:rPr>
-          <w:rFonts w:ascii="Arial" w:cs="Arial" w:eastAsia="Arial" w:hAnsi="Arial"/>
-          <w:sz w:val="24"/>
-          <w:szCs w:val="24"/>
-        </w:rPr>
-        <w:t xml:space="preserve">Your teacher, and a reader who has already read the novel. You do not need to retell the story.</w:t>
-      </w:r>
-    </w:p>
-    <w:p>
-      <w:pPr>
-        <w:spacing w:after="80" w:before="220"/>
-      </w:pPr>
-      <w:r>
-        <w:rPr>
-          <w:rFonts w:ascii="Arial" w:cs="Arial" w:eastAsia="Arial" w:hAnsi="Arial"/>
-          <w:b/>
-          <w:bCs/>
-          <w:sz w:val="26"/>
-          <w:szCs w:val="26"/>
-        </w:rPr>
-        <w:t xml:space="preserve">Time:</w:t>
+        <w:t xml:space="preserve">Before you hand it in:</w:t>
       </w:r>
     </w:p>
     <w:p>
@@ -214,473 +312,7 @@
           <w:sz w:val="24"/>
           <w:szCs w:val="24"/>
         </w:rPr>
-        <w:t xml:space="preserve">•	One period to prepare: your notes on the ideas in the novel, and the quotes you might use.</w:t>
-      </w:r>
-    </w:p>
-    <w:p>
-      <w:pPr>
-        <w:spacing w:after="80"/>
-        <w:ind w:left="400" w:hanging="220"/>
-      </w:pPr>
-      <w:r>
-        <w:rPr>
-          <w:rFonts w:ascii="Arial" w:cs="Arial" w:eastAsia="Arial" w:hAnsi="Arial"/>
-          <w:sz w:val="24"/>
-          <w:szCs w:val="24"/>
-        </w:rPr>
-        <w:t xml:space="preserve">•	One period to write. You will be told when there are ten minutes left.</w:t>
-      </w:r>
-    </w:p>
-    <w:p>
-      <w:pPr>
-        <w:spacing w:after="80" w:before="220"/>
-      </w:pPr>
-      <w:r>
-        <w:rPr>
-          <w:rFonts w:ascii="Arial" w:cs="Arial" w:eastAsia="Arial" w:hAnsi="Arial"/>
-          <w:b/>
-          <w:bCs/>
-          <w:sz w:val="26"/>
-          <w:szCs w:val="26"/>
-        </w:rPr>
-        <w:t xml:space="preserve">Conditions:</w:t>
-      </w:r>
-    </w:p>
-    <w:p>
-      <w:pPr>
-        <w:spacing w:after="80"/>
-        <w:ind w:left="400" w:hanging="220"/>
-      </w:pPr>
-      <w:r>
-        <w:rPr>
-          <w:rFonts w:ascii="Arial" w:cs="Arial" w:eastAsia="Arial" w:hAnsi="Arial"/>
-          <w:sz w:val="24"/>
-          <w:szCs w:val="24"/>
-        </w:rPr>
-        <w:t xml:space="preserve">•	Written in class under test conditions. Your teacher does not help you draft.</w:t>
-      </w:r>
-    </w:p>
-    <w:p>
-      <w:pPr>
-        <w:spacing w:after="80"/>
-        <w:ind w:left="400" w:hanging="220"/>
-      </w:pPr>
-      <w:r>
-        <w:rPr>
-          <w:rFonts w:ascii="Arial" w:cs="Arial" w:eastAsia="Arial" w:hAnsi="Arial"/>
-          <w:sz w:val="24"/>
-          <w:szCs w:val="24"/>
-        </w:rPr>
-        <w:t xml:space="preserve">•	On your desk: your copy of the novel, one page of your own notes, and the analytical writing wall.</w:t>
-      </w:r>
-    </w:p>
-    <w:p>
-      <w:pPr>
-        <w:spacing w:after="80"/>
-        <w:ind w:left="400" w:hanging="220"/>
-      </w:pPr>
-      <w:r>
-        <w:rPr>
-          <w:rFonts w:ascii="Arial" w:cs="Arial" w:eastAsia="Arial" w:hAnsi="Arial"/>
-          <w:sz w:val="24"/>
-          <w:szCs w:val="24"/>
-        </w:rPr>
-        <w:t xml:space="preserve">•	The prompt is given at the start of the period. You have not seen it before.</w:t>
-      </w:r>
-    </w:p>
-    <w:p>
-      <w:pPr>
-        <w:spacing w:after="80" w:before="220"/>
-      </w:pPr>
-      <w:r>
-        <w:rPr>
-          <w:rFonts w:ascii="Arial" w:cs="Arial" w:eastAsia="Arial" w:hAnsi="Arial"/>
-          <w:b/>
-          <w:bCs/>
-          <w:sz w:val="26"/>
-          <w:szCs w:val="26"/>
-        </w:rPr>
-        <w:t xml:space="preserve">What is on the paper:</w:t>
-      </w:r>
-    </w:p>
-    <w:p>
-      <w:pPr>
-        <w:spacing w:after="80"/>
-        <w:ind w:left="400" w:hanging="220"/>
-      </w:pPr>
-      <w:r>
-        <w:rPr>
-          <w:rFonts w:ascii="Arial" w:cs="Arial" w:eastAsia="Arial" w:hAnsi="Arial"/>
-          <w:sz w:val="24"/>
-          <w:szCs w:val="24"/>
-        </w:rPr>
-        <w:t xml:space="preserve">•	An introduction with the big idea sentence written and the ideas left blank.</w:t>
-      </w:r>
-    </w:p>
-    <w:p>
-      <w:pPr>
-        <w:spacing w:after="80"/>
-        <w:ind w:left="400" w:hanging="220"/>
-      </w:pPr>
-      <w:r>
-        <w:rPr>
-          <w:rFonts w:ascii="Arial" w:cs="Arial" w:eastAsia="Arial" w:hAnsi="Arial"/>
-          <w:sz w:val="24"/>
-          <w:szCs w:val="24"/>
-        </w:rPr>
-        <w:t xml:space="preserve">•	The model paragraph, written in full and colour coded.</w:t>
-      </w:r>
-    </w:p>
-    <w:p>
-      <w:pPr>
-        <w:spacing w:after="80"/>
-        <w:ind w:left="400" w:hanging="220"/>
-      </w:pPr>
-      <w:r>
-        <w:rPr>
-          <w:rFonts w:ascii="Arial" w:cs="Arial" w:eastAsia="Arial" w:hAnsi="Arial"/>
-          <w:sz w:val="24"/>
-          <w:szCs w:val="24"/>
-        </w:rPr>
-        <w:t xml:space="preserve">•	Frames for your two paragraphs — topic sentence, evidence, explanation, link.</w:t>
-      </w:r>
-    </w:p>
-    <w:p>
-      <w:pPr>
-        <w:spacing w:after="80"/>
-        <w:ind w:left="400" w:hanging="220"/>
-      </w:pPr>
-      <w:r>
-        <w:rPr>
-          <w:rFonts w:ascii="Arial" w:cs="Arial" w:eastAsia="Arial" w:hAnsi="Arial"/>
-          <w:sz w:val="24"/>
-          <w:szCs w:val="24"/>
-        </w:rPr>
-        <w:t xml:space="preserve">•	A conclusion with the first words of each sentence given.</w:t>
-      </w:r>
-    </w:p>
-    <w:p>
-      <w:pPr>
-        <w:spacing w:after="80" w:before="220"/>
-      </w:pPr>
-      <w:r>
-        <w:rPr>
-          <w:rFonts w:ascii="Arial" w:cs="Arial" w:eastAsia="Arial" w:hAnsi="Arial"/>
-          <w:b/>
-          <w:bCs/>
-          <w:sz w:val="26"/>
-          <w:szCs w:val="26"/>
-        </w:rPr>
-        <w:t xml:space="preserve">You must:</w:t>
-      </w:r>
-    </w:p>
-    <w:p>
-      <w:pPr>
-        <w:spacing w:after="100"/>
-        <w:ind w:left="400" w:hanging="400"/>
-      </w:pPr>
-      <w:r>
-        <w:rPr>
-          <w:rFonts w:ascii="Arial" w:cs="Arial" w:eastAsia="Arial" w:hAnsi="Arial"/>
-          <w:b/>
-          <w:bCs/>
-          <w:sz w:val="24"/>
-          <w:szCs w:val="24"/>
-        </w:rPr>
-        <w:t xml:space="preserve">1.	</w:t>
-      </w:r>
-      <w:r>
-        <w:rPr>
-          <w:rFonts w:ascii="Arial" w:cs="Arial" w:eastAsia="Arial" w:hAnsi="Arial"/>
-          <w:b/>
-          <w:bCs/>
-          <w:sz w:val="24"/>
-          <w:szCs w:val="24"/>
-        </w:rPr>
-        <w:t xml:space="preserve">Finish the introduction.</w:t>
-      </w:r>
-      <w:r>
-        <w:rPr>
-          <w:rFonts w:ascii="Arial" w:cs="Arial" w:eastAsia="Arial" w:hAnsi="Arial"/>
-          <w:sz w:val="24"/>
-          <w:szCs w:val="24"/>
-        </w:rPr>
-        <w:t xml:space="preserve">  Name the two ideas your paragraphs will be about.</w:t>
-      </w:r>
-    </w:p>
-    <w:p>
-      <w:pPr>
-        <w:spacing w:after="100"/>
-        <w:ind w:left="400" w:hanging="400"/>
-      </w:pPr>
-      <w:r>
-        <w:rPr>
-          <w:rFonts w:ascii="Arial" w:cs="Arial" w:eastAsia="Arial" w:hAnsi="Arial"/>
-          <w:b/>
-          <w:bCs/>
-          <w:sz w:val="24"/>
-          <w:szCs w:val="24"/>
-        </w:rPr>
-        <w:t xml:space="preserve">2.	</w:t>
-      </w:r>
-      <w:r>
-        <w:rPr>
-          <w:rFonts w:ascii="Arial" w:cs="Arial" w:eastAsia="Arial" w:hAnsi="Arial"/>
-          <w:b/>
-          <w:bCs/>
-          <w:sz w:val="24"/>
-          <w:szCs w:val="24"/>
-        </w:rPr>
-        <w:t xml:space="preserve">Write two paragraphs.</w:t>
-      </w:r>
-      <w:r>
-        <w:rPr>
-          <w:rFonts w:ascii="Arial" w:cs="Arial" w:eastAsia="Arial" w:hAnsi="Arial"/>
-          <w:sz w:val="24"/>
-          <w:szCs w:val="24"/>
-        </w:rPr>
-        <w:t xml:space="preserve">  One idea each. The model shows you the shape.</w:t>
-      </w:r>
-    </w:p>
-    <w:p>
-      <w:pPr>
-        <w:spacing w:after="100"/>
-        <w:ind w:left="400" w:hanging="400"/>
-      </w:pPr>
-      <w:r>
-        <w:rPr>
-          <w:rFonts w:ascii="Arial" w:cs="Arial" w:eastAsia="Arial" w:hAnsi="Arial"/>
-          <w:b/>
-          <w:bCs/>
-          <w:sz w:val="24"/>
-          <w:szCs w:val="24"/>
-        </w:rPr>
-        <w:t xml:space="preserve">3.	</w:t>
-      </w:r>
-      <w:r>
-        <w:rPr>
-          <w:rFonts w:ascii="Arial" w:cs="Arial" w:eastAsia="Arial" w:hAnsi="Arial"/>
-          <w:b/>
-          <w:bCs/>
-          <w:sz w:val="24"/>
-          <w:szCs w:val="24"/>
-        </w:rPr>
-        <w:t xml:space="preserve">Use the TEEL structure.</w:t>
-      </w:r>
-      <w:r>
-        <w:rPr>
-          <w:rFonts w:ascii="Arial" w:cs="Arial" w:eastAsia="Arial" w:hAnsi="Arial"/>
-          <w:sz w:val="24"/>
-          <w:szCs w:val="24"/>
-        </w:rPr>
-        <w:t xml:space="preserve">  Topic sentence, evidence, explanation, link. Your last sentence must say more than your first one did.</w:t>
-      </w:r>
-    </w:p>
-    <w:p>
-      <w:pPr>
-        <w:spacing w:after="100"/>
-        <w:ind w:left="400" w:hanging="400"/>
-      </w:pPr>
-      <w:r>
-        <w:rPr>
-          <w:rFonts w:ascii="Arial" w:cs="Arial" w:eastAsia="Arial" w:hAnsi="Arial"/>
-          <w:b/>
-          <w:bCs/>
-          <w:sz w:val="24"/>
-          <w:szCs w:val="24"/>
-        </w:rPr>
-        <w:t xml:space="preserve">4.	</w:t>
-      </w:r>
-      <w:r>
-        <w:rPr>
-          <w:rFonts w:ascii="Arial" w:cs="Arial" w:eastAsia="Arial" w:hAnsi="Arial"/>
-          <w:b/>
-          <w:bCs/>
-          <w:sz w:val="24"/>
-          <w:szCs w:val="24"/>
-        </w:rPr>
-        <w:t xml:space="preserve">Embed your evidence.</w:t>
-      </w:r>
-      <w:r>
-        <w:rPr>
-          <w:rFonts w:ascii="Arial" w:cs="Arial" w:eastAsia="Arial" w:hAnsi="Arial"/>
-          <w:sz w:val="24"/>
-          <w:szCs w:val="24"/>
-        </w:rPr>
-        <w:t xml:space="preserve">  The quote goes inside a sentence of your own. Do not leave it sitting on its own line.</w:t>
-      </w:r>
-    </w:p>
-    <w:p>
-      <w:pPr>
-        <w:spacing w:after="100"/>
-        <w:ind w:left="400" w:hanging="400"/>
-      </w:pPr>
-      <w:r>
-        <w:rPr>
-          <w:rFonts w:ascii="Arial" w:cs="Arial" w:eastAsia="Arial" w:hAnsi="Arial"/>
-          <w:b/>
-          <w:bCs/>
-          <w:sz w:val="24"/>
-          <w:szCs w:val="24"/>
-        </w:rPr>
-        <w:t xml:space="preserve">5.	</w:t>
-      </w:r>
-      <w:r>
-        <w:rPr>
-          <w:rFonts w:ascii="Arial" w:cs="Arial" w:eastAsia="Arial" w:hAnsi="Arial"/>
-          <w:b/>
-          <w:bCs/>
-          <w:sz w:val="24"/>
-          <w:szCs w:val="24"/>
-        </w:rPr>
-        <w:t xml:space="preserve">Write about the writing, not the story.</w:t>
-      </w:r>
-      <w:r>
-        <w:rPr>
-          <w:rFonts w:ascii="Arial" w:cs="Arial" w:eastAsia="Arial" w:hAnsi="Arial"/>
-          <w:sz w:val="24"/>
-          <w:szCs w:val="24"/>
-        </w:rPr>
-        <w:t xml:space="preserve">  Your reader has read the novel. Explain what Fraillon’s writing does to them.</w:t>
-      </w:r>
-    </w:p>
-    <w:p>
-      <w:pPr>
-        <w:spacing w:after="100"/>
-        <w:ind w:left="400" w:hanging="400"/>
-      </w:pPr>
-      <w:r>
-        <w:rPr>
-          <w:rFonts w:ascii="Arial" w:cs="Arial" w:eastAsia="Arial" w:hAnsi="Arial"/>
-          <w:b/>
-          <w:bCs/>
-          <w:sz w:val="24"/>
-          <w:szCs w:val="24"/>
-        </w:rPr>
-        <w:t xml:space="preserve">6.	</w:t>
-      </w:r>
-      <w:r>
-        <w:rPr>
-          <w:rFonts w:ascii="Arial" w:cs="Arial" w:eastAsia="Arial" w:hAnsi="Arial"/>
-          <w:b/>
-          <w:bCs/>
-          <w:sz w:val="24"/>
-          <w:szCs w:val="24"/>
-        </w:rPr>
-        <w:t xml:space="preserve">Check your paragraph before you hand it in.</w:t>
-      </w:r>
-      <w:r>
-        <w:rPr>
-          <w:rFonts w:ascii="Arial" w:cs="Arial" w:eastAsia="Arial" w:hAnsi="Arial"/>
-          <w:sz w:val="24"/>
-          <w:szCs w:val="24"/>
-        </w:rPr>
-        <w:t xml:space="preserve">  Colour the parts: idea, evidence, analytical verb, effect. If a part is missing, write it in.</w:t>
-      </w:r>
-    </w:p>
-    <w:p>
-      <w:pPr>
-        <w:spacing w:after="100"/>
-        <w:ind w:left="400" w:hanging="400"/>
-      </w:pPr>
-      <w:r>
-        <w:rPr>
-          <w:rFonts w:ascii="Arial" w:cs="Arial" w:eastAsia="Arial" w:hAnsi="Arial"/>
-          <w:b/>
-          <w:bCs/>
-          <w:sz w:val="24"/>
-          <w:szCs w:val="24"/>
-        </w:rPr>
-        <w:t xml:space="preserve">7.	</w:t>
-      </w:r>
-      <w:r>
-        <w:rPr>
-          <w:rFonts w:ascii="Arial" w:cs="Arial" w:eastAsia="Arial" w:hAnsi="Arial"/>
-          <w:b/>
-          <w:bCs/>
-          <w:sz w:val="24"/>
-          <w:szCs w:val="24"/>
-        </w:rPr>
-        <w:t xml:space="preserve">Finish the conclusion.</w:t>
-      </w:r>
-      <w:r>
-        <w:rPr>
-          <w:rFonts w:ascii="Arial" w:cs="Arial" w:eastAsia="Arial" w:hAnsi="Arial"/>
-          <w:sz w:val="24"/>
-          <w:szCs w:val="24"/>
-        </w:rPr>
-        <w:t xml:space="preserve">  Put your two ideas back together. No new quotes.</w:t>
-      </w:r>
-    </w:p>
-    <w:p>
-      <w:pPr>
-        <w:spacing w:after="80"/>
-      </w:pPr>
-      <w:r>
-        <w:rPr>
-          <w:rFonts w:ascii="Arial" w:cs="Arial" w:eastAsia="Arial" w:hAnsi="Arial"/>
-          <w:sz w:val="24"/>
-          <w:szCs w:val="24"/>
-        </w:rPr>
-        <w:t xml:space="preserve"/>
-      </w:r>
-    </w:p>
-    <w:p>
-      <w:pPr>
-        <w:spacing w:after="120"/>
-      </w:pPr>
-      <w:r>
-        <w:rPr>
-          <w:rFonts w:ascii="Arial" w:cs="Arial" w:eastAsia="Arial" w:hAnsi="Arial"/>
-          <w:i/>
-          <w:iCs/>
-          <w:sz w:val="24"/>
-          <w:szCs w:val="24"/>
-        </w:rPr>
-        <w:t xml:space="preserve">Use the attached rubric to ensure that you are meeting the expected criteria.</w:t>
-      </w:r>
-    </w:p>
-    <w:p>
-      <w:pPr>
-        <w:spacing w:after="80" w:before="220"/>
-      </w:pPr>
-      <w:r>
-        <w:rPr>
-          <w:rFonts w:ascii="Arial" w:cs="Arial" w:eastAsia="Arial" w:hAnsi="Arial"/>
-          <w:b/>
-          <w:bCs/>
-          <w:sz w:val="26"/>
-          <w:szCs w:val="26"/>
-        </w:rPr>
-        <w:t xml:space="preserve">Before you hand it in</w:t>
-      </w:r>
-    </w:p>
-    <w:p>
-      <w:pPr>
-        <w:spacing w:after="80"/>
-        <w:ind w:left="400" w:hanging="220"/>
-      </w:pPr>
-      <w:r>
-        <w:rPr>
-          <w:rFonts w:ascii="Arial" w:cs="Arial" w:eastAsia="Arial" w:hAnsi="Arial"/>
-          <w:sz w:val="24"/>
-          <w:szCs w:val="24"/>
-        </w:rPr>
         <w:t xml:space="preserve">•	Read your paragraphs out loud. Does every sentence say something about the idea?</w:t>
-      </w:r>
-    </w:p>
-    <w:p>
-      <w:pPr>
-        <w:spacing w:after="80"/>
-        <w:ind w:left="400" w:hanging="220"/>
-      </w:pPr>
-      <w:r>
-        <w:rPr>
-          <w:rFonts w:ascii="Arial" w:cs="Arial" w:eastAsia="Arial" w:hAnsi="Arial"/>
-          <w:sz w:val="24"/>
-          <w:szCs w:val="24"/>
-        </w:rPr>
-        <w:t xml:space="preserve">•	Colour the parts: idea, language feature, evidence, effect on the reader.</w:t>
       </w:r>
     </w:p>
     <w:p>
@@ -719,7 +351,7 @@
           <w:sz w:val="28"/>
           <w:szCs w:val="28"/>
         </w:rPr>
-        <w:t xml:space="preserve">The Bone Sparrow — Analytical Paragraph Writing · Option B (text response)</w:t>
+        <w:t xml:space="preserve">The Bone Sparrow — Analytical Paragraph Writing</w:t>
       </w:r>
     </w:p>
     <w:p>
@@ -1759,7 +1391,7 @@
     </w:p>
     <w:p>
       <w:pPr>
-        <w:spacing w:after="60"/>
+        <w:spacing w:after="160"/>
       </w:pPr>
       <w:r>
         <w:rPr>
@@ -1769,37 +1401,21 @@
           <w:sz w:val="28"/>
           <w:szCs w:val="28"/>
         </w:rPr>
-        <w:t xml:space="preserve">The Bone Sparrow — Analytical Paragraph Writing · Option B (text response)</w:t>
-      </w:r>
-    </w:p>
-    <w:p>
-      <w:pPr>
-        <w:spacing w:after="160"/>
-      </w:pPr>
+        <w:t xml:space="preserve">Rubric · EAL</w:t>
+      </w:r>
+      <w:r>
+        <w:rPr>
+          <w:rFonts w:ascii="Arial" w:cs="Arial" w:eastAsia="Arial" w:hAnsi="Arial"/>
+          <w:sz w:val="24"/>
+          <w:szCs w:val="24"/>
+        </w:rPr>
+        <w:t xml:space="preserve">        </w:t>
+      </w:r>
       <w:r>
         <w:rPr>
           <w:rFonts w:ascii="Arial" w:cs="Arial" w:eastAsia="Arial" w:hAnsi="Arial"/>
           <w:b/>
           <w:bCs/>
-          <w:color w:val="595959"/>
-          <w:sz w:val="24"/>
-          <w:szCs w:val="24"/>
-        </w:rPr>
-        <w:t xml:space="preserve">RUBRIC · EAL</w:t>
-      </w:r>
-      <w:r>
-        <w:rPr>
-          <w:rFonts w:ascii="Arial" w:cs="Arial" w:eastAsia="Arial" w:hAnsi="Arial"/>
-          <w:sz w:val="24"/>
-          <w:szCs w:val="24"/>
-        </w:rPr>
-        <w:t xml:space="preserve">        </w:t>
-      </w:r>
-      <w:r>
-        <w:rPr>
-          <w:rFonts w:ascii="Arial" w:cs="Arial" w:eastAsia="Arial" w:hAnsi="Arial"/>
-          <w:b/>
-          <w:bCs/>
           <w:sz w:val="24"/>
           <w:szCs w:val="24"/>
         </w:rPr>
@@ -1816,7 +1432,7 @@
     </w:p>
     <w:tbl>
       <w:tblPr>
-        <w:tblW w:type="dxa" w:w="15398"/>
+        <w:tblW w:type="dxa" w:w="10466"/>
         <w:tblBorders>
           <w:top w:val="single" w:color="808080" w:sz="6"/>
           <w:left w:val="single" w:color="808080" w:sz="6"/>
@@ -1828,10 +1444,9 @@
       </w:tblPr>
       <w:tblGrid>
         <w:gridCol w:w="3000"/>
-        <w:gridCol w:w="3099"/>
-        <w:gridCol w:w="3099"/>
-        <w:gridCol w:w="3099"/>
-        <w:gridCol w:w="3099"/>
+        <w:gridCol w:w="2488"/>
+        <w:gridCol w:w="2488"/>
+        <w:gridCol w:w="2488"/>
       </w:tblGrid>
       <w:tr>
         <w:trPr>
@@ -1866,7 +1481,7 @@
         </w:tc>
         <w:tc>
           <w:tcPr>
-            <w:tcW w:type="dxa" w:w="3099"/>
+            <w:tcW w:type="dxa" w:w="2488"/>
             <w:shd w:fill="D9D9D9" w:color="auto" w:val="clear"/>
             <w:tcMar>
               <w:top w:type="dxa" w:w="70"/>
@@ -1893,7 +1508,7 @@
         </w:tc>
         <w:tc>
           <w:tcPr>
-            <w:tcW w:type="dxa" w:w="3099"/>
+            <w:tcW w:type="dxa" w:w="2488"/>
             <w:shd w:fill="D9D9D9" w:color="auto" w:val="clear"/>
             <w:tcMar>
               <w:top w:type="dxa" w:w="70"/>
@@ -1920,7 +1535,7 @@
         </w:tc>
         <w:tc>
           <w:tcPr>
-            <w:tcW w:type="dxa" w:w="3099"/>
+            <w:tcW w:type="dxa" w:w="2488"/>
             <w:shd w:fill="D9D9D9" w:color="auto" w:val="clear"/>
             <w:tcMar>
               <w:top w:type="dxa" w:w="70"/>
@@ -1945,10 +1560,12 @@
             </w:r>
           </w:p>
         </w:tc>
-        <w:tc>
-          <w:tcPr>
-            <w:tcW w:type="dxa" w:w="3099"/>
-            <w:shd w:fill="D9D9D9" w:color="auto" w:val="clear"/>
+      </w:tr>
+      <w:tr>
+        <w:tc>
+          <w:tcPr>
+            <w:tcW w:type="dxa" w:w="3000"/>
+            <w:shd w:fill="D6EAFC" w:color="auto" w:val="clear"/>
             <w:tcMar>
               <w:top w:type="dxa" w:w="70"/>
               <w:left w:type="dxa" w:w="90"/>
@@ -1968,7 +1585,82 @@
                 <w:sz w:val="18"/>
                 <w:szCs w:val="18"/>
               </w:rPr>
-              <w:t xml:space="preserve">VCE 1</w:t>
+              <w:t xml:space="preserve">Ideas &amp; Themes</w:t>
+            </w:r>
+          </w:p>
+        </w:tc>
+        <w:tc>
+          <w:tcPr>
+            <w:tcW w:type="dxa" w:w="2488"/>
+            <w:shd w:fill="EAF4FD" w:color="auto" w:val="clear"/>
+            <w:tcMar>
+              <w:top w:type="dxa" w:w="70"/>
+              <w:left w:type="dxa" w:w="90"/>
+              <w:bottom w:type="dxa" w:w="70"/>
+              <w:right w:type="dxa" w:w="90"/>
+            </w:tcMar>
+          </w:tcPr>
+          <w:p>
+            <w:pPr>
+              <w:spacing w:after="0"/>
+            </w:pPr>
+            <w:r>
+              <w:rPr>
+                <w:rFonts w:ascii="Arial" w:cs="Arial" w:eastAsia="Arial" w:hAnsi="Arial"/>
+                <w:sz w:val="17"/>
+                <w:szCs w:val="17"/>
+              </w:rPr>
+              <w:t xml:space="preserve">Recognises what happens in the text. Retells key details with little interpretation.</w:t>
+            </w:r>
+          </w:p>
+        </w:tc>
+        <w:tc>
+          <w:tcPr>
+            <w:tcW w:type="dxa" w:w="2488"/>
+            <w:shd w:fill="EAF4FD" w:color="auto" w:val="clear"/>
+            <w:tcMar>
+              <w:top w:type="dxa" w:w="70"/>
+              <w:left w:type="dxa" w:w="90"/>
+              <w:bottom w:type="dxa" w:w="70"/>
+              <w:right w:type="dxa" w:w="90"/>
+            </w:tcMar>
+          </w:tcPr>
+          <w:p>
+            <w:pPr>
+              <w:spacing w:after="0"/>
+            </w:pPr>
+            <w:r>
+              <w:rPr>
+                <w:rFonts w:ascii="Arial" w:cs="Arial" w:eastAsia="Arial" w:hAnsi="Arial"/>
+                <w:sz w:val="17"/>
+                <w:szCs w:val="17"/>
+              </w:rPr>
+              <w:t xml:space="preserve">Explains basic feelings or ideas suggested by the text. Begins linking choices to simple themes.</w:t>
+            </w:r>
+          </w:p>
+        </w:tc>
+        <w:tc>
+          <w:tcPr>
+            <w:tcW w:type="dxa" w:w="2488"/>
+            <w:shd w:fill="EAF4FD" w:color="auto" w:val="clear"/>
+            <w:tcMar>
+              <w:top w:type="dxa" w:w="70"/>
+              <w:left w:type="dxa" w:w="90"/>
+              <w:bottom w:type="dxa" w:w="70"/>
+              <w:right w:type="dxa" w:w="90"/>
+            </w:tcMar>
+          </w:tcPr>
+          <w:p>
+            <w:pPr>
+              <w:spacing w:after="0"/>
+            </w:pPr>
+            <w:r>
+              <w:rPr>
+                <w:rFonts w:ascii="Arial" w:cs="Arial" w:eastAsia="Arial" w:hAnsi="Arial"/>
+                <w:sz w:val="17"/>
+                <w:szCs w:val="17"/>
+              </w:rPr>
+              <w:t xml:space="preserve">Connects specific language choices to themes or concepts. Explains what the creator might be saying.</w:t>
             </w:r>
           </w:p>
         </w:tc>
@@ -1977,7 +1669,7 @@
         <w:tc>
           <w:tcPr>
             <w:tcW w:type="dxa" w:w="3000"/>
-            <w:shd w:fill="D6EAFC" w:color="auto" w:val="clear"/>
+            <w:shd w:fill="FFF3B0" w:color="auto" w:val="clear"/>
             <w:tcMar>
               <w:top w:type="dxa" w:w="70"/>
               <w:left w:type="dxa" w:w="90"/>
@@ -1997,107 +1689,82 @@
                 <w:sz w:val="18"/>
                 <w:szCs w:val="18"/>
               </w:rPr>
-              <w:t xml:space="preserve">Ideas &amp; Themes</w:t>
-            </w:r>
-          </w:p>
-        </w:tc>
-        <w:tc>
-          <w:tcPr>
-            <w:tcW w:type="dxa" w:w="3099"/>
-            <w:shd w:fill="EAF4FD" w:color="auto" w:val="clear"/>
-            <w:tcMar>
-              <w:top w:type="dxa" w:w="70"/>
-              <w:left w:type="dxa" w:w="90"/>
-              <w:bottom w:type="dxa" w:w="70"/>
-              <w:right w:type="dxa" w:w="90"/>
-            </w:tcMar>
-          </w:tcPr>
-          <w:p>
-            <w:pPr>
-              <w:spacing w:after="0"/>
-            </w:pPr>
-            <w:r>
-              <w:rPr>
-                <w:rFonts w:ascii="Arial" w:cs="Arial" w:eastAsia="Arial" w:hAnsi="Arial"/>
-                <w:sz w:val="17"/>
-                <w:szCs w:val="17"/>
-              </w:rPr>
-              <w:t xml:space="preserve">Recognises what happens in the text. Retells key details with little interpretation.</w:t>
-            </w:r>
-          </w:p>
-        </w:tc>
-        <w:tc>
-          <w:tcPr>
-            <w:tcW w:type="dxa" w:w="3099"/>
-            <w:shd w:fill="EAF4FD" w:color="auto" w:val="clear"/>
-            <w:tcMar>
-              <w:top w:type="dxa" w:w="70"/>
-              <w:left w:type="dxa" w:w="90"/>
-              <w:bottom w:type="dxa" w:w="70"/>
-              <w:right w:type="dxa" w:w="90"/>
-            </w:tcMar>
-          </w:tcPr>
-          <w:p>
-            <w:pPr>
-              <w:spacing w:after="0"/>
-            </w:pPr>
-            <w:r>
-              <w:rPr>
-                <w:rFonts w:ascii="Arial" w:cs="Arial" w:eastAsia="Arial" w:hAnsi="Arial"/>
-                <w:sz w:val="17"/>
-                <w:szCs w:val="17"/>
-              </w:rPr>
-              <w:t xml:space="preserve">Explains basic feelings or ideas suggested by the text. Begins linking choices to simple themes.</w:t>
-            </w:r>
-          </w:p>
-        </w:tc>
-        <w:tc>
-          <w:tcPr>
-            <w:tcW w:type="dxa" w:w="3099"/>
-            <w:shd w:fill="EAF4FD" w:color="auto" w:val="clear"/>
-            <w:tcMar>
-              <w:top w:type="dxa" w:w="70"/>
-              <w:left w:type="dxa" w:w="90"/>
-              <w:bottom w:type="dxa" w:w="70"/>
-              <w:right w:type="dxa" w:w="90"/>
-            </w:tcMar>
-          </w:tcPr>
-          <w:p>
-            <w:pPr>
-              <w:spacing w:after="0"/>
-            </w:pPr>
-            <w:r>
-              <w:rPr>
-                <w:rFonts w:ascii="Arial" w:cs="Arial" w:eastAsia="Arial" w:hAnsi="Arial"/>
-                <w:sz w:val="17"/>
-                <w:szCs w:val="17"/>
-              </w:rPr>
-              <w:t xml:space="preserve">Connects specific language choices to themes or concepts. Explains what the creator might be saying.</w:t>
-            </w:r>
-          </w:p>
-        </w:tc>
-        <w:tc>
-          <w:tcPr>
-            <w:tcW w:type="dxa" w:w="3099"/>
-            <w:shd w:fill="EAF4FD" w:color="auto" w:val="clear"/>
-            <w:tcMar>
-              <w:top w:type="dxa" w:w="70"/>
-              <w:left w:type="dxa" w:w="90"/>
-              <w:bottom w:type="dxa" w:w="70"/>
-              <w:right w:type="dxa" w:w="90"/>
-            </w:tcMar>
-          </w:tcPr>
-          <w:p>
-            <w:pPr>
-              <w:spacing w:after="0"/>
-            </w:pPr>
-            <w:r>
-              <w:rPr>
-                <w:rFonts w:ascii="Arial" w:cs="Arial" w:eastAsia="Arial" w:hAnsi="Arial"/>
-                <w:sz w:val="17"/>
-                <w:szCs w:val="17"/>
-              </w:rPr>
-              <w:t xml:space="preserve">Analyses how choices express messages, values, or perspectives. Analyses the creator’s purpose in representing social or cultural issues.</w:t>
+              <w:t xml:space="preserve">Evidence &amp; Metalanguage</w:t>
+            </w:r>
+          </w:p>
+        </w:tc>
+        <w:tc>
+          <w:tcPr>
+            <w:tcW w:type="dxa" w:w="2488"/>
+            <w:shd w:fill="FFF9DC" w:color="auto" w:val="clear"/>
+            <w:tcMar>
+              <w:top w:type="dxa" w:w="70"/>
+              <w:left w:type="dxa" w:w="90"/>
+              <w:bottom w:type="dxa" w:w="70"/>
+              <w:right w:type="dxa" w:w="90"/>
+            </w:tcMar>
+          </w:tcPr>
+          <w:p>
+            <w:pPr>
+              <w:spacing w:after="0"/>
+            </w:pPr>
+            <w:r>
+              <w:rPr>
+                <w:rFonts w:ascii="Arial" w:cs="Arial" w:eastAsia="Arial" w:hAnsi="Arial"/>
+                <w:sz w:val="17"/>
+                <w:szCs w:val="17"/>
+              </w:rPr>
+              <w:t xml:space="preserve">Gives a simple quote or description from the text.</w:t>
+            </w:r>
+          </w:p>
+        </w:tc>
+        <w:tc>
+          <w:tcPr>
+            <w:tcW w:type="dxa" w:w="2488"/>
+            <w:shd w:fill="FFF9DC" w:color="auto" w:val="clear"/>
+            <w:tcMar>
+              <w:top w:type="dxa" w:w="70"/>
+              <w:left w:type="dxa" w:w="90"/>
+              <w:bottom w:type="dxa" w:w="70"/>
+              <w:right w:type="dxa" w:w="90"/>
+            </w:tcMar>
+          </w:tcPr>
+          <w:p>
+            <w:pPr>
+              <w:spacing w:after="0"/>
+            </w:pPr>
+            <w:r>
+              <w:rPr>
+                <w:rFonts w:ascii="Arial" w:cs="Arial" w:eastAsia="Arial" w:hAnsi="Arial"/>
+                <w:sz w:val="17"/>
+                <w:szCs w:val="17"/>
+              </w:rPr>
+              <w:t xml:space="preserve">Names a language feature and begins linking it to meaning.</w:t>
+            </w:r>
+          </w:p>
+        </w:tc>
+        <w:tc>
+          <w:tcPr>
+            <w:tcW w:type="dxa" w:w="2488"/>
+            <w:shd w:fill="FFF9DC" w:color="auto" w:val="clear"/>
+            <w:tcMar>
+              <w:top w:type="dxa" w:w="70"/>
+              <w:left w:type="dxa" w:w="90"/>
+              <w:bottom w:type="dxa" w:w="70"/>
+              <w:right w:type="dxa" w:w="90"/>
+            </w:tcMar>
+          </w:tcPr>
+          <w:p>
+            <w:pPr>
+              <w:spacing w:after="0"/>
+            </w:pPr>
+            <w:r>
+              <w:rPr>
+                <w:rFonts w:ascii="Arial" w:cs="Arial" w:eastAsia="Arial" w:hAnsi="Arial"/>
+                <w:sz w:val="17"/>
+                <w:szCs w:val="17"/>
+              </w:rPr>
+              <w:t xml:space="preserve">Uses terminology accurately with short, embedded evidence.</w:t>
             </w:r>
           </w:p>
         </w:tc>
@@ -2106,7 +1773,7 @@
         <w:tc>
           <w:tcPr>
             <w:tcW w:type="dxa" w:w="3000"/>
-            <w:shd w:fill="FFF3B0" w:color="auto" w:val="clear"/>
+            <w:shd w:fill="F1EDE3" w:color="auto" w:val="clear"/>
             <w:tcMar>
               <w:top w:type="dxa" w:w="70"/>
               <w:left w:type="dxa" w:w="90"/>
@@ -2126,107 +1793,82 @@
                 <w:sz w:val="18"/>
                 <w:szCs w:val="18"/>
               </w:rPr>
-              <w:t xml:space="preserve">Evidence &amp; Metalanguage</w:t>
-            </w:r>
-          </w:p>
-        </w:tc>
-        <w:tc>
-          <w:tcPr>
-            <w:tcW w:type="dxa" w:w="3099"/>
-            <w:shd w:fill="FFF9DC" w:color="auto" w:val="clear"/>
-            <w:tcMar>
-              <w:top w:type="dxa" w:w="70"/>
-              <w:left w:type="dxa" w:w="90"/>
-              <w:bottom w:type="dxa" w:w="70"/>
-              <w:right w:type="dxa" w:w="90"/>
-            </w:tcMar>
-          </w:tcPr>
-          <w:p>
-            <w:pPr>
-              <w:spacing w:after="0"/>
-            </w:pPr>
-            <w:r>
-              <w:rPr>
-                <w:rFonts w:ascii="Arial" w:cs="Arial" w:eastAsia="Arial" w:hAnsi="Arial"/>
-                <w:sz w:val="17"/>
-                <w:szCs w:val="17"/>
-              </w:rPr>
-              <w:t xml:space="preserve">Gives a simple quote or description from the text.</w:t>
-            </w:r>
-          </w:p>
-        </w:tc>
-        <w:tc>
-          <w:tcPr>
-            <w:tcW w:type="dxa" w:w="3099"/>
-            <w:shd w:fill="FFF9DC" w:color="auto" w:val="clear"/>
-            <w:tcMar>
-              <w:top w:type="dxa" w:w="70"/>
-              <w:left w:type="dxa" w:w="90"/>
-              <w:bottom w:type="dxa" w:w="70"/>
-              <w:right w:type="dxa" w:w="90"/>
-            </w:tcMar>
-          </w:tcPr>
-          <w:p>
-            <w:pPr>
-              <w:spacing w:after="0"/>
-            </w:pPr>
-            <w:r>
-              <w:rPr>
-                <w:rFonts w:ascii="Arial" w:cs="Arial" w:eastAsia="Arial" w:hAnsi="Arial"/>
-                <w:sz w:val="17"/>
-                <w:szCs w:val="17"/>
-              </w:rPr>
-              <w:t xml:space="preserve">Names a language feature and begins linking it to meaning.</w:t>
-            </w:r>
-          </w:p>
-        </w:tc>
-        <w:tc>
-          <w:tcPr>
-            <w:tcW w:type="dxa" w:w="3099"/>
-            <w:shd w:fill="FFF9DC" w:color="auto" w:val="clear"/>
-            <w:tcMar>
-              <w:top w:type="dxa" w:w="70"/>
-              <w:left w:type="dxa" w:w="90"/>
-              <w:bottom w:type="dxa" w:w="70"/>
-              <w:right w:type="dxa" w:w="90"/>
-            </w:tcMar>
-          </w:tcPr>
-          <w:p>
-            <w:pPr>
-              <w:spacing w:after="0"/>
-            </w:pPr>
-            <w:r>
-              <w:rPr>
-                <w:rFonts w:ascii="Arial" w:cs="Arial" w:eastAsia="Arial" w:hAnsi="Arial"/>
-                <w:sz w:val="17"/>
-                <w:szCs w:val="17"/>
-              </w:rPr>
-              <w:t xml:space="preserve">Uses terminology accurately with short, embedded evidence.</w:t>
-            </w:r>
-          </w:p>
-        </w:tc>
-        <w:tc>
-          <w:tcPr>
-            <w:tcW w:type="dxa" w:w="3099"/>
-            <w:shd w:fill="FFF9DC" w:color="auto" w:val="clear"/>
-            <w:tcMar>
-              <w:top w:type="dxa" w:w="70"/>
-              <w:left w:type="dxa" w:w="90"/>
-              <w:bottom w:type="dxa" w:w="70"/>
-              <w:right w:type="dxa" w:w="90"/>
-            </w:tcMar>
-          </w:tcPr>
-          <w:p>
-            <w:pPr>
-              <w:spacing w:after="0"/>
-            </w:pPr>
-            <w:r>
-              <w:rPr>
-                <w:rFonts w:ascii="Arial" w:cs="Arial" w:eastAsia="Arial" w:hAnsi="Arial"/>
-                <w:sz w:val="17"/>
-                <w:szCs w:val="17"/>
-              </w:rPr>
-              <w:t xml:space="preserve">Integrates evidence and metalanguage fluently to build interpretation.</w:t>
+              <w:t xml:space="preserve">Language &amp; Structure</w:t>
+            </w:r>
+          </w:p>
+        </w:tc>
+        <w:tc>
+          <w:tcPr>
+            <w:tcW w:type="dxa" w:w="2488"/>
+            <w:shd w:fill="FFFFFF" w:color="auto" w:val="clear"/>
+            <w:tcMar>
+              <w:top w:type="dxa" w:w="70"/>
+              <w:left w:type="dxa" w:w="90"/>
+              <w:bottom w:type="dxa" w:w="70"/>
+              <w:right w:type="dxa" w:w="90"/>
+            </w:tcMar>
+          </w:tcPr>
+          <w:p>
+            <w:pPr>
+              <w:spacing w:after="0"/>
+            </w:pPr>
+            <w:r>
+              <w:rPr>
+                <w:rFonts w:ascii="Arial" w:cs="Arial" w:eastAsia="Arial" w:hAnsi="Arial"/>
+                <w:sz w:val="17"/>
+                <w:szCs w:val="17"/>
+              </w:rPr>
+              <w:t xml:space="preserve">Writes short, simple sentences using mostly literal verbs (“shows”, “uses”).</w:t>
+            </w:r>
+          </w:p>
+        </w:tc>
+        <w:tc>
+          <w:tcPr>
+            <w:tcW w:type="dxa" w:w="2488"/>
+            <w:shd w:fill="FFFFFF" w:color="auto" w:val="clear"/>
+            <w:tcMar>
+              <w:top w:type="dxa" w:w="70"/>
+              <w:left w:type="dxa" w:w="90"/>
+              <w:bottom w:type="dxa" w:w="70"/>
+              <w:right w:type="dxa" w:w="90"/>
+            </w:tcMar>
+          </w:tcPr>
+          <w:p>
+            <w:pPr>
+              <w:spacing w:after="0"/>
+            </w:pPr>
+            <w:r>
+              <w:rPr>
+                <w:rFonts w:ascii="Arial" w:cs="Arial" w:eastAsia="Arial" w:hAnsi="Arial"/>
+                <w:sz w:val="17"/>
+                <w:szCs w:val="17"/>
+              </w:rPr>
+              <w:t xml:space="preserve">Expands sentences with connectives such as because, so, or to. Uses basic evaluative words.</w:t>
+            </w:r>
+          </w:p>
+        </w:tc>
+        <w:tc>
+          <w:tcPr>
+            <w:tcW w:type="dxa" w:w="2488"/>
+            <w:shd w:fill="FFFFFF" w:color="auto" w:val="clear"/>
+            <w:tcMar>
+              <w:top w:type="dxa" w:w="70"/>
+              <w:left w:type="dxa" w:w="90"/>
+              <w:bottom w:type="dxa" w:w="70"/>
+              <w:right w:type="dxa" w:w="90"/>
+            </w:tcMar>
+          </w:tcPr>
+          <w:p>
+            <w:pPr>
+              <w:spacing w:after="0"/>
+            </w:pPr>
+            <w:r>
+              <w:rPr>
+                <w:rFonts w:ascii="Arial" w:cs="Arial" w:eastAsia="Arial" w:hAnsi="Arial"/>
+                <w:sz w:val="17"/>
+                <w:szCs w:val="17"/>
+              </w:rPr>
+              <w:t xml:space="preserve">Uses more complex sentences and analytical verbs (“suggests”, “highlights”).</w:t>
             </w:r>
           </w:p>
         </w:tc>
@@ -2235,7 +1877,7 @@
         <w:tc>
           <w:tcPr>
             <w:tcW w:type="dxa" w:w="3000"/>
-            <w:shd w:fill="F1EDE3" w:color="auto" w:val="clear"/>
+            <w:shd w:fill="DFF0E2" w:color="auto" w:val="clear"/>
             <w:tcMar>
               <w:top w:type="dxa" w:w="70"/>
               <w:left w:type="dxa" w:w="90"/>
@@ -2255,142 +1897,13 @@
                 <w:sz w:val="18"/>
                 <w:szCs w:val="18"/>
               </w:rPr>
-              <w:t xml:space="preserve">Language &amp; Structure</w:t>
-            </w:r>
-          </w:p>
-        </w:tc>
-        <w:tc>
-          <w:tcPr>
-            <w:tcW w:type="dxa" w:w="3099"/>
-            <w:shd w:fill="FFFFFF" w:color="auto" w:val="clear"/>
-            <w:tcMar>
-              <w:top w:type="dxa" w:w="70"/>
-              <w:left w:type="dxa" w:w="90"/>
-              <w:bottom w:type="dxa" w:w="70"/>
-              <w:right w:type="dxa" w:w="90"/>
-            </w:tcMar>
-          </w:tcPr>
-          <w:p>
-            <w:pPr>
-              <w:spacing w:after="0"/>
-            </w:pPr>
-            <w:r>
-              <w:rPr>
-                <w:rFonts w:ascii="Arial" w:cs="Arial" w:eastAsia="Arial" w:hAnsi="Arial"/>
-                <w:sz w:val="17"/>
-                <w:szCs w:val="17"/>
-              </w:rPr>
-              <w:t xml:space="preserve">Writes short, simple sentences using mostly literal verbs (“shows”, “uses”).</w:t>
-            </w:r>
-          </w:p>
-        </w:tc>
-        <w:tc>
-          <w:tcPr>
-            <w:tcW w:type="dxa" w:w="3099"/>
-            <w:shd w:fill="FFFFFF" w:color="auto" w:val="clear"/>
-            <w:tcMar>
-              <w:top w:type="dxa" w:w="70"/>
-              <w:left w:type="dxa" w:w="90"/>
-              <w:bottom w:type="dxa" w:w="70"/>
-              <w:right w:type="dxa" w:w="90"/>
-            </w:tcMar>
-          </w:tcPr>
-          <w:p>
-            <w:pPr>
-              <w:spacing w:after="0"/>
-            </w:pPr>
-            <w:r>
-              <w:rPr>
-                <w:rFonts w:ascii="Arial" w:cs="Arial" w:eastAsia="Arial" w:hAnsi="Arial"/>
-                <w:sz w:val="17"/>
-                <w:szCs w:val="17"/>
-              </w:rPr>
-              <w:t xml:space="preserve">Expands sentences with connectives such as because, so, or to. Uses basic evaluative words.</w:t>
-            </w:r>
-          </w:p>
-        </w:tc>
-        <w:tc>
-          <w:tcPr>
-            <w:tcW w:type="dxa" w:w="3099"/>
-            <w:shd w:fill="FFFFFF" w:color="auto" w:val="clear"/>
-            <w:tcMar>
-              <w:top w:type="dxa" w:w="70"/>
-              <w:left w:type="dxa" w:w="90"/>
-              <w:bottom w:type="dxa" w:w="70"/>
-              <w:right w:type="dxa" w:w="90"/>
-            </w:tcMar>
-          </w:tcPr>
-          <w:p>
-            <w:pPr>
-              <w:spacing w:after="0"/>
-            </w:pPr>
-            <w:r>
-              <w:rPr>
-                <w:rFonts w:ascii="Arial" w:cs="Arial" w:eastAsia="Arial" w:hAnsi="Arial"/>
-                <w:sz w:val="17"/>
-                <w:szCs w:val="17"/>
-              </w:rPr>
-              <w:t xml:space="preserve">Uses more complex sentences and analytical verbs (“suggests”, “highlights”).</w:t>
-            </w:r>
-          </w:p>
-        </w:tc>
-        <w:tc>
-          <w:tcPr>
-            <w:tcW w:type="dxa" w:w="3099"/>
-            <w:shd w:fill="FFFFFF" w:color="auto" w:val="clear"/>
-            <w:tcMar>
-              <w:top w:type="dxa" w:w="70"/>
-              <w:left w:type="dxa" w:w="90"/>
-              <w:bottom w:type="dxa" w:w="70"/>
-              <w:right w:type="dxa" w:w="90"/>
-            </w:tcMar>
-          </w:tcPr>
-          <w:p>
-            <w:pPr>
-              <w:spacing w:after="0"/>
-            </w:pPr>
-            <w:r>
-              <w:rPr>
-                <w:rFonts w:ascii="Arial" w:cs="Arial" w:eastAsia="Arial" w:hAnsi="Arial"/>
-                <w:sz w:val="17"/>
-                <w:szCs w:val="17"/>
-              </w:rPr>
-              <w:t xml:space="preserve">Writes fluently in a cohesive formal style, varying sentence structures to show cause, effect, and interpretation.</w:t>
-            </w:r>
-          </w:p>
-        </w:tc>
-      </w:tr>
-      <w:tr>
-        <w:tc>
-          <w:tcPr>
-            <w:tcW w:type="dxa" w:w="3000"/>
-            <w:shd w:fill="DFF0E2" w:color="auto" w:val="clear"/>
-            <w:tcMar>
-              <w:top w:type="dxa" w:w="70"/>
-              <w:left w:type="dxa" w:w="90"/>
-              <w:bottom w:type="dxa" w:w="70"/>
-              <w:right w:type="dxa" w:w="90"/>
-            </w:tcMar>
-          </w:tcPr>
-          <w:p>
-            <w:pPr>
-              <w:spacing w:after="0"/>
-            </w:pPr>
-            <w:r>
-              <w:rPr>
-                <w:rFonts w:ascii="Arial" w:cs="Arial" w:eastAsia="Arial" w:hAnsi="Arial"/>
-                <w:b/>
-                <w:bCs/>
-                <w:sz w:val="18"/>
-                <w:szCs w:val="18"/>
-              </w:rPr>
               <w:t xml:space="preserve">Purpose &amp; Interpretation</w:t>
             </w:r>
           </w:p>
         </w:tc>
         <w:tc>
           <w:tcPr>
-            <w:tcW w:type="dxa" w:w="3099"/>
+            <w:tcW w:type="dxa" w:w="2488"/>
             <w:shd w:fill="EFF7F0" w:color="auto" w:val="clear"/>
             <w:tcMar>
               <w:top w:type="dxa" w:w="70"/>
@@ -2415,7 +1928,7 @@
         </w:tc>
         <w:tc>
           <w:tcPr>
-            <w:tcW w:type="dxa" w:w="3099"/>
+            <w:tcW w:type="dxa" w:w="2488"/>
             <w:shd w:fill="EFF7F0" w:color="auto" w:val="clear"/>
             <w:tcMar>
               <w:top w:type="dxa" w:w="70"/>
@@ -2440,7 +1953,7 @@
         </w:tc>
         <w:tc>
           <w:tcPr>
-            <w:tcW w:type="dxa" w:w="3099"/>
+            <w:tcW w:type="dxa" w:w="2488"/>
             <w:shd w:fill="EFF7F0" w:color="auto" w:val="clear"/>
             <w:tcMar>
               <w:top w:type="dxa" w:w="70"/>
@@ -2460,31 +1973,6 @@
                 <w:szCs w:val="17"/>
               </w:rPr>
               <w:t xml:space="preserve">Makes inferences about the creator’s intent or perspective.</w:t>
-            </w:r>
-          </w:p>
-        </w:tc>
-        <w:tc>
-          <w:tcPr>
-            <w:tcW w:type="dxa" w:w="3099"/>
-            <w:shd w:fill="EFF7F0" w:color="auto" w:val="clear"/>
-            <w:tcMar>
-              <w:top w:type="dxa" w:w="70"/>
-              <w:left w:type="dxa" w:w="90"/>
-              <w:bottom w:type="dxa" w:w="70"/>
-              <w:right w:type="dxa" w:w="90"/>
-            </w:tcMar>
-          </w:tcPr>
-          <w:p>
-            <w:pPr>
-              <w:spacing w:after="0"/>
-            </w:pPr>
-            <w:r>
-              <w:rPr>
-                <w:rFonts w:ascii="Arial" w:cs="Arial" w:eastAsia="Arial" w:hAnsi="Arial"/>
-                <w:sz w:val="17"/>
-                <w:szCs w:val="17"/>
-              </w:rPr>
-              <w:t xml:space="preserve">Discusses deeper social, moral, or ethical ideas, linking choices to broader context.</w:t>
             </w:r>
           </w:p>
         </w:tc>
@@ -2492,26 +1980,16 @@
     </w:tbl>
     <w:p>
       <w:pPr>
-        <w:spacing w:before="140"/>
-      </w:pPr>
-      <w:r>
-        <w:rPr>
-          <w:rFonts w:ascii="Arial" w:cs="Arial" w:eastAsia="Arial" w:hAnsi="Arial"/>
-          <w:sz w:val="18"/>
-          <w:szCs w:val="18"/>
-        </w:rPr>
-        <w:t xml:space="preserve">For students on the EAL pathway, in place of the continuum rubric. </w:t>
-      </w:r>
-      <w:r>
-        <w:rPr>
-          <w:rFonts w:ascii="Arial" w:cs="Arial" w:eastAsia="Arial" w:hAnsi="Arial"/>
-          <w:i/>
-          <w:iCs/>
+        <w:spacing w:before="120"/>
+      </w:pPr>
+      <w:r>
+        <w:rPr>
+          <w:rFonts w:ascii="Arial" w:cs="Arial" w:eastAsia="Arial" w:hAnsi="Arial"/>
           <w:color w:val="595959"/>
           <w:sz w:val="18"/>
           <w:szCs w:val="18"/>
         </w:rPr>
-        <w:t xml:space="preserve">The EAL analytical writing rubric, with its film wording taken out.</w:t>
+        <w:t xml:space="preserve">For students on the EAL pathway, in place of the continuum rubric.</w:t>
       </w:r>
     </w:p>
     <w:p>
@@ -2540,7 +2018,7 @@
           <w:sz w:val="20"/>
           <w:szCs w:val="20"/>
         </w:rPr>
-        <w:t xml:space="preserve">______________________________________________________________________________________________________________________________________________________</w:t>
+        <w:t xml:space="preserve">________________________________________________________________________________________________</w:t>
       </w:r>
     </w:p>
     <w:p>
@@ -2554,11 +2032,11 @@
           <w:sz w:val="20"/>
           <w:szCs w:val="20"/>
         </w:rPr>
-        <w:t xml:space="preserve">______________________________________________________________________________________________________________________________________________________</w:t>
+        <w:t xml:space="preserve">________________________________________________________________________________________________</w:t>
       </w:r>
     </w:p>
     <w:sectPr>
-      <w:pgSz w:w="16838" w:h="11906" w:orient="landscape"/>
+      <w:pgSz w:w="11906" w:h="16838" w:orient="portrait"/>
       <w:pgMar w:top="720" w:right="720" w:bottom="720" w:left="720" w:header="708" w:footer="708" w:gutter="0"/>
       <w:pgNumType/>
       <w:docGrid w:linePitch="360"/>

--- a/BoneSparrow-assessment-response.docx
+++ b/BoneSparrow-assessment-response.docx
@@ -409,12 +409,13 @@
         </w:tblBorders>
       </w:tblPr>
       <w:tblGrid>
-        <w:gridCol w:w="3000"/>
-        <w:gridCol w:w="2479"/>
-        <w:gridCol w:w="2479"/>
-        <w:gridCol w:w="2479"/>
-        <w:gridCol w:w="2479"/>
-        <w:gridCol w:w="2479"/>
+        <w:gridCol w:w="2400"/>
+        <w:gridCol w:w="2166"/>
+        <w:gridCol w:w="2166"/>
+        <w:gridCol w:w="2166"/>
+        <w:gridCol w:w="2166"/>
+        <w:gridCol w:w="2166"/>
+        <w:gridCol w:w="2166"/>
       </w:tblGrid>
       <w:tr>
         <w:trPr>
@@ -422,7 +423,7 @@
         </w:trPr>
         <w:tc>
           <w:tcPr>
-            <w:tcW w:type="dxa" w:w="3000"/>
+            <w:tcW w:type="dxa" w:w="2400"/>
             <w:shd w:fill="D9D9D9" w:color="auto" w:val="clear"/>
             <w:tcMar>
               <w:top w:type="dxa" w:w="70"/>
@@ -443,13 +444,13 @@
                 <w:sz w:val="18"/>
                 <w:szCs w:val="18"/>
               </w:rPr>
-              <w:t xml:space="preserve">Criteria</w:t>
-            </w:r>
-          </w:p>
-        </w:tc>
-        <w:tc>
-          <w:tcPr>
-            <w:tcW w:type="dxa" w:w="2479"/>
+              <w:t xml:space="preserve"/>
+            </w:r>
+          </w:p>
+        </w:tc>
+        <w:tc>
+          <w:tcPr>
+            <w:tcW w:type="dxa" w:w="2166"/>
             <w:shd w:fill="D9D9D9" w:color="auto" w:val="clear"/>
             <w:tcMar>
               <w:top w:type="dxa" w:w="70"/>
@@ -467,16 +468,18 @@
                 <w:rFonts w:ascii="Arial" w:cs="Arial" w:eastAsia="Arial" w:hAnsi="Arial"/>
                 <w:b/>
                 <w:bCs/>
+                <w:i/>
+                <w:iCs/>
                 <w:sz w:val="18"/>
                 <w:szCs w:val="18"/>
               </w:rPr>
-              <w:t xml:space="preserve">Level 5</w:t>
-            </w:r>
-          </w:p>
-        </w:tc>
-        <w:tc>
-          <w:tcPr>
-            <w:tcW w:type="dxa" w:w="2479"/>
+              <w:t xml:space="preserve">Needs support</w:t>
+            </w:r>
+          </w:p>
+        </w:tc>
+        <w:tc>
+          <w:tcPr>
+            <w:tcW w:type="dxa" w:w="2166"/>
             <w:shd w:fill="D9D9D9" w:color="auto" w:val="clear"/>
             <w:tcMar>
               <w:top w:type="dxa" w:w="70"/>
@@ -494,17 +497,19 @@
                 <w:rFonts w:ascii="Arial" w:cs="Arial" w:eastAsia="Arial" w:hAnsi="Arial"/>
                 <w:b/>
                 <w:bCs/>
+                <w:i w:val="false"/>
+                <w:iCs w:val="false"/>
                 <w:sz w:val="18"/>
                 <w:szCs w:val="18"/>
               </w:rPr>
-              <w:t xml:space="preserve">Level 6</w:t>
-            </w:r>
-          </w:p>
-        </w:tc>
-        <w:tc>
-          <w:tcPr>
-            <w:tcW w:type="dxa" w:w="2479"/>
-            <w:shd w:fill="E7E6E6" w:color="auto" w:val="clear"/>
+              <w:t xml:space="preserve">5</w:t>
+            </w:r>
+          </w:p>
+        </w:tc>
+        <w:tc>
+          <w:tcPr>
+            <w:tcW w:type="dxa" w:w="2166"/>
+            <w:shd w:fill="D9D9D9" w:color="auto" w:val="clear"/>
             <w:tcMar>
               <w:top w:type="dxa" w:w="70"/>
               <w:left w:type="dxa" w:w="90"/>
@@ -521,17 +526,19 @@
                 <w:rFonts w:ascii="Arial" w:cs="Arial" w:eastAsia="Arial" w:hAnsi="Arial"/>
                 <w:b/>
                 <w:bCs/>
+                <w:i w:val="false"/>
+                <w:iCs w:val="false"/>
                 <w:sz w:val="18"/>
                 <w:szCs w:val="18"/>
               </w:rPr>
-              <w:t xml:space="preserve">Level 7</w:t>
-            </w:r>
-          </w:p>
-        </w:tc>
-        <w:tc>
-          <w:tcPr>
-            <w:tcW w:type="dxa" w:w="2479"/>
-            <w:shd w:fill="D9D9D9" w:color="auto" w:val="clear"/>
+              <w:t xml:space="preserve">6</w:t>
+            </w:r>
+          </w:p>
+        </w:tc>
+        <w:tc>
+          <w:tcPr>
+            <w:tcW w:type="dxa" w:w="2166"/>
+            <w:shd w:fill="E7E6E6" w:color="auto" w:val="clear"/>
             <w:tcMar>
               <w:top w:type="dxa" w:w="70"/>
               <w:left w:type="dxa" w:w="90"/>
@@ -548,16 +555,18 @@
                 <w:rFonts w:ascii="Arial" w:cs="Arial" w:eastAsia="Arial" w:hAnsi="Arial"/>
                 <w:b/>
                 <w:bCs/>
+                <w:i w:val="false"/>
+                <w:iCs w:val="false"/>
                 <w:sz w:val="18"/>
                 <w:szCs w:val="18"/>
               </w:rPr>
-              <w:t xml:space="preserve">Level 8</w:t>
-            </w:r>
-          </w:p>
-        </w:tc>
-        <w:tc>
-          <w:tcPr>
-            <w:tcW w:type="dxa" w:w="2479"/>
+              <w:t xml:space="preserve">7</w:t>
+            </w:r>
+          </w:p>
+        </w:tc>
+        <w:tc>
+          <w:tcPr>
+            <w:tcW w:type="dxa" w:w="2166"/>
             <w:shd w:fill="D9D9D9" w:color="auto" w:val="clear"/>
             <w:tcMar>
               <w:top w:type="dxa" w:w="70"/>
@@ -575,10 +584,41 @@
                 <w:rFonts w:ascii="Arial" w:cs="Arial" w:eastAsia="Arial" w:hAnsi="Arial"/>
                 <w:b/>
                 <w:bCs/>
+                <w:i w:val="false"/>
+                <w:iCs w:val="false"/>
                 <w:sz w:val="18"/>
                 <w:szCs w:val="18"/>
               </w:rPr>
-              <w:t xml:space="preserve">Level 9</w:t>
+              <w:t xml:space="preserve">8</w:t>
+            </w:r>
+          </w:p>
+        </w:tc>
+        <w:tc>
+          <w:tcPr>
+            <w:tcW w:type="dxa" w:w="2166"/>
+            <w:shd w:fill="D9D9D9" w:color="auto" w:val="clear"/>
+            <w:tcMar>
+              <w:top w:type="dxa" w:w="70"/>
+              <w:left w:type="dxa" w:w="90"/>
+              <w:bottom w:type="dxa" w:w="70"/>
+              <w:right w:type="dxa" w:w="90"/>
+            </w:tcMar>
+          </w:tcPr>
+          <w:p>
+            <w:pPr>
+              <w:spacing w:after="0"/>
+            </w:pPr>
+            <w:r>
+              <w:rPr>
+                <w:rFonts w:ascii="Arial" w:cs="Arial" w:eastAsia="Arial" w:hAnsi="Arial"/>
+                <w:b/>
+                <w:bCs/>
+                <w:i w:val="false"/>
+                <w:iCs w:val="false"/>
+                <w:sz w:val="18"/>
+                <w:szCs w:val="18"/>
+              </w:rPr>
+              <w:t xml:space="preserve">9</w:t>
             </w:r>
           </w:p>
         </w:tc>
@@ -586,7 +626,7 @@
       <w:tr>
         <w:tc>
           <w:tcPr>
-            <w:tcW w:type="dxa" w:w="3000"/>
+            <w:tcW w:type="dxa" w:w="2400"/>
             <w:shd w:fill="D6EAFC" w:color="auto" w:val="clear"/>
             <w:tcMar>
               <w:top w:type="dxa" w:w="70"/>
@@ -604,44 +644,97 @@
                 <w:rFonts w:ascii="Arial" w:cs="Arial" w:eastAsia="Arial" w:hAnsi="Arial"/>
                 <w:b/>
                 <w:bCs/>
-                <w:sz w:val="18"/>
-                <w:szCs w:val="18"/>
-              </w:rPr>
-              <w:t xml:space="preserve">Interpreting texts</w:t>
-            </w:r>
-          </w:p>
-          <w:p>
-            <w:pPr>
-              <w:spacing w:after="0"/>
-            </w:pPr>
-            <w:r>
-              <w:rPr>
-                <w:rFonts w:ascii="Arial" w:cs="Arial" w:eastAsia="Arial" w:hAnsi="Arial"/>
-                <w:color w:val="595959"/>
-                <w:sz w:val="16"/>
-                <w:szCs w:val="16"/>
-              </w:rPr>
-              <w:t xml:space="preserve">the idea about the novel</w:t>
-            </w:r>
-          </w:p>
-          <w:p>
-            <w:pPr>
-              <w:spacing w:after="0"/>
-            </w:pPr>
-            <w:r>
-              <w:rPr>
-                <w:rFonts w:ascii="Arial" w:cs="Arial" w:eastAsia="Arial" w:hAnsi="Arial"/>
-                <w:color w:val="808080"/>
-                <w:sz w:val="14"/>
-                <w:szCs w:val="14"/>
-              </w:rPr>
-              <w:t xml:space="preserve">Reading and Viewing</w:t>
-            </w:r>
-          </w:p>
-        </w:tc>
-        <w:tc>
-          <w:tcPr>
-            <w:tcW w:type="dxa" w:w="2479"/>
+                <w:sz w:val="19"/>
+                <w:szCs w:val="19"/>
+              </w:rPr>
+              <w:t xml:space="preserve">Ideas</w:t>
+            </w:r>
+          </w:p>
+        </w:tc>
+        <w:tc>
+          <w:tcPr>
+            <w:tcW w:type="dxa" w:w="2166"/>
+            <w:shd w:fill="FFFFFF" w:color="auto" w:val="clear"/>
+            <w:tcMar>
+              <w:top w:type="dxa" w:w="70"/>
+              <w:left w:type="dxa" w:w="90"/>
+              <w:bottom w:type="dxa" w:w="70"/>
+              <w:right w:type="dxa" w:w="90"/>
+            </w:tcMar>
+          </w:tcPr>
+          <w:p>
+            <w:pPr>
+              <w:spacing w:after="0"/>
+            </w:pPr>
+            <w:r>
+              <w:rPr>
+                <w:rFonts w:ascii="Arial" w:cs="Arial" w:eastAsia="Arial" w:hAnsi="Arial"/>
+                <w:i/>
+                <w:iCs/>
+                <w:sz w:val="17"/>
+                <w:szCs w:val="17"/>
+              </w:rPr>
+              <w:t xml:space="preserve">I need support to identify and explain ideas and issues within the text</w:t>
+            </w:r>
+          </w:p>
+        </w:tc>
+        <w:tc>
+          <w:tcPr>
+            <w:tcW w:type="dxa" w:w="2166"/>
+            <w:shd w:fill="FFFFFF" w:color="auto" w:val="clear"/>
+            <w:tcMar>
+              <w:top w:type="dxa" w:w="70"/>
+              <w:left w:type="dxa" w:w="90"/>
+              <w:bottom w:type="dxa" w:w="70"/>
+              <w:right w:type="dxa" w:w="90"/>
+            </w:tcMar>
+          </w:tcPr>
+          <w:p>
+            <w:pPr>
+              <w:spacing w:after="0"/>
+            </w:pPr>
+            <w:r>
+              <w:rPr>
+                <w:rFonts w:ascii="Arial" w:cs="Arial" w:eastAsia="Arial" w:hAnsi="Arial"/>
+                <w:i w:val="false"/>
+                <w:iCs w:val="false"/>
+                <w:sz w:val="17"/>
+                <w:szCs w:val="17"/>
+              </w:rPr>
+              <w:t xml:space="preserve">I can identify parts of the story that relate to key ideas (imprisonment, loneliness, stories, etc)</w:t>
+            </w:r>
+          </w:p>
+        </w:tc>
+        <w:tc>
+          <w:tcPr>
+            <w:tcW w:type="dxa" w:w="2166"/>
+            <w:shd w:fill="FFFFFF" w:color="auto" w:val="clear"/>
+            <w:tcMar>
+              <w:top w:type="dxa" w:w="70"/>
+              <w:left w:type="dxa" w:w="90"/>
+              <w:bottom w:type="dxa" w:w="70"/>
+              <w:right w:type="dxa" w:w="90"/>
+            </w:tcMar>
+          </w:tcPr>
+          <w:p>
+            <w:pPr>
+              <w:spacing w:after="0"/>
+            </w:pPr>
+            <w:r>
+              <w:rPr>
+                <w:rFonts w:ascii="Arial" w:cs="Arial" w:eastAsia="Arial" w:hAnsi="Arial"/>
+                <w:i w:val="false"/>
+                <w:iCs w:val="false"/>
+                <w:sz w:val="17"/>
+                <w:szCs w:val="17"/>
+              </w:rPr>
+              <w:t xml:space="preserve">I can describe characters and events that relate to key ideas</w:t>
+            </w:r>
+          </w:p>
+        </w:tc>
+        <w:tc>
+          <w:tcPr>
+            <w:tcW w:type="dxa" w:w="2166"/>
             <w:shd w:fill="EAF4FD" w:color="auto" w:val="clear"/>
             <w:tcMar>
               <w:top w:type="dxa" w:w="70"/>
@@ -657,110 +750,66 @@
             <w:r>
               <w:rPr>
                 <w:rFonts w:ascii="Arial" w:cs="Arial" w:eastAsia="Arial" w:hAnsi="Arial"/>
-                <w:sz w:val="17"/>
-                <w:szCs w:val="17"/>
-              </w:rPr>
-              <w:t xml:space="preserve">I can describe the purpose of different text types</w:t>
-            </w:r>
-          </w:p>
-        </w:tc>
-        <w:tc>
-          <w:tcPr>
-            <w:tcW w:type="dxa" w:w="2479"/>
-            <w:shd w:fill="EAF4FD" w:color="auto" w:val="clear"/>
-            <w:tcMar>
-              <w:top w:type="dxa" w:w="70"/>
-              <w:left w:type="dxa" w:w="90"/>
-              <w:bottom w:type="dxa" w:w="70"/>
-              <w:right w:type="dxa" w:w="90"/>
-            </w:tcMar>
-          </w:tcPr>
-          <w:p>
-            <w:pPr>
-              <w:spacing w:after="0"/>
-            </w:pPr>
-            <w:r>
-              <w:rPr>
-                <w:rFonts w:ascii="Arial" w:cs="Arial" w:eastAsia="Arial" w:hAnsi="Arial"/>
-                <w:sz w:val="17"/>
-                <w:szCs w:val="17"/>
-              </w:rPr>
-              <w:t xml:space="preserve">I can describe the way authors try to influence their audience</w:t>
-            </w:r>
-          </w:p>
-        </w:tc>
-        <w:tc>
-          <w:tcPr>
-            <w:tcW w:type="dxa" w:w="2479"/>
-            <w:shd w:fill="EAF4FD" w:color="auto" w:val="clear"/>
-            <w:tcMar>
-              <w:top w:type="dxa" w:w="70"/>
-              <w:left w:type="dxa" w:w="90"/>
-              <w:bottom w:type="dxa" w:w="70"/>
-              <w:right w:type="dxa" w:w="90"/>
-            </w:tcMar>
-          </w:tcPr>
-          <w:p>
-            <w:pPr>
-              <w:spacing w:after="0"/>
-            </w:pPr>
-            <w:r>
-              <w:rPr>
-                <w:rFonts w:ascii="Arial" w:cs="Arial" w:eastAsia="Arial" w:hAnsi="Arial"/>
-                <w:sz w:val="17"/>
-                <w:szCs w:val="17"/>
-              </w:rPr>
-              <w:t xml:space="preserve">I can explain how the structure and language used in a text helps influence the audience</w:t>
-            </w:r>
-          </w:p>
-        </w:tc>
-        <w:tc>
-          <w:tcPr>
-            <w:tcW w:type="dxa" w:w="2479"/>
-            <w:shd w:fill="EAF4FD" w:color="auto" w:val="clear"/>
-            <w:tcMar>
-              <w:top w:type="dxa" w:w="70"/>
-              <w:left w:type="dxa" w:w="90"/>
-              <w:bottom w:type="dxa" w:w="70"/>
-              <w:right w:type="dxa" w:w="90"/>
-            </w:tcMar>
-          </w:tcPr>
-          <w:p>
-            <w:pPr>
-              <w:spacing w:after="0"/>
-            </w:pPr>
-            <w:r>
-              <w:rPr>
-                <w:rFonts w:ascii="Arial" w:cs="Arial" w:eastAsia="Arial" w:hAnsi="Arial"/>
-                <w:sz w:val="17"/>
-                <w:szCs w:val="17"/>
-              </w:rPr>
-              <w:t xml:space="preserve">I can find the author’s point of view in a text and evaluate how credible the text is</w:t>
-            </w:r>
-          </w:p>
-        </w:tc>
-        <w:tc>
-          <w:tcPr>
-            <w:tcW w:type="dxa" w:w="2479"/>
-            <w:shd w:fill="EAF4FD" w:color="auto" w:val="clear"/>
-            <w:tcMar>
-              <w:top w:type="dxa" w:w="70"/>
-              <w:left w:type="dxa" w:w="90"/>
-              <w:bottom w:type="dxa" w:w="70"/>
-              <w:right w:type="dxa" w:w="90"/>
-            </w:tcMar>
-          </w:tcPr>
-          <w:p>
-            <w:pPr>
-              <w:spacing w:after="0"/>
-            </w:pPr>
-            <w:r>
-              <w:rPr>
-                <w:rFonts w:ascii="Arial" w:cs="Arial" w:eastAsia="Arial" w:hAnsi="Arial"/>
-                <w:sz w:val="17"/>
-                <w:szCs w:val="17"/>
-              </w:rPr>
-              <w:t xml:space="preserve">I can compare the way people and issues are represented in different texts</w:t>
+                <w:i w:val="false"/>
+                <w:iCs w:val="false"/>
+                <w:sz w:val="17"/>
+                <w:szCs w:val="17"/>
+              </w:rPr>
+              <w:t xml:space="preserve">I can describe the ideas and issues that are illustrated through characters and events</w:t>
+            </w:r>
+          </w:p>
+        </w:tc>
+        <w:tc>
+          <w:tcPr>
+            <w:tcW w:type="dxa" w:w="2166"/>
+            <w:shd w:fill="FFFFFF" w:color="auto" w:val="clear"/>
+            <w:tcMar>
+              <w:top w:type="dxa" w:w="70"/>
+              <w:left w:type="dxa" w:w="90"/>
+              <w:bottom w:type="dxa" w:w="70"/>
+              <w:right w:type="dxa" w:w="90"/>
+            </w:tcMar>
+          </w:tcPr>
+          <w:p>
+            <w:pPr>
+              <w:spacing w:after="0"/>
+            </w:pPr>
+            <w:r>
+              <w:rPr>
+                <w:rFonts w:ascii="Arial" w:cs="Arial" w:eastAsia="Arial" w:hAnsi="Arial"/>
+                <w:i w:val="false"/>
+                <w:iCs w:val="false"/>
+                <w:sz w:val="17"/>
+                <w:szCs w:val="17"/>
+              </w:rPr>
+              <w:t xml:space="preserve">I can explain the way that ideas and issues are represented by characters and events</w:t>
+            </w:r>
+          </w:p>
+        </w:tc>
+        <w:tc>
+          <w:tcPr>
+            <w:tcW w:type="dxa" w:w="2166"/>
+            <w:shd w:fill="FFFFFF" w:color="auto" w:val="clear"/>
+            <w:tcMar>
+              <w:top w:type="dxa" w:w="70"/>
+              <w:left w:type="dxa" w:w="90"/>
+              <w:bottom w:type="dxa" w:w="70"/>
+              <w:right w:type="dxa" w:w="90"/>
+            </w:tcMar>
+          </w:tcPr>
+          <w:p>
+            <w:pPr>
+              <w:spacing w:after="0"/>
+            </w:pPr>
+            <w:r>
+              <w:rPr>
+                <w:rFonts w:ascii="Arial" w:cs="Arial" w:eastAsia="Arial" w:hAnsi="Arial"/>
+                <w:i w:val="false"/>
+                <w:iCs w:val="false"/>
+                <w:sz w:val="17"/>
+                <w:szCs w:val="17"/>
+              </w:rPr>
+              <w:t xml:space="preserve">I can analyse the way different people and perspectives are represented in the story</w:t>
             </w:r>
           </w:p>
         </w:tc>
@@ -768,8 +817,8 @@
       <w:tr>
         <w:tc>
           <w:tcPr>
-            <w:tcW w:type="dxa" w:w="3000"/>
-            <w:shd w:fill="FFF3B0" w:color="auto" w:val="clear"/>
+            <w:tcW w:type="dxa" w:w="2400"/>
+            <w:shd w:fill="DFF0E2" w:color="auto" w:val="clear"/>
             <w:tcMar>
               <w:top w:type="dxa" w:w="70"/>
               <w:left w:type="dxa" w:w="90"/>
@@ -786,163 +835,172 @@
                 <w:rFonts w:ascii="Arial" w:cs="Arial" w:eastAsia="Arial" w:hAnsi="Arial"/>
                 <w:b/>
                 <w:bCs/>
-                <w:sz w:val="18"/>
-                <w:szCs w:val="18"/>
-              </w:rPr>
-              <w:t xml:space="preserve">Using evidence</w:t>
-            </w:r>
-          </w:p>
-          <w:p>
-            <w:pPr>
-              <w:spacing w:after="0"/>
-            </w:pPr>
-            <w:r>
-              <w:rPr>
-                <w:rFonts w:ascii="Arial" w:cs="Arial" w:eastAsia="Arial" w:hAnsi="Arial"/>
-                <w:color w:val="595959"/>
-                <w:sz w:val="16"/>
-                <w:szCs w:val="16"/>
-              </w:rPr>
-              <w:t xml:space="preserve">choosing the quote, and putting it in the sentence</w:t>
-            </w:r>
-          </w:p>
-          <w:p>
-            <w:pPr>
-              <w:spacing w:after="0"/>
-            </w:pPr>
-            <w:r>
-              <w:rPr>
-                <w:rFonts w:ascii="Arial" w:cs="Arial" w:eastAsia="Arial" w:hAnsi="Arial"/>
-                <w:color w:val="808080"/>
-                <w:sz w:val="14"/>
-                <w:szCs w:val="14"/>
-              </w:rPr>
-              <w:t xml:space="preserve">Reading and Viewing · Writing</w:t>
-            </w:r>
-          </w:p>
-        </w:tc>
-        <w:tc>
-          <w:tcPr>
-            <w:tcW w:type="dxa" w:w="2479"/>
-            <w:shd w:fill="FFF9DC" w:color="auto" w:val="clear"/>
-            <w:tcMar>
-              <w:top w:type="dxa" w:w="70"/>
-              <w:left w:type="dxa" w:w="90"/>
-              <w:bottom w:type="dxa" w:w="70"/>
-              <w:right w:type="dxa" w:w="90"/>
-            </w:tcMar>
-          </w:tcPr>
-          <w:p>
-            <w:pPr>
-              <w:spacing w:after="0"/>
-            </w:pPr>
-            <w:r>
-              <w:rPr>
-                <w:rFonts w:ascii="Arial" w:cs="Arial" w:eastAsia="Arial" w:hAnsi="Arial"/>
-                <w:sz w:val="17"/>
-                <w:szCs w:val="17"/>
-              </w:rPr>
-              <w:t xml:space="preserve">I can describe the depiction of events, characters and settings in texts and explain my responses to them</w:t>
-            </w:r>
-          </w:p>
-        </w:tc>
-        <w:tc>
-          <w:tcPr>
-            <w:tcW w:type="dxa" w:w="2479"/>
-            <w:shd w:fill="FFF9DC" w:color="auto" w:val="clear"/>
-            <w:tcMar>
-              <w:top w:type="dxa" w:w="70"/>
-              <w:left w:type="dxa" w:w="90"/>
-              <w:bottom w:type="dxa" w:w="70"/>
-              <w:right w:type="dxa" w:w="90"/>
-            </w:tcMar>
-          </w:tcPr>
-          <w:p>
-            <w:pPr>
-              <w:spacing w:after="0"/>
-            </w:pPr>
-            <w:r>
-              <w:rPr>
-                <w:rFonts w:ascii="Arial" w:cs="Arial" w:eastAsia="Arial" w:hAnsi="Arial"/>
-                <w:sz w:val="17"/>
-                <w:szCs w:val="17"/>
-              </w:rPr>
-              <w:t xml:space="preserve">I can select specific details from texts to develop and explain my own responses. I can include quotes in an explanation with teacher guidance</w:t>
-            </w:r>
-          </w:p>
-        </w:tc>
-        <w:tc>
-          <w:tcPr>
-            <w:tcW w:type="dxa" w:w="2479"/>
-            <w:shd w:fill="FFF9DC" w:color="auto" w:val="clear"/>
-            <w:tcMar>
-              <w:top w:type="dxa" w:w="70"/>
-              <w:left w:type="dxa" w:w="90"/>
-              <w:bottom w:type="dxa" w:w="70"/>
-              <w:right w:type="dxa" w:w="90"/>
-            </w:tcMar>
-          </w:tcPr>
-          <w:p>
-            <w:pPr>
-              <w:spacing w:after="0"/>
-            </w:pPr>
-            <w:r>
-              <w:rPr>
-                <w:rFonts w:ascii="Arial" w:cs="Arial" w:eastAsia="Arial" w:hAnsi="Arial"/>
-                <w:sz w:val="17"/>
-                <w:szCs w:val="17"/>
-              </w:rPr>
-              <w:t xml:space="preserve">I can select and use evidence from texts to explain my response to it. I can explain the relevance of a quote</w:t>
-            </w:r>
-          </w:p>
-        </w:tc>
-        <w:tc>
-          <w:tcPr>
-            <w:tcW w:type="dxa" w:w="2479"/>
-            <w:shd w:fill="FFF9DC" w:color="auto" w:val="clear"/>
-            <w:tcMar>
-              <w:top w:type="dxa" w:w="70"/>
-              <w:left w:type="dxa" w:w="90"/>
-              <w:bottom w:type="dxa" w:w="70"/>
-              <w:right w:type="dxa" w:w="90"/>
-            </w:tcMar>
-          </w:tcPr>
-          <w:p>
-            <w:pPr>
-              <w:spacing w:after="0"/>
-            </w:pPr>
-            <w:r>
-              <w:rPr>
-                <w:rFonts w:ascii="Arial" w:cs="Arial" w:eastAsia="Arial" w:hAnsi="Arial"/>
-                <w:sz w:val="17"/>
-                <w:szCs w:val="17"/>
-              </w:rPr>
-              <w:t xml:space="preserve">I can select evidence from texts to describe how authors depict events, situations, and people from different viewpoints. I can embed quotes into sentences</w:t>
-            </w:r>
-          </w:p>
-        </w:tc>
-        <w:tc>
-          <w:tcPr>
-            <w:tcW w:type="dxa" w:w="2479"/>
-            <w:shd w:fill="FFF9DC" w:color="auto" w:val="clear"/>
-            <w:tcMar>
-              <w:top w:type="dxa" w:w="70"/>
-              <w:left w:type="dxa" w:w="90"/>
-              <w:bottom w:type="dxa" w:w="70"/>
-              <w:right w:type="dxa" w:w="90"/>
-            </w:tcMar>
-          </w:tcPr>
-          <w:p>
-            <w:pPr>
-              <w:spacing w:after="0"/>
-            </w:pPr>
-            <w:r>
-              <w:rPr>
-                <w:rFonts w:ascii="Arial" w:cs="Arial" w:eastAsia="Arial" w:hAnsi="Arial"/>
-                <w:sz w:val="17"/>
-                <w:szCs w:val="17"/>
-              </w:rPr>
-              <w:t xml:space="preserve">I can select evidence from texts to explain how language choices influence an audience. I can correctly embed quotes within an explanation sentence</w:t>
+                <w:sz w:val="19"/>
+                <w:szCs w:val="19"/>
+              </w:rPr>
+              <w:t xml:space="preserve">Analysing language</w:t>
+            </w:r>
+          </w:p>
+        </w:tc>
+        <w:tc>
+          <w:tcPr>
+            <w:tcW w:type="dxa" w:w="2166"/>
+            <w:shd w:fill="FFFFFF" w:color="auto" w:val="clear"/>
+            <w:tcMar>
+              <w:top w:type="dxa" w:w="70"/>
+              <w:left w:type="dxa" w:w="90"/>
+              <w:bottom w:type="dxa" w:w="70"/>
+              <w:right w:type="dxa" w:w="90"/>
+            </w:tcMar>
+          </w:tcPr>
+          <w:p>
+            <w:pPr>
+              <w:spacing w:after="0"/>
+            </w:pPr>
+            <w:r>
+              <w:rPr>
+                <w:rFonts w:ascii="Arial" w:cs="Arial" w:eastAsia="Arial" w:hAnsi="Arial"/>
+                <w:i/>
+                <w:iCs/>
+                <w:sz w:val="17"/>
+                <w:szCs w:val="17"/>
+              </w:rPr>
+              <w:t xml:space="preserve">I need help understanding the language used by the author</w:t>
+            </w:r>
+          </w:p>
+        </w:tc>
+        <w:tc>
+          <w:tcPr>
+            <w:tcW w:type="dxa" w:w="2166"/>
+            <w:shd w:fill="FFFFFF" w:color="auto" w:val="clear"/>
+            <w:tcMar>
+              <w:top w:type="dxa" w:w="70"/>
+              <w:left w:type="dxa" w:w="90"/>
+              <w:bottom w:type="dxa" w:w="70"/>
+              <w:right w:type="dxa" w:w="90"/>
+            </w:tcMar>
+          </w:tcPr>
+          <w:p>
+            <w:pPr>
+              <w:spacing w:after="0"/>
+            </w:pPr>
+            <w:r>
+              <w:rPr>
+                <w:rFonts w:ascii="Arial" w:cs="Arial" w:eastAsia="Arial" w:hAnsi="Arial"/>
+                <w:i w:val="false"/>
+                <w:iCs w:val="false"/>
+                <w:sz w:val="17"/>
+                <w:szCs w:val="17"/>
+              </w:rPr>
+              <w:t xml:space="preserve">I can identify different perspectives in the story</w:t>
+            </w:r>
+          </w:p>
+        </w:tc>
+        <w:tc>
+          <w:tcPr>
+            <w:tcW w:type="dxa" w:w="2166"/>
+            <w:shd w:fill="FFFFFF" w:color="auto" w:val="clear"/>
+            <w:tcMar>
+              <w:top w:type="dxa" w:w="70"/>
+              <w:left w:type="dxa" w:w="90"/>
+              <w:bottom w:type="dxa" w:w="70"/>
+              <w:right w:type="dxa" w:w="90"/>
+            </w:tcMar>
+          </w:tcPr>
+          <w:p>
+            <w:pPr>
+              <w:spacing w:after="0"/>
+            </w:pPr>
+            <w:r>
+              <w:rPr>
+                <w:rFonts w:ascii="Arial" w:cs="Arial" w:eastAsia="Arial" w:hAnsi="Arial"/>
+                <w:i w:val="false"/>
+                <w:iCs w:val="false"/>
+                <w:sz w:val="17"/>
+                <w:szCs w:val="17"/>
+              </w:rPr>
+              <w:t xml:space="preserve">I can describe language features, perspectives and non-literal ideas from the story</w:t>
+            </w:r>
+          </w:p>
+        </w:tc>
+        <w:tc>
+          <w:tcPr>
+            <w:tcW w:type="dxa" w:w="2166"/>
+            <w:shd w:fill="EFF7F0" w:color="auto" w:val="clear"/>
+            <w:tcMar>
+              <w:top w:type="dxa" w:w="70"/>
+              <w:left w:type="dxa" w:w="90"/>
+              <w:bottom w:type="dxa" w:w="70"/>
+              <w:right w:type="dxa" w:w="90"/>
+            </w:tcMar>
+          </w:tcPr>
+          <w:p>
+            <w:pPr>
+              <w:spacing w:after="0"/>
+            </w:pPr>
+            <w:r>
+              <w:rPr>
+                <w:rFonts w:ascii="Arial" w:cs="Arial" w:eastAsia="Arial" w:hAnsi="Arial"/>
+                <w:i w:val="false"/>
+                <w:iCs w:val="false"/>
+                <w:sz w:val="17"/>
+                <w:szCs w:val="17"/>
+              </w:rPr>
+              <w:t xml:space="preserve">I can describe the meaning of language and literary features that create characterisation and tone</w:t>
+            </w:r>
+          </w:p>
+        </w:tc>
+        <w:tc>
+          <w:tcPr>
+            <w:tcW w:type="dxa" w:w="2166"/>
+            <w:shd w:fill="FFFFFF" w:color="auto" w:val="clear"/>
+            <w:tcMar>
+              <w:top w:type="dxa" w:w="70"/>
+              <w:left w:type="dxa" w:w="90"/>
+              <w:bottom w:type="dxa" w:w="70"/>
+              <w:right w:type="dxa" w:w="90"/>
+            </w:tcMar>
+          </w:tcPr>
+          <w:p>
+            <w:pPr>
+              <w:spacing w:after="0"/>
+            </w:pPr>
+            <w:r>
+              <w:rPr>
+                <w:rFonts w:ascii="Arial" w:cs="Arial" w:eastAsia="Arial" w:hAnsi="Arial"/>
+                <w:i w:val="false"/>
+                <w:iCs w:val="false"/>
+                <w:sz w:val="17"/>
+                <w:szCs w:val="17"/>
+              </w:rPr>
+              <w:t xml:space="preserve">I can explain how language and literary devices create setting, characterisation and tone</w:t>
+            </w:r>
+          </w:p>
+        </w:tc>
+        <w:tc>
+          <w:tcPr>
+            <w:tcW w:type="dxa" w:w="2166"/>
+            <w:shd w:fill="FFFFFF" w:color="auto" w:val="clear"/>
+            <w:tcMar>
+              <w:top w:type="dxa" w:w="70"/>
+              <w:left w:type="dxa" w:w="90"/>
+              <w:bottom w:type="dxa" w:w="70"/>
+              <w:right w:type="dxa" w:w="90"/>
+            </w:tcMar>
+          </w:tcPr>
+          <w:p>
+            <w:pPr>
+              <w:spacing w:after="0"/>
+            </w:pPr>
+            <w:r>
+              <w:rPr>
+                <w:rFonts w:ascii="Arial" w:cs="Arial" w:eastAsia="Arial" w:hAnsi="Arial"/>
+                <w:i w:val="false"/>
+                <w:iCs w:val="false"/>
+                <w:sz w:val="17"/>
+                <w:szCs w:val="17"/>
+              </w:rPr>
+              <w:t xml:space="preserve">I can analyse how language features and non-literal language work together to explore ideas</w:t>
             </w:r>
           </w:p>
         </w:tc>
@@ -950,8 +1008,8 @@
       <w:tr>
         <w:tc>
           <w:tcPr>
-            <w:tcW w:type="dxa" w:w="3000"/>
-            <w:shd w:fill="DFF0E2" w:color="auto" w:val="clear"/>
+            <w:tcW w:type="dxa" w:w="2400"/>
+            <w:shd w:fill="FFF3B0" w:color="auto" w:val="clear"/>
             <w:tcMar>
               <w:top w:type="dxa" w:w="70"/>
               <w:left w:type="dxa" w:w="90"/>
@@ -968,163 +1026,172 @@
                 <w:rFonts w:ascii="Arial" w:cs="Arial" w:eastAsia="Arial" w:hAnsi="Arial"/>
                 <w:b/>
                 <w:bCs/>
-                <w:sz w:val="18"/>
-                <w:szCs w:val="18"/>
-              </w:rPr>
-              <w:t xml:space="preserve">Evaluating texts</w:t>
-            </w:r>
-          </w:p>
-          <w:p>
-            <w:pPr>
-              <w:spacing w:after="0"/>
-            </w:pPr>
-            <w:r>
-              <w:rPr>
-                <w:rFonts w:ascii="Arial" w:cs="Arial" w:eastAsia="Arial" w:hAnsi="Arial"/>
-                <w:color w:val="595959"/>
-                <w:sz w:val="16"/>
-                <w:szCs w:val="16"/>
-              </w:rPr>
-              <w:t xml:space="preserve">the effect on the reader, and the verb that carries it</w:t>
-            </w:r>
-          </w:p>
-          <w:p>
-            <w:pPr>
-              <w:spacing w:after="0"/>
-            </w:pPr>
-            <w:r>
-              <w:rPr>
-                <w:rFonts w:ascii="Arial" w:cs="Arial" w:eastAsia="Arial" w:hAnsi="Arial"/>
-                <w:color w:val="808080"/>
-                <w:sz w:val="14"/>
-                <w:szCs w:val="14"/>
-              </w:rPr>
-              <w:t xml:space="preserve">Reading and Viewing</w:t>
-            </w:r>
-          </w:p>
-        </w:tc>
-        <w:tc>
-          <w:tcPr>
-            <w:tcW w:type="dxa" w:w="2479"/>
-            <w:shd w:fill="EFF7F0" w:color="auto" w:val="clear"/>
-            <w:tcMar>
-              <w:top w:type="dxa" w:w="70"/>
-              <w:left w:type="dxa" w:w="90"/>
-              <w:bottom w:type="dxa" w:w="70"/>
-              <w:right w:type="dxa" w:w="90"/>
-            </w:tcMar>
-          </w:tcPr>
-          <w:p>
-            <w:pPr>
-              <w:spacing w:after="0"/>
-            </w:pPr>
-            <w:r>
-              <w:rPr>
-                <w:rFonts w:ascii="Arial" w:cs="Arial" w:eastAsia="Arial" w:hAnsi="Arial"/>
-                <w:sz w:val="17"/>
-                <w:szCs w:val="17"/>
-              </w:rPr>
-              <w:t xml:space="preserve">I can use metalanguage to discuss the effect of texts on the reader</w:t>
-            </w:r>
-          </w:p>
-        </w:tc>
-        <w:tc>
-          <w:tcPr>
-            <w:tcW w:type="dxa" w:w="2479"/>
-            <w:shd w:fill="EFF7F0" w:color="auto" w:val="clear"/>
-            <w:tcMar>
-              <w:top w:type="dxa" w:w="70"/>
-              <w:left w:type="dxa" w:w="90"/>
-              <w:bottom w:type="dxa" w:w="70"/>
-              <w:right w:type="dxa" w:w="90"/>
-            </w:tcMar>
-          </w:tcPr>
-          <w:p>
-            <w:pPr>
-              <w:spacing w:after="0"/>
-            </w:pPr>
-            <w:r>
-              <w:rPr>
-                <w:rFonts w:ascii="Arial" w:cs="Arial" w:eastAsia="Arial" w:hAnsi="Arial"/>
-                <w:sz w:val="17"/>
-                <w:szCs w:val="17"/>
-              </w:rPr>
-              <w:t xml:space="preserve">I can describe how repetition, emphasis and metaphor can influence the way a reader feels</w:t>
-            </w:r>
-          </w:p>
-        </w:tc>
-        <w:tc>
-          <w:tcPr>
-            <w:tcW w:type="dxa" w:w="2479"/>
-            <w:shd w:fill="EFF7F0" w:color="auto" w:val="clear"/>
-            <w:tcMar>
-              <w:top w:type="dxa" w:w="70"/>
-              <w:left w:type="dxa" w:w="90"/>
-              <w:bottom w:type="dxa" w:w="70"/>
-              <w:right w:type="dxa" w:w="90"/>
-            </w:tcMar>
-          </w:tcPr>
-          <w:p>
-            <w:pPr>
-              <w:spacing w:after="0"/>
-            </w:pPr>
-            <w:r>
-              <w:rPr>
-                <w:rFonts w:ascii="Arial" w:cs="Arial" w:eastAsia="Arial" w:hAnsi="Arial"/>
-                <w:sz w:val="17"/>
-                <w:szCs w:val="17"/>
-              </w:rPr>
-              <w:t xml:space="preserve">I can use examples from the text to discuss how language helps to create character</w:t>
-            </w:r>
-          </w:p>
-        </w:tc>
-        <w:tc>
-          <w:tcPr>
-            <w:tcW w:type="dxa" w:w="2479"/>
-            <w:shd w:fill="EFF7F0" w:color="auto" w:val="clear"/>
-            <w:tcMar>
-              <w:top w:type="dxa" w:w="70"/>
-              <w:left w:type="dxa" w:w="90"/>
-              <w:bottom w:type="dxa" w:w="70"/>
-              <w:right w:type="dxa" w:w="90"/>
-            </w:tcMar>
-          </w:tcPr>
-          <w:p>
-            <w:pPr>
-              <w:spacing w:after="0"/>
-            </w:pPr>
-            <w:r>
-              <w:rPr>
-                <w:rFonts w:ascii="Arial" w:cs="Arial" w:eastAsia="Arial" w:hAnsi="Arial"/>
-                <w:sz w:val="17"/>
-                <w:szCs w:val="17"/>
-              </w:rPr>
-              <w:t xml:space="preserve">I can explain how different types of evidence can add authority to a text</w:t>
-            </w:r>
-          </w:p>
-        </w:tc>
-        <w:tc>
-          <w:tcPr>
-            <w:tcW w:type="dxa" w:w="2479"/>
-            <w:shd w:fill="EFF7F0" w:color="auto" w:val="clear"/>
-            <w:tcMar>
-              <w:top w:type="dxa" w:w="70"/>
-              <w:left w:type="dxa" w:w="90"/>
-              <w:bottom w:type="dxa" w:w="70"/>
-              <w:right w:type="dxa" w:w="90"/>
-            </w:tcMar>
-          </w:tcPr>
-          <w:p>
-            <w:pPr>
-              <w:spacing w:after="0"/>
-            </w:pPr>
-            <w:r>
-              <w:rPr>
-                <w:rFonts w:ascii="Arial" w:cs="Arial" w:eastAsia="Arial" w:hAnsi="Arial"/>
-                <w:sz w:val="17"/>
-                <w:szCs w:val="17"/>
-              </w:rPr>
-              <w:t xml:space="preserve">I can explain how a text explores issues that relate to our own lives</w:t>
+                <w:sz w:val="19"/>
+                <w:szCs w:val="19"/>
+              </w:rPr>
+              <w:t xml:space="preserve">Collecting evidence</w:t>
+            </w:r>
+          </w:p>
+        </w:tc>
+        <w:tc>
+          <w:tcPr>
+            <w:tcW w:type="dxa" w:w="2166"/>
+            <w:shd w:fill="FFFFFF" w:color="auto" w:val="clear"/>
+            <w:tcMar>
+              <w:top w:type="dxa" w:w="70"/>
+              <w:left w:type="dxa" w:w="90"/>
+              <w:bottom w:type="dxa" w:w="70"/>
+              <w:right w:type="dxa" w:w="90"/>
+            </w:tcMar>
+          </w:tcPr>
+          <w:p>
+            <w:pPr>
+              <w:spacing w:after="0"/>
+            </w:pPr>
+            <w:r>
+              <w:rPr>
+                <w:rFonts w:ascii="Arial" w:cs="Arial" w:eastAsia="Arial" w:hAnsi="Arial"/>
+                <w:i/>
+                <w:iCs/>
+                <w:sz w:val="17"/>
+                <w:szCs w:val="17"/>
+              </w:rPr>
+              <w:t xml:space="preserve">I need help using evidence from the text</w:t>
+            </w:r>
+          </w:p>
+        </w:tc>
+        <w:tc>
+          <w:tcPr>
+            <w:tcW w:type="dxa" w:w="2166"/>
+            <w:shd w:fill="FFFFFF" w:color="auto" w:val="clear"/>
+            <w:tcMar>
+              <w:top w:type="dxa" w:w="70"/>
+              <w:left w:type="dxa" w:w="90"/>
+              <w:bottom w:type="dxa" w:w="70"/>
+              <w:right w:type="dxa" w:w="90"/>
+            </w:tcMar>
+          </w:tcPr>
+          <w:p>
+            <w:pPr>
+              <w:spacing w:after="0"/>
+            </w:pPr>
+            <w:r>
+              <w:rPr>
+                <w:rFonts w:ascii="Arial" w:cs="Arial" w:eastAsia="Arial" w:hAnsi="Arial"/>
+                <w:i w:val="false"/>
+                <w:iCs w:val="false"/>
+                <w:sz w:val="17"/>
+                <w:szCs w:val="17"/>
+              </w:rPr>
+              <w:t xml:space="preserve">I can refer to parts of the text in my response</w:t>
+            </w:r>
+          </w:p>
+        </w:tc>
+        <w:tc>
+          <w:tcPr>
+            <w:tcW w:type="dxa" w:w="2166"/>
+            <w:shd w:fill="FFFFFF" w:color="auto" w:val="clear"/>
+            <w:tcMar>
+              <w:top w:type="dxa" w:w="70"/>
+              <w:left w:type="dxa" w:w="90"/>
+              <w:bottom w:type="dxa" w:w="70"/>
+              <w:right w:type="dxa" w:w="90"/>
+            </w:tcMar>
+          </w:tcPr>
+          <w:p>
+            <w:pPr>
+              <w:spacing w:after="0"/>
+            </w:pPr>
+            <w:r>
+              <w:rPr>
+                <w:rFonts w:ascii="Arial" w:cs="Arial" w:eastAsia="Arial" w:hAnsi="Arial"/>
+                <w:i w:val="false"/>
+                <w:iCs w:val="false"/>
+                <w:sz w:val="17"/>
+                <w:szCs w:val="17"/>
+              </w:rPr>
+              <w:t xml:space="preserve">I can include details from the text in my response</w:t>
+            </w:r>
+          </w:p>
+        </w:tc>
+        <w:tc>
+          <w:tcPr>
+            <w:tcW w:type="dxa" w:w="2166"/>
+            <w:shd w:fill="FFF9DC" w:color="auto" w:val="clear"/>
+            <w:tcMar>
+              <w:top w:type="dxa" w:w="70"/>
+              <w:left w:type="dxa" w:w="90"/>
+              <w:bottom w:type="dxa" w:w="70"/>
+              <w:right w:type="dxa" w:w="90"/>
+            </w:tcMar>
+          </w:tcPr>
+          <w:p>
+            <w:pPr>
+              <w:spacing w:after="0"/>
+            </w:pPr>
+            <w:r>
+              <w:rPr>
+                <w:rFonts w:ascii="Arial" w:cs="Arial" w:eastAsia="Arial" w:hAnsi="Arial"/>
+                <w:i w:val="false"/>
+                <w:iCs w:val="false"/>
+                <w:sz w:val="17"/>
+                <w:szCs w:val="17"/>
+              </w:rPr>
+              <w:t xml:space="preserve">I can use details from the text to demonstrate my ideas</w:t>
+            </w:r>
+          </w:p>
+        </w:tc>
+        <w:tc>
+          <w:tcPr>
+            <w:tcW w:type="dxa" w:w="2166"/>
+            <w:shd w:fill="FFFFFF" w:color="auto" w:val="clear"/>
+            <w:tcMar>
+              <w:top w:type="dxa" w:w="70"/>
+              <w:left w:type="dxa" w:w="90"/>
+              <w:bottom w:type="dxa" w:w="70"/>
+              <w:right w:type="dxa" w:w="90"/>
+            </w:tcMar>
+          </w:tcPr>
+          <w:p>
+            <w:pPr>
+              <w:spacing w:after="0"/>
+            </w:pPr>
+            <w:r>
+              <w:rPr>
+                <w:rFonts w:ascii="Arial" w:cs="Arial" w:eastAsia="Arial" w:hAnsi="Arial"/>
+                <w:i w:val="false"/>
+                <w:iCs w:val="false"/>
+                <w:sz w:val="17"/>
+                <w:szCs w:val="17"/>
+              </w:rPr>
+              <w:t xml:space="preserve">I can embed details from the text to support my interpretation</w:t>
+            </w:r>
+          </w:p>
+        </w:tc>
+        <w:tc>
+          <w:tcPr>
+            <w:tcW w:type="dxa" w:w="2166"/>
+            <w:shd w:fill="FFFFFF" w:color="auto" w:val="clear"/>
+            <w:tcMar>
+              <w:top w:type="dxa" w:w="70"/>
+              <w:left w:type="dxa" w:w="90"/>
+              <w:bottom w:type="dxa" w:w="70"/>
+              <w:right w:type="dxa" w:w="90"/>
+            </w:tcMar>
+          </w:tcPr>
+          <w:p>
+            <w:pPr>
+              <w:spacing w:after="0"/>
+            </w:pPr>
+            <w:r>
+              <w:rPr>
+                <w:rFonts w:ascii="Arial" w:cs="Arial" w:eastAsia="Arial" w:hAnsi="Arial"/>
+                <w:i w:val="false"/>
+                <w:iCs w:val="false"/>
+                <w:sz w:val="17"/>
+                <w:szCs w:val="17"/>
+              </w:rPr>
+              <w:t xml:space="preserve">I can use a range of complex sentence structures to embed different types of evidence</w:t>
             </w:r>
           </w:p>
         </w:tc>
@@ -1132,8 +1199,8 @@
       <w:tr>
         <w:tc>
           <w:tcPr>
-            <w:tcW w:type="dxa" w:w="3000"/>
-            <w:shd w:fill="F1EDE3" w:color="auto" w:val="clear"/>
+            <w:tcW w:type="dxa" w:w="2400"/>
+            <w:shd w:fill="FAE3CF" w:color="auto" w:val="clear"/>
             <w:tcMar>
               <w:top w:type="dxa" w:w="70"/>
               <w:left w:type="dxa" w:w="90"/>
@@ -1150,163 +1217,363 @@
                 <w:rFonts w:ascii="Arial" w:cs="Arial" w:eastAsia="Arial" w:hAnsi="Arial"/>
                 <w:b/>
                 <w:bCs/>
-                <w:sz w:val="18"/>
-                <w:szCs w:val="18"/>
-              </w:rPr>
-              <w:t xml:space="preserve">Text structure and organisation</w:t>
-            </w:r>
-          </w:p>
-          <w:p>
-            <w:pPr>
-              <w:spacing w:after="0"/>
-            </w:pPr>
-            <w:r>
-              <w:rPr>
-                <w:rFonts w:ascii="Arial" w:cs="Arial" w:eastAsia="Arial" w:hAnsi="Arial"/>
-                <w:color w:val="595959"/>
-                <w:sz w:val="16"/>
-                <w:szCs w:val="16"/>
-              </w:rPr>
-              <w:t xml:space="preserve">the shape of the paragraph</w:t>
-            </w:r>
-          </w:p>
-          <w:p>
-            <w:pPr>
-              <w:spacing w:after="0"/>
-            </w:pPr>
-            <w:r>
-              <w:rPr>
-                <w:rFonts w:ascii="Arial" w:cs="Arial" w:eastAsia="Arial" w:hAnsi="Arial"/>
-                <w:color w:val="808080"/>
-                <w:sz w:val="14"/>
-                <w:szCs w:val="14"/>
-              </w:rPr>
-              <w:t xml:space="preserve">Writing</w:t>
-            </w:r>
-          </w:p>
-        </w:tc>
-        <w:tc>
-          <w:tcPr>
-            <w:tcW w:type="dxa" w:w="2479"/>
-            <w:shd w:fill="FFFFFF" w:color="auto" w:val="clear"/>
-            <w:tcMar>
-              <w:top w:type="dxa" w:w="70"/>
-              <w:left w:type="dxa" w:w="90"/>
-              <w:bottom w:type="dxa" w:w="70"/>
-              <w:right w:type="dxa" w:w="90"/>
-            </w:tcMar>
-          </w:tcPr>
-          <w:p>
-            <w:pPr>
-              <w:spacing w:after="0"/>
-            </w:pPr>
-            <w:r>
-              <w:rPr>
-                <w:rFonts w:ascii="Arial" w:cs="Arial" w:eastAsia="Arial" w:hAnsi="Arial"/>
-                <w:sz w:val="17"/>
-                <w:szCs w:val="17"/>
-              </w:rPr>
-              <w:t xml:space="preserve">I can change the focus of a sentence by modifying the subject</w:t>
-            </w:r>
-          </w:p>
-        </w:tc>
-        <w:tc>
-          <w:tcPr>
-            <w:tcW w:type="dxa" w:w="2479"/>
-            <w:shd w:fill="FFFFFF" w:color="auto" w:val="clear"/>
-            <w:tcMar>
-              <w:top w:type="dxa" w:w="70"/>
-              <w:left w:type="dxa" w:w="90"/>
-              <w:bottom w:type="dxa" w:w="70"/>
-              <w:right w:type="dxa" w:w="90"/>
-            </w:tcMar>
-          </w:tcPr>
-          <w:p>
-            <w:pPr>
-              <w:spacing w:after="0"/>
-            </w:pPr>
-            <w:r>
-              <w:rPr>
-                <w:rFonts w:ascii="Arial" w:cs="Arial" w:eastAsia="Arial" w:hAnsi="Arial"/>
-                <w:sz w:val="17"/>
-                <w:szCs w:val="17"/>
-              </w:rPr>
-              <w:t xml:space="preserve">I can avoid repetition by changing the participants in a follow-on idea</w:t>
-            </w:r>
-          </w:p>
-        </w:tc>
-        <w:tc>
-          <w:tcPr>
-            <w:tcW w:type="dxa" w:w="2479"/>
-            <w:shd w:fill="FFFFFF" w:color="auto" w:val="clear"/>
-            <w:tcMar>
-              <w:top w:type="dxa" w:w="70"/>
-              <w:left w:type="dxa" w:w="90"/>
-              <w:bottom w:type="dxa" w:w="70"/>
-              <w:right w:type="dxa" w:w="90"/>
-            </w:tcMar>
-          </w:tcPr>
-          <w:p>
-            <w:pPr>
-              <w:spacing w:after="0"/>
-            </w:pPr>
-            <w:r>
-              <w:rPr>
-                <w:rFonts w:ascii="Arial" w:cs="Arial" w:eastAsia="Arial" w:hAnsi="Arial"/>
-                <w:sz w:val="17"/>
-                <w:szCs w:val="17"/>
-              </w:rPr>
-              <w:t xml:space="preserve">I can write a paragraph for informative and narrative texts</w:t>
-            </w:r>
-          </w:p>
-        </w:tc>
-        <w:tc>
-          <w:tcPr>
-            <w:tcW w:type="dxa" w:w="2479"/>
-            <w:shd w:fill="FFFFFF" w:color="auto" w:val="clear"/>
-            <w:tcMar>
-              <w:top w:type="dxa" w:w="70"/>
-              <w:left w:type="dxa" w:w="90"/>
-              <w:bottom w:type="dxa" w:w="70"/>
-              <w:right w:type="dxa" w:w="90"/>
-            </w:tcMar>
-          </w:tcPr>
-          <w:p>
-            <w:pPr>
-              <w:spacing w:after="0"/>
-            </w:pPr>
-            <w:r>
-              <w:rPr>
-                <w:rFonts w:ascii="Arial" w:cs="Arial" w:eastAsia="Arial" w:hAnsi="Arial"/>
-                <w:sz w:val="17"/>
-                <w:szCs w:val="17"/>
-              </w:rPr>
-              <w:t xml:space="preserve">I can sequence ideas relating to a topic within a given structure</w:t>
-            </w:r>
-          </w:p>
-        </w:tc>
-        <w:tc>
-          <w:tcPr>
-            <w:tcW w:type="dxa" w:w="2479"/>
-            <w:shd w:fill="FFFFFF" w:color="auto" w:val="clear"/>
-            <w:tcMar>
-              <w:top w:type="dxa" w:w="70"/>
-              <w:left w:type="dxa" w:w="90"/>
-              <w:bottom w:type="dxa" w:w="70"/>
-              <w:right w:type="dxa" w:w="90"/>
-            </w:tcMar>
-          </w:tcPr>
-          <w:p>
-            <w:pPr>
-              <w:spacing w:after="0"/>
-            </w:pPr>
-            <w:r>
-              <w:rPr>
-                <w:rFonts w:ascii="Arial" w:cs="Arial" w:eastAsia="Arial" w:hAnsi="Arial"/>
-                <w:sz w:val="17"/>
-                <w:szCs w:val="17"/>
-              </w:rPr>
-              <w:t xml:space="preserve">I can sequence ideas to present a clear argument</w:t>
+                <w:sz w:val="19"/>
+                <w:szCs w:val="19"/>
+              </w:rPr>
+              <w:t xml:space="preserve">Word choice</w:t>
+            </w:r>
+          </w:p>
+        </w:tc>
+        <w:tc>
+          <w:tcPr>
+            <w:tcW w:type="dxa" w:w="2166"/>
+            <w:shd w:fill="FFFFFF" w:color="auto" w:val="clear"/>
+            <w:tcMar>
+              <w:top w:type="dxa" w:w="70"/>
+              <w:left w:type="dxa" w:w="90"/>
+              <w:bottom w:type="dxa" w:w="70"/>
+              <w:right w:type="dxa" w:w="90"/>
+            </w:tcMar>
+          </w:tcPr>
+          <w:p>
+            <w:pPr>
+              <w:spacing w:after="0"/>
+            </w:pPr>
+            <w:r>
+              <w:rPr>
+                <w:rFonts w:ascii="Arial" w:cs="Arial" w:eastAsia="Arial" w:hAnsi="Arial"/>
+                <w:i/>
+                <w:iCs/>
+                <w:sz w:val="17"/>
+                <w:szCs w:val="17"/>
+              </w:rPr>
+              <w:t xml:space="preserve">I need help using tier-2 words in my response</w:t>
+            </w:r>
+          </w:p>
+        </w:tc>
+        <w:tc>
+          <w:tcPr>
+            <w:tcW w:type="dxa" w:w="2166"/>
+            <w:shd w:fill="FFFFFF" w:color="auto" w:val="clear"/>
+            <w:tcMar>
+              <w:top w:type="dxa" w:w="70"/>
+              <w:left w:type="dxa" w:w="90"/>
+              <w:bottom w:type="dxa" w:w="70"/>
+              <w:right w:type="dxa" w:w="90"/>
+            </w:tcMar>
+          </w:tcPr>
+          <w:p>
+            <w:pPr>
+              <w:spacing w:after="0"/>
+            </w:pPr>
+            <w:r>
+              <w:rPr>
+                <w:rFonts w:ascii="Arial" w:cs="Arial" w:eastAsia="Arial" w:hAnsi="Arial"/>
+                <w:i w:val="false"/>
+                <w:iCs w:val="false"/>
+                <w:sz w:val="17"/>
+                <w:szCs w:val="17"/>
+              </w:rPr>
+              <w:t xml:space="preserve">I can use tier-2 words in my response</w:t>
+            </w:r>
+          </w:p>
+        </w:tc>
+        <w:tc>
+          <w:tcPr>
+            <w:tcW w:type="dxa" w:w="2166"/>
+            <w:shd w:fill="FFFFFF" w:color="auto" w:val="clear"/>
+            <w:tcMar>
+              <w:top w:type="dxa" w:w="70"/>
+              <w:left w:type="dxa" w:w="90"/>
+              <w:bottom w:type="dxa" w:w="70"/>
+              <w:right w:type="dxa" w:w="90"/>
+            </w:tcMar>
+          </w:tcPr>
+          <w:p>
+            <w:pPr>
+              <w:spacing w:after="0"/>
+            </w:pPr>
+            <w:r>
+              <w:rPr>
+                <w:rFonts w:ascii="Arial" w:cs="Arial" w:eastAsia="Arial" w:hAnsi="Arial"/>
+                <w:i w:val="false"/>
+                <w:iCs w:val="false"/>
+                <w:sz w:val="17"/>
+                <w:szCs w:val="17"/>
+              </w:rPr>
+              <w:t xml:space="preserve">I can use formal and objective words in my response</w:t>
+            </w:r>
+          </w:p>
+        </w:tc>
+        <w:tc>
+          <w:tcPr>
+            <w:tcW w:type="dxa" w:w="2166"/>
+            <w:shd w:fill="FDF1E7" w:color="auto" w:val="clear"/>
+            <w:tcMar>
+              <w:top w:type="dxa" w:w="70"/>
+              <w:left w:type="dxa" w:w="90"/>
+              <w:bottom w:type="dxa" w:w="70"/>
+              <w:right w:type="dxa" w:w="90"/>
+            </w:tcMar>
+          </w:tcPr>
+          <w:p>
+            <w:pPr>
+              <w:spacing w:after="0"/>
+            </w:pPr>
+            <w:r>
+              <w:rPr>
+                <w:rFonts w:ascii="Arial" w:cs="Arial" w:eastAsia="Arial" w:hAnsi="Arial"/>
+                <w:i w:val="false"/>
+                <w:iCs w:val="false"/>
+                <w:sz w:val="17"/>
+                <w:szCs w:val="17"/>
+              </w:rPr>
+              <w:t xml:space="preserve">I can use appropriate tier-3 words to describe literary features</w:t>
+            </w:r>
+          </w:p>
+        </w:tc>
+        <w:tc>
+          <w:tcPr>
+            <w:tcW w:type="dxa" w:w="2166"/>
+            <w:shd w:fill="FFFFFF" w:color="auto" w:val="clear"/>
+            <w:tcMar>
+              <w:top w:type="dxa" w:w="70"/>
+              <w:left w:type="dxa" w:w="90"/>
+              <w:bottom w:type="dxa" w:w="70"/>
+              <w:right w:type="dxa" w:w="90"/>
+            </w:tcMar>
+          </w:tcPr>
+          <w:p>
+            <w:pPr>
+              <w:spacing w:after="0"/>
+            </w:pPr>
+            <w:r>
+              <w:rPr>
+                <w:rFonts w:ascii="Arial" w:cs="Arial" w:eastAsia="Arial" w:hAnsi="Arial"/>
+                <w:i w:val="false"/>
+                <w:iCs w:val="false"/>
+                <w:sz w:val="17"/>
+                <w:szCs w:val="17"/>
+              </w:rPr>
+              <w:t xml:space="preserve">I can select a formal vocabulary appropriate to essay writing</w:t>
+            </w:r>
+          </w:p>
+        </w:tc>
+        <w:tc>
+          <w:tcPr>
+            <w:tcW w:type="dxa" w:w="2166"/>
+            <w:shd w:fill="FFFFFF" w:color="auto" w:val="clear"/>
+            <w:tcMar>
+              <w:top w:type="dxa" w:w="70"/>
+              <w:left w:type="dxa" w:w="90"/>
+              <w:bottom w:type="dxa" w:w="70"/>
+              <w:right w:type="dxa" w:w="90"/>
+            </w:tcMar>
+          </w:tcPr>
+          <w:p>
+            <w:pPr>
+              <w:spacing w:after="0"/>
+            </w:pPr>
+            <w:r>
+              <w:rPr>
+                <w:rFonts w:ascii="Arial" w:cs="Arial" w:eastAsia="Arial" w:hAnsi="Arial"/>
+                <w:i w:val="false"/>
+                <w:iCs w:val="false"/>
+                <w:sz w:val="17"/>
+                <w:szCs w:val="17"/>
+              </w:rPr>
+              <w:t xml:space="preserve">I can use tier-2 and tier-3 words with the correct nuance</w:t>
+            </w:r>
+          </w:p>
+        </w:tc>
+      </w:tr>
+      <w:tr>
+        <w:tc>
+          <w:tcPr>
+            <w:tcW w:type="dxa" w:w="2400"/>
+            <w:shd w:fill="F1EDE3" w:color="auto" w:val="clear"/>
+            <w:tcMar>
+              <w:top w:type="dxa" w:w="70"/>
+              <w:left w:type="dxa" w:w="90"/>
+              <w:bottom w:type="dxa" w:w="70"/>
+              <w:right w:type="dxa" w:w="90"/>
+            </w:tcMar>
+          </w:tcPr>
+          <w:p>
+            <w:pPr>
+              <w:spacing w:after="0"/>
+            </w:pPr>
+            <w:r>
+              <w:rPr>
+                <w:rFonts w:ascii="Arial" w:cs="Arial" w:eastAsia="Arial" w:hAnsi="Arial"/>
+                <w:b/>
+                <w:bCs/>
+                <w:sz w:val="19"/>
+                <w:szCs w:val="19"/>
+              </w:rPr>
+              <w:t xml:space="preserve">Building a paragraph</w:t>
+            </w:r>
+          </w:p>
+        </w:tc>
+        <w:tc>
+          <w:tcPr>
+            <w:tcW w:type="dxa" w:w="2166"/>
+            <w:shd w:fill="FFFFFF" w:color="auto" w:val="clear"/>
+            <w:tcMar>
+              <w:top w:type="dxa" w:w="70"/>
+              <w:left w:type="dxa" w:w="90"/>
+              <w:bottom w:type="dxa" w:w="70"/>
+              <w:right w:type="dxa" w:w="90"/>
+            </w:tcMar>
+          </w:tcPr>
+          <w:p>
+            <w:pPr>
+              <w:spacing w:after="0"/>
+            </w:pPr>
+            <w:r>
+              <w:rPr>
+                <w:rFonts w:ascii="Arial" w:cs="Arial" w:eastAsia="Arial" w:hAnsi="Arial"/>
+                <w:i/>
+                <w:iCs/>
+                <w:sz w:val="17"/>
+                <w:szCs w:val="17"/>
+              </w:rPr>
+              <w:t xml:space="preserve">I need help putting my ideas into a paragraph</w:t>
+            </w:r>
+          </w:p>
+        </w:tc>
+        <w:tc>
+          <w:tcPr>
+            <w:tcW w:type="dxa" w:w="2166"/>
+            <w:shd w:fill="FFFFFF" w:color="auto" w:val="clear"/>
+            <w:tcMar>
+              <w:top w:type="dxa" w:w="70"/>
+              <w:left w:type="dxa" w:w="90"/>
+              <w:bottom w:type="dxa" w:w="70"/>
+              <w:right w:type="dxa" w:w="90"/>
+            </w:tcMar>
+          </w:tcPr>
+          <w:p>
+            <w:pPr>
+              <w:spacing w:after="0"/>
+            </w:pPr>
+            <w:r>
+              <w:rPr>
+                <w:rFonts w:ascii="Arial" w:cs="Arial" w:eastAsia="Arial" w:hAnsi="Arial"/>
+                <w:i w:val="false"/>
+                <w:iCs w:val="false"/>
+                <w:sz w:val="17"/>
+                <w:szCs w:val="17"/>
+              </w:rPr>
+              <w:t xml:space="preserve">I can write a few sentences about one idea</w:t>
+            </w:r>
+          </w:p>
+        </w:tc>
+        <w:tc>
+          <w:tcPr>
+            <w:tcW w:type="dxa" w:w="2166"/>
+            <w:shd w:fill="FFFFFF" w:color="auto" w:val="clear"/>
+            <w:tcMar>
+              <w:top w:type="dxa" w:w="70"/>
+              <w:left w:type="dxa" w:w="90"/>
+              <w:bottom w:type="dxa" w:w="70"/>
+              <w:right w:type="dxa" w:w="90"/>
+            </w:tcMar>
+          </w:tcPr>
+          <w:p>
+            <w:pPr>
+              <w:spacing w:after="0"/>
+            </w:pPr>
+            <w:r>
+              <w:rPr>
+                <w:rFonts w:ascii="Arial" w:cs="Arial" w:eastAsia="Arial" w:hAnsi="Arial"/>
+                <w:i w:val="false"/>
+                <w:iCs w:val="false"/>
+                <w:sz w:val="17"/>
+                <w:szCs w:val="17"/>
+              </w:rPr>
+              <w:t xml:space="preserve">I can write a paragraph that starts with my idea</w:t>
+            </w:r>
+          </w:p>
+        </w:tc>
+        <w:tc>
+          <w:tcPr>
+            <w:tcW w:type="dxa" w:w="2166"/>
+            <w:shd w:fill="FFFFFF" w:color="auto" w:val="clear"/>
+            <w:tcMar>
+              <w:top w:type="dxa" w:w="70"/>
+              <w:left w:type="dxa" w:w="90"/>
+              <w:bottom w:type="dxa" w:w="70"/>
+              <w:right w:type="dxa" w:w="90"/>
+            </w:tcMar>
+          </w:tcPr>
+          <w:p>
+            <w:pPr>
+              <w:spacing w:after="0"/>
+            </w:pPr>
+            <w:r>
+              <w:rPr>
+                <w:rFonts w:ascii="Arial" w:cs="Arial" w:eastAsia="Arial" w:hAnsi="Arial"/>
+                <w:i w:val="false"/>
+                <w:iCs w:val="false"/>
+                <w:sz w:val="17"/>
+                <w:szCs w:val="17"/>
+              </w:rPr>
+              <w:t xml:space="preserve">I can write a paragraph that stays on one idea and links back to it at the end</w:t>
+            </w:r>
+          </w:p>
+        </w:tc>
+        <w:tc>
+          <w:tcPr>
+            <w:tcW w:type="dxa" w:w="2166"/>
+            <w:shd w:fill="FFFFFF" w:color="auto" w:val="clear"/>
+            <w:tcMar>
+              <w:top w:type="dxa" w:w="70"/>
+              <w:left w:type="dxa" w:w="90"/>
+              <w:bottom w:type="dxa" w:w="70"/>
+              <w:right w:type="dxa" w:w="90"/>
+            </w:tcMar>
+          </w:tcPr>
+          <w:p>
+            <w:pPr>
+              <w:spacing w:after="0"/>
+            </w:pPr>
+            <w:r>
+              <w:rPr>
+                <w:rFonts w:ascii="Arial" w:cs="Arial" w:eastAsia="Arial" w:hAnsi="Arial"/>
+                <w:i w:val="false"/>
+                <w:iCs w:val="false"/>
+                <w:sz w:val="17"/>
+                <w:szCs w:val="17"/>
+              </w:rPr>
+              <w:t xml:space="preserve">I can sequence the parts of my paragraph so each one builds on the last</w:t>
+            </w:r>
+          </w:p>
+        </w:tc>
+        <w:tc>
+          <w:tcPr>
+            <w:tcW w:type="dxa" w:w="2166"/>
+            <w:shd w:fill="FFFFFF" w:color="auto" w:val="clear"/>
+            <w:tcMar>
+              <w:top w:type="dxa" w:w="70"/>
+              <w:left w:type="dxa" w:w="90"/>
+              <w:bottom w:type="dxa" w:w="70"/>
+              <w:right w:type="dxa" w:w="90"/>
+            </w:tcMar>
+          </w:tcPr>
+          <w:p>
+            <w:pPr>
+              <w:spacing w:after="0"/>
+            </w:pPr>
+            <w:r>
+              <w:rPr>
+                <w:rFonts w:ascii="Arial" w:cs="Arial" w:eastAsia="Arial" w:hAnsi="Arial"/>
+                <w:i w:val="false"/>
+                <w:iCs w:val="false"/>
+                <w:sz w:val="17"/>
+                <w:szCs w:val="17"/>
+              </w:rPr>
+              <w:t xml:space="preserve">I can sequence my paragraphs so that my ideas build into one argument</w:t>
             </w:r>
           </w:p>
         </w:tc>
@@ -1322,18 +1589,7 @@
           <w:sz w:val="18"/>
           <w:szCs w:val="18"/>
         </w:rPr>
-        <w:t xml:space="preserve">Mark each row at the level the writing shows. The grade is the average across the rows, which is where the half levels come from. </w:t>
-      </w:r>
-      <w:r>
-        <w:rPr>
-          <w:rFonts w:ascii="Arial" w:cs="Arial" w:eastAsia="Arial" w:hAnsi="Arial"/>
-          <w:i/>
-          <w:iCs/>
-          <w:color w:val="595959"/>
-          <w:sz w:val="18"/>
-          <w:szCs w:val="18"/>
-        </w:rPr>
-        <w:t xml:space="preserve">Wording quoted from the Learning Continuum master sheet, English tab.</w:t>
+        <w:t xml:space="preserve">Mark each row at the level the writing shows. The grade is the average across the rows, which is where the half levels come from.</w:t>
       </w:r>
     </w:p>
     <w:p>
@@ -1443,10 +1699,10 @@
         </w:tblBorders>
       </w:tblPr>
       <w:tblGrid>
-        <w:gridCol w:w="3000"/>
-        <w:gridCol w:w="2488"/>
-        <w:gridCol w:w="2488"/>
-        <w:gridCol w:w="2488"/>
+        <w:gridCol w:w="2400"/>
+        <w:gridCol w:w="2688"/>
+        <w:gridCol w:w="2688"/>
+        <w:gridCol w:w="2688"/>
       </w:tblGrid>
       <w:tr>
         <w:trPr>
@@ -1454,7 +1710,7 @@
         </w:trPr>
         <w:tc>
           <w:tcPr>
-            <w:tcW w:type="dxa" w:w="3000"/>
+            <w:tcW w:type="dxa" w:w="2400"/>
             <w:shd w:fill="D9D9D9" w:color="auto" w:val="clear"/>
             <w:tcMar>
               <w:top w:type="dxa" w:w="70"/>
@@ -1481,7 +1737,7 @@
         </w:tc>
         <w:tc>
           <w:tcPr>
-            <w:tcW w:type="dxa" w:w="2488"/>
+            <w:tcW w:type="dxa" w:w="2688"/>
             <w:shd w:fill="D9D9D9" w:color="auto" w:val="clear"/>
             <w:tcMar>
               <w:top w:type="dxa" w:w="70"/>
@@ -1508,7 +1764,7 @@
         </w:tc>
         <w:tc>
           <w:tcPr>
-            <w:tcW w:type="dxa" w:w="2488"/>
+            <w:tcW w:type="dxa" w:w="2688"/>
             <w:shd w:fill="D9D9D9" w:color="auto" w:val="clear"/>
             <w:tcMar>
               <w:top w:type="dxa" w:w="70"/>
@@ -1535,7 +1791,7 @@
         </w:tc>
         <w:tc>
           <w:tcPr>
-            <w:tcW w:type="dxa" w:w="2488"/>
+            <w:tcW w:type="dxa" w:w="2688"/>
             <w:shd w:fill="D9D9D9" w:color="auto" w:val="clear"/>
             <w:tcMar>
               <w:top w:type="dxa" w:w="70"/>
@@ -1564,7 +1820,7 @@
       <w:tr>
         <w:tc>
           <w:tcPr>
-            <w:tcW w:type="dxa" w:w="3000"/>
+            <w:tcW w:type="dxa" w:w="2400"/>
             <w:shd w:fill="D6EAFC" w:color="auto" w:val="clear"/>
             <w:tcMar>
               <w:top w:type="dxa" w:w="70"/>
@@ -1591,7 +1847,7 @@
         </w:tc>
         <w:tc>
           <w:tcPr>
-            <w:tcW w:type="dxa" w:w="2488"/>
+            <w:tcW w:type="dxa" w:w="2688"/>
             <w:shd w:fill="EAF4FD" w:color="auto" w:val="clear"/>
             <w:tcMar>
               <w:top w:type="dxa" w:w="70"/>
@@ -1616,7 +1872,7 @@
         </w:tc>
         <w:tc>
           <w:tcPr>
-            <w:tcW w:type="dxa" w:w="2488"/>
+            <w:tcW w:type="dxa" w:w="2688"/>
             <w:shd w:fill="EAF4FD" w:color="auto" w:val="clear"/>
             <w:tcMar>
               <w:top w:type="dxa" w:w="70"/>
@@ -1641,7 +1897,7 @@
         </w:tc>
         <w:tc>
           <w:tcPr>
-            <w:tcW w:type="dxa" w:w="2488"/>
+            <w:tcW w:type="dxa" w:w="2688"/>
             <w:shd w:fill="EAF4FD" w:color="auto" w:val="clear"/>
             <w:tcMar>
               <w:top w:type="dxa" w:w="70"/>
@@ -1668,7 +1924,7 @@
       <w:tr>
         <w:tc>
           <w:tcPr>
-            <w:tcW w:type="dxa" w:w="3000"/>
+            <w:tcW w:type="dxa" w:w="2400"/>
             <w:shd w:fill="FFF3B0" w:color="auto" w:val="clear"/>
             <w:tcMar>
               <w:top w:type="dxa" w:w="70"/>
@@ -1695,7 +1951,7 @@
         </w:tc>
         <w:tc>
           <w:tcPr>
-            <w:tcW w:type="dxa" w:w="2488"/>
+            <w:tcW w:type="dxa" w:w="2688"/>
             <w:shd w:fill="FFF9DC" w:color="auto" w:val="clear"/>
             <w:tcMar>
               <w:top w:type="dxa" w:w="70"/>
@@ -1720,7 +1976,7 @@
         </w:tc>
         <w:tc>
           <w:tcPr>
-            <w:tcW w:type="dxa" w:w="2488"/>
+            <w:tcW w:type="dxa" w:w="2688"/>
             <w:shd w:fill="FFF9DC" w:color="auto" w:val="clear"/>
             <w:tcMar>
               <w:top w:type="dxa" w:w="70"/>
@@ -1745,7 +2001,7 @@
         </w:tc>
         <w:tc>
           <w:tcPr>
-            <w:tcW w:type="dxa" w:w="2488"/>
+            <w:tcW w:type="dxa" w:w="2688"/>
             <w:shd w:fill="FFF9DC" w:color="auto" w:val="clear"/>
             <w:tcMar>
               <w:top w:type="dxa" w:w="70"/>
@@ -1772,7 +2028,7 @@
       <w:tr>
         <w:tc>
           <w:tcPr>
-            <w:tcW w:type="dxa" w:w="3000"/>
+            <w:tcW w:type="dxa" w:w="2400"/>
             <w:shd w:fill="F1EDE3" w:color="auto" w:val="clear"/>
             <w:tcMar>
               <w:top w:type="dxa" w:w="70"/>
@@ -1799,7 +2055,7 @@
         </w:tc>
         <w:tc>
           <w:tcPr>
-            <w:tcW w:type="dxa" w:w="2488"/>
+            <w:tcW w:type="dxa" w:w="2688"/>
             <w:shd w:fill="FFFFFF" w:color="auto" w:val="clear"/>
             <w:tcMar>
               <w:top w:type="dxa" w:w="70"/>
@@ -1824,7 +2080,7 @@
         </w:tc>
         <w:tc>
           <w:tcPr>
-            <w:tcW w:type="dxa" w:w="2488"/>
+            <w:tcW w:type="dxa" w:w="2688"/>
             <w:shd w:fill="FFFFFF" w:color="auto" w:val="clear"/>
             <w:tcMar>
               <w:top w:type="dxa" w:w="70"/>
@@ -1849,7 +2105,7 @@
         </w:tc>
         <w:tc>
           <w:tcPr>
-            <w:tcW w:type="dxa" w:w="2488"/>
+            <w:tcW w:type="dxa" w:w="2688"/>
             <w:shd w:fill="FFFFFF" w:color="auto" w:val="clear"/>
             <w:tcMar>
               <w:top w:type="dxa" w:w="70"/>
@@ -1876,7 +2132,7 @@
       <w:tr>
         <w:tc>
           <w:tcPr>
-            <w:tcW w:type="dxa" w:w="3000"/>
+            <w:tcW w:type="dxa" w:w="2400"/>
             <w:shd w:fill="DFF0E2" w:color="auto" w:val="clear"/>
             <w:tcMar>
               <w:top w:type="dxa" w:w="70"/>
@@ -1903,7 +2159,7 @@
         </w:tc>
         <w:tc>
           <w:tcPr>
-            <w:tcW w:type="dxa" w:w="2488"/>
+            <w:tcW w:type="dxa" w:w="2688"/>
             <w:shd w:fill="EFF7F0" w:color="auto" w:val="clear"/>
             <w:tcMar>
               <w:top w:type="dxa" w:w="70"/>
@@ -1928,7 +2184,7 @@
         </w:tc>
         <w:tc>
           <w:tcPr>
-            <w:tcW w:type="dxa" w:w="2488"/>
+            <w:tcW w:type="dxa" w:w="2688"/>
             <w:shd w:fill="EFF7F0" w:color="auto" w:val="clear"/>
             <w:tcMar>
               <w:top w:type="dxa" w:w="70"/>
@@ -1953,7 +2209,7 @@
         </w:tc>
         <w:tc>
           <w:tcPr>
-            <w:tcW w:type="dxa" w:w="2488"/>
+            <w:tcW w:type="dxa" w:w="2688"/>
             <w:shd w:fill="EFF7F0" w:color="auto" w:val="clear"/>
             <w:tcMar>
               <w:top w:type="dxa" w:w="70"/>

--- a/BoneSparrow-assessment-response.docx
+++ b/BoneSparrow-assessment-response.docx
@@ -111,7 +111,7 @@
           <w:sz w:val="24"/>
           <w:szCs w:val="24"/>
         </w:rPr>
-        <w:t xml:space="preserve">•	One page of your own notes, prepared in the lesson before</w:t>
+        <w:t xml:space="preserve">•	A dictionary</w:t>
       </w:r>
     </w:p>
     <w:p>
@@ -125,7 +125,21 @@
           <w:sz w:val="24"/>
           <w:szCs w:val="24"/>
         </w:rPr>
-        <w:t xml:space="preserve">•	The analytical writing wall</w:t>
+        <w:t xml:space="preserve">•	Your quote-hunt sheet from the posters lesson</w:t>
+      </w:r>
+    </w:p>
+    <w:p>
+      <w:pPr>
+        <w:spacing w:after="80"/>
+        <w:ind w:left="400" w:hanging="220"/>
+      </w:pPr>
+      <w:r>
+        <w:rPr>
+          <w:rFonts w:ascii="Arial" w:cs="Arial" w:eastAsia="Arial" w:hAnsi="Arial"/>
+          <w:sz w:val="24"/>
+          <w:szCs w:val="24"/>
+        </w:rPr>
+        <w:t xml:space="preserve">•	One page of your own notes, if you want it — nothing else</w:t>
       </w:r>
     </w:p>
     <w:p>
